--- a/docs/Cherry_Wilkes_Teacher_Guide.docx
+++ b/docs/Cherry_Wilkes_Teacher_Guide.docx
@@ -401,7 +401,81 @@
                 <w:sz w:val="21"/>
                 <w:szCs w:val="21"/>
               </w:rPr>
-              <w:t>One per student. Part A while they watch and listen. Part B after the session.</w:t>
+              <w:t>One per student, printed before class. One question for each of the 31 checklist points: circle an answer, true or false, or write a word. Students fill it in as the visit goes, so they keep listening. You mark it afterwards (answers in section 10).</w:t>
+            </w:r>
+          </w:p>
+        </w:tc>
+      </w:tr>
+      <w:tr>
+        <w:tc>
+          <w:tcPr>
+            <w:tcW w:w="0" w:type="auto"/>
+            <w:tcBorders>
+              <w:top w:val="single" w:sz="6" w:space="0" w:color="8A8A8A"/>
+              <w:left w:val="single" w:sz="6" w:space="0" w:color="8A8A8A"/>
+              <w:bottom w:val="single" w:sz="6" w:space="0" w:color="8A8A8A"/>
+              <w:right w:val="single" w:sz="6" w:space="0" w:color="8A8A8A"/>
+            </w:tcBorders>
+            <w:tcMar>
+              <w:top w:w="80" w:type="dxa"/>
+              <w:left w:w="120" w:type="dxa"/>
+              <w:bottom w:w="80" w:type="dxa"/>
+              <w:right w:w="120" w:type="dxa"/>
+            </w:tcMar>
+            <w:hideMark/>
+          </w:tcPr>
+          <w:p>
+            <w:pPr>
+              <w:spacing w:before="120" w:after="120"/>
+              <w:rPr>
+                <w:rFonts w:ascii="Calibri" w:eastAsia="Times New Roman" w:hAnsi="Calibri" w:cs="Calibri"/>
+                <w:sz w:val="21"/>
+                <w:szCs w:val="21"/>
+              </w:rPr>
+            </w:pPr>
+            <w:r>
+              <w:rPr>
+                <w:rFonts w:ascii="Calibri" w:eastAsia="Times New Roman" w:hAnsi="Calibri" w:cs="Calibri"/>
+                <w:sz w:val="21"/>
+                <w:szCs w:val="21"/>
+              </w:rPr>
+              <w:t>Cherry_Wilkes_Student_Hints.docx</w:t>
+            </w:r>
+          </w:p>
+        </w:tc>
+        <w:tc>
+          <w:tcPr>
+            <w:tcW w:w="0" w:type="auto"/>
+            <w:tcBorders>
+              <w:top w:val="single" w:sz="6" w:space="0" w:color="8A8A8A"/>
+              <w:left w:val="single" w:sz="6" w:space="0" w:color="8A8A8A"/>
+              <w:bottom w:val="single" w:sz="6" w:space="0" w:color="8A8A8A"/>
+              <w:right w:val="single" w:sz="6" w:space="0" w:color="8A8A8A"/>
+            </w:tcBorders>
+            <w:tcMar>
+              <w:top w:w="80" w:type="dxa"/>
+              <w:left w:w="120" w:type="dxa"/>
+              <w:bottom w:w="80" w:type="dxa"/>
+              <w:right w:w="120" w:type="dxa"/>
+            </w:tcMar>
+            <w:hideMark/>
+          </w:tcPr>
+          <w:p>
+            <w:pPr>
+              <w:spacing w:before="120" w:after="120"/>
+              <w:rPr>
+                <w:rFonts w:ascii="Calibri" w:eastAsia="Times New Roman" w:hAnsi="Calibri" w:cs="Calibri"/>
+                <w:sz w:val="21"/>
+                <w:szCs w:val="21"/>
+              </w:rPr>
+            </w:pPr>
+            <w:r>
+              <w:rPr>
+                <w:rFonts w:ascii="Calibri" w:eastAsia="Times New Roman" w:hAnsi="Calibri" w:cs="Calibri"/>
+                <w:sz w:val="21"/>
+                <w:szCs w:val="21"/>
+              </w:rPr>
+              <w:t>One per student or per pair. Ideas for what to say or do for each checklist point, to use when it is their turn. It shows which points need the Do button.</w:t>
             </w:r>
           </w:p>
         </w:tc>
@@ -502,7 +576,7 @@
           <w:sz w:val="22"/>
           <w:szCs w:val="22"/>
         </w:rPr>
-        <w:t>Voices: Cherry = Natasha, Lance = William. Press Test for each. Press Save and close.</w:t>
+        <w:t>Voices: Cherry = Natasha, Lance = William. The narrator gets a different voice automatically (for example Ryan). Press Test for each. Press Save and close.</w:t>
       </w:r>
     </w:p>
     <w:p>
@@ -546,7 +620,47 @@
           <w:sz w:val="22"/>
           <w:szCs w:val="22"/>
         </w:rPr>
-        <w:t>Print the Observer Quiz, one per student.</w:t>
+        <w:t>Print the Observer Quiz and the Student Hints, one per student.</w:t>
+      </w:r>
+    </w:p>
+    <w:p>
+      <w:pPr>
+        <w:numPr>
+          <w:ilvl w:val="0"/>
+          <w:numId w:val="1"/>
+        </w:numPr>
+        <w:spacing w:before="100" w:beforeAutospacing="1" w:after="100" w:afterAutospacing="1"/>
+        <w:rPr>
+          <w:rFonts w:ascii="Calibri" w:eastAsia="Times New Roman" w:hAnsi="Calibri" w:cs="Calibri"/>
+          <w:sz w:val="22"/>
+          <w:szCs w:val="22"/>
+        </w:rPr>
+      </w:pPr>
+      <w:r>
+        <w:rPr>
+          <w:rFonts w:ascii="Calibri" w:eastAsia="Times New Roman" w:hAnsi="Calibri" w:cs="Calibri"/>
+          <w:sz w:val="22"/>
+          <w:szCs w:val="22"/>
+        </w:rPr>
+        <w:t xml:space="preserve">If you tested the page, press </w:t>
+      </w:r>
+      <w:r>
+        <w:rPr>
+          <w:rFonts w:ascii="Calibri" w:eastAsia="Times New Roman" w:hAnsi="Calibri" w:cs="Calibri"/>
+          <w:b/>
+          <w:bCs/>
+          <w:sz w:val="22"/>
+          <w:szCs w:val="22"/>
+        </w:rPr>
+        <w:t>Reset</w:t>
+      </w:r>
+      <w:r>
+        <w:rPr>
+          <w:rFonts w:ascii="Calibri" w:eastAsia="Times New Roman" w:hAnsi="Calibri" w:cs="Calibri"/>
+          <w:sz w:val="22"/>
+          <w:szCs w:val="22"/>
+        </w:rPr>
+        <w:t xml:space="preserve"> twice so the class starts with an empty checklist.</w:t>
       </w:r>
     </w:p>
     <w:p>
@@ -737,6 +851,7 @@
                 <w:sz w:val="21"/>
                 <w:szCs w:val="21"/>
               </w:rPr>
+              <w:lastRenderedPageBreak/>
               <w:t>5 min</w:t>
             </w:r>
           </w:p>
@@ -773,7 +888,7 @@
                 <w:sz w:val="21"/>
                 <w:szCs w:val="21"/>
               </w:rPr>
-              <w:t>Set the scene: "You are Cherry's support worker. You visit her three mornings a week. Today at 11am you find her crying in her bedroom. Together, the whole class is one support worker." Hand out the quiz.</w:t>
+              <w:t>Set the scene: "You are Cherry's support worker. You visit her three mornings a week. Today at 11am you find her crying in her bedroom. Together, the whole class is one support worker." Hand out the quiz and the hints.</w:t>
             </w:r>
           </w:p>
         </w:tc>
@@ -845,7 +960,15 @@
                 <w:sz w:val="21"/>
                 <w:szCs w:val="21"/>
               </w:rPr>
-              <w:t xml:space="preserve"> (something you do, for example "I sit down next to her"). Typing is always fine.</w:t>
+              <w:t xml:space="preserve"> </w:t>
+            </w:r>
+            <w:r>
+              <w:rPr>
+                <w:rFonts w:ascii="Calibri" w:eastAsia="Times New Roman" w:hAnsi="Calibri" w:cs="Calibri"/>
+                <w:sz w:val="21"/>
+                <w:szCs w:val="21"/>
+              </w:rPr>
+              <w:t>(something you do, for example "I sit down next to her"). Show the Do tags on the checklist. Typing is always fine.</w:t>
             </w:r>
           </w:p>
         </w:tc>
@@ -955,62 +1078,43 @@
                 <w:sz w:val="21"/>
                 <w:szCs w:val="21"/>
               </w:rPr>
-              <w:t xml:space="preserve">. The checklist on the right </w:t>
-            </w:r>
-            <w:r>
-              <w:rPr>
-                <w:rFonts w:ascii="Calibri" w:eastAsia="Times New Roman" w:hAnsi="Calibri" w:cs="Calibri"/>
-                <w:sz w:val="21"/>
-                <w:szCs w:val="21"/>
-              </w:rPr>
-              <w:lastRenderedPageBreak/>
-              <w:t>turns green. "Still to show" helps the next student choose what to do.</w:t>
-            </w:r>
-          </w:p>
-        </w:tc>
-        <w:tc>
-          <w:tcPr>
-            <w:tcW w:w="0" w:type="auto"/>
-            <w:tcBorders>
-              <w:top w:val="single" w:sz="6" w:space="0" w:color="8A8A8A"/>
-              <w:left w:val="single" w:sz="6" w:space="0" w:color="8A8A8A"/>
-              <w:bottom w:val="single" w:sz="6" w:space="0" w:color="8A8A8A"/>
-              <w:right w:val="single" w:sz="6" w:space="0" w:color="8A8A8A"/>
-            </w:tcBorders>
-            <w:tcMar>
-              <w:top w:w="80" w:type="dxa"/>
-              <w:left w:w="120" w:type="dxa"/>
-              <w:bottom w:w="80" w:type="dxa"/>
-              <w:right w:w="120" w:type="dxa"/>
-            </w:tcMar>
-            <w:hideMark/>
-          </w:tcPr>
-          <w:p>
-            <w:pPr>
-              <w:spacing w:before="120" w:after="120"/>
-              <w:rPr>
-                <w:rFonts w:ascii="Calibri" w:eastAsia="Times New Roman" w:hAnsi="Calibri" w:cs="Calibri"/>
-                <w:sz w:val="21"/>
-                <w:szCs w:val="21"/>
-              </w:rPr>
-            </w:pPr>
-            <w:r>
-              <w:rPr>
-                <w:rFonts w:ascii="Calibri" w:eastAsia="Times New Roman" w:hAnsi="Calibri" w:cs="Calibri"/>
-                <w:sz w:val="21"/>
-                <w:szCs w:val="21"/>
-              </w:rPr>
-              <w:lastRenderedPageBreak/>
-              <w:t xml:space="preserve">Watch the key moments in section 5. Use Teacher notes </w:t>
-            </w:r>
-            <w:r>
-              <w:rPr>
-                <w:rFonts w:ascii="Calibri" w:eastAsia="Times New Roman" w:hAnsi="Calibri" w:cs="Calibri"/>
-                <w:sz w:val="21"/>
-                <w:szCs w:val="21"/>
-              </w:rPr>
-              <w:lastRenderedPageBreak/>
-              <w:t>(press T) to whisper to Cherry if the class is stuck.</w:t>
+              <w:t>. The checklist on the right turns green. "Still to show" and the hints sheet help the next student choose what to do. Everyone fills in the quiz as they listen.</w:t>
+            </w:r>
+          </w:p>
+        </w:tc>
+        <w:tc>
+          <w:tcPr>
+            <w:tcW w:w="0" w:type="auto"/>
+            <w:tcBorders>
+              <w:top w:val="single" w:sz="6" w:space="0" w:color="8A8A8A"/>
+              <w:left w:val="single" w:sz="6" w:space="0" w:color="8A8A8A"/>
+              <w:bottom w:val="single" w:sz="6" w:space="0" w:color="8A8A8A"/>
+              <w:right w:val="single" w:sz="6" w:space="0" w:color="8A8A8A"/>
+            </w:tcBorders>
+            <w:tcMar>
+              <w:top w:w="80" w:type="dxa"/>
+              <w:left w:w="120" w:type="dxa"/>
+              <w:bottom w:w="80" w:type="dxa"/>
+              <w:right w:w="120" w:type="dxa"/>
+            </w:tcMar>
+            <w:hideMark/>
+          </w:tcPr>
+          <w:p>
+            <w:pPr>
+              <w:spacing w:before="120" w:after="120"/>
+              <w:rPr>
+                <w:rFonts w:ascii="Calibri" w:eastAsia="Times New Roman" w:hAnsi="Calibri" w:cs="Calibri"/>
+                <w:sz w:val="21"/>
+                <w:szCs w:val="21"/>
+              </w:rPr>
+            </w:pPr>
+            <w:r>
+              <w:rPr>
+                <w:rFonts w:ascii="Calibri" w:eastAsia="Times New Roman" w:hAnsi="Calibri" w:cs="Calibri"/>
+                <w:sz w:val="21"/>
+                <w:szCs w:val="21"/>
+              </w:rPr>
+              <w:t>Watch the key moments in section 5. Use Teacher notes (press T) to whisper to Cherry if the class is stuck.</w:t>
             </w:r>
           </w:p>
         </w:tc>
@@ -1048,7 +1152,6 @@
                 <w:sz w:val="21"/>
                 <w:szCs w:val="21"/>
               </w:rPr>
-              <w:lastRenderedPageBreak/>
               <w:t>10 to 15 min</w:t>
             </w:r>
           </w:p>
@@ -1377,43 +1480,43 @@
                 <w:sz w:val="21"/>
                 <w:szCs w:val="21"/>
               </w:rPr>
-              <w:t>Debrief (section 9). Students do Part B of the quiz, then you go through the answers (section 10).</w:t>
-            </w:r>
-          </w:p>
-        </w:tc>
-        <w:tc>
-          <w:tcPr>
-            <w:tcW w:w="0" w:type="auto"/>
-            <w:tcBorders>
-              <w:top w:val="single" w:sz="6" w:space="0" w:color="8A8A8A"/>
-              <w:left w:val="single" w:sz="6" w:space="0" w:color="8A8A8A"/>
-              <w:bottom w:val="single" w:sz="6" w:space="0" w:color="8A8A8A"/>
-              <w:right w:val="single" w:sz="6" w:space="0" w:color="8A8A8A"/>
-            </w:tcBorders>
-            <w:tcMar>
-              <w:top w:w="80" w:type="dxa"/>
-              <w:left w:w="120" w:type="dxa"/>
-              <w:bottom w:w="80" w:type="dxa"/>
-              <w:right w:w="120" w:type="dxa"/>
-            </w:tcMar>
-            <w:hideMark/>
-          </w:tcPr>
-          <w:p>
-            <w:pPr>
-              <w:spacing w:before="120" w:after="120"/>
-              <w:rPr>
-                <w:rFonts w:ascii="Calibri" w:eastAsia="Times New Roman" w:hAnsi="Calibri" w:cs="Calibri"/>
-                <w:sz w:val="21"/>
-                <w:szCs w:val="21"/>
-              </w:rPr>
-            </w:pPr>
-            <w:r>
-              <w:rPr>
-                <w:rFonts w:ascii="Calibri" w:eastAsia="Times New Roman" w:hAnsi="Calibri" w:cs="Calibri"/>
-                <w:sz w:val="21"/>
-                <w:szCs w:val="21"/>
-              </w:rPr>
-              <w:t>Name the skills they used.</w:t>
+              <w:t>Debrief (section 9). Collect the quizzes.</w:t>
+            </w:r>
+          </w:p>
+        </w:tc>
+        <w:tc>
+          <w:tcPr>
+            <w:tcW w:w="0" w:type="auto"/>
+            <w:tcBorders>
+              <w:top w:val="single" w:sz="6" w:space="0" w:color="8A8A8A"/>
+              <w:left w:val="single" w:sz="6" w:space="0" w:color="8A8A8A"/>
+              <w:bottom w:val="single" w:sz="6" w:space="0" w:color="8A8A8A"/>
+              <w:right w:val="single" w:sz="6" w:space="0" w:color="8A8A8A"/>
+            </w:tcBorders>
+            <w:tcMar>
+              <w:top w:w="80" w:type="dxa"/>
+              <w:left w:w="120" w:type="dxa"/>
+              <w:bottom w:w="80" w:type="dxa"/>
+              <w:right w:w="120" w:type="dxa"/>
+            </w:tcMar>
+            <w:hideMark/>
+          </w:tcPr>
+          <w:p>
+            <w:pPr>
+              <w:spacing w:before="120" w:after="120"/>
+              <w:rPr>
+                <w:rFonts w:ascii="Calibri" w:eastAsia="Times New Roman" w:hAnsi="Calibri" w:cs="Calibri"/>
+                <w:sz w:val="21"/>
+                <w:szCs w:val="21"/>
+              </w:rPr>
+            </w:pPr>
+            <w:r>
+              <w:rPr>
+                <w:rFonts w:ascii="Calibri" w:eastAsia="Times New Roman" w:hAnsi="Calibri" w:cs="Calibri"/>
+                <w:sz w:val="21"/>
+                <w:szCs w:val="21"/>
+              </w:rPr>
+              <w:t>Mark the quizzes later with section 10.</w:t>
             </w:r>
           </w:p>
         </w:tc>
@@ -1759,43 +1862,43 @@
                 <w:sz w:val="21"/>
                 <w:szCs w:val="21"/>
               </w:rPr>
-              <w:t>Calm meter</w:t>
-            </w:r>
-          </w:p>
-        </w:tc>
-        <w:tc>
-          <w:tcPr>
-            <w:tcW w:w="0" w:type="auto"/>
-            <w:tcBorders>
-              <w:top w:val="single" w:sz="6" w:space="0" w:color="8A8A8A"/>
-              <w:left w:val="single" w:sz="6" w:space="0" w:color="8A8A8A"/>
-              <w:bottom w:val="single" w:sz="6" w:space="0" w:color="8A8A8A"/>
-              <w:right w:val="single" w:sz="6" w:space="0" w:color="8A8A8A"/>
-            </w:tcBorders>
-            <w:tcMar>
-              <w:top w:w="80" w:type="dxa"/>
-              <w:left w:w="120" w:type="dxa"/>
-              <w:bottom w:w="80" w:type="dxa"/>
-              <w:right w:w="120" w:type="dxa"/>
-            </w:tcMar>
-            <w:hideMark/>
-          </w:tcPr>
-          <w:p>
-            <w:pPr>
-              <w:spacing w:before="120" w:after="120"/>
-              <w:rPr>
-                <w:rFonts w:ascii="Calibri" w:eastAsia="Times New Roman" w:hAnsi="Calibri" w:cs="Calibri"/>
-                <w:sz w:val="21"/>
-                <w:szCs w:val="21"/>
-              </w:rPr>
-            </w:pPr>
-            <w:r>
-              <w:rPr>
-                <w:rFonts w:ascii="Calibri" w:eastAsia="Times New Roman" w:hAnsi="Calibri" w:cs="Calibri"/>
-                <w:sz w:val="21"/>
-                <w:szCs w:val="21"/>
-              </w:rPr>
-              <w:t>Five dots next to "What you can see". Cherry starts very upset. Kind, patient words and actions calm her. Rushing, judging, or touching without asking upsets her again. She becomes overwhelmed once in the story (the Minister line). That is part of the case, not a student mistake.</w:t>
+              <w:t>Narrator</w:t>
+            </w:r>
+          </w:p>
+        </w:tc>
+        <w:tc>
+          <w:tcPr>
+            <w:tcW w:w="0" w:type="auto"/>
+            <w:tcBorders>
+              <w:top w:val="single" w:sz="6" w:space="0" w:color="8A8A8A"/>
+              <w:left w:val="single" w:sz="6" w:space="0" w:color="8A8A8A"/>
+              <w:bottom w:val="single" w:sz="6" w:space="0" w:color="8A8A8A"/>
+              <w:right w:val="single" w:sz="6" w:space="0" w:color="8A8A8A"/>
+            </w:tcBorders>
+            <w:tcMar>
+              <w:top w:w="80" w:type="dxa"/>
+              <w:left w:w="120" w:type="dxa"/>
+              <w:bottom w:w="80" w:type="dxa"/>
+              <w:right w:w="120" w:type="dxa"/>
+            </w:tcMar>
+            <w:hideMark/>
+          </w:tcPr>
+          <w:p>
+            <w:pPr>
+              <w:spacing w:before="120" w:after="120"/>
+              <w:rPr>
+                <w:rFonts w:ascii="Calibri" w:eastAsia="Times New Roman" w:hAnsi="Calibri" w:cs="Calibri"/>
+                <w:sz w:val="21"/>
+                <w:szCs w:val="21"/>
+              </w:rPr>
+            </w:pPr>
+            <w:r>
+              <w:rPr>
+                <w:rFonts w:ascii="Calibri" w:eastAsia="Times New Roman" w:hAnsi="Calibri" w:cs="Calibri"/>
+                <w:sz w:val="21"/>
+                <w:szCs w:val="21"/>
+              </w:rPr>
+              <w:t>A different voice (for example Ryan) reads out what the back of the room cannot see: the scene at the start and in Lance's office, "What you can see" before Cherry answers, and anything typed instead of spoken. A typed Do action is read in the third person, for example "The support worker passes Cherry a tissue." Choose the voice or turn the narrator off in Settings under Spoken voices.</w:t>
             </w:r>
           </w:p>
         </w:tc>
@@ -1833,43 +1936,43 @@
                 <w:sz w:val="21"/>
                 <w:szCs w:val="21"/>
               </w:rPr>
-              <w:t>Say and Do</w:t>
-            </w:r>
-          </w:p>
-        </w:tc>
-        <w:tc>
-          <w:tcPr>
-            <w:tcW w:w="0" w:type="auto"/>
-            <w:tcBorders>
-              <w:top w:val="single" w:sz="6" w:space="0" w:color="8A8A8A"/>
-              <w:left w:val="single" w:sz="6" w:space="0" w:color="8A8A8A"/>
-              <w:bottom w:val="single" w:sz="6" w:space="0" w:color="8A8A8A"/>
-              <w:right w:val="single" w:sz="6" w:space="0" w:color="8A8A8A"/>
-            </w:tcBorders>
-            <w:tcMar>
-              <w:top w:w="80" w:type="dxa"/>
-              <w:left w:w="120" w:type="dxa"/>
-              <w:bottom w:w="80" w:type="dxa"/>
-              <w:right w:w="120" w:type="dxa"/>
-            </w:tcMar>
-            <w:hideMark/>
-          </w:tcPr>
-          <w:p>
-            <w:pPr>
-              <w:spacing w:before="120" w:after="120"/>
-              <w:rPr>
-                <w:rFonts w:ascii="Calibri" w:eastAsia="Times New Roman" w:hAnsi="Calibri" w:cs="Calibri"/>
-                <w:sz w:val="21"/>
-                <w:szCs w:val="21"/>
-              </w:rPr>
-            </w:pPr>
-            <w:r>
-              <w:rPr>
-                <w:rFonts w:ascii="Calibri" w:eastAsia="Times New Roman" w:hAnsi="Calibri" w:cs="Calibri"/>
-                <w:sz w:val="21"/>
-                <w:szCs w:val="21"/>
-              </w:rPr>
-              <w:t>Say sends words. Do sends an action. Cherry reacts to both. There is no list of actions on the screen, so students must think of them: sit down, offer a tissue, fetch the church newsletter, hand over a brochure, press the phone buttons.</w:t>
+              <w:t>Speak button</w:t>
+            </w:r>
+          </w:p>
+        </w:tc>
+        <w:tc>
+          <w:tcPr>
+            <w:tcW w:w="0" w:type="auto"/>
+            <w:tcBorders>
+              <w:top w:val="single" w:sz="6" w:space="0" w:color="8A8A8A"/>
+              <w:left w:val="single" w:sz="6" w:space="0" w:color="8A8A8A"/>
+              <w:bottom w:val="single" w:sz="6" w:space="0" w:color="8A8A8A"/>
+              <w:right w:val="single" w:sz="6" w:space="0" w:color="8A8A8A"/>
+            </w:tcBorders>
+            <w:tcMar>
+              <w:top w:w="80" w:type="dxa"/>
+              <w:left w:w="120" w:type="dxa"/>
+              <w:bottom w:w="80" w:type="dxa"/>
+              <w:right w:w="120" w:type="dxa"/>
+            </w:tcMar>
+            <w:hideMark/>
+          </w:tcPr>
+          <w:p>
+            <w:pPr>
+              <w:spacing w:before="120" w:after="120"/>
+              <w:rPr>
+                <w:rFonts w:ascii="Calibri" w:eastAsia="Times New Roman" w:hAnsi="Calibri" w:cs="Calibri"/>
+                <w:sz w:val="21"/>
+                <w:szCs w:val="21"/>
+              </w:rPr>
+            </w:pPr>
+            <w:r>
+              <w:rPr>
+                <w:rFonts w:ascii="Calibri" w:eastAsia="Times New Roman" w:hAnsi="Calibri" w:cs="Calibri"/>
+                <w:sz w:val="21"/>
+                <w:szCs w:val="21"/>
+              </w:rPr>
+              <w:t>Grey with "Please wait..." while the narrator, Cherry or Lance is speaking, and while the AI is thinking. When it turns back to Speak, the next student can talk.</w:t>
             </w:r>
           </w:p>
         </w:tc>
@@ -1907,43 +2010,43 @@
                 <w:sz w:val="21"/>
                 <w:szCs w:val="21"/>
               </w:rPr>
-              <w:t>Dots and turn summary</w:t>
-            </w:r>
-          </w:p>
-        </w:tc>
-        <w:tc>
-          <w:tcPr>
-            <w:tcW w:w="0" w:type="auto"/>
-            <w:tcBorders>
-              <w:top w:val="single" w:sz="6" w:space="0" w:color="8A8A8A"/>
-              <w:left w:val="single" w:sz="6" w:space="0" w:color="8A8A8A"/>
-              <w:bottom w:val="single" w:sz="6" w:space="0" w:color="8A8A8A"/>
-              <w:right w:val="single" w:sz="6" w:space="0" w:color="8A8A8A"/>
-            </w:tcBorders>
-            <w:tcMar>
-              <w:top w:w="80" w:type="dxa"/>
-              <w:left w:w="120" w:type="dxa"/>
-              <w:bottom w:w="80" w:type="dxa"/>
-              <w:right w:w="120" w:type="dxa"/>
-            </w:tcMar>
-            <w:hideMark/>
-          </w:tcPr>
-          <w:p>
-            <w:pPr>
-              <w:spacing w:before="120" w:after="120"/>
-              <w:rPr>
-                <w:rFonts w:ascii="Calibri" w:eastAsia="Times New Roman" w:hAnsi="Calibri" w:cs="Calibri"/>
-                <w:sz w:val="21"/>
-                <w:szCs w:val="21"/>
-              </w:rPr>
-            </w:pPr>
-            <w:r>
-              <w:rPr>
-                <w:rFonts w:ascii="Calibri" w:eastAsia="Times New Roman" w:hAnsi="Calibri" w:cs="Calibri"/>
-                <w:sz w:val="21"/>
-                <w:szCs w:val="21"/>
-              </w:rPr>
-              <w:t>One dot per turn. Green means that turn showed a new checklist point. After 5 turns a green summary shows what the student showed.</w:t>
+              <w:t>Calm meter</w:t>
+            </w:r>
+          </w:p>
+        </w:tc>
+        <w:tc>
+          <w:tcPr>
+            <w:tcW w:w="0" w:type="auto"/>
+            <w:tcBorders>
+              <w:top w:val="single" w:sz="6" w:space="0" w:color="8A8A8A"/>
+              <w:left w:val="single" w:sz="6" w:space="0" w:color="8A8A8A"/>
+              <w:bottom w:val="single" w:sz="6" w:space="0" w:color="8A8A8A"/>
+              <w:right w:val="single" w:sz="6" w:space="0" w:color="8A8A8A"/>
+            </w:tcBorders>
+            <w:tcMar>
+              <w:top w:w="80" w:type="dxa"/>
+              <w:left w:w="120" w:type="dxa"/>
+              <w:bottom w:w="80" w:type="dxa"/>
+              <w:right w:w="120" w:type="dxa"/>
+            </w:tcMar>
+            <w:hideMark/>
+          </w:tcPr>
+          <w:p>
+            <w:pPr>
+              <w:spacing w:before="120" w:after="120"/>
+              <w:rPr>
+                <w:rFonts w:ascii="Calibri" w:eastAsia="Times New Roman" w:hAnsi="Calibri" w:cs="Calibri"/>
+                <w:sz w:val="21"/>
+                <w:szCs w:val="21"/>
+              </w:rPr>
+            </w:pPr>
+            <w:r>
+              <w:rPr>
+                <w:rFonts w:ascii="Calibri" w:eastAsia="Times New Roman" w:hAnsi="Calibri" w:cs="Calibri"/>
+                <w:sz w:val="21"/>
+                <w:szCs w:val="21"/>
+              </w:rPr>
+              <w:t>Five dots next to "What you can see". Cherry starts very upset. Kind, patient words and actions calm her. Rushing, judging, or touching without asking upsets her again. She stays unsettled until she has said the Minister line, then calms slowly. That is part of the case, not a student mistake.</w:t>
             </w:r>
           </w:p>
         </w:tc>
@@ -1981,43 +2084,95 @@
                 <w:sz w:val="21"/>
                 <w:szCs w:val="21"/>
               </w:rPr>
-              <w:t>Checklist</w:t>
-            </w:r>
-          </w:p>
-        </w:tc>
-        <w:tc>
-          <w:tcPr>
-            <w:tcW w:w="0" w:type="auto"/>
-            <w:tcBorders>
-              <w:top w:val="single" w:sz="6" w:space="0" w:color="8A8A8A"/>
-              <w:left w:val="single" w:sz="6" w:space="0" w:color="8A8A8A"/>
-              <w:bottom w:val="single" w:sz="6" w:space="0" w:color="8A8A8A"/>
-              <w:right w:val="single" w:sz="6" w:space="0" w:color="8A8A8A"/>
-            </w:tcBorders>
-            <w:tcMar>
-              <w:top w:w="80" w:type="dxa"/>
-              <w:left w:w="120" w:type="dxa"/>
-              <w:bottom w:w="80" w:type="dxa"/>
-              <w:right w:w="120" w:type="dxa"/>
-            </w:tcMar>
-            <w:hideMark/>
-          </w:tcPr>
-          <w:p>
-            <w:pPr>
-              <w:spacing w:before="120" w:after="120"/>
-              <w:rPr>
-                <w:rFonts w:ascii="Calibri" w:eastAsia="Times New Roman" w:hAnsi="Calibri" w:cs="Calibri"/>
-                <w:sz w:val="21"/>
-                <w:szCs w:val="21"/>
-              </w:rPr>
-            </w:pPr>
-            <w:r>
-              <w:rPr>
-                <w:rFonts w:ascii="Calibri" w:eastAsia="Times New Roman" w:hAnsi="Calibri" w:cs="Calibri"/>
-                <w:sz w:val="21"/>
-                <w:szCs w:val="21"/>
-              </w:rPr>
-              <w:t>All 31 points of the observation checklist in plain words, in the same groups as the form. Points turn green with a tick. Hover over a green point to see the student turn and words. Points with parts (for example social, cultural, spiritual) show each part.</w:t>
+              <w:t>Say and Do</w:t>
+            </w:r>
+          </w:p>
+        </w:tc>
+        <w:tc>
+          <w:tcPr>
+            <w:tcW w:w="0" w:type="auto"/>
+            <w:tcBorders>
+              <w:top w:val="single" w:sz="6" w:space="0" w:color="8A8A8A"/>
+              <w:left w:val="single" w:sz="6" w:space="0" w:color="8A8A8A"/>
+              <w:bottom w:val="single" w:sz="6" w:space="0" w:color="8A8A8A"/>
+              <w:right w:val="single" w:sz="6" w:space="0" w:color="8A8A8A"/>
+            </w:tcBorders>
+            <w:tcMar>
+              <w:top w:w="80" w:type="dxa"/>
+              <w:left w:w="120" w:type="dxa"/>
+              <w:bottom w:w="80" w:type="dxa"/>
+              <w:right w:w="120" w:type="dxa"/>
+            </w:tcMar>
+            <w:hideMark/>
+          </w:tcPr>
+          <w:p>
+            <w:pPr>
+              <w:spacing w:before="120" w:after="120"/>
+              <w:rPr>
+                <w:rFonts w:ascii="Calibri" w:eastAsia="Times New Roman" w:hAnsi="Calibri" w:cs="Calibri"/>
+                <w:sz w:val="21"/>
+                <w:szCs w:val="21"/>
+              </w:rPr>
+            </w:pPr>
+            <w:r>
+              <w:rPr>
+                <w:rFonts w:ascii="Calibri" w:eastAsia="Times New Roman" w:hAnsi="Calibri" w:cs="Calibri"/>
+                <w:sz w:val="21"/>
+                <w:szCs w:val="21"/>
+              </w:rPr>
+              <w:t xml:space="preserve">Say sends words. Do sends an action: the student says or types what they do, starting with "I", for example "I pass her a tissue", then presses </w:t>
+            </w:r>
+            <w:r>
+              <w:rPr>
+                <w:rFonts w:ascii="Calibri" w:eastAsia="Times New Roman" w:hAnsi="Calibri" w:cs="Calibri"/>
+                <w:b/>
+                <w:bCs/>
+                <w:sz w:val="21"/>
+                <w:szCs w:val="21"/>
+              </w:rPr>
+              <w:t>Do</w:t>
+            </w:r>
+            <w:r>
+              <w:rPr>
+                <w:rFonts w:ascii="Calibri" w:eastAsia="Times New Roman" w:hAnsi="Calibri" w:cs="Calibri"/>
+                <w:sz w:val="21"/>
+                <w:szCs w:val="21"/>
+              </w:rPr>
+              <w:t xml:space="preserve">. Cherry reacts to both. On the checklist a small </w:t>
+            </w:r>
+            <w:r>
+              <w:rPr>
+                <w:rStyle w:val="do1"/>
+                <w:rFonts w:ascii="Calibri" w:eastAsia="Times New Roman" w:hAnsi="Calibri" w:cs="Calibri"/>
+                <w:sz w:val="21"/>
+                <w:szCs w:val="21"/>
+              </w:rPr>
+              <w:t>Do</w:t>
+            </w:r>
+            <w:r>
+              <w:rPr>
+                <w:rFonts w:ascii="Calibri" w:eastAsia="Times New Roman" w:hAnsi="Calibri" w:cs="Calibri"/>
+                <w:sz w:val="21"/>
+                <w:szCs w:val="21"/>
+              </w:rPr>
+              <w:t xml:space="preserve"> or </w:t>
+            </w:r>
+            <w:r>
+              <w:rPr>
+                <w:rStyle w:val="do1"/>
+                <w:rFonts w:ascii="Calibri" w:eastAsia="Times New Roman" w:hAnsi="Calibri" w:cs="Calibri"/>
+                <w:sz w:val="21"/>
+                <w:szCs w:val="21"/>
+              </w:rPr>
+              <w:t>Say + Do</w:t>
+            </w:r>
+            <w:r>
+              <w:rPr>
+                <w:rFonts w:ascii="Calibri" w:eastAsia="Times New Roman" w:hAnsi="Calibri" w:cs="Calibri"/>
+                <w:sz w:val="21"/>
+                <w:szCs w:val="21"/>
+              </w:rPr>
+              <w:t xml:space="preserve"> tag marks the points that need an action. A line above the checklist explains this to the students.</w:t>
             </w:r>
           </w:p>
         </w:tc>
@@ -2055,6 +2210,154 @@
                 <w:sz w:val="21"/>
                 <w:szCs w:val="21"/>
               </w:rPr>
+              <w:t>Dots and turn summary</w:t>
+            </w:r>
+          </w:p>
+        </w:tc>
+        <w:tc>
+          <w:tcPr>
+            <w:tcW w:w="0" w:type="auto"/>
+            <w:tcBorders>
+              <w:top w:val="single" w:sz="6" w:space="0" w:color="8A8A8A"/>
+              <w:left w:val="single" w:sz="6" w:space="0" w:color="8A8A8A"/>
+              <w:bottom w:val="single" w:sz="6" w:space="0" w:color="8A8A8A"/>
+              <w:right w:val="single" w:sz="6" w:space="0" w:color="8A8A8A"/>
+            </w:tcBorders>
+            <w:tcMar>
+              <w:top w:w="80" w:type="dxa"/>
+              <w:left w:w="120" w:type="dxa"/>
+              <w:bottom w:w="80" w:type="dxa"/>
+              <w:right w:w="120" w:type="dxa"/>
+            </w:tcMar>
+            <w:hideMark/>
+          </w:tcPr>
+          <w:p>
+            <w:pPr>
+              <w:spacing w:before="120" w:after="120"/>
+              <w:rPr>
+                <w:rFonts w:ascii="Calibri" w:eastAsia="Times New Roman" w:hAnsi="Calibri" w:cs="Calibri"/>
+                <w:sz w:val="21"/>
+                <w:szCs w:val="21"/>
+              </w:rPr>
+            </w:pPr>
+            <w:r>
+              <w:rPr>
+                <w:rFonts w:ascii="Calibri" w:eastAsia="Times New Roman" w:hAnsi="Calibri" w:cs="Calibri"/>
+                <w:sz w:val="21"/>
+                <w:szCs w:val="21"/>
+              </w:rPr>
+              <w:t>One dot per turn. Green means that turn showed a new checklist point. After 5 turns a green summary shows what the student showed.</w:t>
+            </w:r>
+          </w:p>
+        </w:tc>
+      </w:tr>
+      <w:tr>
+        <w:tc>
+          <w:tcPr>
+            <w:tcW w:w="0" w:type="auto"/>
+            <w:tcBorders>
+              <w:top w:val="single" w:sz="6" w:space="0" w:color="8A8A8A"/>
+              <w:left w:val="single" w:sz="6" w:space="0" w:color="8A8A8A"/>
+              <w:bottom w:val="single" w:sz="6" w:space="0" w:color="8A8A8A"/>
+              <w:right w:val="single" w:sz="6" w:space="0" w:color="8A8A8A"/>
+            </w:tcBorders>
+            <w:tcMar>
+              <w:top w:w="80" w:type="dxa"/>
+              <w:left w:w="120" w:type="dxa"/>
+              <w:bottom w:w="80" w:type="dxa"/>
+              <w:right w:w="120" w:type="dxa"/>
+            </w:tcMar>
+            <w:hideMark/>
+          </w:tcPr>
+          <w:p>
+            <w:pPr>
+              <w:spacing w:before="120" w:after="120"/>
+              <w:rPr>
+                <w:rFonts w:ascii="Calibri" w:eastAsia="Times New Roman" w:hAnsi="Calibri" w:cs="Calibri"/>
+                <w:sz w:val="21"/>
+                <w:szCs w:val="21"/>
+              </w:rPr>
+            </w:pPr>
+            <w:r>
+              <w:rPr>
+                <w:rFonts w:ascii="Calibri" w:eastAsia="Times New Roman" w:hAnsi="Calibri" w:cs="Calibri"/>
+                <w:sz w:val="21"/>
+                <w:szCs w:val="21"/>
+              </w:rPr>
+              <w:t>Checklist</w:t>
+            </w:r>
+          </w:p>
+        </w:tc>
+        <w:tc>
+          <w:tcPr>
+            <w:tcW w:w="0" w:type="auto"/>
+            <w:tcBorders>
+              <w:top w:val="single" w:sz="6" w:space="0" w:color="8A8A8A"/>
+              <w:left w:val="single" w:sz="6" w:space="0" w:color="8A8A8A"/>
+              <w:bottom w:val="single" w:sz="6" w:space="0" w:color="8A8A8A"/>
+              <w:right w:val="single" w:sz="6" w:space="0" w:color="8A8A8A"/>
+            </w:tcBorders>
+            <w:tcMar>
+              <w:top w:w="80" w:type="dxa"/>
+              <w:left w:w="120" w:type="dxa"/>
+              <w:bottom w:w="80" w:type="dxa"/>
+              <w:right w:w="120" w:type="dxa"/>
+            </w:tcMar>
+            <w:hideMark/>
+          </w:tcPr>
+          <w:p>
+            <w:pPr>
+              <w:spacing w:before="120" w:after="120"/>
+              <w:rPr>
+                <w:rFonts w:ascii="Calibri" w:eastAsia="Times New Roman" w:hAnsi="Calibri" w:cs="Calibri"/>
+                <w:sz w:val="21"/>
+                <w:szCs w:val="21"/>
+              </w:rPr>
+            </w:pPr>
+            <w:r>
+              <w:rPr>
+                <w:rFonts w:ascii="Calibri" w:eastAsia="Times New Roman" w:hAnsi="Calibri" w:cs="Calibri"/>
+                <w:sz w:val="21"/>
+                <w:szCs w:val="21"/>
+              </w:rPr>
+              <w:t>All 31 points of the observation checklist in plain words, in the same groups as the form. Points turn green with a tick. Hover over a green point to see the student turn and words. Points with parts (for example social, cultural, spiritual) show each part.</w:t>
+            </w:r>
+          </w:p>
+        </w:tc>
+      </w:tr>
+      <w:tr>
+        <w:tc>
+          <w:tcPr>
+            <w:tcW w:w="0" w:type="auto"/>
+            <w:tcBorders>
+              <w:top w:val="single" w:sz="6" w:space="0" w:color="8A8A8A"/>
+              <w:left w:val="single" w:sz="6" w:space="0" w:color="8A8A8A"/>
+              <w:bottom w:val="single" w:sz="6" w:space="0" w:color="8A8A8A"/>
+              <w:right w:val="single" w:sz="6" w:space="0" w:color="8A8A8A"/>
+            </w:tcBorders>
+            <w:tcMar>
+              <w:top w:w="80" w:type="dxa"/>
+              <w:left w:w="120" w:type="dxa"/>
+              <w:bottom w:w="80" w:type="dxa"/>
+              <w:right w:w="120" w:type="dxa"/>
+            </w:tcMar>
+            <w:hideMark/>
+          </w:tcPr>
+          <w:p>
+            <w:pPr>
+              <w:spacing w:before="120" w:after="120"/>
+              <w:rPr>
+                <w:rFonts w:ascii="Calibri" w:eastAsia="Times New Roman" w:hAnsi="Calibri" w:cs="Calibri"/>
+                <w:sz w:val="21"/>
+                <w:szCs w:val="21"/>
+              </w:rPr>
+            </w:pPr>
+            <w:r>
+              <w:rPr>
+                <w:rFonts w:ascii="Calibri" w:eastAsia="Times New Roman" w:hAnsi="Calibri" w:cs="Calibri"/>
+                <w:sz w:val="21"/>
+                <w:szCs w:val="21"/>
+              </w:rPr>
               <w:t>Go to Lance</w:t>
             </w:r>
           </w:p>
@@ -2386,6 +2689,80 @@
                 <w:szCs w:val="21"/>
               </w:rPr>
               <w:t>Everything said and done with Cherry and Lance, what you could see, and an empty progress note table.</w:t>
+            </w:r>
+          </w:p>
+        </w:tc>
+      </w:tr>
+      <w:tr>
+        <w:tc>
+          <w:tcPr>
+            <w:tcW w:w="0" w:type="auto"/>
+            <w:tcBorders>
+              <w:top w:val="single" w:sz="6" w:space="0" w:color="8A8A8A"/>
+              <w:left w:val="single" w:sz="6" w:space="0" w:color="8A8A8A"/>
+              <w:bottom w:val="single" w:sz="6" w:space="0" w:color="8A8A8A"/>
+              <w:right w:val="single" w:sz="6" w:space="0" w:color="8A8A8A"/>
+            </w:tcBorders>
+            <w:tcMar>
+              <w:top w:w="80" w:type="dxa"/>
+              <w:left w:w="120" w:type="dxa"/>
+              <w:bottom w:w="80" w:type="dxa"/>
+              <w:right w:w="120" w:type="dxa"/>
+            </w:tcMar>
+            <w:hideMark/>
+          </w:tcPr>
+          <w:p>
+            <w:pPr>
+              <w:spacing w:before="120" w:after="120"/>
+              <w:rPr>
+                <w:rFonts w:ascii="Calibri" w:eastAsia="Times New Roman" w:hAnsi="Calibri" w:cs="Calibri"/>
+                <w:sz w:val="21"/>
+                <w:szCs w:val="21"/>
+              </w:rPr>
+            </w:pPr>
+            <w:r>
+              <w:rPr>
+                <w:rFonts w:ascii="Calibri" w:eastAsia="Times New Roman" w:hAnsi="Calibri" w:cs="Calibri"/>
+                <w:sz w:val="21"/>
+                <w:szCs w:val="21"/>
+              </w:rPr>
+              <w:t>Reset</w:t>
+            </w:r>
+          </w:p>
+        </w:tc>
+        <w:tc>
+          <w:tcPr>
+            <w:tcW w:w="0" w:type="auto"/>
+            <w:tcBorders>
+              <w:top w:val="single" w:sz="6" w:space="0" w:color="8A8A8A"/>
+              <w:left w:val="single" w:sz="6" w:space="0" w:color="8A8A8A"/>
+              <w:bottom w:val="single" w:sz="6" w:space="0" w:color="8A8A8A"/>
+              <w:right w:val="single" w:sz="6" w:space="0" w:color="8A8A8A"/>
+            </w:tcBorders>
+            <w:tcMar>
+              <w:top w:w="80" w:type="dxa"/>
+              <w:left w:w="120" w:type="dxa"/>
+              <w:bottom w:w="80" w:type="dxa"/>
+              <w:right w:w="120" w:type="dxa"/>
+            </w:tcMar>
+            <w:hideMark/>
+          </w:tcPr>
+          <w:p>
+            <w:pPr>
+              <w:spacing w:before="120" w:after="120"/>
+              <w:rPr>
+                <w:rFonts w:ascii="Calibri" w:eastAsia="Times New Roman" w:hAnsi="Calibri" w:cs="Calibri"/>
+                <w:sz w:val="21"/>
+                <w:szCs w:val="21"/>
+              </w:rPr>
+            </w:pPr>
+            <w:r>
+              <w:rPr>
+                <w:rFonts w:ascii="Calibri" w:eastAsia="Times New Roman" w:hAnsi="Calibri" w:cs="Calibri"/>
+                <w:sz w:val="21"/>
+                <w:szCs w:val="21"/>
+              </w:rPr>
+              <w:t>Press twice. Clears the conversation and the checklist, even while Cherry is still answering.</w:t>
             </w:r>
           </w:p>
         </w:tc>
@@ -2393,8 +2770,7 @@
     </w:tbl>
     <w:p>
       <w:pPr>
-        <w:pStyle w:val="box"/>
-        <w:spacing w:before="80" w:beforeAutospacing="0" w:after="80" w:afterAutospacing="0"/>
+        <w:pStyle w:val="NormalWeb"/>
         <w:rPr>
           <w:rFonts w:ascii="Calibri" w:hAnsi="Calibri" w:cs="Calibri"/>
           <w:sz w:val="22"/>
@@ -2404,64 +2780,12 @@
       <w:r>
         <w:rPr>
           <w:rFonts w:ascii="Calibri" w:hAnsi="Calibri" w:cs="Calibri"/>
+          <w:b/>
+          <w:bCs/>
           <w:sz w:val="22"/>
           <w:szCs w:val="22"/>
         </w:rPr>
-        <w:t>The checklist is a teaching tool. The AI can miss a point or tick one generously. You make every assessment decision.</w:t>
-      </w:r>
-    </w:p>
-    <w:p>
-      <w:pPr>
-        <w:pStyle w:val="Heading2"/>
-        <w:rPr>
-          <w:rFonts w:ascii="Calibri" w:eastAsia="Times New Roman" w:hAnsi="Calibri" w:cs="Calibri"/>
-        </w:rPr>
-      </w:pPr>
-      <w:r>
-        <w:rPr>
-          <w:rFonts w:ascii="Calibri" w:eastAsia="Times New Roman" w:hAnsi="Calibri" w:cs="Calibri"/>
-        </w:rPr>
-        <w:t>5. Cherry and Lance</w:t>
-      </w:r>
-    </w:p>
-    <w:p>
-      <w:pPr>
-        <w:pStyle w:val="Heading3"/>
-        <w:rPr>
-          <w:rFonts w:ascii="Calibri" w:eastAsia="Times New Roman" w:hAnsi="Calibri" w:cs="Calibri"/>
-        </w:rPr>
-      </w:pPr>
-      <w:r>
-        <w:rPr>
-          <w:rFonts w:ascii="Calibri" w:eastAsia="Times New Roman" w:hAnsi="Calibri" w:cs="Calibri"/>
-        </w:rPr>
-        <w:t>Cherry Wilkes</w:t>
-      </w:r>
-    </w:p>
-    <w:p>
-      <w:pPr>
-        <w:pStyle w:val="NormalWeb"/>
-        <w:rPr>
-          <w:rFonts w:ascii="Calibri" w:hAnsi="Calibri" w:cs="Calibri"/>
-          <w:sz w:val="22"/>
-          <w:szCs w:val="22"/>
-        </w:rPr>
-      </w:pPr>
-      <w:r>
-        <w:rPr>
-          <w:rFonts w:ascii="Calibri" w:hAnsi="Calibri" w:cs="Calibri"/>
-          <w:sz w:val="22"/>
-          <w:szCs w:val="22"/>
-        </w:rPr>
-        <w:t>Cherry Wilkes is a gentle, shy Australian woman aged 67. She has lived with a physical disability since birth: her hands are weak and shaky and her balance is poor, so she uses a walking frame. She lives in her late mother'</w:t>
-      </w:r>
-      <w:r>
-        <w:rPr>
-          <w:rFonts w:ascii="Calibri" w:hAnsi="Calibri" w:cs="Calibri"/>
-          <w:sz w:val="22"/>
-          <w:szCs w:val="22"/>
-        </w:rPr>
-        <w:t>s house with her younger sister Donna, who is 62. Their mother died eight months ago, aged 91, and Cherry misses her terribly. Cherry is usually cheerful and chatty, but today she is devastated and grieving. She speaks plainly in everyday Australian English, in short sentences. She loves Donna and feels torn. She knows and trusts the support worker.</w:t>
+        <w:t>Points that need the Do button:</w:t>
       </w:r>
     </w:p>
     <w:p>
@@ -2483,7 +2807,7 @@
           <w:sz w:val="22"/>
           <w:szCs w:val="22"/>
         </w:rPr>
-        <w:t>The crystal swan is missing from the shelf. She noticed this morning. It was her favourite.</w:t>
+        <w:t>Active listening (Say + Do)</w:t>
       </w:r>
     </w:p>
     <w:p>
@@ -2505,7 +2829,7 @@
           <w:sz w:val="22"/>
           <w:szCs w:val="22"/>
         </w:rPr>
-        <w:t>She had a collection of 12 miniature crystal animals. She bought them with her mother, one on each family holiday. The swan came from a holiday in Tasmania when she was 16, the koala from Sydney, the dolphin from the Gold Coast.</w:t>
+        <w:t>Reassure her, and use touch the way she likes it (Say + Do)</w:t>
       </w:r>
     </w:p>
     <w:p>
@@ -2527,7 +2851,7 @@
           <w:sz w:val="22"/>
           <w:szCs w:val="22"/>
         </w:rPr>
-        <w:t>Only 4 are left on the shelf: the koala, the dolphin, the owl and the little cat. The others went one by one over the last few months.</w:t>
+        <w:t>Thinks about her needs, stage of life and strengths (Say + Do)</w:t>
       </w:r>
     </w:p>
     <w:p>
@@ -2549,7 +2873,7 @@
           <w:sz w:val="22"/>
           <w:szCs w:val="22"/>
         </w:rPr>
-        <w:t>The crystal animals tie her to her mother and remind her of the happy times when she was young.</w:t>
+        <w:t>Notices needs that are not being met (Say + Do)</w:t>
       </w:r>
     </w:p>
     <w:p>
@@ -2571,7 +2895,7 @@
           <w:sz w:val="22"/>
           <w:szCs w:val="22"/>
         </w:rPr>
-        <w:t>She believes Donna is selling the ornaments to pay for her online shopping. Parcels arrive at the door for Donna most days. Cherry has not asked Donna about it.</w:t>
+        <w:t>Help her reach support services: Minister booked for tomorrow (Say + Do)</w:t>
       </w:r>
     </w:p>
     <w:p>
@@ -2593,7 +2917,7 @@
           <w:sz w:val="22"/>
           <w:szCs w:val="22"/>
         </w:rPr>
-        <w:t>Donna does the shopping, cooks dinner and drives Cherry to church and appointments. Since Mum died, Donna has been very down and spends a lot of time on her phone, shopping.</w:t>
+        <w:t>Help her reach support services: information about a support service (Say + Do)</w:t>
       </w:r>
     </w:p>
     <w:p>
@@ -2615,7 +2939,7 @@
           <w:sz w:val="22"/>
           <w:szCs w:val="22"/>
         </w:rPr>
-        <w:t>Both sisters have been struggling to find any happiness since Mum died eight months ago.</w:t>
+        <w:t>Help her reach support services: number dialled (Do)</w:t>
       </w:r>
     </w:p>
     <w:p>
@@ -2637,235 +2961,80 @@
           <w:sz w:val="22"/>
           <w:szCs w:val="22"/>
         </w:rPr>
-        <w:t xml:space="preserve">She is scared </w:t>
-      </w:r>
-      <w:r>
-        <w:rPr>
-          <w:rFonts w:ascii="Calibri" w:eastAsia="Times New Roman" w:hAnsi="Calibri" w:cs="Calibri"/>
-          <w:sz w:val="22"/>
-          <w:szCs w:val="22"/>
-        </w:rPr>
-        <w:t>that if Donna gets into trouble, Donna will leave or be taken away, and then Cherry will have to go into full-time care because of her disabilities. She would lose the house and Mum's things.</w:t>
+        <w:t>Help her do what she can herself (Say + Do)</w:t>
       </w:r>
     </w:p>
     <w:p>
       <w:pPr>
-        <w:numPr>
-          <w:ilvl w:val="0"/>
-          <w:numId w:val="2"/>
-        </w:numPr>
-        <w:spacing w:before="100" w:beforeAutospacing="1" w:after="100" w:afterAutospacing="1"/>
-        <w:rPr>
-          <w:rFonts w:ascii="Calibri" w:eastAsia="Times New Roman" w:hAnsi="Calibri" w:cs="Calibri"/>
+        <w:pStyle w:val="box"/>
+        <w:spacing w:before="80" w:beforeAutospacing="0" w:after="80" w:afterAutospacing="0"/>
+        <w:rPr>
+          <w:rFonts w:ascii="Calibri" w:hAnsi="Calibri" w:cs="Calibri"/>
           <w:sz w:val="22"/>
           <w:szCs w:val="22"/>
         </w:rPr>
       </w:pPr>
       <w:r>
         <w:rPr>
-          <w:rFonts w:ascii="Calibri" w:eastAsia="Times New Roman" w:hAnsi="Calibri" w:cs="Calibri"/>
+          <w:rFonts w:ascii="Calibri" w:hAnsi="Calibri" w:cs="Calibri"/>
           <w:sz w:val="22"/>
           <w:szCs w:val="22"/>
         </w:rPr>
-        <w:t>She feels guilty for being angry with Donna and for thinking badly of her own sister. That is why she wanted forgiveness.</w:t>
+        <w:t>The checklist is a teaching tool. The AI can miss a point or tick one generously. You make every assessment decision.</w:t>
       </w:r>
     </w:p>
     <w:p>
       <w:pPr>
-        <w:numPr>
-          <w:ilvl w:val="0"/>
-          <w:numId w:val="2"/>
-        </w:numPr>
-        <w:spacing w:before="100" w:beforeAutospacing="1" w:after="100" w:afterAutospacing="1"/>
+        <w:pStyle w:val="Heading2"/>
         <w:rPr>
           <w:rFonts w:ascii="Calibri" w:eastAsia="Times New Roman" w:hAnsi="Calibri" w:cs="Calibri"/>
-          <w:sz w:val="22"/>
-          <w:szCs w:val="22"/>
         </w:rPr>
       </w:pPr>
       <w:r>
         <w:rPr>
           <w:rFonts w:ascii="Calibri" w:eastAsia="Times New Roman" w:hAnsi="Calibri" w:cs="Calibri"/>
-          <w:sz w:val="22"/>
-          <w:szCs w:val="22"/>
-        </w:rPr>
-        <w:t>Key line, said once when she becomes overwhelmed: 'I wanted to see the Minister tomorrow to find forgiveness, but now I just want to stay in bed. Talk to no one. Do nothing.'</w:t>
+        </w:rPr>
+        <w:t>5. Cherry and Lance</w:t>
       </w:r>
     </w:p>
     <w:p>
       <w:pPr>
-        <w:numPr>
-          <w:ilvl w:val="0"/>
-          <w:numId w:val="2"/>
-        </w:numPr>
-        <w:spacing w:before="100" w:beforeAutospacing="1" w:after="100" w:afterAutospacing="1"/>
+        <w:pStyle w:val="Heading3"/>
         <w:rPr>
           <w:rFonts w:ascii="Calibri" w:eastAsia="Times New Roman" w:hAnsi="Calibri" w:cs="Calibri"/>
-          <w:sz w:val="22"/>
-          <w:szCs w:val="22"/>
         </w:rPr>
       </w:pPr>
       <w:r>
         <w:rPr>
           <w:rFonts w:ascii="Calibri" w:eastAsia="Times New Roman" w:hAnsi="Calibri" w:cs="Calibri"/>
-          <w:sz w:val="22"/>
-          <w:szCs w:val="22"/>
-        </w:rPr>
-        <w:t>Faith: she belongs to St Andrew's Uniting Church. The Minister is Reverend Hill. She went every Sunday with Mum and sang alto in the choir. She has only been twice since Mum died. She prays every night.</w:t>
+        </w:rPr>
+        <w:t>Cherry Wilkes</w:t>
       </w:r>
     </w:p>
     <w:p>
       <w:pPr>
-        <w:numPr>
-          <w:ilvl w:val="0"/>
-          <w:numId w:val="2"/>
-        </w:numPr>
-        <w:spacing w:before="100" w:beforeAutospacing="1" w:after="100" w:afterAutospacing="1"/>
-        <w:rPr>
-          <w:rFonts w:ascii="Calibri" w:eastAsia="Times New Roman" w:hAnsi="Calibri" w:cs="Calibri"/>
+        <w:pStyle w:val="NormalWeb"/>
+        <w:rPr>
+          <w:rFonts w:ascii="Calibri" w:hAnsi="Calibri" w:cs="Calibri"/>
           <w:sz w:val="22"/>
           <w:szCs w:val="22"/>
         </w:rPr>
       </w:pPr>
       <w:r>
         <w:rPr>
-          <w:rFonts w:ascii="Calibri" w:eastAsia="Times New Roman" w:hAnsi="Calibri" w:cs="Calibri"/>
+          <w:rFonts w:ascii="Calibri" w:hAnsi="Calibri" w:cs="Calibri"/>
           <w:sz w:val="22"/>
           <w:szCs w:val="22"/>
         </w:rPr>
-        <w:t>Social: her good friend Joan from the choir used to ring every week. Cherry has stopped answering the phone.</w:t>
+        <w:t>Cherry Wilkes is a gentle, shy Australian woman aged 67. She has lived with a physical disability since birth: her hands are weak and shaky and her balance is poor, so she uses a walking frame. She lives in her late mother'</w:t>
       </w:r>
-    </w:p>
-    <w:p>
-      <w:pPr>
-        <w:numPr>
-          <w:ilvl w:val="0"/>
-          <w:numId w:val="2"/>
-        </w:numPr>
-        <w:spacing w:before="100" w:beforeAutospacing="1" w:after="100" w:afterAutospacing="1"/>
-        <w:rPr>
-          <w:rFonts w:ascii="Calibri" w:eastAsia="Times New Roman" w:hAnsi="Calibri" w:cs="Calibri"/>
+      <w:r>
+        <w:rPr>
+          <w:rFonts w:ascii="Calibri" w:hAnsi="Calibri" w:cs="Calibri"/>
           <w:sz w:val="22"/>
           <w:szCs w:val="22"/>
         </w:rPr>
-      </w:pPr>
-      <w:r>
-        <w:rPr>
-          <w:rFonts w:ascii="Calibri" w:eastAsia="Times New Roman" w:hAnsi="Calibri" w:cs="Calibri"/>
-          <w:sz w:val="22"/>
-          <w:szCs w:val="22"/>
-        </w:rPr>
-        <w:t xml:space="preserve">Culture: 'We're just an ordinary Aussie family.' </w:t>
-      </w:r>
-      <w:r>
-        <w:rPr>
-          <w:rFonts w:ascii="Calibri" w:eastAsia="Times New Roman" w:hAnsi="Calibri" w:cs="Calibri"/>
-          <w:sz w:val="22"/>
-          <w:szCs w:val="22"/>
-        </w:rPr>
-        <w:t>Mum always cooked a roast after church on Sundays. Christmas carols at church were the highlight of her year. English is her only language and she has no special cultural needs.</w:t>
-      </w:r>
-    </w:p>
-    <w:p>
-      <w:pPr>
-        <w:numPr>
-          <w:ilvl w:val="0"/>
-          <w:numId w:val="2"/>
-        </w:numPr>
-        <w:spacing w:before="100" w:beforeAutospacing="1" w:after="100" w:afterAutospacing="1"/>
-        <w:rPr>
-          <w:rFonts w:ascii="Calibri" w:eastAsia="Times New Roman" w:hAnsi="Calibri" w:cs="Calibri"/>
-          <w:sz w:val="22"/>
-          <w:szCs w:val="22"/>
-        </w:rPr>
-      </w:pPr>
-      <w:r>
-        <w:rPr>
-          <w:rFonts w:ascii="Calibri" w:eastAsia="Times New Roman" w:hAnsi="Calibri" w:cs="Calibri"/>
-          <w:sz w:val="22"/>
-          <w:szCs w:val="22"/>
-        </w:rPr>
-        <w:t>Touch: when she is upset she likes someone to hold her hand, like Mum used to, but only if they ask first. She does not like hugs from staff.</w:t>
-      </w:r>
-    </w:p>
-    <w:p>
-      <w:pPr>
-        <w:numPr>
-          <w:ilvl w:val="0"/>
-          <w:numId w:val="2"/>
-        </w:numPr>
-        <w:spacing w:before="100" w:beforeAutospacing="1" w:after="100" w:afterAutospacing="1"/>
-        <w:rPr>
-          <w:rFonts w:ascii="Calibri" w:eastAsia="Times New Roman" w:hAnsi="Calibri" w:cs="Calibri"/>
-          <w:sz w:val="22"/>
-          <w:szCs w:val="22"/>
-        </w:rPr>
-      </w:pPr>
-      <w:r>
-        <w:rPr>
-          <w:rFonts w:ascii="Calibri" w:eastAsia="Times New Roman" w:hAnsi="Calibri" w:cs="Calibri"/>
-          <w:sz w:val="22"/>
-          <w:szCs w:val="22"/>
-        </w:rPr>
-        <w:t>Strengths and self-care: she still showers and dresses herself most days (slowly), makes her own toast and tea for breakfast, and knows the story behind every one of her crystal animals. She is proud of her singing voice.</w:t>
-      </w:r>
-    </w:p>
-    <w:p>
-      <w:pPr>
-        <w:numPr>
-          <w:ilvl w:val="0"/>
-          <w:numId w:val="2"/>
-        </w:numPr>
-        <w:spacing w:before="100" w:beforeAutospacing="1" w:after="100" w:afterAutospacing="1"/>
-        <w:rPr>
-          <w:rFonts w:ascii="Calibri" w:eastAsia="Times New Roman" w:hAnsi="Calibri" w:cs="Calibri"/>
-          <w:sz w:val="22"/>
-          <w:szCs w:val="22"/>
-        </w:rPr>
-      </w:pPr>
-      <w:r>
-        <w:rPr>
-          <w:rFonts w:ascii="Calibri" w:eastAsia="Times New Roman" w:hAnsi="Calibri" w:cs="Calibri"/>
-          <w:sz w:val="22"/>
-          <w:szCs w:val="22"/>
-        </w:rPr>
-        <w:t>Today: she did not sleep last night, has not eaten breakfast, is still in her dressing gown at 11am and has not brushed her hair. Normally she is dressed and ready by 9 and is cheerful.</w:t>
-      </w:r>
-    </w:p>
-    <w:p>
-      <w:pPr>
-        <w:numPr>
-          <w:ilvl w:val="0"/>
-          <w:numId w:val="2"/>
-        </w:numPr>
-        <w:spacing w:before="100" w:beforeAutospacing="1" w:after="100" w:afterAutospacing="1"/>
-        <w:rPr>
-          <w:rFonts w:ascii="Calibri" w:eastAsia="Times New Roman" w:hAnsi="Calibri" w:cs="Calibri"/>
-          <w:sz w:val="22"/>
-          <w:szCs w:val="22"/>
-        </w:rPr>
-      </w:pPr>
-      <w:r>
-        <w:rPr>
-          <w:rFonts w:ascii="Calibri" w:eastAsia="Times New Roman" w:hAnsi="Calibri" w:cs="Calibri"/>
-          <w:sz w:val="22"/>
-          <w:szCs w:val="22"/>
-        </w:rPr>
-        <w:t>Phone: her hands shake, so pressing the small phone buttons is hard. The church phone number is on the church newsletter on the fridge. Her mobile phone is on the bedside table.</w:t>
-      </w:r>
-    </w:p>
-    <w:p>
-      <w:pPr>
-        <w:pStyle w:val="Heading3"/>
-        <w:rPr>
-          <w:rFonts w:ascii="Calibri" w:eastAsia="Times New Roman" w:hAnsi="Calibri" w:cs="Calibri"/>
-        </w:rPr>
-      </w:pPr>
-      <w:r>
-        <w:rPr>
-          <w:rFonts w:ascii="Calibri" w:eastAsia="Times New Roman" w:hAnsi="Calibri" w:cs="Calibri"/>
-        </w:rPr>
-        <w:t>How Cherry behaves</w:t>
+        <w:t>s house with her younger sister Donna, who is 62. Their mother died eight months ago, aged 91, and Cherry misses her terribly. Cherry is usually cheerful and chatty, but today she is devastated and grieving. She speaks plainly in everyday Australian English, in short sentences. She loves Donna and feels torn. She knows and trusts the support worker.</w:t>
       </w:r>
     </w:p>
     <w:p>
@@ -2887,7 +3056,7 @@
           <w:sz w:val="22"/>
           <w:szCs w:val="22"/>
         </w:rPr>
-        <w:t>She starts crying and can only say a few words. She tells one thing at a time as she calms down.</w:t>
+        <w:t>The crystal swan is missing from the shelf. She noticed this morning. It was her favourite.</w:t>
       </w:r>
     </w:p>
     <w:p>
@@ -2909,7 +3078,7 @@
           <w:sz w:val="22"/>
           <w:szCs w:val="22"/>
         </w:rPr>
-        <w:t>She says she thinks Donna is selling the ornaments only if asked gently and openly. If a student accuses Donna, she defends her and gets more upset.</w:t>
+        <w:t>She had a collection of 12 miniature crystal animals. She bought them with her mother, one on each family holiday. The swan came from a holiday in Tasmania when she was 16, the koala from Sydney, the dolphin from the Gold Coast.</w:t>
       </w:r>
     </w:p>
     <w:p>
@@ -2931,7 +3100,7 @@
           <w:sz w:val="22"/>
           <w:szCs w:val="22"/>
         </w:rPr>
-        <w:t>Straight after, she regrets it: "Please don't say anything. I don't want to cause trouble at home." A good answer is honest: the worker must tell the supervisor, and Cherry stays in charge of what happens. If a student promises to keep it secret, Cherry is relieved. Pick this up in the debrief (duty of care).</w:t>
+        <w:t>Only 4 are left on the shelf: the koala, the dolphin, the owl and the little cat. The others went one by one over the last few months.</w:t>
       </w:r>
     </w:p>
     <w:p>
@@ -2953,7 +3122,7 @@
           <w:sz w:val="22"/>
           <w:szCs w:val="22"/>
         </w:rPr>
-        <w:t>She fears full-time care if Donna gets in trouble.</w:t>
+        <w:t>The crystal animals tie her to her mother and remind her of the happy times when she was young.</w:t>
       </w:r>
     </w:p>
     <w:p>
@@ -2975,7 +3144,7 @@
           <w:sz w:val="22"/>
           <w:szCs w:val="22"/>
         </w:rPr>
-        <w:t>Key line, said once: "I wanted to see the Minister tomorrow to find forgiveness, but now I just want to stay in bed. Talk to no one. Do nothing."</w:t>
+        <w:t>She believes Donna is selling the ornaments to pay for her online shopping. Parcels arrive at the door for Donna most days. Cherry has not asked Donna about it.</w:t>
       </w:r>
     </w:p>
     <w:p>
@@ -2997,7 +3166,7 @@
           <w:sz w:val="22"/>
           <w:szCs w:val="22"/>
         </w:rPr>
-        <w:t>She never raises self-harm. If a student asks her directly, she says clearly: "No, love, nothing like that. I'm just so tired of it all." Praise the student for asking.</w:t>
+        <w:t>Donna does the shopping, cooks dinner and drives Cherry to church and appointments. Since Mum died, Donna has been very down and spends a lot of time on her phone, shopping.</w:t>
       </w:r>
     </w:p>
     <w:p>
@@ -3019,7 +3188,7 @@
           <w:sz w:val="22"/>
           <w:szCs w:val="22"/>
         </w:rPr>
-        <w:t>She wants to ring Reverend Hill herself, but her hands shake, so she needs help with the number and the buttons. If a student rings for her without asking, she is a bit put out.</w:t>
+        <w:t>Both sisters have been struggling to find any happiness since Mum died eight months ago.</w:t>
       </w:r>
     </w:p>
     <w:p>
@@ -3041,7 +3210,7 @@
           <w:sz w:val="22"/>
           <w:szCs w:val="22"/>
         </w:rPr>
-        <w:t>She accepts information about any suitable service, for example OPAN, and worries it will get Donna into trouble. She relaxes when told it is free, private and her choice.</w:t>
+        <w:t>She is scared that if Donna gets into trouble, Donna will leave or be taken away, and then Cherry will have to go into full-time care because of her disabilities. She would lose the house and Mum's things.</w:t>
       </w:r>
     </w:p>
     <w:p>
@@ -3063,6 +3232,402 @@
           <w:sz w:val="22"/>
           <w:szCs w:val="22"/>
         </w:rPr>
+        <w:t>She feels guilty for being angry with Donna and for thinking badly of her own sister. That is why she wanted forgiveness.</w:t>
+      </w:r>
+    </w:p>
+    <w:p>
+      <w:pPr>
+        <w:numPr>
+          <w:ilvl w:val="0"/>
+          <w:numId w:val="3"/>
+        </w:numPr>
+        <w:spacing w:before="100" w:beforeAutospacing="1" w:after="100" w:afterAutospacing="1"/>
+        <w:rPr>
+          <w:rFonts w:ascii="Calibri" w:eastAsia="Times New Roman" w:hAnsi="Calibri" w:cs="Calibri"/>
+          <w:sz w:val="22"/>
+          <w:szCs w:val="22"/>
+        </w:rPr>
+      </w:pPr>
+      <w:r>
+        <w:rPr>
+          <w:rFonts w:ascii="Calibri" w:eastAsia="Times New Roman" w:hAnsi="Calibri" w:cs="Calibri"/>
+          <w:sz w:val="22"/>
+          <w:szCs w:val="22"/>
+        </w:rPr>
+        <w:t>Key line, said once when she becomes overwhelmed: 'I wanted to see the Minister tomorrow to find forgiveness, but now I just want to stay in bed. Talk to no one. Do nothing.'</w:t>
+      </w:r>
+    </w:p>
+    <w:p>
+      <w:pPr>
+        <w:numPr>
+          <w:ilvl w:val="0"/>
+          <w:numId w:val="3"/>
+        </w:numPr>
+        <w:spacing w:before="100" w:beforeAutospacing="1" w:after="100" w:afterAutospacing="1"/>
+        <w:rPr>
+          <w:rFonts w:ascii="Calibri" w:eastAsia="Times New Roman" w:hAnsi="Calibri" w:cs="Calibri"/>
+          <w:sz w:val="22"/>
+          <w:szCs w:val="22"/>
+        </w:rPr>
+      </w:pPr>
+      <w:r>
+        <w:rPr>
+          <w:rFonts w:ascii="Calibri" w:eastAsia="Times New Roman" w:hAnsi="Calibri" w:cs="Calibri"/>
+          <w:sz w:val="22"/>
+          <w:szCs w:val="22"/>
+        </w:rPr>
+        <w:t>Faith: she belongs to St Andrew's Uniting Church. The Minister is Reverend Hill. She went every Sunday with Mum and sang alto in the choir. She has only been twice since Mum died. She prays every night.</w:t>
+      </w:r>
+    </w:p>
+    <w:p>
+      <w:pPr>
+        <w:numPr>
+          <w:ilvl w:val="0"/>
+          <w:numId w:val="3"/>
+        </w:numPr>
+        <w:spacing w:before="100" w:beforeAutospacing="1" w:after="100" w:afterAutospacing="1"/>
+        <w:rPr>
+          <w:rFonts w:ascii="Calibri" w:eastAsia="Times New Roman" w:hAnsi="Calibri" w:cs="Calibri"/>
+          <w:sz w:val="22"/>
+          <w:szCs w:val="22"/>
+        </w:rPr>
+      </w:pPr>
+      <w:r>
+        <w:rPr>
+          <w:rFonts w:ascii="Calibri" w:eastAsia="Times New Roman" w:hAnsi="Calibri" w:cs="Calibri"/>
+          <w:sz w:val="22"/>
+          <w:szCs w:val="22"/>
+        </w:rPr>
+        <w:t>Social: her good friend Joan from the choir used to ring every week. Cherry has stopped answering the phone.</w:t>
+      </w:r>
+    </w:p>
+    <w:p>
+      <w:pPr>
+        <w:numPr>
+          <w:ilvl w:val="0"/>
+          <w:numId w:val="3"/>
+        </w:numPr>
+        <w:spacing w:before="100" w:beforeAutospacing="1" w:after="100" w:afterAutospacing="1"/>
+        <w:rPr>
+          <w:rFonts w:ascii="Calibri" w:eastAsia="Times New Roman" w:hAnsi="Calibri" w:cs="Calibri"/>
+          <w:sz w:val="22"/>
+          <w:szCs w:val="22"/>
+        </w:rPr>
+      </w:pPr>
+      <w:r>
+        <w:rPr>
+          <w:rFonts w:ascii="Calibri" w:eastAsia="Times New Roman" w:hAnsi="Calibri" w:cs="Calibri"/>
+          <w:sz w:val="22"/>
+          <w:szCs w:val="22"/>
+        </w:rPr>
+        <w:t xml:space="preserve">Culture: 'We're just an ordinary Aussie family.' </w:t>
+      </w:r>
+      <w:r>
+        <w:rPr>
+          <w:rFonts w:ascii="Calibri" w:eastAsia="Times New Roman" w:hAnsi="Calibri" w:cs="Calibri"/>
+          <w:sz w:val="22"/>
+          <w:szCs w:val="22"/>
+        </w:rPr>
+        <w:t>Mum always cooked a roast after church on Sundays. Christmas carols at church were the highlight of her year. English is her only language and she has no special cultural needs.</w:t>
+      </w:r>
+    </w:p>
+    <w:p>
+      <w:pPr>
+        <w:numPr>
+          <w:ilvl w:val="0"/>
+          <w:numId w:val="3"/>
+        </w:numPr>
+        <w:spacing w:before="100" w:beforeAutospacing="1" w:after="100" w:afterAutospacing="1"/>
+        <w:rPr>
+          <w:rFonts w:ascii="Calibri" w:eastAsia="Times New Roman" w:hAnsi="Calibri" w:cs="Calibri"/>
+          <w:sz w:val="22"/>
+          <w:szCs w:val="22"/>
+        </w:rPr>
+      </w:pPr>
+      <w:r>
+        <w:rPr>
+          <w:rFonts w:ascii="Calibri" w:eastAsia="Times New Roman" w:hAnsi="Calibri" w:cs="Calibri"/>
+          <w:sz w:val="22"/>
+          <w:szCs w:val="22"/>
+        </w:rPr>
+        <w:t>Touch: when she is upset she likes someone to hold her hand, like Mum used to, but only if they ask first. She does not like hugs from staff.</w:t>
+      </w:r>
+    </w:p>
+    <w:p>
+      <w:pPr>
+        <w:numPr>
+          <w:ilvl w:val="0"/>
+          <w:numId w:val="3"/>
+        </w:numPr>
+        <w:spacing w:before="100" w:beforeAutospacing="1" w:after="100" w:afterAutospacing="1"/>
+        <w:rPr>
+          <w:rFonts w:ascii="Calibri" w:eastAsia="Times New Roman" w:hAnsi="Calibri" w:cs="Calibri"/>
+          <w:sz w:val="22"/>
+          <w:szCs w:val="22"/>
+        </w:rPr>
+      </w:pPr>
+      <w:r>
+        <w:rPr>
+          <w:rFonts w:ascii="Calibri" w:eastAsia="Times New Roman" w:hAnsi="Calibri" w:cs="Calibri"/>
+          <w:sz w:val="22"/>
+          <w:szCs w:val="22"/>
+        </w:rPr>
+        <w:t>Strengths and self-care: she still showers and dresses herself most days (slowly), makes her own toast and tea for breakfast, and knows the story behind every one of her crystal animals. She is proud of her singing voice.</w:t>
+      </w:r>
+    </w:p>
+    <w:p>
+      <w:pPr>
+        <w:numPr>
+          <w:ilvl w:val="0"/>
+          <w:numId w:val="3"/>
+        </w:numPr>
+        <w:spacing w:before="100" w:beforeAutospacing="1" w:after="100" w:afterAutospacing="1"/>
+        <w:rPr>
+          <w:rFonts w:ascii="Calibri" w:eastAsia="Times New Roman" w:hAnsi="Calibri" w:cs="Calibri"/>
+          <w:sz w:val="22"/>
+          <w:szCs w:val="22"/>
+        </w:rPr>
+      </w:pPr>
+      <w:r>
+        <w:rPr>
+          <w:rFonts w:ascii="Calibri" w:eastAsia="Times New Roman" w:hAnsi="Calibri" w:cs="Calibri"/>
+          <w:sz w:val="22"/>
+          <w:szCs w:val="22"/>
+        </w:rPr>
+        <w:t>Today: she did not sleep last night, has not eaten breakfast, is still in her dressing gown at 11am and has not brushed her hair. Normally she is dressed and ready by 9 and is cheerful.</w:t>
+      </w:r>
+    </w:p>
+    <w:p>
+      <w:pPr>
+        <w:numPr>
+          <w:ilvl w:val="0"/>
+          <w:numId w:val="3"/>
+        </w:numPr>
+        <w:spacing w:before="100" w:beforeAutospacing="1" w:after="100" w:afterAutospacing="1"/>
+        <w:rPr>
+          <w:rFonts w:ascii="Calibri" w:eastAsia="Times New Roman" w:hAnsi="Calibri" w:cs="Calibri"/>
+          <w:sz w:val="22"/>
+          <w:szCs w:val="22"/>
+        </w:rPr>
+      </w:pPr>
+      <w:r>
+        <w:rPr>
+          <w:rFonts w:ascii="Calibri" w:eastAsia="Times New Roman" w:hAnsi="Calibri" w:cs="Calibri"/>
+          <w:sz w:val="22"/>
+          <w:szCs w:val="22"/>
+        </w:rPr>
+        <w:t>Phone: her hands shake, so pressing the small phone buttons is hard. The church phone number is on the church newsletter on the fridge. Her mobile phone is on the bedside table.</w:t>
+      </w:r>
+    </w:p>
+    <w:p>
+      <w:pPr>
+        <w:pStyle w:val="Heading3"/>
+        <w:rPr>
+          <w:rFonts w:ascii="Calibri" w:eastAsia="Times New Roman" w:hAnsi="Calibri" w:cs="Calibri"/>
+        </w:rPr>
+      </w:pPr>
+      <w:r>
+        <w:rPr>
+          <w:rFonts w:ascii="Calibri" w:eastAsia="Times New Roman" w:hAnsi="Calibri" w:cs="Calibri"/>
+        </w:rPr>
+        <w:t>How Cherry behaves</w:t>
+      </w:r>
+    </w:p>
+    <w:p>
+      <w:pPr>
+        <w:numPr>
+          <w:ilvl w:val="0"/>
+          <w:numId w:val="4"/>
+        </w:numPr>
+        <w:spacing w:before="100" w:beforeAutospacing="1" w:after="100" w:afterAutospacing="1"/>
+        <w:rPr>
+          <w:rFonts w:ascii="Calibri" w:eastAsia="Times New Roman" w:hAnsi="Calibri" w:cs="Calibri"/>
+          <w:sz w:val="22"/>
+          <w:szCs w:val="22"/>
+        </w:rPr>
+      </w:pPr>
+      <w:r>
+        <w:rPr>
+          <w:rFonts w:ascii="Calibri" w:eastAsia="Times New Roman" w:hAnsi="Calibri" w:cs="Calibri"/>
+          <w:sz w:val="22"/>
+          <w:szCs w:val="22"/>
+        </w:rPr>
+        <w:t>She starts crying and can only say a few words. She tells one thing at a time as she calms down.</w:t>
+      </w:r>
+    </w:p>
+    <w:p>
+      <w:pPr>
+        <w:numPr>
+          <w:ilvl w:val="0"/>
+          <w:numId w:val="4"/>
+        </w:numPr>
+        <w:spacing w:before="100" w:beforeAutospacing="1" w:after="100" w:afterAutospacing="1"/>
+        <w:rPr>
+          <w:rFonts w:ascii="Calibri" w:eastAsia="Times New Roman" w:hAnsi="Calibri" w:cs="Calibri"/>
+          <w:sz w:val="22"/>
+          <w:szCs w:val="22"/>
+        </w:rPr>
+      </w:pPr>
+      <w:r>
+        <w:rPr>
+          <w:rFonts w:ascii="Calibri" w:eastAsia="Times New Roman" w:hAnsi="Calibri" w:cs="Calibri"/>
+          <w:sz w:val="22"/>
+          <w:szCs w:val="22"/>
+        </w:rPr>
+        <w:t>She says she thinks Donna is selling the ornaments only if asked gently and openly. If a student accuses Donna, she defends her and gets more upset.</w:t>
+      </w:r>
+    </w:p>
+    <w:p>
+      <w:pPr>
+        <w:numPr>
+          <w:ilvl w:val="0"/>
+          <w:numId w:val="4"/>
+        </w:numPr>
+        <w:spacing w:before="100" w:beforeAutospacing="1" w:after="100" w:afterAutospacing="1"/>
+        <w:rPr>
+          <w:rFonts w:ascii="Calibri" w:eastAsia="Times New Roman" w:hAnsi="Calibri" w:cs="Calibri"/>
+          <w:sz w:val="22"/>
+          <w:szCs w:val="22"/>
+        </w:rPr>
+      </w:pPr>
+      <w:r>
+        <w:rPr>
+          <w:rFonts w:ascii="Calibri" w:eastAsia="Times New Roman" w:hAnsi="Calibri" w:cs="Calibri"/>
+          <w:sz w:val="22"/>
+          <w:szCs w:val="22"/>
+        </w:rPr>
+        <w:t>Straight after, she regrets it: "Please don't say anything. I don't want to cause trouble at home." A good answer is honest: the worker must tell the supervisor, and Cherry stays in charge of what happens. If a student promises to keep it secret, Cherry is relieved. Pick this up in the debrief (duty of care).</w:t>
+      </w:r>
+    </w:p>
+    <w:p>
+      <w:pPr>
+        <w:numPr>
+          <w:ilvl w:val="0"/>
+          <w:numId w:val="4"/>
+        </w:numPr>
+        <w:spacing w:before="100" w:beforeAutospacing="1" w:after="100" w:afterAutospacing="1"/>
+        <w:rPr>
+          <w:rFonts w:ascii="Calibri" w:eastAsia="Times New Roman" w:hAnsi="Calibri" w:cs="Calibri"/>
+          <w:sz w:val="22"/>
+          <w:szCs w:val="22"/>
+        </w:rPr>
+      </w:pPr>
+      <w:r>
+        <w:rPr>
+          <w:rFonts w:ascii="Calibri" w:eastAsia="Times New Roman" w:hAnsi="Calibri" w:cs="Calibri"/>
+          <w:sz w:val="22"/>
+          <w:szCs w:val="22"/>
+        </w:rPr>
+        <w:t>She fears full-time care if Donna gets in trouble.</w:t>
+      </w:r>
+    </w:p>
+    <w:p>
+      <w:pPr>
+        <w:numPr>
+          <w:ilvl w:val="0"/>
+          <w:numId w:val="4"/>
+        </w:numPr>
+        <w:spacing w:before="100" w:beforeAutospacing="1" w:after="100" w:afterAutospacing="1"/>
+        <w:rPr>
+          <w:rFonts w:ascii="Calibri" w:eastAsia="Times New Roman" w:hAnsi="Calibri" w:cs="Calibri"/>
+          <w:sz w:val="22"/>
+          <w:szCs w:val="22"/>
+        </w:rPr>
+      </w:pPr>
+      <w:r>
+        <w:rPr>
+          <w:rFonts w:ascii="Calibri" w:eastAsia="Times New Roman" w:hAnsi="Calibri" w:cs="Calibri"/>
+          <w:sz w:val="22"/>
+          <w:szCs w:val="22"/>
+        </w:rPr>
+        <w:t>Key line, said once: "I wanted to see the Minister tomorrow to find forgiveness, but now I just want to stay in bed. Talk to no one. Do nothing."</w:t>
+      </w:r>
+    </w:p>
+    <w:p>
+      <w:pPr>
+        <w:numPr>
+          <w:ilvl w:val="0"/>
+          <w:numId w:val="4"/>
+        </w:numPr>
+        <w:spacing w:before="100" w:beforeAutospacing="1" w:after="100" w:afterAutospacing="1"/>
+        <w:rPr>
+          <w:rFonts w:ascii="Calibri" w:eastAsia="Times New Roman" w:hAnsi="Calibri" w:cs="Calibri"/>
+          <w:sz w:val="22"/>
+          <w:szCs w:val="22"/>
+        </w:rPr>
+      </w:pPr>
+      <w:r>
+        <w:rPr>
+          <w:rFonts w:ascii="Calibri" w:eastAsia="Times New Roman" w:hAnsi="Calibri" w:cs="Calibri"/>
+          <w:sz w:val="22"/>
+          <w:szCs w:val="22"/>
+        </w:rPr>
+        <w:t>She never raises self-harm. If a student asks her about it, she says clearly: "No, love, nothing like that. I'm just so tired of it all." Praise the student for asking.</w:t>
+      </w:r>
+    </w:p>
+    <w:p>
+      <w:pPr>
+        <w:numPr>
+          <w:ilvl w:val="0"/>
+          <w:numId w:val="4"/>
+        </w:numPr>
+        <w:spacing w:before="100" w:beforeAutospacing="1" w:after="100" w:afterAutospacing="1"/>
+        <w:rPr>
+          <w:rFonts w:ascii="Calibri" w:eastAsia="Times New Roman" w:hAnsi="Calibri" w:cs="Calibri"/>
+          <w:sz w:val="22"/>
+          <w:szCs w:val="22"/>
+        </w:rPr>
+      </w:pPr>
+      <w:r>
+        <w:rPr>
+          <w:rFonts w:ascii="Calibri" w:eastAsia="Times New Roman" w:hAnsi="Calibri" w:cs="Calibri"/>
+          <w:sz w:val="22"/>
+          <w:szCs w:val="22"/>
+        </w:rPr>
+        <w:t>She wants to ring Reverend Hill herself, but her hands shake, so she needs help with the number and the buttons. If a student rings for her without asking, she is a bit put out.</w:t>
+      </w:r>
+    </w:p>
+    <w:p>
+      <w:pPr>
+        <w:numPr>
+          <w:ilvl w:val="0"/>
+          <w:numId w:val="4"/>
+        </w:numPr>
+        <w:spacing w:before="100" w:beforeAutospacing="1" w:after="100" w:afterAutospacing="1"/>
+        <w:rPr>
+          <w:rFonts w:ascii="Calibri" w:eastAsia="Times New Roman" w:hAnsi="Calibri" w:cs="Calibri"/>
+          <w:sz w:val="22"/>
+          <w:szCs w:val="22"/>
+        </w:rPr>
+      </w:pPr>
+      <w:r>
+        <w:rPr>
+          <w:rFonts w:ascii="Calibri" w:eastAsia="Times New Roman" w:hAnsi="Calibri" w:cs="Calibri"/>
+          <w:sz w:val="22"/>
+          <w:szCs w:val="22"/>
+        </w:rPr>
+        <w:t>She accepts information about any suitable service, for example OPAN, and worries it will get Donna into trouble. She relaxes when told it is free, private and her choice.</w:t>
+      </w:r>
+    </w:p>
+    <w:p>
+      <w:pPr>
+        <w:numPr>
+          <w:ilvl w:val="0"/>
+          <w:numId w:val="4"/>
+        </w:numPr>
+        <w:spacing w:before="100" w:beforeAutospacing="1" w:after="100" w:afterAutospacing="1"/>
+        <w:rPr>
+          <w:rFonts w:ascii="Calibri" w:eastAsia="Times New Roman" w:hAnsi="Calibri" w:cs="Calibri"/>
+          <w:sz w:val="22"/>
+          <w:szCs w:val="22"/>
+        </w:rPr>
+      </w:pPr>
+      <w:r>
+        <w:rPr>
+          <w:rFonts w:ascii="Calibri" w:eastAsia="Times New Roman" w:hAnsi="Calibri" w:cs="Calibri"/>
+          <w:sz w:val="22"/>
+          <w:szCs w:val="22"/>
+        </w:rPr>
         <w:t>She does not want the police or to confront Donna today. If pushed, she goes quiet.</w:t>
       </w:r>
     </w:p>
@@ -3135,7 +3700,7 @@
           <w:sz w:val="22"/>
           <w:szCs w:val="22"/>
         </w:rPr>
-        <w:t>The left column is the wording on the observation checklist. The middle column is what students see on the screen. The right column is what the AI listens for.</w:t>
+        <w:t>The first column is the wording on the observation checklist. Then what students see on the screen, whether the point needs Say or Do, and what the AI listens for. The numbers match the quiz and the hints sheet.</w:t>
       </w:r>
     </w:p>
     <w:tbl>
@@ -3150,14 +3715,15 @@
         <w:tblLook w:val="04A0" w:firstRow="1" w:lastRow="0" w:firstColumn="1" w:lastColumn="0" w:noHBand="0" w:noVBand="1"/>
       </w:tblPr>
       <w:tblGrid>
-        <w:gridCol w:w="3244"/>
-        <w:gridCol w:w="2162"/>
-        <w:gridCol w:w="3604"/>
+        <w:gridCol w:w="2703"/>
+        <w:gridCol w:w="1802"/>
+        <w:gridCol w:w="811"/>
+        <w:gridCol w:w="3694"/>
       </w:tblGrid>
       <w:tr>
         <w:tc>
           <w:tcPr>
-            <w:tcW w:w="1800" w:type="pct"/>
+            <w:tcW w:w="1500" w:type="pct"/>
             <w:tcBorders>
               <w:top w:val="single" w:sz="6" w:space="0" w:color="8A8A8A"/>
               <w:left w:val="single" w:sz="6" w:space="0" w:color="8A8A8A"/>
@@ -3198,7 +3764,7 @@
         </w:tc>
         <w:tc>
           <w:tcPr>
-            <w:tcW w:w="1200" w:type="pct"/>
+            <w:tcW w:w="1000" w:type="pct"/>
             <w:tcBorders>
               <w:top w:val="single" w:sz="6" w:space="0" w:color="8A8A8A"/>
               <w:left w:val="single" w:sz="6" w:space="0" w:color="8A8A8A"/>
@@ -3239,7 +3805,7 @@
         </w:tc>
         <w:tc>
           <w:tcPr>
-            <w:tcW w:w="0" w:type="auto"/>
+            <w:tcW w:w="450" w:type="pct"/>
             <w:tcBorders>
               <w:top w:val="single" w:sz="6" w:space="0" w:color="8A8A8A"/>
               <w:left w:val="single" w:sz="6" w:space="0" w:color="8A8A8A"/>
@@ -3274,6 +3840,47 @@
                 <w:sz w:val="21"/>
                 <w:szCs w:val="21"/>
               </w:rPr>
+              <w:t>Say or Do</w:t>
+            </w:r>
+          </w:p>
+        </w:tc>
+        <w:tc>
+          <w:tcPr>
+            <w:tcW w:w="0" w:type="auto"/>
+            <w:tcBorders>
+              <w:top w:val="single" w:sz="6" w:space="0" w:color="8A8A8A"/>
+              <w:left w:val="single" w:sz="6" w:space="0" w:color="8A8A8A"/>
+              <w:bottom w:val="single" w:sz="6" w:space="0" w:color="8A8A8A"/>
+              <w:right w:val="single" w:sz="6" w:space="0" w:color="8A8A8A"/>
+            </w:tcBorders>
+            <w:shd w:val="clear" w:color="auto" w:fill="DFF0EE"/>
+            <w:tcMar>
+              <w:top w:w="80" w:type="dxa"/>
+              <w:left w:w="120" w:type="dxa"/>
+              <w:bottom w:w="80" w:type="dxa"/>
+              <w:right w:w="120" w:type="dxa"/>
+            </w:tcMar>
+            <w:hideMark/>
+          </w:tcPr>
+          <w:p>
+            <w:pPr>
+              <w:spacing w:before="120" w:after="120"/>
+              <w:rPr>
+                <w:rFonts w:ascii="Calibri" w:eastAsia="Times New Roman" w:hAnsi="Calibri" w:cs="Calibri"/>
+                <w:b/>
+                <w:bCs/>
+                <w:sz w:val="21"/>
+                <w:szCs w:val="21"/>
+              </w:rPr>
+            </w:pPr>
+            <w:r>
+              <w:rPr>
+                <w:rFonts w:ascii="Calibri" w:eastAsia="Times New Roman" w:hAnsi="Calibri" w:cs="Calibri"/>
+                <w:b/>
+                <w:bCs/>
+                <w:sz w:val="21"/>
+                <w:szCs w:val="21"/>
+              </w:rPr>
               <w:t>What counts</w:t>
             </w:r>
           </w:p>
@@ -3283,7 +3890,7 @@
         <w:tc>
           <w:tcPr>
             <w:tcW w:w="0" w:type="auto"/>
-            <w:gridSpan w:val="3"/>
+            <w:gridSpan w:val="4"/>
             <w:tcBorders>
               <w:top w:val="single" w:sz="6" w:space="0" w:color="8A8A8A"/>
               <w:left w:val="single" w:sz="6" w:space="0" w:color="8A8A8A"/>
@@ -3371,6 +3978,42 @@
                 <w:sz w:val="21"/>
                 <w:szCs w:val="21"/>
               </w:rPr>
+              <w:t>1. Active listening</w:t>
+            </w:r>
+          </w:p>
+        </w:tc>
+        <w:tc>
+          <w:tcPr>
+            <w:tcW w:w="0" w:type="auto"/>
+            <w:tcBorders>
+              <w:top w:val="single" w:sz="6" w:space="0" w:color="8A8A8A"/>
+              <w:left w:val="single" w:sz="6" w:space="0" w:color="8A8A8A"/>
+              <w:bottom w:val="single" w:sz="6" w:space="0" w:color="8A8A8A"/>
+              <w:right w:val="single" w:sz="6" w:space="0" w:color="8A8A8A"/>
+            </w:tcBorders>
+            <w:tcMar>
+              <w:top w:w="80" w:type="dxa"/>
+              <w:left w:w="120" w:type="dxa"/>
+              <w:bottom w:w="80" w:type="dxa"/>
+              <w:right w:w="120" w:type="dxa"/>
+            </w:tcMar>
+            <w:hideMark/>
+          </w:tcPr>
+          <w:p>
+            <w:pPr>
+              <w:spacing w:before="120" w:after="120"/>
+              <w:rPr>
+                <w:rFonts w:ascii="Calibri" w:eastAsia="Times New Roman" w:hAnsi="Calibri" w:cs="Calibri"/>
+                <w:sz w:val="21"/>
+                <w:szCs w:val="21"/>
+              </w:rPr>
+            </w:pPr>
+            <w:r>
+              <w:rPr>
+                <w:rFonts w:ascii="Calibri" w:eastAsia="Times New Roman" w:hAnsi="Calibri" w:cs="Calibri"/>
+                <w:sz w:val="21"/>
+                <w:szCs w:val="21"/>
+              </w:rPr>
               <w:t>Active listening</w:t>
             </w:r>
           </w:p>
@@ -3407,7 +4050,7 @@
                 <w:sz w:val="21"/>
                 <w:szCs w:val="21"/>
               </w:rPr>
-              <w:t>Active listening</w:t>
+              <w:t>Say + Do</w:t>
             </w:r>
           </w:p>
         </w:tc>
@@ -3481,7 +4124,7 @@
                 <w:sz w:val="21"/>
                 <w:szCs w:val="21"/>
               </w:rPr>
-              <w:t>Appropriate reassurance and use of touch that meets the person's preferences</w:t>
+              <w:t>2. Appropriate reassurance and use of touch that meets the person's preferences</w:t>
             </w:r>
           </w:p>
         </w:tc>
@@ -3518,6 +4161,42 @@
                 <w:szCs w:val="21"/>
               </w:rPr>
               <w:t>Reassure her, and use touch the way she likes it</w:t>
+            </w:r>
+          </w:p>
+        </w:tc>
+        <w:tc>
+          <w:tcPr>
+            <w:tcW w:w="0" w:type="auto"/>
+            <w:tcBorders>
+              <w:top w:val="single" w:sz="6" w:space="0" w:color="8A8A8A"/>
+              <w:left w:val="single" w:sz="6" w:space="0" w:color="8A8A8A"/>
+              <w:bottom w:val="single" w:sz="6" w:space="0" w:color="8A8A8A"/>
+              <w:right w:val="single" w:sz="6" w:space="0" w:color="8A8A8A"/>
+            </w:tcBorders>
+            <w:tcMar>
+              <w:top w:w="80" w:type="dxa"/>
+              <w:left w:w="120" w:type="dxa"/>
+              <w:bottom w:w="80" w:type="dxa"/>
+              <w:right w:w="120" w:type="dxa"/>
+            </w:tcMar>
+            <w:hideMark/>
+          </w:tcPr>
+          <w:p>
+            <w:pPr>
+              <w:spacing w:before="120" w:after="120"/>
+              <w:rPr>
+                <w:rFonts w:ascii="Calibri" w:eastAsia="Times New Roman" w:hAnsi="Calibri" w:cs="Calibri"/>
+                <w:sz w:val="21"/>
+                <w:szCs w:val="21"/>
+              </w:rPr>
+            </w:pPr>
+            <w:r>
+              <w:rPr>
+                <w:rFonts w:ascii="Calibri" w:eastAsia="Times New Roman" w:hAnsi="Calibri" w:cs="Calibri"/>
+                <w:sz w:val="21"/>
+                <w:szCs w:val="21"/>
+              </w:rPr>
+              <w:t>Say + Do</w:t>
             </w:r>
           </w:p>
         </w:tc>
@@ -3591,7 +4270,7 @@
                 <w:sz w:val="21"/>
                 <w:szCs w:val="21"/>
               </w:rPr>
-              <w:t>Promote self-esteem and confidence</w:t>
+              <w:t>3. Promote self-esteem and confidence</w:t>
             </w:r>
           </w:p>
         </w:tc>
@@ -3628,6 +4307,42 @@
                 <w:szCs w:val="21"/>
               </w:rPr>
               <w:t>Build her self-esteem and confidence</w:t>
+            </w:r>
+          </w:p>
+        </w:tc>
+        <w:tc>
+          <w:tcPr>
+            <w:tcW w:w="0" w:type="auto"/>
+            <w:tcBorders>
+              <w:top w:val="single" w:sz="6" w:space="0" w:color="8A8A8A"/>
+              <w:left w:val="single" w:sz="6" w:space="0" w:color="8A8A8A"/>
+              <w:bottom w:val="single" w:sz="6" w:space="0" w:color="8A8A8A"/>
+              <w:right w:val="single" w:sz="6" w:space="0" w:color="8A8A8A"/>
+            </w:tcBorders>
+            <w:tcMar>
+              <w:top w:w="80" w:type="dxa"/>
+              <w:left w:w="120" w:type="dxa"/>
+              <w:bottom w:w="80" w:type="dxa"/>
+              <w:right w:w="120" w:type="dxa"/>
+            </w:tcMar>
+            <w:hideMark/>
+          </w:tcPr>
+          <w:p>
+            <w:pPr>
+              <w:spacing w:before="120" w:after="120"/>
+              <w:rPr>
+                <w:rFonts w:ascii="Calibri" w:eastAsia="Times New Roman" w:hAnsi="Calibri" w:cs="Calibri"/>
+                <w:sz w:val="21"/>
+                <w:szCs w:val="21"/>
+              </w:rPr>
+            </w:pPr>
+            <w:r>
+              <w:rPr>
+                <w:rFonts w:ascii="Calibri" w:eastAsia="Times New Roman" w:hAnsi="Calibri" w:cs="Calibri"/>
+                <w:sz w:val="21"/>
+                <w:szCs w:val="21"/>
+              </w:rPr>
+              <w:t>Say</w:t>
             </w:r>
           </w:p>
         </w:tc>
@@ -3701,7 +4416,7 @@
                 <w:sz w:val="21"/>
                 <w:szCs w:val="21"/>
               </w:rPr>
-              <w:t>Empathy, consideration, non-judgemental, non-discriminatory</w:t>
+              <w:t>4. Empathy, consideration, non-judgemental, non-discriminatory</w:t>
             </w:r>
           </w:p>
         </w:tc>
@@ -3738,6 +4453,42 @@
                 <w:szCs w:val="21"/>
               </w:rPr>
               <w:t>Show empathy, no judging</w:t>
+            </w:r>
+          </w:p>
+        </w:tc>
+        <w:tc>
+          <w:tcPr>
+            <w:tcW w:w="0" w:type="auto"/>
+            <w:tcBorders>
+              <w:top w:val="single" w:sz="6" w:space="0" w:color="8A8A8A"/>
+              <w:left w:val="single" w:sz="6" w:space="0" w:color="8A8A8A"/>
+              <w:bottom w:val="single" w:sz="6" w:space="0" w:color="8A8A8A"/>
+              <w:right w:val="single" w:sz="6" w:space="0" w:color="8A8A8A"/>
+            </w:tcBorders>
+            <w:tcMar>
+              <w:top w:w="80" w:type="dxa"/>
+              <w:left w:w="120" w:type="dxa"/>
+              <w:bottom w:w="80" w:type="dxa"/>
+              <w:right w:w="120" w:type="dxa"/>
+            </w:tcMar>
+            <w:hideMark/>
+          </w:tcPr>
+          <w:p>
+            <w:pPr>
+              <w:spacing w:before="120" w:after="120"/>
+              <w:rPr>
+                <w:rFonts w:ascii="Calibri" w:eastAsia="Times New Roman" w:hAnsi="Calibri" w:cs="Calibri"/>
+                <w:sz w:val="21"/>
+                <w:szCs w:val="21"/>
+              </w:rPr>
+            </w:pPr>
+            <w:r>
+              <w:rPr>
+                <w:rFonts w:ascii="Calibri" w:eastAsia="Times New Roman" w:hAnsi="Calibri" w:cs="Calibri"/>
+                <w:sz w:val="21"/>
+                <w:szCs w:val="21"/>
+              </w:rPr>
+              <w:t>Say</w:t>
             </w:r>
           </w:p>
         </w:tc>
@@ -3811,7 +4562,7 @@
                 <w:sz w:val="21"/>
                 <w:szCs w:val="21"/>
               </w:rPr>
-              <w:t>Positive and supportive language</w:t>
+              <w:t>5. Positive and supportive language</w:t>
             </w:r>
           </w:p>
         </w:tc>
@@ -3848,6 +4599,42 @@
                 <w:szCs w:val="21"/>
               </w:rPr>
               <w:t>Use positive, supportive words</w:t>
+            </w:r>
+          </w:p>
+        </w:tc>
+        <w:tc>
+          <w:tcPr>
+            <w:tcW w:w="0" w:type="auto"/>
+            <w:tcBorders>
+              <w:top w:val="single" w:sz="6" w:space="0" w:color="8A8A8A"/>
+              <w:left w:val="single" w:sz="6" w:space="0" w:color="8A8A8A"/>
+              <w:bottom w:val="single" w:sz="6" w:space="0" w:color="8A8A8A"/>
+              <w:right w:val="single" w:sz="6" w:space="0" w:color="8A8A8A"/>
+            </w:tcBorders>
+            <w:tcMar>
+              <w:top w:w="80" w:type="dxa"/>
+              <w:left w:w="120" w:type="dxa"/>
+              <w:bottom w:w="80" w:type="dxa"/>
+              <w:right w:w="120" w:type="dxa"/>
+            </w:tcMar>
+            <w:hideMark/>
+          </w:tcPr>
+          <w:p>
+            <w:pPr>
+              <w:spacing w:before="120" w:after="120"/>
+              <w:rPr>
+                <w:rFonts w:ascii="Calibri" w:eastAsia="Times New Roman" w:hAnsi="Calibri" w:cs="Calibri"/>
+                <w:sz w:val="21"/>
+                <w:szCs w:val="21"/>
+              </w:rPr>
+            </w:pPr>
+            <w:r>
+              <w:rPr>
+                <w:rFonts w:ascii="Calibri" w:eastAsia="Times New Roman" w:hAnsi="Calibri" w:cs="Calibri"/>
+                <w:sz w:val="21"/>
+                <w:szCs w:val="21"/>
+              </w:rPr>
+              <w:t>Say</w:t>
             </w:r>
           </w:p>
         </w:tc>
@@ -3892,7 +4679,7 @@
         <w:tc>
           <w:tcPr>
             <w:tcW w:w="0" w:type="auto"/>
-            <w:gridSpan w:val="3"/>
+            <w:gridSpan w:val="4"/>
             <w:tcBorders>
               <w:top w:val="single" w:sz="6" w:space="0" w:color="8A8A8A"/>
               <w:left w:val="single" w:sz="6" w:space="0" w:color="8A8A8A"/>
@@ -3980,7 +4767,7 @@
                 <w:sz w:val="21"/>
                 <w:szCs w:val="21"/>
               </w:rPr>
-              <w:t>Through consultation and discussion with the person identify the person's social, cultural and spiritual preferences</w:t>
+              <w:t>6. Through consultation and discussion with the person identify the person's social, cultural and spiritual preferences</w:t>
             </w:r>
           </w:p>
         </w:tc>
@@ -4017,6 +4804,42 @@
                 <w:szCs w:val="21"/>
               </w:rPr>
               <w:t>Ask about her social, cultural and spiritual life</w:t>
+            </w:r>
+          </w:p>
+        </w:tc>
+        <w:tc>
+          <w:tcPr>
+            <w:tcW w:w="0" w:type="auto"/>
+            <w:tcBorders>
+              <w:top w:val="single" w:sz="6" w:space="0" w:color="8A8A8A"/>
+              <w:left w:val="single" w:sz="6" w:space="0" w:color="8A8A8A"/>
+              <w:bottom w:val="single" w:sz="6" w:space="0" w:color="8A8A8A"/>
+              <w:right w:val="single" w:sz="6" w:space="0" w:color="8A8A8A"/>
+            </w:tcBorders>
+            <w:tcMar>
+              <w:top w:w="80" w:type="dxa"/>
+              <w:left w:w="120" w:type="dxa"/>
+              <w:bottom w:w="80" w:type="dxa"/>
+              <w:right w:w="120" w:type="dxa"/>
+            </w:tcMar>
+            <w:hideMark/>
+          </w:tcPr>
+          <w:p>
+            <w:pPr>
+              <w:spacing w:before="120" w:after="120"/>
+              <w:rPr>
+                <w:rFonts w:ascii="Calibri" w:eastAsia="Times New Roman" w:hAnsi="Calibri" w:cs="Calibri"/>
+                <w:sz w:val="21"/>
+                <w:szCs w:val="21"/>
+              </w:rPr>
+            </w:pPr>
+            <w:r>
+              <w:rPr>
+                <w:rFonts w:ascii="Calibri" w:eastAsia="Times New Roman" w:hAnsi="Calibri" w:cs="Calibri"/>
+                <w:sz w:val="21"/>
+                <w:szCs w:val="21"/>
+              </w:rPr>
+              <w:t>Say</w:t>
             </w:r>
           </w:p>
         </w:tc>
@@ -4131,7 +4954,7 @@
         <w:tc>
           <w:tcPr>
             <w:tcW w:w="0" w:type="auto"/>
-            <w:gridSpan w:val="3"/>
+            <w:gridSpan w:val="4"/>
             <w:tcBorders>
               <w:top w:val="single" w:sz="6" w:space="0" w:color="8A8A8A"/>
               <w:left w:val="single" w:sz="6" w:space="0" w:color="8A8A8A"/>
@@ -4219,7 +5042,7 @@
                 <w:sz w:val="21"/>
                 <w:szCs w:val="21"/>
               </w:rPr>
-              <w:t>Acknowledges and respects the person's social, cultural and spiritual preferences</w:t>
+              <w:t>7. Acknowledges and respects the person's social, cultural and spiritual preferences</w:t>
             </w:r>
           </w:p>
         </w:tc>
@@ -4256,6 +5079,42 @@
                 <w:szCs w:val="21"/>
               </w:rPr>
               <w:t>Respects her social, cultural and spiritual wishes</w:t>
+            </w:r>
+          </w:p>
+        </w:tc>
+        <w:tc>
+          <w:tcPr>
+            <w:tcW w:w="0" w:type="auto"/>
+            <w:tcBorders>
+              <w:top w:val="single" w:sz="6" w:space="0" w:color="8A8A8A"/>
+              <w:left w:val="single" w:sz="6" w:space="0" w:color="8A8A8A"/>
+              <w:bottom w:val="single" w:sz="6" w:space="0" w:color="8A8A8A"/>
+              <w:right w:val="single" w:sz="6" w:space="0" w:color="8A8A8A"/>
+            </w:tcBorders>
+            <w:tcMar>
+              <w:top w:w="80" w:type="dxa"/>
+              <w:left w:w="120" w:type="dxa"/>
+              <w:bottom w:w="80" w:type="dxa"/>
+              <w:right w:w="120" w:type="dxa"/>
+            </w:tcMar>
+            <w:hideMark/>
+          </w:tcPr>
+          <w:p>
+            <w:pPr>
+              <w:spacing w:before="120" w:after="120"/>
+              <w:rPr>
+                <w:rFonts w:ascii="Calibri" w:eastAsia="Times New Roman" w:hAnsi="Calibri" w:cs="Calibri"/>
+                <w:sz w:val="21"/>
+                <w:szCs w:val="21"/>
+              </w:rPr>
+            </w:pPr>
+            <w:r>
+              <w:rPr>
+                <w:rFonts w:ascii="Calibri" w:eastAsia="Times New Roman" w:hAnsi="Calibri" w:cs="Calibri"/>
+                <w:sz w:val="21"/>
+                <w:szCs w:val="21"/>
+              </w:rPr>
+              <w:t>Say</w:t>
             </w:r>
           </w:p>
         </w:tc>
@@ -4329,7 +5188,7 @@
                 <w:sz w:val="21"/>
                 <w:szCs w:val="21"/>
               </w:rPr>
-              <w:t>Considers the person's individual needs, stage of life, development, strengths</w:t>
+              <w:t>8. Considers the person's individual needs, stage of life, development, strengths</w:t>
             </w:r>
           </w:p>
         </w:tc>
@@ -4366,6 +5225,42 @@
                 <w:szCs w:val="21"/>
               </w:rPr>
               <w:t>Thinks about her needs, stage of life and strengths</w:t>
+            </w:r>
+          </w:p>
+        </w:tc>
+        <w:tc>
+          <w:tcPr>
+            <w:tcW w:w="0" w:type="auto"/>
+            <w:tcBorders>
+              <w:top w:val="single" w:sz="6" w:space="0" w:color="8A8A8A"/>
+              <w:left w:val="single" w:sz="6" w:space="0" w:color="8A8A8A"/>
+              <w:bottom w:val="single" w:sz="6" w:space="0" w:color="8A8A8A"/>
+              <w:right w:val="single" w:sz="6" w:space="0" w:color="8A8A8A"/>
+            </w:tcBorders>
+            <w:tcMar>
+              <w:top w:w="80" w:type="dxa"/>
+              <w:left w:w="120" w:type="dxa"/>
+              <w:bottom w:w="80" w:type="dxa"/>
+              <w:right w:w="120" w:type="dxa"/>
+            </w:tcMar>
+            <w:hideMark/>
+          </w:tcPr>
+          <w:p>
+            <w:pPr>
+              <w:spacing w:before="120" w:after="120"/>
+              <w:rPr>
+                <w:rFonts w:ascii="Calibri" w:eastAsia="Times New Roman" w:hAnsi="Calibri" w:cs="Calibri"/>
+                <w:sz w:val="21"/>
+                <w:szCs w:val="21"/>
+              </w:rPr>
+            </w:pPr>
+            <w:r>
+              <w:rPr>
+                <w:rFonts w:ascii="Calibri" w:eastAsia="Times New Roman" w:hAnsi="Calibri" w:cs="Calibri"/>
+                <w:sz w:val="21"/>
+                <w:szCs w:val="21"/>
+              </w:rPr>
+              <w:t>Say + Do</w:t>
             </w:r>
           </w:p>
         </w:tc>
@@ -4439,7 +5334,7 @@
                 <w:sz w:val="21"/>
                 <w:szCs w:val="21"/>
               </w:rPr>
-              <w:t>Tactfully confirms any financial issues and indicators of abuse</w:t>
+              <w:t>9. Tactfully confirms any financial issues and indicators of abuse</w:t>
             </w:r>
           </w:p>
         </w:tc>
@@ -4476,6 +5371,42 @@
                 <w:szCs w:val="21"/>
               </w:rPr>
               <w:t>Gently checks the money worry and signs of abuse</w:t>
+            </w:r>
+          </w:p>
+        </w:tc>
+        <w:tc>
+          <w:tcPr>
+            <w:tcW w:w="0" w:type="auto"/>
+            <w:tcBorders>
+              <w:top w:val="single" w:sz="6" w:space="0" w:color="8A8A8A"/>
+              <w:left w:val="single" w:sz="6" w:space="0" w:color="8A8A8A"/>
+              <w:bottom w:val="single" w:sz="6" w:space="0" w:color="8A8A8A"/>
+              <w:right w:val="single" w:sz="6" w:space="0" w:color="8A8A8A"/>
+            </w:tcBorders>
+            <w:tcMar>
+              <w:top w:w="80" w:type="dxa"/>
+              <w:left w:w="120" w:type="dxa"/>
+              <w:bottom w:w="80" w:type="dxa"/>
+              <w:right w:w="120" w:type="dxa"/>
+            </w:tcMar>
+            <w:hideMark/>
+          </w:tcPr>
+          <w:p>
+            <w:pPr>
+              <w:spacing w:before="120" w:after="120"/>
+              <w:rPr>
+                <w:rFonts w:ascii="Calibri" w:eastAsia="Times New Roman" w:hAnsi="Calibri" w:cs="Calibri"/>
+                <w:sz w:val="21"/>
+                <w:szCs w:val="21"/>
+              </w:rPr>
+            </w:pPr>
+            <w:r>
+              <w:rPr>
+                <w:rFonts w:ascii="Calibri" w:eastAsia="Times New Roman" w:hAnsi="Calibri" w:cs="Calibri"/>
+                <w:sz w:val="21"/>
+                <w:szCs w:val="21"/>
+              </w:rPr>
+              <w:t>Say</w:t>
             </w:r>
           </w:p>
         </w:tc>
@@ -4549,7 +5480,7 @@
                 <w:sz w:val="21"/>
                 <w:szCs w:val="21"/>
               </w:rPr>
-              <w:t>Recognises signs of unmet or additional needs</w:t>
+              <w:t>10. Recognises signs of unmet or additional needs</w:t>
             </w:r>
           </w:p>
         </w:tc>
@@ -4586,6 +5517,42 @@
                 <w:szCs w:val="21"/>
               </w:rPr>
               <w:t>Notices needs that are not being met</w:t>
+            </w:r>
+          </w:p>
+        </w:tc>
+        <w:tc>
+          <w:tcPr>
+            <w:tcW w:w="0" w:type="auto"/>
+            <w:tcBorders>
+              <w:top w:val="single" w:sz="6" w:space="0" w:color="8A8A8A"/>
+              <w:left w:val="single" w:sz="6" w:space="0" w:color="8A8A8A"/>
+              <w:bottom w:val="single" w:sz="6" w:space="0" w:color="8A8A8A"/>
+              <w:right w:val="single" w:sz="6" w:space="0" w:color="8A8A8A"/>
+            </w:tcBorders>
+            <w:tcMar>
+              <w:top w:w="80" w:type="dxa"/>
+              <w:left w:w="120" w:type="dxa"/>
+              <w:bottom w:w="80" w:type="dxa"/>
+              <w:right w:w="120" w:type="dxa"/>
+            </w:tcMar>
+            <w:hideMark/>
+          </w:tcPr>
+          <w:p>
+            <w:pPr>
+              <w:spacing w:before="120" w:after="120"/>
+              <w:rPr>
+                <w:rFonts w:ascii="Calibri" w:eastAsia="Times New Roman" w:hAnsi="Calibri" w:cs="Calibri"/>
+                <w:sz w:val="21"/>
+                <w:szCs w:val="21"/>
+              </w:rPr>
+            </w:pPr>
+            <w:r>
+              <w:rPr>
+                <w:rFonts w:ascii="Calibri" w:eastAsia="Times New Roman" w:hAnsi="Calibri" w:cs="Calibri"/>
+                <w:sz w:val="21"/>
+                <w:szCs w:val="21"/>
+              </w:rPr>
+              <w:t>Say + Do</w:t>
             </w:r>
           </w:p>
         </w:tc>
@@ -4659,7 +5626,7 @@
                 <w:sz w:val="21"/>
                 <w:szCs w:val="21"/>
               </w:rPr>
-              <w:t>Supports the person's self determination</w:t>
+              <w:t>11. Supports the person's self determination</w:t>
             </w:r>
           </w:p>
         </w:tc>
@@ -4696,6 +5663,42 @@
                 <w:szCs w:val="21"/>
               </w:rPr>
               <w:t>Lets her make her own choices</w:t>
+            </w:r>
+          </w:p>
+        </w:tc>
+        <w:tc>
+          <w:tcPr>
+            <w:tcW w:w="0" w:type="auto"/>
+            <w:tcBorders>
+              <w:top w:val="single" w:sz="6" w:space="0" w:color="8A8A8A"/>
+              <w:left w:val="single" w:sz="6" w:space="0" w:color="8A8A8A"/>
+              <w:bottom w:val="single" w:sz="6" w:space="0" w:color="8A8A8A"/>
+              <w:right w:val="single" w:sz="6" w:space="0" w:color="8A8A8A"/>
+            </w:tcBorders>
+            <w:tcMar>
+              <w:top w:w="80" w:type="dxa"/>
+              <w:left w:w="120" w:type="dxa"/>
+              <w:bottom w:w="80" w:type="dxa"/>
+              <w:right w:w="120" w:type="dxa"/>
+            </w:tcMar>
+            <w:hideMark/>
+          </w:tcPr>
+          <w:p>
+            <w:pPr>
+              <w:spacing w:before="120" w:after="120"/>
+              <w:rPr>
+                <w:rFonts w:ascii="Calibri" w:eastAsia="Times New Roman" w:hAnsi="Calibri" w:cs="Calibri"/>
+                <w:sz w:val="21"/>
+                <w:szCs w:val="21"/>
+              </w:rPr>
+            </w:pPr>
+            <w:r>
+              <w:rPr>
+                <w:rFonts w:ascii="Calibri" w:eastAsia="Times New Roman" w:hAnsi="Calibri" w:cs="Calibri"/>
+                <w:sz w:val="21"/>
+                <w:szCs w:val="21"/>
+              </w:rPr>
+              <w:t>Say</w:t>
             </w:r>
           </w:p>
         </w:tc>
@@ -4740,7 +5743,7 @@
         <w:tc>
           <w:tcPr>
             <w:tcW w:w="0" w:type="auto"/>
-            <w:gridSpan w:val="3"/>
+            <w:gridSpan w:val="4"/>
             <w:tcBorders>
               <w:top w:val="single" w:sz="6" w:space="0" w:color="8A8A8A"/>
               <w:left w:val="single" w:sz="6" w:space="0" w:color="8A8A8A"/>
@@ -4828,7 +5831,7 @@
                 <w:sz w:val="21"/>
                 <w:szCs w:val="21"/>
               </w:rPr>
-              <w:t>Is person-centred, strength's-based, and rights-based</w:t>
+              <w:t>12. Is person-centred, strength's-based, and rights-based</w:t>
             </w:r>
           </w:p>
         </w:tc>
@@ -4865,6 +5868,42 @@
                 <w:szCs w:val="21"/>
               </w:rPr>
               <w:t>Is person-centred, strengths-based and rights-based</w:t>
+            </w:r>
+          </w:p>
+        </w:tc>
+        <w:tc>
+          <w:tcPr>
+            <w:tcW w:w="0" w:type="auto"/>
+            <w:tcBorders>
+              <w:top w:val="single" w:sz="6" w:space="0" w:color="8A8A8A"/>
+              <w:left w:val="single" w:sz="6" w:space="0" w:color="8A8A8A"/>
+              <w:bottom w:val="single" w:sz="6" w:space="0" w:color="8A8A8A"/>
+              <w:right w:val="single" w:sz="6" w:space="0" w:color="8A8A8A"/>
+            </w:tcBorders>
+            <w:tcMar>
+              <w:top w:w="80" w:type="dxa"/>
+              <w:left w:w="120" w:type="dxa"/>
+              <w:bottom w:w="80" w:type="dxa"/>
+              <w:right w:w="120" w:type="dxa"/>
+            </w:tcMar>
+            <w:hideMark/>
+          </w:tcPr>
+          <w:p>
+            <w:pPr>
+              <w:spacing w:before="120" w:after="120"/>
+              <w:rPr>
+                <w:rFonts w:ascii="Calibri" w:eastAsia="Times New Roman" w:hAnsi="Calibri" w:cs="Calibri"/>
+                <w:sz w:val="21"/>
+                <w:szCs w:val="21"/>
+              </w:rPr>
+            </w:pPr>
+            <w:r>
+              <w:rPr>
+                <w:rFonts w:ascii="Calibri" w:eastAsia="Times New Roman" w:hAnsi="Calibri" w:cs="Calibri"/>
+                <w:sz w:val="21"/>
+                <w:szCs w:val="21"/>
+              </w:rPr>
+              <w:t>Say</w:t>
             </w:r>
           </w:p>
         </w:tc>
@@ -4938,7 +5977,7 @@
                 <w:sz w:val="21"/>
                 <w:szCs w:val="21"/>
               </w:rPr>
-              <w:t>Supports a person's dignity of risk</w:t>
+              <w:t>13. Supports a person's dignity of risk</w:t>
             </w:r>
           </w:p>
         </w:tc>
@@ -4975,6 +6014,42 @@
                 <w:szCs w:val="21"/>
               </w:rPr>
               <w:t>Respects her right to take risks (dignity of risk)</w:t>
+            </w:r>
+          </w:p>
+        </w:tc>
+        <w:tc>
+          <w:tcPr>
+            <w:tcW w:w="0" w:type="auto"/>
+            <w:tcBorders>
+              <w:top w:val="single" w:sz="6" w:space="0" w:color="8A8A8A"/>
+              <w:left w:val="single" w:sz="6" w:space="0" w:color="8A8A8A"/>
+              <w:bottom w:val="single" w:sz="6" w:space="0" w:color="8A8A8A"/>
+              <w:right w:val="single" w:sz="6" w:space="0" w:color="8A8A8A"/>
+            </w:tcBorders>
+            <w:tcMar>
+              <w:top w:w="80" w:type="dxa"/>
+              <w:left w:w="120" w:type="dxa"/>
+              <w:bottom w:w="80" w:type="dxa"/>
+              <w:right w:w="120" w:type="dxa"/>
+            </w:tcMar>
+            <w:hideMark/>
+          </w:tcPr>
+          <w:p>
+            <w:pPr>
+              <w:spacing w:before="120" w:after="120"/>
+              <w:rPr>
+                <w:rFonts w:ascii="Calibri" w:eastAsia="Times New Roman" w:hAnsi="Calibri" w:cs="Calibri"/>
+                <w:sz w:val="21"/>
+                <w:szCs w:val="21"/>
+              </w:rPr>
+            </w:pPr>
+            <w:r>
+              <w:rPr>
+                <w:rFonts w:ascii="Calibri" w:eastAsia="Times New Roman" w:hAnsi="Calibri" w:cs="Calibri"/>
+                <w:sz w:val="21"/>
+                <w:szCs w:val="21"/>
+              </w:rPr>
+              <w:t>Say</w:t>
             </w:r>
           </w:p>
         </w:tc>
@@ -5056,7 +6131,7 @@
                 <w:sz w:val="21"/>
                 <w:szCs w:val="21"/>
               </w:rPr>
-              <w:t>Maintains a person's dignity, privacy and confidentiality</w:t>
+              <w:t>14. Maintains a person's dignity, privacy and confidentiality</w:t>
             </w:r>
           </w:p>
         </w:tc>
@@ -5093,6 +6168,42 @@
                 <w:szCs w:val="21"/>
               </w:rPr>
               <w:t>Keeps her dignity, privacy and confidentiality</w:t>
+            </w:r>
+          </w:p>
+        </w:tc>
+        <w:tc>
+          <w:tcPr>
+            <w:tcW w:w="0" w:type="auto"/>
+            <w:tcBorders>
+              <w:top w:val="single" w:sz="6" w:space="0" w:color="8A8A8A"/>
+              <w:left w:val="single" w:sz="6" w:space="0" w:color="8A8A8A"/>
+              <w:bottom w:val="single" w:sz="6" w:space="0" w:color="8A8A8A"/>
+              <w:right w:val="single" w:sz="6" w:space="0" w:color="8A8A8A"/>
+            </w:tcBorders>
+            <w:tcMar>
+              <w:top w:w="80" w:type="dxa"/>
+              <w:left w:w="120" w:type="dxa"/>
+              <w:bottom w:w="80" w:type="dxa"/>
+              <w:right w:w="120" w:type="dxa"/>
+            </w:tcMar>
+            <w:hideMark/>
+          </w:tcPr>
+          <w:p>
+            <w:pPr>
+              <w:spacing w:before="120" w:after="120"/>
+              <w:rPr>
+                <w:rFonts w:ascii="Calibri" w:eastAsia="Times New Roman" w:hAnsi="Calibri" w:cs="Calibri"/>
+                <w:sz w:val="21"/>
+                <w:szCs w:val="21"/>
+              </w:rPr>
+            </w:pPr>
+            <w:r>
+              <w:rPr>
+                <w:rFonts w:ascii="Calibri" w:eastAsia="Times New Roman" w:hAnsi="Calibri" w:cs="Calibri"/>
+                <w:sz w:val="21"/>
+                <w:szCs w:val="21"/>
+              </w:rPr>
+              <w:t>Say</w:t>
             </w:r>
           </w:p>
         </w:tc>
@@ -5166,7 +6277,7 @@
                 <w:sz w:val="21"/>
                 <w:szCs w:val="21"/>
               </w:rPr>
-              <w:t>Meets the support workers duty of care</w:t>
+              <w:t>15. Meets the support workers duty of care</w:t>
             </w:r>
           </w:p>
         </w:tc>
@@ -5203,6 +6314,42 @@
                 <w:szCs w:val="21"/>
               </w:rPr>
               <w:t>Meets your duty of care</w:t>
+            </w:r>
+          </w:p>
+        </w:tc>
+        <w:tc>
+          <w:tcPr>
+            <w:tcW w:w="0" w:type="auto"/>
+            <w:tcBorders>
+              <w:top w:val="single" w:sz="6" w:space="0" w:color="8A8A8A"/>
+              <w:left w:val="single" w:sz="6" w:space="0" w:color="8A8A8A"/>
+              <w:bottom w:val="single" w:sz="6" w:space="0" w:color="8A8A8A"/>
+              <w:right w:val="single" w:sz="6" w:space="0" w:color="8A8A8A"/>
+            </w:tcBorders>
+            <w:tcMar>
+              <w:top w:w="80" w:type="dxa"/>
+              <w:left w:w="120" w:type="dxa"/>
+              <w:bottom w:w="80" w:type="dxa"/>
+              <w:right w:w="120" w:type="dxa"/>
+            </w:tcMar>
+            <w:hideMark/>
+          </w:tcPr>
+          <w:p>
+            <w:pPr>
+              <w:spacing w:before="120" w:after="120"/>
+              <w:rPr>
+                <w:rFonts w:ascii="Calibri" w:eastAsia="Times New Roman" w:hAnsi="Calibri" w:cs="Calibri"/>
+                <w:sz w:val="21"/>
+                <w:szCs w:val="21"/>
+              </w:rPr>
+            </w:pPr>
+            <w:r>
+              <w:rPr>
+                <w:rFonts w:ascii="Calibri" w:eastAsia="Times New Roman" w:hAnsi="Calibri" w:cs="Calibri"/>
+                <w:sz w:val="21"/>
+                <w:szCs w:val="21"/>
+              </w:rPr>
+              <w:t>Say</w:t>
             </w:r>
           </w:p>
         </w:tc>
@@ -5247,7 +6394,7 @@
         <w:tc>
           <w:tcPr>
             <w:tcW w:w="0" w:type="auto"/>
-            <w:gridSpan w:val="3"/>
+            <w:gridSpan w:val="4"/>
             <w:tcBorders>
               <w:top w:val="single" w:sz="6" w:space="0" w:color="8A8A8A"/>
               <w:left w:val="single" w:sz="6" w:space="0" w:color="8A8A8A"/>
@@ -5335,7 +6482,7 @@
                 <w:sz w:val="21"/>
                 <w:szCs w:val="21"/>
               </w:rPr>
-              <w:t>Facilitate and access support services and resources</w:t>
+              <w:t>16. Facilitate and access support services and resources</w:t>
             </w:r>
           </w:p>
         </w:tc>
@@ -5372,6 +6519,42 @@
                 <w:szCs w:val="21"/>
               </w:rPr>
               <w:t>Help her reach support services</w:t>
+            </w:r>
+          </w:p>
+        </w:tc>
+        <w:tc>
+          <w:tcPr>
+            <w:tcW w:w="0" w:type="auto"/>
+            <w:tcBorders>
+              <w:top w:val="single" w:sz="6" w:space="0" w:color="8A8A8A"/>
+              <w:left w:val="single" w:sz="6" w:space="0" w:color="8A8A8A"/>
+              <w:bottom w:val="single" w:sz="6" w:space="0" w:color="8A8A8A"/>
+              <w:right w:val="single" w:sz="6" w:space="0" w:color="8A8A8A"/>
+            </w:tcBorders>
+            <w:tcMar>
+              <w:top w:w="80" w:type="dxa"/>
+              <w:left w:w="120" w:type="dxa"/>
+              <w:bottom w:w="80" w:type="dxa"/>
+              <w:right w:w="120" w:type="dxa"/>
+            </w:tcMar>
+            <w:hideMark/>
+          </w:tcPr>
+          <w:p>
+            <w:pPr>
+              <w:spacing w:before="120" w:after="120"/>
+              <w:rPr>
+                <w:rFonts w:ascii="Calibri" w:eastAsia="Times New Roman" w:hAnsi="Calibri" w:cs="Calibri"/>
+                <w:sz w:val="21"/>
+                <w:szCs w:val="21"/>
+              </w:rPr>
+            </w:pPr>
+            <w:r>
+              <w:rPr>
+                <w:rFonts w:ascii="Calibri" w:eastAsia="Times New Roman" w:hAnsi="Calibri" w:cs="Calibri"/>
+                <w:sz w:val="21"/>
+                <w:szCs w:val="21"/>
+              </w:rPr>
+              <w:t>Say + Do</w:t>
             </w:r>
           </w:p>
         </w:tc>
@@ -5515,7 +6698,7 @@
                 <w:sz w:val="21"/>
                 <w:szCs w:val="21"/>
               </w:rPr>
-              <w:t>Self-manage their own service delivery where able</w:t>
+              <w:t>17. Self-manage their own service delivery where able</w:t>
             </w:r>
           </w:p>
         </w:tc>
@@ -5552,6 +6735,42 @@
                 <w:szCs w:val="21"/>
               </w:rPr>
               <w:t>Help her do what she can herself</w:t>
+            </w:r>
+          </w:p>
+        </w:tc>
+        <w:tc>
+          <w:tcPr>
+            <w:tcW w:w="0" w:type="auto"/>
+            <w:tcBorders>
+              <w:top w:val="single" w:sz="6" w:space="0" w:color="8A8A8A"/>
+              <w:left w:val="single" w:sz="6" w:space="0" w:color="8A8A8A"/>
+              <w:bottom w:val="single" w:sz="6" w:space="0" w:color="8A8A8A"/>
+              <w:right w:val="single" w:sz="6" w:space="0" w:color="8A8A8A"/>
+            </w:tcBorders>
+            <w:tcMar>
+              <w:top w:w="80" w:type="dxa"/>
+              <w:left w:w="120" w:type="dxa"/>
+              <w:bottom w:w="80" w:type="dxa"/>
+              <w:right w:w="120" w:type="dxa"/>
+            </w:tcMar>
+            <w:hideMark/>
+          </w:tcPr>
+          <w:p>
+            <w:pPr>
+              <w:spacing w:before="120" w:after="120"/>
+              <w:rPr>
+                <w:rFonts w:ascii="Calibri" w:eastAsia="Times New Roman" w:hAnsi="Calibri" w:cs="Calibri"/>
+                <w:sz w:val="21"/>
+                <w:szCs w:val="21"/>
+              </w:rPr>
+            </w:pPr>
+            <w:r>
+              <w:rPr>
+                <w:rFonts w:ascii="Calibri" w:eastAsia="Times New Roman" w:hAnsi="Calibri" w:cs="Calibri"/>
+                <w:sz w:val="21"/>
+                <w:szCs w:val="21"/>
+              </w:rPr>
+              <w:t>Say + Do</w:t>
             </w:r>
           </w:p>
         </w:tc>
@@ -5596,7 +6815,7 @@
         <w:tc>
           <w:tcPr>
             <w:tcW w:w="0" w:type="auto"/>
-            <w:gridSpan w:val="3"/>
+            <w:gridSpan w:val="4"/>
             <w:tcBorders>
               <w:top w:val="single" w:sz="6" w:space="0" w:color="8A8A8A"/>
               <w:left w:val="single" w:sz="6" w:space="0" w:color="8A8A8A"/>
@@ -5684,7 +6903,7 @@
                 <w:sz w:val="21"/>
                 <w:szCs w:val="21"/>
               </w:rPr>
-              <w:t>Facilitate and encourage the person to identify own strengths, and to build on strengths to maintain independence</w:t>
+              <w:t>18. Facilitate and encourage the person to identify own strengths, and to build on strengths to maintain independence</w:t>
             </w:r>
           </w:p>
         </w:tc>
@@ -5721,6 +6940,42 @@
                 <w:szCs w:val="21"/>
               </w:rPr>
               <w:t>Help her name her own strengths</w:t>
+            </w:r>
+          </w:p>
+        </w:tc>
+        <w:tc>
+          <w:tcPr>
+            <w:tcW w:w="0" w:type="auto"/>
+            <w:tcBorders>
+              <w:top w:val="single" w:sz="6" w:space="0" w:color="8A8A8A"/>
+              <w:left w:val="single" w:sz="6" w:space="0" w:color="8A8A8A"/>
+              <w:bottom w:val="single" w:sz="6" w:space="0" w:color="8A8A8A"/>
+              <w:right w:val="single" w:sz="6" w:space="0" w:color="8A8A8A"/>
+            </w:tcBorders>
+            <w:tcMar>
+              <w:top w:w="80" w:type="dxa"/>
+              <w:left w:w="120" w:type="dxa"/>
+              <w:bottom w:w="80" w:type="dxa"/>
+              <w:right w:w="120" w:type="dxa"/>
+            </w:tcMar>
+            <w:hideMark/>
+          </w:tcPr>
+          <w:p>
+            <w:pPr>
+              <w:spacing w:before="120" w:after="120"/>
+              <w:rPr>
+                <w:rFonts w:ascii="Calibri" w:eastAsia="Times New Roman" w:hAnsi="Calibri" w:cs="Calibri"/>
+                <w:sz w:val="21"/>
+                <w:szCs w:val="21"/>
+              </w:rPr>
+            </w:pPr>
+            <w:r>
+              <w:rPr>
+                <w:rFonts w:ascii="Calibri" w:eastAsia="Times New Roman" w:hAnsi="Calibri" w:cs="Calibri"/>
+                <w:sz w:val="21"/>
+                <w:szCs w:val="21"/>
+              </w:rPr>
+              <w:t>Say</w:t>
             </w:r>
           </w:p>
         </w:tc>
@@ -5794,7 +7049,7 @@
                 <w:sz w:val="21"/>
                 <w:szCs w:val="21"/>
               </w:rPr>
-              <w:t>Facilitate and encourage the person to identify self-care capacity, and to build on abilities to maintain independence</w:t>
+              <w:t>19. Facilitate and encourage the person to identify self-care capacity, and to build on abilities to maintain independence</w:t>
             </w:r>
           </w:p>
         </w:tc>
@@ -5831,6 +7086,42 @@
                 <w:szCs w:val="21"/>
               </w:rPr>
               <w:t>Help her see what she can still do for herself</w:t>
+            </w:r>
+          </w:p>
+        </w:tc>
+        <w:tc>
+          <w:tcPr>
+            <w:tcW w:w="0" w:type="auto"/>
+            <w:tcBorders>
+              <w:top w:val="single" w:sz="6" w:space="0" w:color="8A8A8A"/>
+              <w:left w:val="single" w:sz="6" w:space="0" w:color="8A8A8A"/>
+              <w:bottom w:val="single" w:sz="6" w:space="0" w:color="8A8A8A"/>
+              <w:right w:val="single" w:sz="6" w:space="0" w:color="8A8A8A"/>
+            </w:tcBorders>
+            <w:tcMar>
+              <w:top w:w="80" w:type="dxa"/>
+              <w:left w:w="120" w:type="dxa"/>
+              <w:bottom w:w="80" w:type="dxa"/>
+              <w:right w:w="120" w:type="dxa"/>
+            </w:tcMar>
+            <w:hideMark/>
+          </w:tcPr>
+          <w:p>
+            <w:pPr>
+              <w:spacing w:before="120" w:after="120"/>
+              <w:rPr>
+                <w:rFonts w:ascii="Calibri" w:eastAsia="Times New Roman" w:hAnsi="Calibri" w:cs="Calibri"/>
+                <w:sz w:val="21"/>
+                <w:szCs w:val="21"/>
+              </w:rPr>
+            </w:pPr>
+            <w:r>
+              <w:rPr>
+                <w:rFonts w:ascii="Calibri" w:eastAsia="Times New Roman" w:hAnsi="Calibri" w:cs="Calibri"/>
+                <w:sz w:val="21"/>
+                <w:szCs w:val="21"/>
+              </w:rPr>
+              <w:t>Say</w:t>
             </w:r>
           </w:p>
         </w:tc>
@@ -5904,7 +7195,7 @@
                 <w:sz w:val="21"/>
                 <w:szCs w:val="21"/>
               </w:rPr>
-              <w:t>Avoid imposing own values and attitudes</w:t>
+              <w:t>20. Avoid imposing own values and attitudes</w:t>
             </w:r>
           </w:p>
         </w:tc>
@@ -5941,6 +7232,42 @@
                 <w:szCs w:val="21"/>
               </w:rPr>
               <w:t>Do not push your own values</w:t>
+            </w:r>
+          </w:p>
+        </w:tc>
+        <w:tc>
+          <w:tcPr>
+            <w:tcW w:w="0" w:type="auto"/>
+            <w:tcBorders>
+              <w:top w:val="single" w:sz="6" w:space="0" w:color="8A8A8A"/>
+              <w:left w:val="single" w:sz="6" w:space="0" w:color="8A8A8A"/>
+              <w:bottom w:val="single" w:sz="6" w:space="0" w:color="8A8A8A"/>
+              <w:right w:val="single" w:sz="6" w:space="0" w:color="8A8A8A"/>
+            </w:tcBorders>
+            <w:tcMar>
+              <w:top w:w="80" w:type="dxa"/>
+              <w:left w:w="120" w:type="dxa"/>
+              <w:bottom w:w="80" w:type="dxa"/>
+              <w:right w:w="120" w:type="dxa"/>
+            </w:tcMar>
+            <w:hideMark/>
+          </w:tcPr>
+          <w:p>
+            <w:pPr>
+              <w:spacing w:before="120" w:after="120"/>
+              <w:rPr>
+                <w:rFonts w:ascii="Calibri" w:eastAsia="Times New Roman" w:hAnsi="Calibri" w:cs="Calibri"/>
+                <w:sz w:val="21"/>
+                <w:szCs w:val="21"/>
+              </w:rPr>
+            </w:pPr>
+            <w:r>
+              <w:rPr>
+                <w:rFonts w:ascii="Calibri" w:eastAsia="Times New Roman" w:hAnsi="Calibri" w:cs="Calibri"/>
+                <w:sz w:val="21"/>
+                <w:szCs w:val="21"/>
+              </w:rPr>
+              <w:t>Say</w:t>
             </w:r>
           </w:p>
         </w:tc>
@@ -5985,7 +7312,7 @@
         <w:tc>
           <w:tcPr>
             <w:tcW w:w="0" w:type="auto"/>
-            <w:gridSpan w:val="3"/>
+            <w:gridSpan w:val="4"/>
             <w:tcBorders>
               <w:top w:val="single" w:sz="6" w:space="0" w:color="8A8A8A"/>
               <w:left w:val="single" w:sz="6" w:space="0" w:color="8A8A8A"/>
@@ -6073,7 +7400,7 @@
                 <w:sz w:val="21"/>
                 <w:szCs w:val="21"/>
               </w:rPr>
-              <w:t>The person's physical situation is impacting upon their wellbeing</w:t>
+              <w:t>21. The person's physical situation is impacting upon their wellbeing</w:t>
             </w:r>
           </w:p>
         </w:tc>
@@ -6110,6 +7437,42 @@
                 <w:szCs w:val="21"/>
               </w:rPr>
               <w:t>Her physical situation is affecting her wellbeing</w:t>
+            </w:r>
+          </w:p>
+        </w:tc>
+        <w:tc>
+          <w:tcPr>
+            <w:tcW w:w="0" w:type="auto"/>
+            <w:tcBorders>
+              <w:top w:val="single" w:sz="6" w:space="0" w:color="8A8A8A"/>
+              <w:left w:val="single" w:sz="6" w:space="0" w:color="8A8A8A"/>
+              <w:bottom w:val="single" w:sz="6" w:space="0" w:color="8A8A8A"/>
+              <w:right w:val="single" w:sz="6" w:space="0" w:color="8A8A8A"/>
+            </w:tcBorders>
+            <w:tcMar>
+              <w:top w:w="80" w:type="dxa"/>
+              <w:left w:w="120" w:type="dxa"/>
+              <w:bottom w:w="80" w:type="dxa"/>
+              <w:right w:w="120" w:type="dxa"/>
+            </w:tcMar>
+            <w:hideMark/>
+          </w:tcPr>
+          <w:p>
+            <w:pPr>
+              <w:spacing w:before="120" w:after="120"/>
+              <w:rPr>
+                <w:rFonts w:ascii="Calibri" w:eastAsia="Times New Roman" w:hAnsi="Calibri" w:cs="Calibri"/>
+                <w:sz w:val="21"/>
+                <w:szCs w:val="21"/>
+              </w:rPr>
+            </w:pPr>
+            <w:r>
+              <w:rPr>
+                <w:rFonts w:ascii="Calibri" w:eastAsia="Times New Roman" w:hAnsi="Calibri" w:cs="Calibri"/>
+                <w:sz w:val="21"/>
+                <w:szCs w:val="21"/>
+              </w:rPr>
+              <w:t>Say</w:t>
             </w:r>
           </w:p>
         </w:tc>
@@ -6183,7 +7546,7 @@
                 <w:sz w:val="21"/>
                 <w:szCs w:val="21"/>
               </w:rPr>
-              <w:t>There are variations to the person's wellbeing</w:t>
+              <w:t>22. There are variations to the person's wellbeing</w:t>
             </w:r>
           </w:p>
         </w:tc>
@@ -6220,6 +7583,42 @@
                 <w:szCs w:val="21"/>
               </w:rPr>
               <w:t>Her wellbeing has changed</w:t>
+            </w:r>
+          </w:p>
+        </w:tc>
+        <w:tc>
+          <w:tcPr>
+            <w:tcW w:w="0" w:type="auto"/>
+            <w:tcBorders>
+              <w:top w:val="single" w:sz="6" w:space="0" w:color="8A8A8A"/>
+              <w:left w:val="single" w:sz="6" w:space="0" w:color="8A8A8A"/>
+              <w:bottom w:val="single" w:sz="6" w:space="0" w:color="8A8A8A"/>
+              <w:right w:val="single" w:sz="6" w:space="0" w:color="8A8A8A"/>
+            </w:tcBorders>
+            <w:tcMar>
+              <w:top w:w="80" w:type="dxa"/>
+              <w:left w:w="120" w:type="dxa"/>
+              <w:bottom w:w="80" w:type="dxa"/>
+              <w:right w:w="120" w:type="dxa"/>
+            </w:tcMar>
+            <w:hideMark/>
+          </w:tcPr>
+          <w:p>
+            <w:pPr>
+              <w:spacing w:before="120" w:after="120"/>
+              <w:rPr>
+                <w:rFonts w:ascii="Calibri" w:eastAsia="Times New Roman" w:hAnsi="Calibri" w:cs="Calibri"/>
+                <w:sz w:val="21"/>
+                <w:szCs w:val="21"/>
+              </w:rPr>
+            </w:pPr>
+            <w:r>
+              <w:rPr>
+                <w:rFonts w:ascii="Calibri" w:eastAsia="Times New Roman" w:hAnsi="Calibri" w:cs="Calibri"/>
+                <w:sz w:val="21"/>
+                <w:szCs w:val="21"/>
+              </w:rPr>
+              <w:t>Say</w:t>
             </w:r>
           </w:p>
         </w:tc>
@@ -6293,7 +7692,7 @@
                 <w:sz w:val="21"/>
                 <w:szCs w:val="21"/>
               </w:rPr>
-              <w:t>Other aspects of supporting a person's wellbeing are outside of a support workers job role and abilities</w:t>
+              <w:t>23. Other aspects of supporting a person's wellbeing are outside of a support workers job role and abilities</w:t>
             </w:r>
           </w:p>
         </w:tc>
@@ -6330,6 +7729,42 @@
                 <w:szCs w:val="21"/>
               </w:rPr>
               <w:t>Some things are outside your job</w:t>
+            </w:r>
+          </w:p>
+        </w:tc>
+        <w:tc>
+          <w:tcPr>
+            <w:tcW w:w="0" w:type="auto"/>
+            <w:tcBorders>
+              <w:top w:val="single" w:sz="6" w:space="0" w:color="8A8A8A"/>
+              <w:left w:val="single" w:sz="6" w:space="0" w:color="8A8A8A"/>
+              <w:bottom w:val="single" w:sz="6" w:space="0" w:color="8A8A8A"/>
+              <w:right w:val="single" w:sz="6" w:space="0" w:color="8A8A8A"/>
+            </w:tcBorders>
+            <w:tcMar>
+              <w:top w:w="80" w:type="dxa"/>
+              <w:left w:w="120" w:type="dxa"/>
+              <w:bottom w:w="80" w:type="dxa"/>
+              <w:right w:w="120" w:type="dxa"/>
+            </w:tcMar>
+            <w:hideMark/>
+          </w:tcPr>
+          <w:p>
+            <w:pPr>
+              <w:spacing w:before="120" w:after="120"/>
+              <w:rPr>
+                <w:rFonts w:ascii="Calibri" w:eastAsia="Times New Roman" w:hAnsi="Calibri" w:cs="Calibri"/>
+                <w:sz w:val="21"/>
+                <w:szCs w:val="21"/>
+              </w:rPr>
+            </w:pPr>
+            <w:r>
+              <w:rPr>
+                <w:rFonts w:ascii="Calibri" w:eastAsia="Times New Roman" w:hAnsi="Calibri" w:cs="Calibri"/>
+                <w:sz w:val="21"/>
+                <w:szCs w:val="21"/>
+              </w:rPr>
+              <w:t>Say</w:t>
             </w:r>
           </w:p>
         </w:tc>
@@ -6403,7 +7838,7 @@
                 <w:sz w:val="21"/>
                 <w:szCs w:val="21"/>
               </w:rPr>
-              <w:t>There are indicators of potential or actual risk</w:t>
+              <w:t>24. There are indicators of potential or actual risk</w:t>
             </w:r>
           </w:p>
         </w:tc>
@@ -6440,6 +7875,42 @@
                 <w:szCs w:val="21"/>
               </w:rPr>
               <w:t>There are signs of risk</w:t>
+            </w:r>
+          </w:p>
+        </w:tc>
+        <w:tc>
+          <w:tcPr>
+            <w:tcW w:w="0" w:type="auto"/>
+            <w:tcBorders>
+              <w:top w:val="single" w:sz="6" w:space="0" w:color="8A8A8A"/>
+              <w:left w:val="single" w:sz="6" w:space="0" w:color="8A8A8A"/>
+              <w:bottom w:val="single" w:sz="6" w:space="0" w:color="8A8A8A"/>
+              <w:right w:val="single" w:sz="6" w:space="0" w:color="8A8A8A"/>
+            </w:tcBorders>
+            <w:tcMar>
+              <w:top w:w="80" w:type="dxa"/>
+              <w:left w:w="120" w:type="dxa"/>
+              <w:bottom w:w="80" w:type="dxa"/>
+              <w:right w:w="120" w:type="dxa"/>
+            </w:tcMar>
+            <w:hideMark/>
+          </w:tcPr>
+          <w:p>
+            <w:pPr>
+              <w:spacing w:before="120" w:after="120"/>
+              <w:rPr>
+                <w:rFonts w:ascii="Calibri" w:eastAsia="Times New Roman" w:hAnsi="Calibri" w:cs="Calibri"/>
+                <w:sz w:val="21"/>
+                <w:szCs w:val="21"/>
+              </w:rPr>
+            </w:pPr>
+            <w:r>
+              <w:rPr>
+                <w:rFonts w:ascii="Calibri" w:eastAsia="Times New Roman" w:hAnsi="Calibri" w:cs="Calibri"/>
+                <w:sz w:val="21"/>
+                <w:szCs w:val="21"/>
+              </w:rPr>
+              <w:t>Say</w:t>
             </w:r>
           </w:p>
         </w:tc>
@@ -6513,7 +7984,7 @@
                 <w:sz w:val="21"/>
                 <w:szCs w:val="21"/>
               </w:rPr>
-              <w:t>Indicators of possible abuse</w:t>
+              <w:t>25. Indicators of possible abuse</w:t>
             </w:r>
           </w:p>
         </w:tc>
@@ -6550,6 +8021,42 @@
                 <w:szCs w:val="21"/>
               </w:rPr>
               <w:t>There are signs of possible abuse</w:t>
+            </w:r>
+          </w:p>
+        </w:tc>
+        <w:tc>
+          <w:tcPr>
+            <w:tcW w:w="0" w:type="auto"/>
+            <w:tcBorders>
+              <w:top w:val="single" w:sz="6" w:space="0" w:color="8A8A8A"/>
+              <w:left w:val="single" w:sz="6" w:space="0" w:color="8A8A8A"/>
+              <w:bottom w:val="single" w:sz="6" w:space="0" w:color="8A8A8A"/>
+              <w:right w:val="single" w:sz="6" w:space="0" w:color="8A8A8A"/>
+            </w:tcBorders>
+            <w:tcMar>
+              <w:top w:w="80" w:type="dxa"/>
+              <w:left w:w="120" w:type="dxa"/>
+              <w:bottom w:w="80" w:type="dxa"/>
+              <w:right w:w="120" w:type="dxa"/>
+            </w:tcMar>
+            <w:hideMark/>
+          </w:tcPr>
+          <w:p>
+            <w:pPr>
+              <w:spacing w:before="120" w:after="120"/>
+              <w:rPr>
+                <w:rFonts w:ascii="Calibri" w:eastAsia="Times New Roman" w:hAnsi="Calibri" w:cs="Calibri"/>
+                <w:sz w:val="21"/>
+                <w:szCs w:val="21"/>
+              </w:rPr>
+            </w:pPr>
+            <w:r>
+              <w:rPr>
+                <w:rFonts w:ascii="Calibri" w:eastAsia="Times New Roman" w:hAnsi="Calibri" w:cs="Calibri"/>
+                <w:sz w:val="21"/>
+                <w:szCs w:val="21"/>
+              </w:rPr>
+              <w:t>Say</w:t>
             </w:r>
           </w:p>
         </w:tc>
@@ -6623,7 +8130,7 @@
                 <w:sz w:val="21"/>
                 <w:szCs w:val="21"/>
               </w:rPr>
-              <w:t>Indicators of mental ill-health</w:t>
+              <w:t>26. Indicators of mental ill-health</w:t>
             </w:r>
           </w:p>
         </w:tc>
@@ -6660,6 +8167,42 @@
                 <w:szCs w:val="21"/>
               </w:rPr>
               <w:t>There are signs of mental ill-health</w:t>
+            </w:r>
+          </w:p>
+        </w:tc>
+        <w:tc>
+          <w:tcPr>
+            <w:tcW w:w="0" w:type="auto"/>
+            <w:tcBorders>
+              <w:top w:val="single" w:sz="6" w:space="0" w:color="8A8A8A"/>
+              <w:left w:val="single" w:sz="6" w:space="0" w:color="8A8A8A"/>
+              <w:bottom w:val="single" w:sz="6" w:space="0" w:color="8A8A8A"/>
+              <w:right w:val="single" w:sz="6" w:space="0" w:color="8A8A8A"/>
+            </w:tcBorders>
+            <w:tcMar>
+              <w:top w:w="80" w:type="dxa"/>
+              <w:left w:w="120" w:type="dxa"/>
+              <w:bottom w:w="80" w:type="dxa"/>
+              <w:right w:w="120" w:type="dxa"/>
+            </w:tcMar>
+            <w:hideMark/>
+          </w:tcPr>
+          <w:p>
+            <w:pPr>
+              <w:spacing w:before="120" w:after="120"/>
+              <w:rPr>
+                <w:rFonts w:ascii="Calibri" w:eastAsia="Times New Roman" w:hAnsi="Calibri" w:cs="Calibri"/>
+                <w:sz w:val="21"/>
+                <w:szCs w:val="21"/>
+              </w:rPr>
+            </w:pPr>
+            <w:r>
+              <w:rPr>
+                <w:rFonts w:ascii="Calibri" w:eastAsia="Times New Roman" w:hAnsi="Calibri" w:cs="Calibri"/>
+                <w:sz w:val="21"/>
+                <w:szCs w:val="21"/>
+              </w:rPr>
+              <w:t>Say</w:t>
             </w:r>
           </w:p>
         </w:tc>
@@ -6704,7 +8247,7 @@
         <w:tc>
           <w:tcPr>
             <w:tcW w:w="0" w:type="auto"/>
-            <w:gridSpan w:val="3"/>
+            <w:gridSpan w:val="4"/>
             <w:tcBorders>
               <w:top w:val="single" w:sz="6" w:space="0" w:color="8A8A8A"/>
               <w:left w:val="single" w:sz="6" w:space="0" w:color="8A8A8A"/>
@@ -6792,7 +8335,7 @@
                 <w:sz w:val="21"/>
                 <w:szCs w:val="21"/>
               </w:rPr>
-              <w:t>That reflect supporting the person's self-determination and the person as authority in their life</w:t>
+              <w:t>27. That reflect supporting the person's self-determination and the person as authority in their life</w:t>
             </w:r>
           </w:p>
         </w:tc>
@@ -6829,6 +8372,42 @@
                 <w:szCs w:val="21"/>
               </w:rPr>
               <w:t>Show that Cherry is in charge of her own life</w:t>
+            </w:r>
+          </w:p>
+        </w:tc>
+        <w:tc>
+          <w:tcPr>
+            <w:tcW w:w="0" w:type="auto"/>
+            <w:tcBorders>
+              <w:top w:val="single" w:sz="6" w:space="0" w:color="8A8A8A"/>
+              <w:left w:val="single" w:sz="6" w:space="0" w:color="8A8A8A"/>
+              <w:bottom w:val="single" w:sz="6" w:space="0" w:color="8A8A8A"/>
+              <w:right w:val="single" w:sz="6" w:space="0" w:color="8A8A8A"/>
+            </w:tcBorders>
+            <w:tcMar>
+              <w:top w:w="80" w:type="dxa"/>
+              <w:left w:w="120" w:type="dxa"/>
+              <w:bottom w:w="80" w:type="dxa"/>
+              <w:right w:w="120" w:type="dxa"/>
+            </w:tcMar>
+            <w:hideMark/>
+          </w:tcPr>
+          <w:p>
+            <w:pPr>
+              <w:spacing w:before="120" w:after="120"/>
+              <w:rPr>
+                <w:rFonts w:ascii="Calibri" w:eastAsia="Times New Roman" w:hAnsi="Calibri" w:cs="Calibri"/>
+                <w:sz w:val="21"/>
+                <w:szCs w:val="21"/>
+              </w:rPr>
+            </w:pPr>
+            <w:r>
+              <w:rPr>
+                <w:rFonts w:ascii="Calibri" w:eastAsia="Times New Roman" w:hAnsi="Calibri" w:cs="Calibri"/>
+                <w:sz w:val="21"/>
+                <w:szCs w:val="21"/>
+              </w:rPr>
+              <w:t>Say</w:t>
             </w:r>
           </w:p>
         </w:tc>
@@ -6902,7 +8481,7 @@
                 <w:sz w:val="21"/>
                 <w:szCs w:val="21"/>
               </w:rPr>
-              <w:t>That follow policy and procedure in the verbal reporting of situations that are negatively impacting upon the person, potential or actual risks, indicators of abuse</w:t>
+              <w:t>28. That follow policy and procedure in the verbal reporting of situations that are negatively impacting upon the person, potential or actual risks, indicators of abuse</w:t>
             </w:r>
           </w:p>
         </w:tc>
@@ -6939,6 +8518,42 @@
                 <w:szCs w:val="21"/>
               </w:rPr>
               <w:t>Report the problems, risks and signs of abuse, following policy</w:t>
+            </w:r>
+          </w:p>
+        </w:tc>
+        <w:tc>
+          <w:tcPr>
+            <w:tcW w:w="0" w:type="auto"/>
+            <w:tcBorders>
+              <w:top w:val="single" w:sz="6" w:space="0" w:color="8A8A8A"/>
+              <w:left w:val="single" w:sz="6" w:space="0" w:color="8A8A8A"/>
+              <w:bottom w:val="single" w:sz="6" w:space="0" w:color="8A8A8A"/>
+              <w:right w:val="single" w:sz="6" w:space="0" w:color="8A8A8A"/>
+            </w:tcBorders>
+            <w:tcMar>
+              <w:top w:w="80" w:type="dxa"/>
+              <w:left w:w="120" w:type="dxa"/>
+              <w:bottom w:w="80" w:type="dxa"/>
+              <w:right w:w="120" w:type="dxa"/>
+            </w:tcMar>
+            <w:hideMark/>
+          </w:tcPr>
+          <w:p>
+            <w:pPr>
+              <w:spacing w:before="120" w:after="120"/>
+              <w:rPr>
+                <w:rFonts w:ascii="Calibri" w:eastAsia="Times New Roman" w:hAnsi="Calibri" w:cs="Calibri"/>
+                <w:sz w:val="21"/>
+                <w:szCs w:val="21"/>
+              </w:rPr>
+            </w:pPr>
+            <w:r>
+              <w:rPr>
+                <w:rFonts w:ascii="Calibri" w:eastAsia="Times New Roman" w:hAnsi="Calibri" w:cs="Calibri"/>
+                <w:sz w:val="21"/>
+                <w:szCs w:val="21"/>
+              </w:rPr>
+              <w:t>Say</w:t>
             </w:r>
           </w:p>
         </w:tc>
@@ -7012,7 +8627,7 @@
                 <w:sz w:val="21"/>
                 <w:szCs w:val="21"/>
               </w:rPr>
-              <w:t>Verbally report indicators of mental ill-health and identifying risk and protective factors</w:t>
+              <w:t>29. Verbally report indicators of mental ill-health and identifying risk and protective factors</w:t>
             </w:r>
           </w:p>
         </w:tc>
@@ -7049,6 +8664,42 @@
                 <w:szCs w:val="21"/>
               </w:rPr>
               <w:t>Report signs of mental ill-health, and risk and protective factors</w:t>
+            </w:r>
+          </w:p>
+        </w:tc>
+        <w:tc>
+          <w:tcPr>
+            <w:tcW w:w="0" w:type="auto"/>
+            <w:tcBorders>
+              <w:top w:val="single" w:sz="6" w:space="0" w:color="8A8A8A"/>
+              <w:left w:val="single" w:sz="6" w:space="0" w:color="8A8A8A"/>
+              <w:bottom w:val="single" w:sz="6" w:space="0" w:color="8A8A8A"/>
+              <w:right w:val="single" w:sz="6" w:space="0" w:color="8A8A8A"/>
+            </w:tcBorders>
+            <w:tcMar>
+              <w:top w:w="80" w:type="dxa"/>
+              <w:left w:w="120" w:type="dxa"/>
+              <w:bottom w:w="80" w:type="dxa"/>
+              <w:right w:w="120" w:type="dxa"/>
+            </w:tcMar>
+            <w:hideMark/>
+          </w:tcPr>
+          <w:p>
+            <w:pPr>
+              <w:spacing w:before="120" w:after="120"/>
+              <w:rPr>
+                <w:rFonts w:ascii="Calibri" w:eastAsia="Times New Roman" w:hAnsi="Calibri" w:cs="Calibri"/>
+                <w:sz w:val="21"/>
+                <w:szCs w:val="21"/>
+              </w:rPr>
+            </w:pPr>
+            <w:r>
+              <w:rPr>
+                <w:rFonts w:ascii="Calibri" w:eastAsia="Times New Roman" w:hAnsi="Calibri" w:cs="Calibri"/>
+                <w:sz w:val="21"/>
+                <w:szCs w:val="21"/>
+              </w:rPr>
+              <w:t>Say</w:t>
             </w:r>
           </w:p>
         </w:tc>
@@ -7155,7 +8806,7 @@
         <w:tc>
           <w:tcPr>
             <w:tcW w:w="0" w:type="auto"/>
-            <w:gridSpan w:val="3"/>
+            <w:gridSpan w:val="4"/>
             <w:tcBorders>
               <w:top w:val="single" w:sz="6" w:space="0" w:color="8A8A8A"/>
               <w:left w:val="single" w:sz="6" w:space="0" w:color="8A8A8A"/>
@@ -7243,7 +8894,7 @@
                 <w:sz w:val="21"/>
                 <w:szCs w:val="21"/>
               </w:rPr>
-              <w:t>Complete progress notes entry that meets organisational policies and procedures</w:t>
+              <w:t>30. Complete progress notes entry that meets organisational policies and procedures</w:t>
             </w:r>
           </w:p>
         </w:tc>
@@ -7280,6 +8931,42 @@
                 <w:szCs w:val="21"/>
               </w:rPr>
               <w:t>Write the progress note from the Word document</w:t>
+            </w:r>
+          </w:p>
+        </w:tc>
+        <w:tc>
+          <w:tcPr>
+            <w:tcW w:w="0" w:type="auto"/>
+            <w:tcBorders>
+              <w:top w:val="single" w:sz="6" w:space="0" w:color="8A8A8A"/>
+              <w:left w:val="single" w:sz="6" w:space="0" w:color="8A8A8A"/>
+              <w:bottom w:val="single" w:sz="6" w:space="0" w:color="8A8A8A"/>
+              <w:right w:val="single" w:sz="6" w:space="0" w:color="8A8A8A"/>
+            </w:tcBorders>
+            <w:tcMar>
+              <w:top w:w="80" w:type="dxa"/>
+              <w:left w:w="120" w:type="dxa"/>
+              <w:bottom w:w="80" w:type="dxa"/>
+              <w:right w:w="120" w:type="dxa"/>
+            </w:tcMar>
+            <w:hideMark/>
+          </w:tcPr>
+          <w:p>
+            <w:pPr>
+              <w:spacing w:before="120" w:after="120"/>
+              <w:rPr>
+                <w:rFonts w:ascii="Calibri" w:eastAsia="Times New Roman" w:hAnsi="Calibri" w:cs="Calibri"/>
+                <w:sz w:val="21"/>
+                <w:szCs w:val="21"/>
+              </w:rPr>
+            </w:pPr>
+            <w:r>
+              <w:rPr>
+                <w:rFonts w:ascii="Calibri" w:eastAsia="Times New Roman" w:hAnsi="Calibri" w:cs="Calibri"/>
+                <w:sz w:val="21"/>
+                <w:szCs w:val="21"/>
+              </w:rPr>
+              <w:t>Say</w:t>
             </w:r>
           </w:p>
         </w:tc>
@@ -7324,7 +9011,7 @@
         <w:tc>
           <w:tcPr>
             <w:tcW w:w="0" w:type="auto"/>
-            <w:gridSpan w:val="3"/>
+            <w:gridSpan w:val="4"/>
             <w:tcBorders>
               <w:top w:val="single" w:sz="6" w:space="0" w:color="8A8A8A"/>
               <w:left w:val="single" w:sz="6" w:space="0" w:color="8A8A8A"/>
@@ -7412,7 +9099,7 @@
                 <w:sz w:val="21"/>
                 <w:szCs w:val="21"/>
               </w:rPr>
-              <w:t>Monitor own work to ensure the required standard of support is maintained</w:t>
+              <w:t>31. Monitor own work to ensure the required standard of support is maintained</w:t>
             </w:r>
           </w:p>
         </w:tc>
@@ -7449,6 +9136,42 @@
                 <w:szCs w:val="21"/>
               </w:rPr>
               <w:t>Reflect on how you went</w:t>
+            </w:r>
+          </w:p>
+        </w:tc>
+        <w:tc>
+          <w:tcPr>
+            <w:tcW w:w="0" w:type="auto"/>
+            <w:tcBorders>
+              <w:top w:val="single" w:sz="6" w:space="0" w:color="8A8A8A"/>
+              <w:left w:val="single" w:sz="6" w:space="0" w:color="8A8A8A"/>
+              <w:bottom w:val="single" w:sz="6" w:space="0" w:color="8A8A8A"/>
+              <w:right w:val="single" w:sz="6" w:space="0" w:color="8A8A8A"/>
+            </w:tcBorders>
+            <w:tcMar>
+              <w:top w:w="80" w:type="dxa"/>
+              <w:left w:w="120" w:type="dxa"/>
+              <w:bottom w:w="80" w:type="dxa"/>
+              <w:right w:w="120" w:type="dxa"/>
+            </w:tcMar>
+            <w:hideMark/>
+          </w:tcPr>
+          <w:p>
+            <w:pPr>
+              <w:spacing w:before="120" w:after="120"/>
+              <w:rPr>
+                <w:rFonts w:ascii="Calibri" w:eastAsia="Times New Roman" w:hAnsi="Calibri" w:cs="Calibri"/>
+                <w:sz w:val="21"/>
+                <w:szCs w:val="21"/>
+              </w:rPr>
+            </w:pPr>
+            <w:r>
+              <w:rPr>
+                <w:rFonts w:ascii="Calibri" w:eastAsia="Times New Roman" w:hAnsi="Calibri" w:cs="Calibri"/>
+                <w:sz w:val="21"/>
+                <w:szCs w:val="21"/>
+              </w:rPr>
+              <w:t>Say</w:t>
             </w:r>
           </w:p>
         </w:tc>
@@ -7625,7 +9348,7 @@
             <w:pPr>
               <w:numPr>
                 <w:ilvl w:val="0"/>
-                <w:numId w:val="4"/>
+                <w:numId w:val="5"/>
               </w:numPr>
               <w:spacing w:before="100" w:beforeAutospacing="1" w:after="100" w:afterAutospacing="1"/>
               <w:rPr>
@@ -7643,200 +9366,6 @@
               <w:t>Grief after Mum's death eight months ago</w:t>
             </w:r>
           </w:p>
-          <w:p>
-            <w:pPr>
-              <w:numPr>
-                <w:ilvl w:val="0"/>
-                <w:numId w:val="4"/>
-              </w:numPr>
-              <w:spacing w:before="100" w:beforeAutospacing="1" w:after="100" w:afterAutospacing="1"/>
-              <w:rPr>
-                <w:rFonts w:ascii="Calibri" w:eastAsia="Times New Roman" w:hAnsi="Calibri" w:cs="Calibri"/>
-                <w:sz w:val="21"/>
-                <w:szCs w:val="21"/>
-              </w:rPr>
-            </w:pPr>
-            <w:r>
-              <w:rPr>
-                <w:rFonts w:ascii="Calibri" w:eastAsia="Times New Roman" w:hAnsi="Calibri" w:cs="Calibri"/>
-                <w:sz w:val="21"/>
-                <w:szCs w:val="21"/>
-              </w:rPr>
-              <w:t>Low mood, crying, wants to stay in bed and talk to no one</w:t>
-            </w:r>
-          </w:p>
-          <w:p>
-            <w:pPr>
-              <w:numPr>
-                <w:ilvl w:val="0"/>
-                <w:numId w:val="4"/>
-              </w:numPr>
-              <w:spacing w:before="100" w:beforeAutospacing="1" w:after="100" w:afterAutospacing="1"/>
-              <w:rPr>
-                <w:rFonts w:ascii="Calibri" w:eastAsia="Times New Roman" w:hAnsi="Calibri" w:cs="Calibri"/>
-                <w:sz w:val="21"/>
-                <w:szCs w:val="21"/>
-              </w:rPr>
-            </w:pPr>
-            <w:r>
-              <w:rPr>
-                <w:rFonts w:ascii="Calibri" w:eastAsia="Times New Roman" w:hAnsi="Calibri" w:cs="Calibri"/>
-                <w:sz w:val="21"/>
-                <w:szCs w:val="21"/>
-              </w:rPr>
-              <w:t>Not sleeping, not eating, not dressed</w:t>
-            </w:r>
-          </w:p>
-          <w:p>
-            <w:pPr>
-              <w:numPr>
-                <w:ilvl w:val="0"/>
-                <w:numId w:val="4"/>
-              </w:numPr>
-              <w:spacing w:before="100" w:beforeAutospacing="1" w:after="100" w:afterAutospacing="1"/>
-              <w:rPr>
-                <w:rFonts w:ascii="Calibri" w:eastAsia="Times New Roman" w:hAnsi="Calibri" w:cs="Calibri"/>
-                <w:sz w:val="21"/>
-                <w:szCs w:val="21"/>
-              </w:rPr>
-            </w:pPr>
-            <w:r>
-              <w:rPr>
-                <w:rFonts w:ascii="Calibri" w:eastAsia="Times New Roman" w:hAnsi="Calibri" w:cs="Calibri"/>
-                <w:sz w:val="21"/>
-                <w:szCs w:val="21"/>
-              </w:rPr>
-              <w:t>Pulling away from church and friends (Joan)</w:t>
-            </w:r>
-          </w:p>
-          <w:p>
-            <w:pPr>
-              <w:numPr>
-                <w:ilvl w:val="0"/>
-                <w:numId w:val="4"/>
-              </w:numPr>
-              <w:spacing w:before="100" w:beforeAutospacing="1" w:after="100" w:afterAutospacing="1"/>
-              <w:rPr>
-                <w:rFonts w:ascii="Calibri" w:eastAsia="Times New Roman" w:hAnsi="Calibri" w:cs="Calibri"/>
-                <w:sz w:val="21"/>
-                <w:szCs w:val="21"/>
-              </w:rPr>
-            </w:pPr>
-            <w:r>
-              <w:rPr>
-                <w:rFonts w:ascii="Calibri" w:eastAsia="Times New Roman" w:hAnsi="Calibri" w:cs="Calibri"/>
-                <w:sz w:val="21"/>
-                <w:szCs w:val="21"/>
-              </w:rPr>
-              <w:t>Guilt about being angry with Donna</w:t>
-            </w:r>
-          </w:p>
-          <w:p>
-            <w:pPr>
-              <w:numPr>
-                <w:ilvl w:val="0"/>
-                <w:numId w:val="4"/>
-              </w:numPr>
-              <w:spacing w:before="100" w:beforeAutospacing="1" w:after="100" w:afterAutospacing="1"/>
-              <w:rPr>
-                <w:rFonts w:ascii="Calibri" w:eastAsia="Times New Roman" w:hAnsi="Calibri" w:cs="Calibri"/>
-                <w:sz w:val="21"/>
-                <w:szCs w:val="21"/>
-              </w:rPr>
-            </w:pPr>
-            <w:r>
-              <w:rPr>
-                <w:rFonts w:ascii="Calibri" w:eastAsia="Times New Roman" w:hAnsi="Calibri" w:cs="Calibri"/>
-                <w:sz w:val="21"/>
-                <w:szCs w:val="21"/>
-              </w:rPr>
-              <w:t>Possible financial abuse by her sister</w:t>
-            </w:r>
-          </w:p>
-          <w:p>
-            <w:pPr>
-              <w:numPr>
-                <w:ilvl w:val="0"/>
-                <w:numId w:val="4"/>
-              </w:numPr>
-              <w:spacing w:before="100" w:beforeAutospacing="1" w:after="100" w:afterAutospacing="1"/>
-              <w:rPr>
-                <w:rFonts w:ascii="Calibri" w:eastAsia="Times New Roman" w:hAnsi="Calibri" w:cs="Calibri"/>
-                <w:sz w:val="21"/>
-                <w:szCs w:val="21"/>
-              </w:rPr>
-            </w:pPr>
-            <w:r>
-              <w:rPr>
-                <w:rFonts w:ascii="Calibri" w:eastAsia="Times New Roman" w:hAnsi="Calibri" w:cs="Calibri"/>
-                <w:sz w:val="21"/>
-                <w:szCs w:val="21"/>
-              </w:rPr>
-              <w:t>Depends on Donna for shopping, meals and transport</w:t>
-            </w:r>
-          </w:p>
-          <w:p>
-            <w:pPr>
-              <w:numPr>
-                <w:ilvl w:val="0"/>
-                <w:numId w:val="4"/>
-              </w:numPr>
-              <w:spacing w:before="100" w:beforeAutospacing="1" w:after="100" w:afterAutospacing="1"/>
-              <w:rPr>
-                <w:rFonts w:ascii="Calibri" w:eastAsia="Times New Roman" w:hAnsi="Calibri" w:cs="Calibri"/>
-                <w:sz w:val="21"/>
-                <w:szCs w:val="21"/>
-              </w:rPr>
-            </w:pPr>
-            <w:r>
-              <w:rPr>
-                <w:rFonts w:ascii="Calibri" w:eastAsia="Times New Roman" w:hAnsi="Calibri" w:cs="Calibri"/>
-                <w:sz w:val="21"/>
-                <w:szCs w:val="21"/>
-              </w:rPr>
-              <w:t>Fear of losing her home and going into full-time care</w:t>
-            </w:r>
-          </w:p>
-          <w:p>
-            <w:pPr>
-              <w:numPr>
-                <w:ilvl w:val="0"/>
-                <w:numId w:val="4"/>
-              </w:numPr>
-              <w:spacing w:before="100" w:beforeAutospacing="1" w:after="100" w:afterAutospacing="1"/>
-              <w:rPr>
-                <w:rFonts w:ascii="Calibri" w:eastAsia="Times New Roman" w:hAnsi="Calibri" w:cs="Calibri"/>
-                <w:sz w:val="21"/>
-                <w:szCs w:val="21"/>
-              </w:rPr>
-            </w:pPr>
-            <w:r>
-              <w:rPr>
-                <w:rFonts w:ascii="Calibri" w:eastAsia="Times New Roman" w:hAnsi="Calibri" w:cs="Calibri"/>
-                <w:sz w:val="21"/>
-                <w:szCs w:val="21"/>
-              </w:rPr>
-              <w:t>Physical disability: shaky hands, poor balance</w:t>
-            </w:r>
-          </w:p>
-        </w:tc>
-        <w:tc>
-          <w:tcPr>
-            <w:tcW w:w="0" w:type="auto"/>
-            <w:tcBorders>
-              <w:top w:val="single" w:sz="6" w:space="0" w:color="8A8A8A"/>
-              <w:left w:val="single" w:sz="6" w:space="0" w:color="8A8A8A"/>
-              <w:bottom w:val="single" w:sz="6" w:space="0" w:color="8A8A8A"/>
-              <w:right w:val="single" w:sz="6" w:space="0" w:color="8A8A8A"/>
-            </w:tcBorders>
-            <w:tcMar>
-              <w:top w:w="80" w:type="dxa"/>
-              <w:left w:w="120" w:type="dxa"/>
-              <w:bottom w:w="80" w:type="dxa"/>
-              <w:right w:w="120" w:type="dxa"/>
-            </w:tcMar>
-            <w:hideMark/>
-          </w:tcPr>
           <w:p>
             <w:pPr>
               <w:numPr>
@@ -7856,7 +9385,7 @@
                 <w:sz w:val="21"/>
                 <w:szCs w:val="21"/>
               </w:rPr>
-              <w:t>Her faith, Reverend Hill and the appointment tomorrow</w:t>
+              <w:t>Low mood, crying, wants to stay in bed and talk to no one</w:t>
             </w:r>
           </w:p>
           <w:p>
@@ -7878,7 +9407,7 @@
                 <w:sz w:val="21"/>
                 <w:szCs w:val="21"/>
               </w:rPr>
-              <w:t>Church and choir friends such as Joan</w:t>
+              <w:t>Not sleeping, not eating, not dressed</w:t>
             </w:r>
           </w:p>
           <w:p>
@@ -7900,7 +9429,7 @@
                 <w:sz w:val="21"/>
                 <w:szCs w:val="21"/>
               </w:rPr>
-              <w:t>Her trusting relationship with the support worker</w:t>
+              <w:t>Pulling away from church and friends (Joan)</w:t>
             </w:r>
           </w:p>
           <w:p>
@@ -7922,7 +9451,7 @@
                 <w:sz w:val="21"/>
                 <w:szCs w:val="21"/>
               </w:rPr>
-              <w:t>She told someone and accepted help</w:t>
+              <w:t>Guilt about being angry with Donna</w:t>
             </w:r>
           </w:p>
           <w:p>
@@ -7944,7 +9473,7 @@
                 <w:sz w:val="21"/>
                 <w:szCs w:val="21"/>
               </w:rPr>
-              <w:t>Information from OPAN</w:t>
+              <w:t>Possible financial abuse by her sister</w:t>
             </w:r>
           </w:p>
           <w:p>
@@ -7966,7 +9495,7 @@
                 <w:sz w:val="21"/>
                 <w:szCs w:val="21"/>
               </w:rPr>
-              <w:t>Her love for Donna and her Mum's memory</w:t>
+              <w:t>Depends on Donna for shopping, meals and transport</w:t>
             </w:r>
           </w:p>
           <w:p>
@@ -7988,7 +9517,7 @@
                 <w:sz w:val="21"/>
                 <w:szCs w:val="21"/>
               </w:rPr>
-              <w:t>Her strengths: showers, dresses, makes breakfast, knows every ornament's story</w:t>
+              <w:t>Fear of losing her home and going into full-time care</w:t>
             </w:r>
           </w:p>
           <w:p>
@@ -8010,6 +9539,200 @@
                 <w:sz w:val="21"/>
                 <w:szCs w:val="21"/>
               </w:rPr>
+              <w:t>Physical disability: shaky hands, poor balance</w:t>
+            </w:r>
+          </w:p>
+        </w:tc>
+        <w:tc>
+          <w:tcPr>
+            <w:tcW w:w="0" w:type="auto"/>
+            <w:tcBorders>
+              <w:top w:val="single" w:sz="6" w:space="0" w:color="8A8A8A"/>
+              <w:left w:val="single" w:sz="6" w:space="0" w:color="8A8A8A"/>
+              <w:bottom w:val="single" w:sz="6" w:space="0" w:color="8A8A8A"/>
+              <w:right w:val="single" w:sz="6" w:space="0" w:color="8A8A8A"/>
+            </w:tcBorders>
+            <w:tcMar>
+              <w:top w:w="80" w:type="dxa"/>
+              <w:left w:w="120" w:type="dxa"/>
+              <w:bottom w:w="80" w:type="dxa"/>
+              <w:right w:w="120" w:type="dxa"/>
+            </w:tcMar>
+            <w:hideMark/>
+          </w:tcPr>
+          <w:p>
+            <w:pPr>
+              <w:numPr>
+                <w:ilvl w:val="0"/>
+                <w:numId w:val="6"/>
+              </w:numPr>
+              <w:spacing w:before="100" w:beforeAutospacing="1" w:after="100" w:afterAutospacing="1"/>
+              <w:rPr>
+                <w:rFonts w:ascii="Calibri" w:eastAsia="Times New Roman" w:hAnsi="Calibri" w:cs="Calibri"/>
+                <w:sz w:val="21"/>
+                <w:szCs w:val="21"/>
+              </w:rPr>
+            </w:pPr>
+            <w:r>
+              <w:rPr>
+                <w:rFonts w:ascii="Calibri" w:eastAsia="Times New Roman" w:hAnsi="Calibri" w:cs="Calibri"/>
+                <w:sz w:val="21"/>
+                <w:szCs w:val="21"/>
+              </w:rPr>
+              <w:t>Her faith, Reverend Hill and the appointment tomorrow</w:t>
+            </w:r>
+          </w:p>
+          <w:p>
+            <w:pPr>
+              <w:numPr>
+                <w:ilvl w:val="0"/>
+                <w:numId w:val="6"/>
+              </w:numPr>
+              <w:spacing w:before="100" w:beforeAutospacing="1" w:after="100" w:afterAutospacing="1"/>
+              <w:rPr>
+                <w:rFonts w:ascii="Calibri" w:eastAsia="Times New Roman" w:hAnsi="Calibri" w:cs="Calibri"/>
+                <w:sz w:val="21"/>
+                <w:szCs w:val="21"/>
+              </w:rPr>
+            </w:pPr>
+            <w:r>
+              <w:rPr>
+                <w:rFonts w:ascii="Calibri" w:eastAsia="Times New Roman" w:hAnsi="Calibri" w:cs="Calibri"/>
+                <w:sz w:val="21"/>
+                <w:szCs w:val="21"/>
+              </w:rPr>
+              <w:t>Church and choir friends such as Joan</w:t>
+            </w:r>
+          </w:p>
+          <w:p>
+            <w:pPr>
+              <w:numPr>
+                <w:ilvl w:val="0"/>
+                <w:numId w:val="6"/>
+              </w:numPr>
+              <w:spacing w:before="100" w:beforeAutospacing="1" w:after="100" w:afterAutospacing="1"/>
+              <w:rPr>
+                <w:rFonts w:ascii="Calibri" w:eastAsia="Times New Roman" w:hAnsi="Calibri" w:cs="Calibri"/>
+                <w:sz w:val="21"/>
+                <w:szCs w:val="21"/>
+              </w:rPr>
+            </w:pPr>
+            <w:r>
+              <w:rPr>
+                <w:rFonts w:ascii="Calibri" w:eastAsia="Times New Roman" w:hAnsi="Calibri" w:cs="Calibri"/>
+                <w:sz w:val="21"/>
+                <w:szCs w:val="21"/>
+              </w:rPr>
+              <w:t>Her trusting relationship with the support worker</w:t>
+            </w:r>
+          </w:p>
+          <w:p>
+            <w:pPr>
+              <w:numPr>
+                <w:ilvl w:val="0"/>
+                <w:numId w:val="6"/>
+              </w:numPr>
+              <w:spacing w:before="100" w:beforeAutospacing="1" w:after="100" w:afterAutospacing="1"/>
+              <w:rPr>
+                <w:rFonts w:ascii="Calibri" w:eastAsia="Times New Roman" w:hAnsi="Calibri" w:cs="Calibri"/>
+                <w:sz w:val="21"/>
+                <w:szCs w:val="21"/>
+              </w:rPr>
+            </w:pPr>
+            <w:r>
+              <w:rPr>
+                <w:rFonts w:ascii="Calibri" w:eastAsia="Times New Roman" w:hAnsi="Calibri" w:cs="Calibri"/>
+                <w:sz w:val="21"/>
+                <w:szCs w:val="21"/>
+              </w:rPr>
+              <w:t>She told someone and accepted help</w:t>
+            </w:r>
+          </w:p>
+          <w:p>
+            <w:pPr>
+              <w:numPr>
+                <w:ilvl w:val="0"/>
+                <w:numId w:val="6"/>
+              </w:numPr>
+              <w:spacing w:before="100" w:beforeAutospacing="1" w:after="100" w:afterAutospacing="1"/>
+              <w:rPr>
+                <w:rFonts w:ascii="Calibri" w:eastAsia="Times New Roman" w:hAnsi="Calibri" w:cs="Calibri"/>
+                <w:sz w:val="21"/>
+                <w:szCs w:val="21"/>
+              </w:rPr>
+            </w:pPr>
+            <w:r>
+              <w:rPr>
+                <w:rFonts w:ascii="Calibri" w:eastAsia="Times New Roman" w:hAnsi="Calibri" w:cs="Calibri"/>
+                <w:sz w:val="21"/>
+                <w:szCs w:val="21"/>
+              </w:rPr>
+              <w:t>Information from OPAN</w:t>
+            </w:r>
+          </w:p>
+          <w:p>
+            <w:pPr>
+              <w:numPr>
+                <w:ilvl w:val="0"/>
+                <w:numId w:val="6"/>
+              </w:numPr>
+              <w:spacing w:before="100" w:beforeAutospacing="1" w:after="100" w:afterAutospacing="1"/>
+              <w:rPr>
+                <w:rFonts w:ascii="Calibri" w:eastAsia="Times New Roman" w:hAnsi="Calibri" w:cs="Calibri"/>
+                <w:sz w:val="21"/>
+                <w:szCs w:val="21"/>
+              </w:rPr>
+            </w:pPr>
+            <w:r>
+              <w:rPr>
+                <w:rFonts w:ascii="Calibri" w:eastAsia="Times New Roman" w:hAnsi="Calibri" w:cs="Calibri"/>
+                <w:sz w:val="21"/>
+                <w:szCs w:val="21"/>
+              </w:rPr>
+              <w:t>Her love for Donna and her Mum's memory</w:t>
+            </w:r>
+          </w:p>
+          <w:p>
+            <w:pPr>
+              <w:numPr>
+                <w:ilvl w:val="0"/>
+                <w:numId w:val="6"/>
+              </w:numPr>
+              <w:spacing w:before="100" w:beforeAutospacing="1" w:after="100" w:afterAutospacing="1"/>
+              <w:rPr>
+                <w:rFonts w:ascii="Calibri" w:eastAsia="Times New Roman" w:hAnsi="Calibri" w:cs="Calibri"/>
+                <w:sz w:val="21"/>
+                <w:szCs w:val="21"/>
+              </w:rPr>
+            </w:pPr>
+            <w:r>
+              <w:rPr>
+                <w:rFonts w:ascii="Calibri" w:eastAsia="Times New Roman" w:hAnsi="Calibri" w:cs="Calibri"/>
+                <w:sz w:val="21"/>
+                <w:szCs w:val="21"/>
+              </w:rPr>
+              <w:t>Her strengths: showers, dresses, makes breakfast, knows every ornament's story</w:t>
+            </w:r>
+          </w:p>
+          <w:p>
+            <w:pPr>
+              <w:numPr>
+                <w:ilvl w:val="0"/>
+                <w:numId w:val="6"/>
+              </w:numPr>
+              <w:spacing w:before="100" w:beforeAutospacing="1" w:after="100" w:afterAutospacing="1"/>
+              <w:rPr>
+                <w:rFonts w:ascii="Calibri" w:eastAsia="Times New Roman" w:hAnsi="Calibri" w:cs="Calibri"/>
+                <w:sz w:val="21"/>
+                <w:szCs w:val="21"/>
+              </w:rPr>
+            </w:pPr>
+            <w:r>
+              <w:rPr>
+                <w:rFonts w:ascii="Calibri" w:eastAsia="Times New Roman" w:hAnsi="Calibri" w:cs="Calibri"/>
+                <w:sz w:val="21"/>
+                <w:szCs w:val="21"/>
+              </w:rPr>
               <w:t>KAMA follow-up within 24 hours</w:t>
             </w:r>
           </w:p>
@@ -8098,7 +9821,7 @@
       <w:pPr>
         <w:numPr>
           <w:ilvl w:val="0"/>
-          <w:numId w:val="6"/>
+          <w:numId w:val="7"/>
         </w:numPr>
         <w:spacing w:before="100" w:beforeAutospacing="1" w:after="100" w:afterAutospacing="1"/>
         <w:rPr>
@@ -8114,160 +9837,6 @@
           <w:szCs w:val="22"/>
         </w:rPr>
         <w:t>If Cherry stays very upset for a long time, prompt the class: 'What could you do before you ask her anything?'</w:t>
-      </w:r>
-    </w:p>
-    <w:p>
-      <w:pPr>
-        <w:numPr>
-          <w:ilvl w:val="0"/>
-          <w:numId w:val="6"/>
-        </w:numPr>
-        <w:spacing w:before="100" w:beforeAutospacing="1" w:after="100" w:afterAutospacing="1"/>
-        <w:rPr>
-          <w:rFonts w:ascii="Calibri" w:eastAsia="Times New Roman" w:hAnsi="Calibri" w:cs="Calibri"/>
-          <w:sz w:val="22"/>
-          <w:szCs w:val="22"/>
-        </w:rPr>
-      </w:pPr>
-      <w:r>
-        <w:rPr>
-          <w:rFonts w:ascii="Calibri" w:eastAsia="Times New Roman" w:hAnsi="Calibri" w:cs="Calibri"/>
-          <w:sz w:val="22"/>
-          <w:szCs w:val="22"/>
-        </w:rPr>
-        <w:t>If nobody asks what happened to the ornaments, prompt: 'What do we still not know?'</w:t>
-      </w:r>
-    </w:p>
-    <w:p>
-      <w:pPr>
-        <w:numPr>
-          <w:ilvl w:val="0"/>
-          <w:numId w:val="6"/>
-        </w:numPr>
-        <w:spacing w:before="100" w:beforeAutospacing="1" w:after="100" w:afterAutospacing="1"/>
-        <w:rPr>
-          <w:rFonts w:ascii="Calibri" w:eastAsia="Times New Roman" w:hAnsi="Calibri" w:cs="Calibri"/>
-          <w:sz w:val="22"/>
-          <w:szCs w:val="22"/>
-        </w:rPr>
-      </w:pPr>
-      <w:r>
-        <w:rPr>
-          <w:rFonts w:ascii="Calibri" w:eastAsia="Times New Roman" w:hAnsi="Calibri" w:cs="Calibri"/>
-          <w:sz w:val="22"/>
-          <w:szCs w:val="22"/>
-        </w:rPr>
-        <w:t>Watch for 'Please don't say anything.' A good answer is honest: the worker must tell the supervisor, and Cherry stays in charge of what happens next.</w:t>
-      </w:r>
-    </w:p>
-    <w:p>
-      <w:pPr>
-        <w:numPr>
-          <w:ilvl w:val="0"/>
-          <w:numId w:val="6"/>
-        </w:numPr>
-        <w:spacing w:before="100" w:beforeAutospacing="1" w:after="100" w:afterAutospacing="1"/>
-        <w:rPr>
-          <w:rFonts w:ascii="Calibri" w:eastAsia="Times New Roman" w:hAnsi="Calibri" w:cs="Calibri"/>
-          <w:sz w:val="22"/>
-          <w:szCs w:val="22"/>
-        </w:rPr>
-      </w:pPr>
-      <w:r>
-        <w:rPr>
-          <w:rFonts w:ascii="Calibri" w:eastAsia="Times New Roman" w:hAnsi="Calibri" w:cs="Calibri"/>
-          <w:sz w:val="22"/>
-          <w:szCs w:val="22"/>
-        </w:rPr>
-        <w:t xml:space="preserve">Cherry's key line, said once: 'I wanted to see the Minister tomorrow to find forgiveness, but now I just want to stay in bed. Talk to no one. Do nothing.' </w:t>
-      </w:r>
-      <w:r>
-        <w:rPr>
-          <w:rFonts w:ascii="Calibri" w:eastAsia="Times New Roman" w:hAnsi="Calibri" w:cs="Calibri"/>
-          <w:sz w:val="22"/>
-          <w:szCs w:val="22"/>
-        </w:rPr>
-        <w:t>Watch how the class responds.</w:t>
-      </w:r>
-    </w:p>
-    <w:p>
-      <w:pPr>
-        <w:numPr>
-          <w:ilvl w:val="0"/>
-          <w:numId w:val="6"/>
-        </w:numPr>
-        <w:spacing w:before="100" w:beforeAutospacing="1" w:after="100" w:afterAutospacing="1"/>
-        <w:rPr>
-          <w:rFonts w:ascii="Calibri" w:eastAsia="Times New Roman" w:hAnsi="Calibri" w:cs="Calibri"/>
-          <w:sz w:val="22"/>
-          <w:szCs w:val="22"/>
-        </w:rPr>
-      </w:pPr>
-      <w:r>
-        <w:rPr>
-          <w:rFonts w:ascii="Calibri" w:eastAsia="Times New Roman" w:hAnsi="Calibri" w:cs="Calibri"/>
-          <w:sz w:val="22"/>
-          <w:szCs w:val="22"/>
-        </w:rPr>
-        <w:t>If a student asks directly about self-harm, Cherry says no, she is just tired of it all. Praise the student for asking.</w:t>
-      </w:r>
-    </w:p>
-    <w:p>
-      <w:pPr>
-        <w:numPr>
-          <w:ilvl w:val="0"/>
-          <w:numId w:val="6"/>
-        </w:numPr>
-        <w:spacing w:before="100" w:beforeAutospacing="1" w:after="100" w:afterAutospacing="1"/>
-        <w:rPr>
-          <w:rFonts w:ascii="Calibri" w:eastAsia="Times New Roman" w:hAnsi="Calibri" w:cs="Calibri"/>
-          <w:sz w:val="22"/>
-          <w:szCs w:val="22"/>
-        </w:rPr>
-      </w:pPr>
-      <w:r>
-        <w:rPr>
-          <w:rFonts w:ascii="Calibri" w:eastAsia="Times New Roman" w:hAnsi="Calibri" w:cs="Calibri"/>
-          <w:sz w:val="22"/>
-          <w:szCs w:val="22"/>
-        </w:rPr>
-        <w:t>OPAN (Older Persons Advocacy Network): 1800 700 600, Monday to Friday 8am to 8pm, Saturday 10am to 4pm.</w:t>
-      </w:r>
-    </w:p>
-    <w:p>
-      <w:pPr>
-        <w:numPr>
-          <w:ilvl w:val="0"/>
-          <w:numId w:val="6"/>
-        </w:numPr>
-        <w:spacing w:before="100" w:beforeAutospacing="1" w:after="100" w:afterAutospacing="1"/>
-        <w:rPr>
-          <w:rFonts w:ascii="Calibri" w:eastAsia="Times New Roman" w:hAnsi="Calibri" w:cs="Calibri"/>
-          <w:sz w:val="22"/>
-          <w:szCs w:val="22"/>
-        </w:rPr>
-      </w:pPr>
-      <w:r>
-        <w:rPr>
-          <w:rFonts w:ascii="Calibri" w:eastAsia="Times New Roman" w:hAnsi="Calibri" w:cs="Calibri"/>
-          <w:sz w:val="22"/>
-          <w:szCs w:val="22"/>
-        </w:rPr>
-        <w:t>If the class is stuck on a point, whisper to Cherry, for example: 'Mention your shaky hands when the phone comes up.'</w:t>
-      </w:r>
-    </w:p>
-    <w:p>
-      <w:pPr>
-        <w:pStyle w:val="Heading3"/>
-        <w:rPr>
-          <w:rFonts w:ascii="Calibri" w:eastAsia="Times New Roman" w:hAnsi="Calibri" w:cs="Calibri"/>
-        </w:rPr>
-      </w:pPr>
-      <w:r>
-        <w:rPr>
-          <w:rFonts w:ascii="Calibri" w:eastAsia="Times New Roman" w:hAnsi="Calibri" w:cs="Calibri"/>
-        </w:rPr>
-        <w:t>Debrief questions</w:t>
       </w:r>
     </w:p>
     <w:p>
@@ -8289,7 +9858,7 @@
           <w:sz w:val="22"/>
           <w:szCs w:val="22"/>
         </w:rPr>
-        <w:t>What helped Cherry calm down? What made her more upset?</w:t>
+        <w:t>If nobody asks what happened to the ornaments, prompt: 'What do we still not know?'</w:t>
       </w:r>
     </w:p>
     <w:p>
@@ -8311,7 +9880,7 @@
           <w:sz w:val="22"/>
           <w:szCs w:val="22"/>
         </w:rPr>
-        <w:t>How did we check the money worry without accusing Donna?</w:t>
+        <w:t>Watch for 'Please don't say anything.' A good answer is honest: the worker must tell the supervisor, and Cherry stays in charge of what happens next.</w:t>
       </w:r>
     </w:p>
     <w:p>
@@ -8333,7 +9902,7 @@
           <w:sz w:val="22"/>
           <w:szCs w:val="22"/>
         </w:rPr>
-        <w:t>What did we say when Cherry asked us not to tell anyone? Why must we tell Lance?</w:t>
+        <w:t>Cherry's key line, said once: 'I wanted to see the Minister tomorrow to find forgiveness, but now I just want to stay in bed. Talk to no one. Do nothing.' Watch how the class responds.</w:t>
       </w:r>
     </w:p>
     <w:p>
@@ -8355,7 +9924,7 @@
           <w:sz w:val="22"/>
           <w:szCs w:val="22"/>
         </w:rPr>
-        <w:t>What signs of mental ill-health did you notice? What are Cherry's risk and protective factors?</w:t>
+        <w:t>If a student asks directly about self-harm, Cherry says no, she is just tired of it all. Praise the student for asking.</w:t>
       </w:r>
     </w:p>
     <w:p>
@@ -8377,7 +9946,7 @@
           <w:sz w:val="22"/>
           <w:szCs w:val="22"/>
         </w:rPr>
-        <w:t>How did we support Cherry's own choices and her dignity of risk?</w:t>
+        <w:t>OPAN (Older Persons Advocacy Network): 1800 700 600, Monday to Friday 8am to 8pm, Saturday 10am to 4pm.</w:t>
       </w:r>
     </w:p>
     <w:p>
@@ -8399,6 +9968,160 @@
           <w:sz w:val="22"/>
           <w:szCs w:val="22"/>
         </w:rPr>
+        <w:t>If the class is stuck on a point, whisper to Cherry, for example: '</w:t>
+      </w:r>
+      <w:r>
+        <w:rPr>
+          <w:rFonts w:ascii="Calibri" w:eastAsia="Times New Roman" w:hAnsi="Calibri" w:cs="Calibri"/>
+          <w:sz w:val="22"/>
+          <w:szCs w:val="22"/>
+        </w:rPr>
+        <w:t>Mention your shaky hands when the phone comes up.'</w:t>
+      </w:r>
+    </w:p>
+    <w:p>
+      <w:pPr>
+        <w:pStyle w:val="Heading3"/>
+        <w:rPr>
+          <w:rFonts w:ascii="Calibri" w:eastAsia="Times New Roman" w:hAnsi="Calibri" w:cs="Calibri"/>
+        </w:rPr>
+      </w:pPr>
+      <w:r>
+        <w:rPr>
+          <w:rFonts w:ascii="Calibri" w:eastAsia="Times New Roman" w:hAnsi="Calibri" w:cs="Calibri"/>
+        </w:rPr>
+        <w:t>Debrief questions</w:t>
+      </w:r>
+    </w:p>
+    <w:p>
+      <w:pPr>
+        <w:numPr>
+          <w:ilvl w:val="0"/>
+          <w:numId w:val="8"/>
+        </w:numPr>
+        <w:spacing w:before="100" w:beforeAutospacing="1" w:after="100" w:afterAutospacing="1"/>
+        <w:rPr>
+          <w:rFonts w:ascii="Calibri" w:eastAsia="Times New Roman" w:hAnsi="Calibri" w:cs="Calibri"/>
+          <w:sz w:val="22"/>
+          <w:szCs w:val="22"/>
+        </w:rPr>
+      </w:pPr>
+      <w:r>
+        <w:rPr>
+          <w:rFonts w:ascii="Calibri" w:eastAsia="Times New Roman" w:hAnsi="Calibri" w:cs="Calibri"/>
+          <w:sz w:val="22"/>
+          <w:szCs w:val="22"/>
+        </w:rPr>
+        <w:t>What helped Cherry calm down? What made her more upset?</w:t>
+      </w:r>
+    </w:p>
+    <w:p>
+      <w:pPr>
+        <w:numPr>
+          <w:ilvl w:val="0"/>
+          <w:numId w:val="8"/>
+        </w:numPr>
+        <w:spacing w:before="100" w:beforeAutospacing="1" w:after="100" w:afterAutospacing="1"/>
+        <w:rPr>
+          <w:rFonts w:ascii="Calibri" w:eastAsia="Times New Roman" w:hAnsi="Calibri" w:cs="Calibri"/>
+          <w:sz w:val="22"/>
+          <w:szCs w:val="22"/>
+        </w:rPr>
+      </w:pPr>
+      <w:r>
+        <w:rPr>
+          <w:rFonts w:ascii="Calibri" w:eastAsia="Times New Roman" w:hAnsi="Calibri" w:cs="Calibri"/>
+          <w:sz w:val="22"/>
+          <w:szCs w:val="22"/>
+        </w:rPr>
+        <w:t>How did we check the money worry without accusing Donna?</w:t>
+      </w:r>
+    </w:p>
+    <w:p>
+      <w:pPr>
+        <w:numPr>
+          <w:ilvl w:val="0"/>
+          <w:numId w:val="8"/>
+        </w:numPr>
+        <w:spacing w:before="100" w:beforeAutospacing="1" w:after="100" w:afterAutospacing="1"/>
+        <w:rPr>
+          <w:rFonts w:ascii="Calibri" w:eastAsia="Times New Roman" w:hAnsi="Calibri" w:cs="Calibri"/>
+          <w:sz w:val="22"/>
+          <w:szCs w:val="22"/>
+        </w:rPr>
+      </w:pPr>
+      <w:r>
+        <w:rPr>
+          <w:rFonts w:ascii="Calibri" w:eastAsia="Times New Roman" w:hAnsi="Calibri" w:cs="Calibri"/>
+          <w:sz w:val="22"/>
+          <w:szCs w:val="22"/>
+        </w:rPr>
+        <w:t>What did we say when Cherry asked us not to tell anyone? Why must we tell Lance?</w:t>
+      </w:r>
+    </w:p>
+    <w:p>
+      <w:pPr>
+        <w:numPr>
+          <w:ilvl w:val="0"/>
+          <w:numId w:val="8"/>
+        </w:numPr>
+        <w:spacing w:before="100" w:beforeAutospacing="1" w:after="100" w:afterAutospacing="1"/>
+        <w:rPr>
+          <w:rFonts w:ascii="Calibri" w:eastAsia="Times New Roman" w:hAnsi="Calibri" w:cs="Calibri"/>
+          <w:sz w:val="22"/>
+          <w:szCs w:val="22"/>
+        </w:rPr>
+      </w:pPr>
+      <w:r>
+        <w:rPr>
+          <w:rFonts w:ascii="Calibri" w:eastAsia="Times New Roman" w:hAnsi="Calibri" w:cs="Calibri"/>
+          <w:sz w:val="22"/>
+          <w:szCs w:val="22"/>
+        </w:rPr>
+        <w:t>What signs of mental ill-health did you notice? What are Cherry's risk and protective factors?</w:t>
+      </w:r>
+    </w:p>
+    <w:p>
+      <w:pPr>
+        <w:numPr>
+          <w:ilvl w:val="0"/>
+          <w:numId w:val="8"/>
+        </w:numPr>
+        <w:spacing w:before="100" w:beforeAutospacing="1" w:after="100" w:afterAutospacing="1"/>
+        <w:rPr>
+          <w:rFonts w:ascii="Calibri" w:eastAsia="Times New Roman" w:hAnsi="Calibri" w:cs="Calibri"/>
+          <w:sz w:val="22"/>
+          <w:szCs w:val="22"/>
+        </w:rPr>
+      </w:pPr>
+      <w:r>
+        <w:rPr>
+          <w:rFonts w:ascii="Calibri" w:eastAsia="Times New Roman" w:hAnsi="Calibri" w:cs="Calibri"/>
+          <w:sz w:val="22"/>
+          <w:szCs w:val="22"/>
+        </w:rPr>
+        <w:t>How did we support Cherry's own choices and her dignity of risk?</w:t>
+      </w:r>
+    </w:p>
+    <w:p>
+      <w:pPr>
+        <w:numPr>
+          <w:ilvl w:val="0"/>
+          <w:numId w:val="8"/>
+        </w:numPr>
+        <w:spacing w:before="100" w:beforeAutospacing="1" w:after="100" w:afterAutospacing="1"/>
+        <w:rPr>
+          <w:rFonts w:ascii="Calibri" w:eastAsia="Times New Roman" w:hAnsi="Calibri" w:cs="Calibri"/>
+          <w:sz w:val="22"/>
+          <w:szCs w:val="22"/>
+        </w:rPr>
+      </w:pPr>
+      <w:r>
+        <w:rPr>
+          <w:rFonts w:ascii="Calibri" w:eastAsia="Times New Roman" w:hAnsi="Calibri" w:cs="Calibri"/>
+          <w:sz w:val="22"/>
+          <w:szCs w:val="22"/>
+        </w:rPr>
         <w:t>What would you write in the progress note? What would you leave out?</w:t>
       </w:r>
     </w:p>
@@ -8414,6 +10137,24 @@
           <w:rFonts w:ascii="Calibri" w:eastAsia="Times New Roman" w:hAnsi="Calibri" w:cs="Calibri"/>
         </w:rPr>
         <w:t>10. Observer Quiz answers</w:t>
+      </w:r>
+    </w:p>
+    <w:p>
+      <w:pPr>
+        <w:pStyle w:val="NormalWeb"/>
+        <w:rPr>
+          <w:rFonts w:ascii="Calibri" w:hAnsi="Calibri" w:cs="Calibri"/>
+          <w:sz w:val="22"/>
+          <w:szCs w:val="22"/>
+        </w:rPr>
+      </w:pPr>
+      <w:r>
+        <w:rPr>
+          <w:rFonts w:ascii="Calibri" w:hAnsi="Calibri" w:cs="Calibri"/>
+          <w:sz w:val="22"/>
+          <w:szCs w:val="22"/>
+        </w:rPr>
+        <w:t>One mark per question, 31 marks. For "write" questions, accept the student's own words when the meaning is right. Some answers depend on what happened in your session (for example the service the class chose).</w:t>
       </w:r>
     </w:p>
     <w:tbl>
@@ -8428,13 +10169,14 @@
         <w:tblLook w:val="04A0" w:firstRow="1" w:lastRow="0" w:firstColumn="1" w:lastColumn="0" w:noHBand="0" w:noVBand="1"/>
       </w:tblPr>
       <w:tblGrid>
-        <w:gridCol w:w="4505"/>
-        <w:gridCol w:w="4505"/>
+        <w:gridCol w:w="541"/>
+        <w:gridCol w:w="3604"/>
+        <w:gridCol w:w="4865"/>
       </w:tblGrid>
       <w:tr>
         <w:tc>
           <w:tcPr>
-            <w:tcW w:w="2500" w:type="pct"/>
+            <w:tcW w:w="0" w:type="auto"/>
             <w:tcBorders>
               <w:top w:val="single" w:sz="6" w:space="0" w:color="8A8A8A"/>
               <w:left w:val="single" w:sz="6" w:space="0" w:color="8A8A8A"/>
@@ -8469,7 +10211,7 @@
                 <w:sz w:val="21"/>
                 <w:szCs w:val="21"/>
               </w:rPr>
-              <w:t>Part A: Listen and choose</w:t>
+              <w:t>#</w:t>
             </w:r>
           </w:p>
         </w:tc>
@@ -8510,7 +10252,48 @@
                 <w:sz w:val="21"/>
                 <w:szCs w:val="21"/>
               </w:rPr>
-              <w:t>Part B: Choose the best response</w:t>
+              <w:t>Checklist point</w:t>
+            </w:r>
+          </w:p>
+        </w:tc>
+        <w:tc>
+          <w:tcPr>
+            <w:tcW w:w="0" w:type="auto"/>
+            <w:tcBorders>
+              <w:top w:val="single" w:sz="6" w:space="0" w:color="8A8A8A"/>
+              <w:left w:val="single" w:sz="6" w:space="0" w:color="8A8A8A"/>
+              <w:bottom w:val="single" w:sz="6" w:space="0" w:color="8A8A8A"/>
+              <w:right w:val="single" w:sz="6" w:space="0" w:color="8A8A8A"/>
+            </w:tcBorders>
+            <w:shd w:val="clear" w:color="auto" w:fill="DFF0EE"/>
+            <w:tcMar>
+              <w:top w:w="80" w:type="dxa"/>
+              <w:left w:w="120" w:type="dxa"/>
+              <w:bottom w:w="80" w:type="dxa"/>
+              <w:right w:w="120" w:type="dxa"/>
+            </w:tcMar>
+            <w:hideMark/>
+          </w:tcPr>
+          <w:p>
+            <w:pPr>
+              <w:spacing w:before="120" w:after="120"/>
+              <w:rPr>
+                <w:rFonts w:ascii="Calibri" w:eastAsia="Times New Roman" w:hAnsi="Calibri" w:cs="Calibri"/>
+                <w:b/>
+                <w:bCs/>
+                <w:sz w:val="21"/>
+                <w:szCs w:val="21"/>
+              </w:rPr>
+            </w:pPr>
+            <w:r>
+              <w:rPr>
+                <w:rFonts w:ascii="Calibri" w:eastAsia="Times New Roman" w:hAnsi="Calibri" w:cs="Calibri"/>
+                <w:b/>
+                <w:bCs/>
+                <w:sz w:val="21"/>
+                <w:szCs w:val="21"/>
+              </w:rPr>
+              <w:t>Answer</w:t>
             </w:r>
           </w:p>
         </w:tc>
@@ -8518,73 +10301,3471 @@
       <w:tr>
         <w:tc>
           <w:tcPr>
-            <w:tcW w:w="0" w:type="auto"/>
-            <w:tcBorders>
-              <w:top w:val="single" w:sz="6" w:space="0" w:color="8A8A8A"/>
-              <w:left w:val="single" w:sz="6" w:space="0" w:color="8A8A8A"/>
-              <w:bottom w:val="single" w:sz="6" w:space="0" w:color="8A8A8A"/>
-              <w:right w:val="single" w:sz="6" w:space="0" w:color="8A8A8A"/>
-            </w:tcBorders>
-            <w:tcMar>
-              <w:top w:w="80" w:type="dxa"/>
-              <w:left w:w="120" w:type="dxa"/>
-              <w:bottom w:w="80" w:type="dxa"/>
-              <w:right w:w="120" w:type="dxa"/>
-            </w:tcMar>
-            <w:hideMark/>
-          </w:tcPr>
-          <w:p>
-            <w:pPr>
-              <w:spacing w:before="120" w:after="120"/>
-              <w:rPr>
-                <w:rFonts w:ascii="Calibri" w:eastAsia="Times New Roman" w:hAnsi="Calibri" w:cs="Calibri"/>
-                <w:sz w:val="21"/>
-                <w:szCs w:val="21"/>
-              </w:rPr>
-            </w:pPr>
-            <w:r>
-              <w:rPr>
-                <w:rFonts w:ascii="Calibri" w:eastAsia="Times New Roman" w:hAnsi="Calibri" w:cs="Calibri"/>
-                <w:sz w:val="21"/>
-                <w:szCs w:val="21"/>
-              </w:rPr>
-              <w:t>1 c, 2 a, 3 b, 4 c, 5 a, 6 b, 7 a, 8 c, 9 b, 10 b, 11 c</w:t>
-            </w:r>
-          </w:p>
-        </w:tc>
-        <w:tc>
-          <w:tcPr>
-            <w:tcW w:w="0" w:type="auto"/>
-            <w:tcBorders>
-              <w:top w:val="single" w:sz="6" w:space="0" w:color="8A8A8A"/>
-              <w:left w:val="single" w:sz="6" w:space="0" w:color="8A8A8A"/>
-              <w:bottom w:val="single" w:sz="6" w:space="0" w:color="8A8A8A"/>
-              <w:right w:val="single" w:sz="6" w:space="0" w:color="8A8A8A"/>
-            </w:tcBorders>
-            <w:tcMar>
-              <w:top w:w="80" w:type="dxa"/>
-              <w:left w:w="120" w:type="dxa"/>
-              <w:bottom w:w="80" w:type="dxa"/>
-              <w:right w:w="120" w:type="dxa"/>
-            </w:tcMar>
-            <w:hideMark/>
-          </w:tcPr>
-          <w:p>
-            <w:pPr>
-              <w:spacing w:before="120" w:after="120"/>
-              <w:rPr>
-                <w:rFonts w:ascii="Calibri" w:eastAsia="Times New Roman" w:hAnsi="Calibri" w:cs="Calibri"/>
-                <w:sz w:val="21"/>
-                <w:szCs w:val="21"/>
-              </w:rPr>
-            </w:pPr>
-            <w:r>
-              <w:rPr>
-                <w:rFonts w:ascii="Calibri" w:eastAsia="Times New Roman" w:hAnsi="Calibri" w:cs="Calibri"/>
-                <w:sz w:val="21"/>
-                <w:szCs w:val="21"/>
-              </w:rPr>
-              <w:t>1 b, 2 a, 3 c, 4 b, 5 a, 6 c, 7 a, 8 c, 9 b, 10 a, 11 c, 12 a</w:t>
+            <w:tcW w:w="300" w:type="pct"/>
+            <w:tcBorders>
+              <w:top w:val="single" w:sz="6" w:space="0" w:color="8A8A8A"/>
+              <w:left w:val="single" w:sz="6" w:space="0" w:color="8A8A8A"/>
+              <w:bottom w:val="single" w:sz="6" w:space="0" w:color="8A8A8A"/>
+              <w:right w:val="single" w:sz="6" w:space="0" w:color="8A8A8A"/>
+            </w:tcBorders>
+            <w:tcMar>
+              <w:top w:w="80" w:type="dxa"/>
+              <w:left w:w="120" w:type="dxa"/>
+              <w:bottom w:w="80" w:type="dxa"/>
+              <w:right w:w="120" w:type="dxa"/>
+            </w:tcMar>
+            <w:hideMark/>
+          </w:tcPr>
+          <w:p>
+            <w:pPr>
+              <w:spacing w:before="120" w:after="120"/>
+              <w:rPr>
+                <w:rFonts w:ascii="Calibri" w:eastAsia="Times New Roman" w:hAnsi="Calibri" w:cs="Calibri"/>
+                <w:sz w:val="21"/>
+                <w:szCs w:val="21"/>
+              </w:rPr>
+            </w:pPr>
+            <w:r>
+              <w:rPr>
+                <w:rFonts w:ascii="Calibri" w:eastAsia="Times New Roman" w:hAnsi="Calibri" w:cs="Calibri"/>
+                <w:sz w:val="21"/>
+                <w:szCs w:val="21"/>
+              </w:rPr>
+              <w:t>1</w:t>
+            </w:r>
+          </w:p>
+        </w:tc>
+        <w:tc>
+          <w:tcPr>
+            <w:tcW w:w="2000" w:type="pct"/>
+            <w:tcBorders>
+              <w:top w:val="single" w:sz="6" w:space="0" w:color="8A8A8A"/>
+              <w:left w:val="single" w:sz="6" w:space="0" w:color="8A8A8A"/>
+              <w:bottom w:val="single" w:sz="6" w:space="0" w:color="8A8A8A"/>
+              <w:right w:val="single" w:sz="6" w:space="0" w:color="8A8A8A"/>
+            </w:tcBorders>
+            <w:tcMar>
+              <w:top w:w="80" w:type="dxa"/>
+              <w:left w:w="120" w:type="dxa"/>
+              <w:bottom w:w="80" w:type="dxa"/>
+              <w:right w:w="120" w:type="dxa"/>
+            </w:tcMar>
+            <w:hideMark/>
+          </w:tcPr>
+          <w:p>
+            <w:pPr>
+              <w:spacing w:before="120" w:after="120"/>
+              <w:rPr>
+                <w:rFonts w:ascii="Calibri" w:eastAsia="Times New Roman" w:hAnsi="Calibri" w:cs="Calibri"/>
+                <w:sz w:val="21"/>
+                <w:szCs w:val="21"/>
+              </w:rPr>
+            </w:pPr>
+            <w:r>
+              <w:rPr>
+                <w:rFonts w:ascii="Calibri" w:eastAsia="Times New Roman" w:hAnsi="Calibri" w:cs="Calibri"/>
+                <w:sz w:val="21"/>
+                <w:szCs w:val="21"/>
+              </w:rPr>
+              <w:t>Active listening</w:t>
+            </w:r>
+          </w:p>
+        </w:tc>
+        <w:tc>
+          <w:tcPr>
+            <w:tcW w:w="0" w:type="auto"/>
+            <w:tcBorders>
+              <w:top w:val="single" w:sz="6" w:space="0" w:color="8A8A8A"/>
+              <w:left w:val="single" w:sz="6" w:space="0" w:color="8A8A8A"/>
+              <w:bottom w:val="single" w:sz="6" w:space="0" w:color="8A8A8A"/>
+              <w:right w:val="single" w:sz="6" w:space="0" w:color="8A8A8A"/>
+            </w:tcBorders>
+            <w:tcMar>
+              <w:top w:w="80" w:type="dxa"/>
+              <w:left w:w="120" w:type="dxa"/>
+              <w:bottom w:w="80" w:type="dxa"/>
+              <w:right w:w="120" w:type="dxa"/>
+            </w:tcMar>
+            <w:hideMark/>
+          </w:tcPr>
+          <w:p>
+            <w:pPr>
+              <w:spacing w:before="120" w:after="120"/>
+              <w:rPr>
+                <w:rFonts w:ascii="Calibri" w:eastAsia="Times New Roman" w:hAnsi="Calibri" w:cs="Calibri"/>
+                <w:sz w:val="21"/>
+                <w:szCs w:val="21"/>
+              </w:rPr>
+            </w:pPr>
+            <w:r>
+              <w:rPr>
+                <w:rFonts w:ascii="Calibri" w:eastAsia="Times New Roman" w:hAnsi="Calibri" w:cs="Calibri"/>
+                <w:sz w:val="21"/>
+                <w:szCs w:val="21"/>
+              </w:rPr>
+              <w:t>swan</w:t>
+            </w:r>
+          </w:p>
+        </w:tc>
+      </w:tr>
+      <w:tr>
+        <w:tc>
+          <w:tcPr>
+            <w:tcW w:w="300" w:type="pct"/>
+            <w:tcBorders>
+              <w:top w:val="single" w:sz="6" w:space="0" w:color="8A8A8A"/>
+              <w:left w:val="single" w:sz="6" w:space="0" w:color="8A8A8A"/>
+              <w:bottom w:val="single" w:sz="6" w:space="0" w:color="8A8A8A"/>
+              <w:right w:val="single" w:sz="6" w:space="0" w:color="8A8A8A"/>
+            </w:tcBorders>
+            <w:tcMar>
+              <w:top w:w="80" w:type="dxa"/>
+              <w:left w:w="120" w:type="dxa"/>
+              <w:bottom w:w="80" w:type="dxa"/>
+              <w:right w:w="120" w:type="dxa"/>
+            </w:tcMar>
+            <w:hideMark/>
+          </w:tcPr>
+          <w:p>
+            <w:pPr>
+              <w:spacing w:before="120" w:after="120"/>
+              <w:rPr>
+                <w:rFonts w:ascii="Calibri" w:eastAsia="Times New Roman" w:hAnsi="Calibri" w:cs="Calibri"/>
+                <w:sz w:val="21"/>
+                <w:szCs w:val="21"/>
+              </w:rPr>
+            </w:pPr>
+            <w:r>
+              <w:rPr>
+                <w:rFonts w:ascii="Calibri" w:eastAsia="Times New Roman" w:hAnsi="Calibri" w:cs="Calibri"/>
+                <w:sz w:val="21"/>
+                <w:szCs w:val="21"/>
+              </w:rPr>
+              <w:t>2</w:t>
+            </w:r>
+          </w:p>
+        </w:tc>
+        <w:tc>
+          <w:tcPr>
+            <w:tcW w:w="2000" w:type="pct"/>
+            <w:tcBorders>
+              <w:top w:val="single" w:sz="6" w:space="0" w:color="8A8A8A"/>
+              <w:left w:val="single" w:sz="6" w:space="0" w:color="8A8A8A"/>
+              <w:bottom w:val="single" w:sz="6" w:space="0" w:color="8A8A8A"/>
+              <w:right w:val="single" w:sz="6" w:space="0" w:color="8A8A8A"/>
+            </w:tcBorders>
+            <w:tcMar>
+              <w:top w:w="80" w:type="dxa"/>
+              <w:left w:w="120" w:type="dxa"/>
+              <w:bottom w:w="80" w:type="dxa"/>
+              <w:right w:w="120" w:type="dxa"/>
+            </w:tcMar>
+            <w:hideMark/>
+          </w:tcPr>
+          <w:p>
+            <w:pPr>
+              <w:spacing w:before="120" w:after="120"/>
+              <w:rPr>
+                <w:rFonts w:ascii="Calibri" w:eastAsia="Times New Roman" w:hAnsi="Calibri" w:cs="Calibri"/>
+                <w:sz w:val="21"/>
+                <w:szCs w:val="21"/>
+              </w:rPr>
+            </w:pPr>
+            <w:r>
+              <w:rPr>
+                <w:rFonts w:ascii="Calibri" w:eastAsia="Times New Roman" w:hAnsi="Calibri" w:cs="Calibri"/>
+                <w:sz w:val="21"/>
+                <w:szCs w:val="21"/>
+              </w:rPr>
+              <w:t>Reassure her, and use touch the way she likes it</w:t>
+            </w:r>
+          </w:p>
+        </w:tc>
+        <w:tc>
+          <w:tcPr>
+            <w:tcW w:w="0" w:type="auto"/>
+            <w:tcBorders>
+              <w:top w:val="single" w:sz="6" w:space="0" w:color="8A8A8A"/>
+              <w:left w:val="single" w:sz="6" w:space="0" w:color="8A8A8A"/>
+              <w:bottom w:val="single" w:sz="6" w:space="0" w:color="8A8A8A"/>
+              <w:right w:val="single" w:sz="6" w:space="0" w:color="8A8A8A"/>
+            </w:tcBorders>
+            <w:tcMar>
+              <w:top w:w="80" w:type="dxa"/>
+              <w:left w:w="120" w:type="dxa"/>
+              <w:bottom w:w="80" w:type="dxa"/>
+              <w:right w:w="120" w:type="dxa"/>
+            </w:tcMar>
+            <w:hideMark/>
+          </w:tcPr>
+          <w:p>
+            <w:pPr>
+              <w:spacing w:before="120" w:after="120"/>
+              <w:rPr>
+                <w:rFonts w:ascii="Calibri" w:eastAsia="Times New Roman" w:hAnsi="Calibri" w:cs="Calibri"/>
+                <w:sz w:val="21"/>
+                <w:szCs w:val="21"/>
+              </w:rPr>
+            </w:pPr>
+            <w:r>
+              <w:rPr>
+                <w:rFonts w:ascii="Calibri" w:eastAsia="Times New Roman" w:hAnsi="Calibri" w:cs="Calibri"/>
+                <w:sz w:val="21"/>
+                <w:szCs w:val="21"/>
+              </w:rPr>
+              <w:t>b</w:t>
+            </w:r>
+          </w:p>
+        </w:tc>
+      </w:tr>
+      <w:tr>
+        <w:tc>
+          <w:tcPr>
+            <w:tcW w:w="300" w:type="pct"/>
+            <w:tcBorders>
+              <w:top w:val="single" w:sz="6" w:space="0" w:color="8A8A8A"/>
+              <w:left w:val="single" w:sz="6" w:space="0" w:color="8A8A8A"/>
+              <w:bottom w:val="single" w:sz="6" w:space="0" w:color="8A8A8A"/>
+              <w:right w:val="single" w:sz="6" w:space="0" w:color="8A8A8A"/>
+            </w:tcBorders>
+            <w:tcMar>
+              <w:top w:w="80" w:type="dxa"/>
+              <w:left w:w="120" w:type="dxa"/>
+              <w:bottom w:w="80" w:type="dxa"/>
+              <w:right w:w="120" w:type="dxa"/>
+            </w:tcMar>
+            <w:hideMark/>
+          </w:tcPr>
+          <w:p>
+            <w:pPr>
+              <w:spacing w:before="120" w:after="120"/>
+              <w:rPr>
+                <w:rFonts w:ascii="Calibri" w:eastAsia="Times New Roman" w:hAnsi="Calibri" w:cs="Calibri"/>
+                <w:sz w:val="21"/>
+                <w:szCs w:val="21"/>
+              </w:rPr>
+            </w:pPr>
+            <w:r>
+              <w:rPr>
+                <w:rFonts w:ascii="Calibri" w:eastAsia="Times New Roman" w:hAnsi="Calibri" w:cs="Calibri"/>
+                <w:sz w:val="21"/>
+                <w:szCs w:val="21"/>
+              </w:rPr>
+              <w:t>3</w:t>
+            </w:r>
+          </w:p>
+        </w:tc>
+        <w:tc>
+          <w:tcPr>
+            <w:tcW w:w="2000" w:type="pct"/>
+            <w:tcBorders>
+              <w:top w:val="single" w:sz="6" w:space="0" w:color="8A8A8A"/>
+              <w:left w:val="single" w:sz="6" w:space="0" w:color="8A8A8A"/>
+              <w:bottom w:val="single" w:sz="6" w:space="0" w:color="8A8A8A"/>
+              <w:right w:val="single" w:sz="6" w:space="0" w:color="8A8A8A"/>
+            </w:tcBorders>
+            <w:tcMar>
+              <w:top w:w="80" w:type="dxa"/>
+              <w:left w:w="120" w:type="dxa"/>
+              <w:bottom w:w="80" w:type="dxa"/>
+              <w:right w:w="120" w:type="dxa"/>
+            </w:tcMar>
+            <w:hideMark/>
+          </w:tcPr>
+          <w:p>
+            <w:pPr>
+              <w:spacing w:before="120" w:after="120"/>
+              <w:rPr>
+                <w:rFonts w:ascii="Calibri" w:eastAsia="Times New Roman" w:hAnsi="Calibri" w:cs="Calibri"/>
+                <w:sz w:val="21"/>
+                <w:szCs w:val="21"/>
+              </w:rPr>
+            </w:pPr>
+            <w:r>
+              <w:rPr>
+                <w:rFonts w:ascii="Calibri" w:eastAsia="Times New Roman" w:hAnsi="Calibri" w:cs="Calibri"/>
+                <w:sz w:val="21"/>
+                <w:szCs w:val="21"/>
+              </w:rPr>
+              <w:t>Build her self-esteem and confidence</w:t>
+            </w:r>
+          </w:p>
+        </w:tc>
+        <w:tc>
+          <w:tcPr>
+            <w:tcW w:w="0" w:type="auto"/>
+            <w:tcBorders>
+              <w:top w:val="single" w:sz="6" w:space="0" w:color="8A8A8A"/>
+              <w:left w:val="single" w:sz="6" w:space="0" w:color="8A8A8A"/>
+              <w:bottom w:val="single" w:sz="6" w:space="0" w:color="8A8A8A"/>
+              <w:right w:val="single" w:sz="6" w:space="0" w:color="8A8A8A"/>
+            </w:tcBorders>
+            <w:tcMar>
+              <w:top w:w="80" w:type="dxa"/>
+              <w:left w:w="120" w:type="dxa"/>
+              <w:bottom w:w="80" w:type="dxa"/>
+              <w:right w:w="120" w:type="dxa"/>
+            </w:tcMar>
+            <w:hideMark/>
+          </w:tcPr>
+          <w:p>
+            <w:pPr>
+              <w:spacing w:before="120" w:after="120"/>
+              <w:rPr>
+                <w:rFonts w:ascii="Calibri" w:eastAsia="Times New Roman" w:hAnsi="Calibri" w:cs="Calibri"/>
+                <w:sz w:val="21"/>
+                <w:szCs w:val="21"/>
+              </w:rPr>
+            </w:pPr>
+            <w:r>
+              <w:rPr>
+                <w:rFonts w:ascii="Calibri" w:eastAsia="Times New Roman" w:hAnsi="Calibri" w:cs="Calibri"/>
+                <w:sz w:val="21"/>
+                <w:szCs w:val="21"/>
+              </w:rPr>
+              <w:t>True</w:t>
+            </w:r>
+          </w:p>
+        </w:tc>
+      </w:tr>
+      <w:tr>
+        <w:tc>
+          <w:tcPr>
+            <w:tcW w:w="300" w:type="pct"/>
+            <w:tcBorders>
+              <w:top w:val="single" w:sz="6" w:space="0" w:color="8A8A8A"/>
+              <w:left w:val="single" w:sz="6" w:space="0" w:color="8A8A8A"/>
+              <w:bottom w:val="single" w:sz="6" w:space="0" w:color="8A8A8A"/>
+              <w:right w:val="single" w:sz="6" w:space="0" w:color="8A8A8A"/>
+            </w:tcBorders>
+            <w:tcMar>
+              <w:top w:w="80" w:type="dxa"/>
+              <w:left w:w="120" w:type="dxa"/>
+              <w:bottom w:w="80" w:type="dxa"/>
+              <w:right w:w="120" w:type="dxa"/>
+            </w:tcMar>
+            <w:hideMark/>
+          </w:tcPr>
+          <w:p>
+            <w:pPr>
+              <w:spacing w:before="120" w:after="120"/>
+              <w:rPr>
+                <w:rFonts w:ascii="Calibri" w:eastAsia="Times New Roman" w:hAnsi="Calibri" w:cs="Calibri"/>
+                <w:sz w:val="21"/>
+                <w:szCs w:val="21"/>
+              </w:rPr>
+            </w:pPr>
+            <w:r>
+              <w:rPr>
+                <w:rFonts w:ascii="Calibri" w:eastAsia="Times New Roman" w:hAnsi="Calibri" w:cs="Calibri"/>
+                <w:sz w:val="21"/>
+                <w:szCs w:val="21"/>
+              </w:rPr>
+              <w:t>4</w:t>
+            </w:r>
+          </w:p>
+        </w:tc>
+        <w:tc>
+          <w:tcPr>
+            <w:tcW w:w="2000" w:type="pct"/>
+            <w:tcBorders>
+              <w:top w:val="single" w:sz="6" w:space="0" w:color="8A8A8A"/>
+              <w:left w:val="single" w:sz="6" w:space="0" w:color="8A8A8A"/>
+              <w:bottom w:val="single" w:sz="6" w:space="0" w:color="8A8A8A"/>
+              <w:right w:val="single" w:sz="6" w:space="0" w:color="8A8A8A"/>
+            </w:tcBorders>
+            <w:tcMar>
+              <w:top w:w="80" w:type="dxa"/>
+              <w:left w:w="120" w:type="dxa"/>
+              <w:bottom w:w="80" w:type="dxa"/>
+              <w:right w:w="120" w:type="dxa"/>
+            </w:tcMar>
+            <w:hideMark/>
+          </w:tcPr>
+          <w:p>
+            <w:pPr>
+              <w:spacing w:before="120" w:after="120"/>
+              <w:rPr>
+                <w:rFonts w:ascii="Calibri" w:eastAsia="Times New Roman" w:hAnsi="Calibri" w:cs="Calibri"/>
+                <w:sz w:val="21"/>
+                <w:szCs w:val="21"/>
+              </w:rPr>
+            </w:pPr>
+            <w:r>
+              <w:rPr>
+                <w:rFonts w:ascii="Calibri" w:eastAsia="Times New Roman" w:hAnsi="Calibri" w:cs="Calibri"/>
+                <w:sz w:val="21"/>
+                <w:szCs w:val="21"/>
+              </w:rPr>
+              <w:t>Show empathy, no judging</w:t>
+            </w:r>
+          </w:p>
+        </w:tc>
+        <w:tc>
+          <w:tcPr>
+            <w:tcW w:w="0" w:type="auto"/>
+            <w:tcBorders>
+              <w:top w:val="single" w:sz="6" w:space="0" w:color="8A8A8A"/>
+              <w:left w:val="single" w:sz="6" w:space="0" w:color="8A8A8A"/>
+              <w:bottom w:val="single" w:sz="6" w:space="0" w:color="8A8A8A"/>
+              <w:right w:val="single" w:sz="6" w:space="0" w:color="8A8A8A"/>
+            </w:tcBorders>
+            <w:tcMar>
+              <w:top w:w="80" w:type="dxa"/>
+              <w:left w:w="120" w:type="dxa"/>
+              <w:bottom w:w="80" w:type="dxa"/>
+              <w:right w:w="120" w:type="dxa"/>
+            </w:tcMar>
+            <w:hideMark/>
+          </w:tcPr>
+          <w:p>
+            <w:pPr>
+              <w:spacing w:before="120" w:after="120"/>
+              <w:rPr>
+                <w:rFonts w:ascii="Calibri" w:eastAsia="Times New Roman" w:hAnsi="Calibri" w:cs="Calibri"/>
+                <w:sz w:val="21"/>
+                <w:szCs w:val="21"/>
+              </w:rPr>
+            </w:pPr>
+            <w:r>
+              <w:rPr>
+                <w:rFonts w:ascii="Calibri" w:eastAsia="Times New Roman" w:hAnsi="Calibri" w:cs="Calibri"/>
+                <w:sz w:val="21"/>
+                <w:szCs w:val="21"/>
+              </w:rPr>
+              <w:t>b</w:t>
+            </w:r>
+          </w:p>
+        </w:tc>
+      </w:tr>
+      <w:tr>
+        <w:tc>
+          <w:tcPr>
+            <w:tcW w:w="300" w:type="pct"/>
+            <w:tcBorders>
+              <w:top w:val="single" w:sz="6" w:space="0" w:color="8A8A8A"/>
+              <w:left w:val="single" w:sz="6" w:space="0" w:color="8A8A8A"/>
+              <w:bottom w:val="single" w:sz="6" w:space="0" w:color="8A8A8A"/>
+              <w:right w:val="single" w:sz="6" w:space="0" w:color="8A8A8A"/>
+            </w:tcBorders>
+            <w:tcMar>
+              <w:top w:w="80" w:type="dxa"/>
+              <w:left w:w="120" w:type="dxa"/>
+              <w:bottom w:w="80" w:type="dxa"/>
+              <w:right w:w="120" w:type="dxa"/>
+            </w:tcMar>
+            <w:hideMark/>
+          </w:tcPr>
+          <w:p>
+            <w:pPr>
+              <w:spacing w:before="120" w:after="120"/>
+              <w:rPr>
+                <w:rFonts w:ascii="Calibri" w:eastAsia="Times New Roman" w:hAnsi="Calibri" w:cs="Calibri"/>
+                <w:sz w:val="21"/>
+                <w:szCs w:val="21"/>
+              </w:rPr>
+            </w:pPr>
+            <w:r>
+              <w:rPr>
+                <w:rFonts w:ascii="Calibri" w:eastAsia="Times New Roman" w:hAnsi="Calibri" w:cs="Calibri"/>
+                <w:sz w:val="21"/>
+                <w:szCs w:val="21"/>
+              </w:rPr>
+              <w:t>5</w:t>
+            </w:r>
+          </w:p>
+        </w:tc>
+        <w:tc>
+          <w:tcPr>
+            <w:tcW w:w="2000" w:type="pct"/>
+            <w:tcBorders>
+              <w:top w:val="single" w:sz="6" w:space="0" w:color="8A8A8A"/>
+              <w:left w:val="single" w:sz="6" w:space="0" w:color="8A8A8A"/>
+              <w:bottom w:val="single" w:sz="6" w:space="0" w:color="8A8A8A"/>
+              <w:right w:val="single" w:sz="6" w:space="0" w:color="8A8A8A"/>
+            </w:tcBorders>
+            <w:tcMar>
+              <w:top w:w="80" w:type="dxa"/>
+              <w:left w:w="120" w:type="dxa"/>
+              <w:bottom w:w="80" w:type="dxa"/>
+              <w:right w:w="120" w:type="dxa"/>
+            </w:tcMar>
+            <w:hideMark/>
+          </w:tcPr>
+          <w:p>
+            <w:pPr>
+              <w:spacing w:before="120" w:after="120"/>
+              <w:rPr>
+                <w:rFonts w:ascii="Calibri" w:eastAsia="Times New Roman" w:hAnsi="Calibri" w:cs="Calibri"/>
+                <w:sz w:val="21"/>
+                <w:szCs w:val="21"/>
+              </w:rPr>
+            </w:pPr>
+            <w:r>
+              <w:rPr>
+                <w:rFonts w:ascii="Calibri" w:eastAsia="Times New Roman" w:hAnsi="Calibri" w:cs="Calibri"/>
+                <w:sz w:val="21"/>
+                <w:szCs w:val="21"/>
+              </w:rPr>
+              <w:t>Use positive, supportive words</w:t>
+            </w:r>
+          </w:p>
+        </w:tc>
+        <w:tc>
+          <w:tcPr>
+            <w:tcW w:w="0" w:type="auto"/>
+            <w:tcBorders>
+              <w:top w:val="single" w:sz="6" w:space="0" w:color="8A8A8A"/>
+              <w:left w:val="single" w:sz="6" w:space="0" w:color="8A8A8A"/>
+              <w:bottom w:val="single" w:sz="6" w:space="0" w:color="8A8A8A"/>
+              <w:right w:val="single" w:sz="6" w:space="0" w:color="8A8A8A"/>
+            </w:tcBorders>
+            <w:tcMar>
+              <w:top w:w="80" w:type="dxa"/>
+              <w:left w:w="120" w:type="dxa"/>
+              <w:bottom w:w="80" w:type="dxa"/>
+              <w:right w:w="120" w:type="dxa"/>
+            </w:tcMar>
+            <w:hideMark/>
+          </w:tcPr>
+          <w:p>
+            <w:pPr>
+              <w:spacing w:before="120" w:after="120"/>
+              <w:rPr>
+                <w:rFonts w:ascii="Calibri" w:eastAsia="Times New Roman" w:hAnsi="Calibri" w:cs="Calibri"/>
+                <w:sz w:val="21"/>
+                <w:szCs w:val="21"/>
+              </w:rPr>
+            </w:pPr>
+            <w:r>
+              <w:rPr>
+                <w:rFonts w:ascii="Calibri" w:eastAsia="Times New Roman" w:hAnsi="Calibri" w:cs="Calibri"/>
+                <w:sz w:val="21"/>
+                <w:szCs w:val="21"/>
+              </w:rPr>
+              <w:t>Any warm, hopeful words, for example "</w:t>
+            </w:r>
+            <w:r>
+              <w:rPr>
+                <w:rFonts w:ascii="Calibri" w:eastAsia="Times New Roman" w:hAnsi="Calibri" w:cs="Calibri"/>
+                <w:sz w:val="21"/>
+                <w:szCs w:val="21"/>
+              </w:rPr>
+              <w:t>We can work this out together."</w:t>
+            </w:r>
+          </w:p>
+        </w:tc>
+      </w:tr>
+      <w:tr>
+        <w:tc>
+          <w:tcPr>
+            <w:tcW w:w="300" w:type="pct"/>
+            <w:tcBorders>
+              <w:top w:val="single" w:sz="6" w:space="0" w:color="8A8A8A"/>
+              <w:left w:val="single" w:sz="6" w:space="0" w:color="8A8A8A"/>
+              <w:bottom w:val="single" w:sz="6" w:space="0" w:color="8A8A8A"/>
+              <w:right w:val="single" w:sz="6" w:space="0" w:color="8A8A8A"/>
+            </w:tcBorders>
+            <w:tcMar>
+              <w:top w:w="80" w:type="dxa"/>
+              <w:left w:w="120" w:type="dxa"/>
+              <w:bottom w:w="80" w:type="dxa"/>
+              <w:right w:w="120" w:type="dxa"/>
+            </w:tcMar>
+            <w:hideMark/>
+          </w:tcPr>
+          <w:p>
+            <w:pPr>
+              <w:spacing w:before="120" w:after="120"/>
+              <w:rPr>
+                <w:rFonts w:ascii="Calibri" w:eastAsia="Times New Roman" w:hAnsi="Calibri" w:cs="Calibri"/>
+                <w:sz w:val="21"/>
+                <w:szCs w:val="21"/>
+              </w:rPr>
+            </w:pPr>
+            <w:r>
+              <w:rPr>
+                <w:rFonts w:ascii="Calibri" w:eastAsia="Times New Roman" w:hAnsi="Calibri" w:cs="Calibri"/>
+                <w:sz w:val="21"/>
+                <w:szCs w:val="21"/>
+              </w:rPr>
+              <w:t>6</w:t>
+            </w:r>
+          </w:p>
+        </w:tc>
+        <w:tc>
+          <w:tcPr>
+            <w:tcW w:w="2000" w:type="pct"/>
+            <w:tcBorders>
+              <w:top w:val="single" w:sz="6" w:space="0" w:color="8A8A8A"/>
+              <w:left w:val="single" w:sz="6" w:space="0" w:color="8A8A8A"/>
+              <w:bottom w:val="single" w:sz="6" w:space="0" w:color="8A8A8A"/>
+              <w:right w:val="single" w:sz="6" w:space="0" w:color="8A8A8A"/>
+            </w:tcBorders>
+            <w:tcMar>
+              <w:top w:w="80" w:type="dxa"/>
+              <w:left w:w="120" w:type="dxa"/>
+              <w:bottom w:w="80" w:type="dxa"/>
+              <w:right w:w="120" w:type="dxa"/>
+            </w:tcMar>
+            <w:hideMark/>
+          </w:tcPr>
+          <w:p>
+            <w:pPr>
+              <w:spacing w:before="120" w:after="120"/>
+              <w:rPr>
+                <w:rFonts w:ascii="Calibri" w:eastAsia="Times New Roman" w:hAnsi="Calibri" w:cs="Calibri"/>
+                <w:sz w:val="21"/>
+                <w:szCs w:val="21"/>
+              </w:rPr>
+            </w:pPr>
+            <w:r>
+              <w:rPr>
+                <w:rFonts w:ascii="Calibri" w:eastAsia="Times New Roman" w:hAnsi="Calibri" w:cs="Calibri"/>
+                <w:sz w:val="21"/>
+                <w:szCs w:val="21"/>
+              </w:rPr>
+              <w:t>Ask about her social, cultural and spiritual life</w:t>
+            </w:r>
+          </w:p>
+        </w:tc>
+        <w:tc>
+          <w:tcPr>
+            <w:tcW w:w="0" w:type="auto"/>
+            <w:tcBorders>
+              <w:top w:val="single" w:sz="6" w:space="0" w:color="8A8A8A"/>
+              <w:left w:val="single" w:sz="6" w:space="0" w:color="8A8A8A"/>
+              <w:bottom w:val="single" w:sz="6" w:space="0" w:color="8A8A8A"/>
+              <w:right w:val="single" w:sz="6" w:space="0" w:color="8A8A8A"/>
+            </w:tcBorders>
+            <w:tcMar>
+              <w:top w:w="80" w:type="dxa"/>
+              <w:left w:w="120" w:type="dxa"/>
+              <w:bottom w:w="80" w:type="dxa"/>
+              <w:right w:w="120" w:type="dxa"/>
+            </w:tcMar>
+            <w:hideMark/>
+          </w:tcPr>
+          <w:p>
+            <w:pPr>
+              <w:spacing w:before="120" w:after="120"/>
+              <w:rPr>
+                <w:rFonts w:ascii="Calibri" w:eastAsia="Times New Roman" w:hAnsi="Calibri" w:cs="Calibri"/>
+                <w:sz w:val="21"/>
+                <w:szCs w:val="21"/>
+              </w:rPr>
+            </w:pPr>
+            <w:r>
+              <w:rPr>
+                <w:rFonts w:ascii="Calibri" w:eastAsia="Times New Roman" w:hAnsi="Calibri" w:cs="Calibri"/>
+                <w:sz w:val="21"/>
+                <w:szCs w:val="21"/>
+              </w:rPr>
+              <w:t>Joan (accept: friends from the choir)</w:t>
+            </w:r>
+            <w:r>
+              <w:rPr>
+                <w:rFonts w:ascii="Calibri" w:eastAsia="Times New Roman" w:hAnsi="Calibri" w:cs="Calibri"/>
+                <w:sz w:val="21"/>
+                <w:szCs w:val="21"/>
+              </w:rPr>
+              <w:br/>
+              <w:t>Aussie (Australian)</w:t>
+            </w:r>
+            <w:r>
+              <w:rPr>
+                <w:rFonts w:ascii="Calibri" w:eastAsia="Times New Roman" w:hAnsi="Calibri" w:cs="Calibri"/>
+                <w:sz w:val="21"/>
+                <w:szCs w:val="21"/>
+              </w:rPr>
+              <w:br/>
+              <w:t>Hill</w:t>
+            </w:r>
+          </w:p>
+        </w:tc>
+      </w:tr>
+      <w:tr>
+        <w:tc>
+          <w:tcPr>
+            <w:tcW w:w="300" w:type="pct"/>
+            <w:tcBorders>
+              <w:top w:val="single" w:sz="6" w:space="0" w:color="8A8A8A"/>
+              <w:left w:val="single" w:sz="6" w:space="0" w:color="8A8A8A"/>
+              <w:bottom w:val="single" w:sz="6" w:space="0" w:color="8A8A8A"/>
+              <w:right w:val="single" w:sz="6" w:space="0" w:color="8A8A8A"/>
+            </w:tcBorders>
+            <w:tcMar>
+              <w:top w:w="80" w:type="dxa"/>
+              <w:left w:w="120" w:type="dxa"/>
+              <w:bottom w:w="80" w:type="dxa"/>
+              <w:right w:w="120" w:type="dxa"/>
+            </w:tcMar>
+            <w:hideMark/>
+          </w:tcPr>
+          <w:p>
+            <w:pPr>
+              <w:spacing w:before="120" w:after="120"/>
+              <w:rPr>
+                <w:rFonts w:ascii="Calibri" w:eastAsia="Times New Roman" w:hAnsi="Calibri" w:cs="Calibri"/>
+                <w:sz w:val="21"/>
+                <w:szCs w:val="21"/>
+              </w:rPr>
+            </w:pPr>
+            <w:r>
+              <w:rPr>
+                <w:rFonts w:ascii="Calibri" w:eastAsia="Times New Roman" w:hAnsi="Calibri" w:cs="Calibri"/>
+                <w:sz w:val="21"/>
+                <w:szCs w:val="21"/>
+              </w:rPr>
+              <w:t>7</w:t>
+            </w:r>
+          </w:p>
+        </w:tc>
+        <w:tc>
+          <w:tcPr>
+            <w:tcW w:w="2000" w:type="pct"/>
+            <w:tcBorders>
+              <w:top w:val="single" w:sz="6" w:space="0" w:color="8A8A8A"/>
+              <w:left w:val="single" w:sz="6" w:space="0" w:color="8A8A8A"/>
+              <w:bottom w:val="single" w:sz="6" w:space="0" w:color="8A8A8A"/>
+              <w:right w:val="single" w:sz="6" w:space="0" w:color="8A8A8A"/>
+            </w:tcBorders>
+            <w:tcMar>
+              <w:top w:w="80" w:type="dxa"/>
+              <w:left w:w="120" w:type="dxa"/>
+              <w:bottom w:w="80" w:type="dxa"/>
+              <w:right w:w="120" w:type="dxa"/>
+            </w:tcMar>
+            <w:hideMark/>
+          </w:tcPr>
+          <w:p>
+            <w:pPr>
+              <w:spacing w:before="120" w:after="120"/>
+              <w:rPr>
+                <w:rFonts w:ascii="Calibri" w:eastAsia="Times New Roman" w:hAnsi="Calibri" w:cs="Calibri"/>
+                <w:sz w:val="21"/>
+                <w:szCs w:val="21"/>
+              </w:rPr>
+            </w:pPr>
+            <w:r>
+              <w:rPr>
+                <w:rFonts w:ascii="Calibri" w:eastAsia="Times New Roman" w:hAnsi="Calibri" w:cs="Calibri"/>
+                <w:sz w:val="21"/>
+                <w:szCs w:val="21"/>
+              </w:rPr>
+              <w:t>Respects her social, cultural and spiritual wishes</w:t>
+            </w:r>
+          </w:p>
+        </w:tc>
+        <w:tc>
+          <w:tcPr>
+            <w:tcW w:w="0" w:type="auto"/>
+            <w:tcBorders>
+              <w:top w:val="single" w:sz="6" w:space="0" w:color="8A8A8A"/>
+              <w:left w:val="single" w:sz="6" w:space="0" w:color="8A8A8A"/>
+              <w:bottom w:val="single" w:sz="6" w:space="0" w:color="8A8A8A"/>
+              <w:right w:val="single" w:sz="6" w:space="0" w:color="8A8A8A"/>
+            </w:tcBorders>
+            <w:tcMar>
+              <w:top w:w="80" w:type="dxa"/>
+              <w:left w:w="120" w:type="dxa"/>
+              <w:bottom w:w="80" w:type="dxa"/>
+              <w:right w:w="120" w:type="dxa"/>
+            </w:tcMar>
+            <w:hideMark/>
+          </w:tcPr>
+          <w:p>
+            <w:pPr>
+              <w:spacing w:before="120" w:after="120"/>
+              <w:rPr>
+                <w:rFonts w:ascii="Calibri" w:eastAsia="Times New Roman" w:hAnsi="Calibri" w:cs="Calibri"/>
+                <w:sz w:val="21"/>
+                <w:szCs w:val="21"/>
+              </w:rPr>
+            </w:pPr>
+            <w:r>
+              <w:rPr>
+                <w:rFonts w:ascii="Calibri" w:eastAsia="Times New Roman" w:hAnsi="Calibri" w:cs="Calibri"/>
+                <w:sz w:val="21"/>
+                <w:szCs w:val="21"/>
+              </w:rPr>
+              <w:t>True</w:t>
+            </w:r>
+          </w:p>
+        </w:tc>
+      </w:tr>
+      <w:tr>
+        <w:tc>
+          <w:tcPr>
+            <w:tcW w:w="300" w:type="pct"/>
+            <w:tcBorders>
+              <w:top w:val="single" w:sz="6" w:space="0" w:color="8A8A8A"/>
+              <w:left w:val="single" w:sz="6" w:space="0" w:color="8A8A8A"/>
+              <w:bottom w:val="single" w:sz="6" w:space="0" w:color="8A8A8A"/>
+              <w:right w:val="single" w:sz="6" w:space="0" w:color="8A8A8A"/>
+            </w:tcBorders>
+            <w:tcMar>
+              <w:top w:w="80" w:type="dxa"/>
+              <w:left w:w="120" w:type="dxa"/>
+              <w:bottom w:w="80" w:type="dxa"/>
+              <w:right w:w="120" w:type="dxa"/>
+            </w:tcMar>
+            <w:hideMark/>
+          </w:tcPr>
+          <w:p>
+            <w:pPr>
+              <w:spacing w:before="120" w:after="120"/>
+              <w:rPr>
+                <w:rFonts w:ascii="Calibri" w:eastAsia="Times New Roman" w:hAnsi="Calibri" w:cs="Calibri"/>
+                <w:sz w:val="21"/>
+                <w:szCs w:val="21"/>
+              </w:rPr>
+            </w:pPr>
+            <w:r>
+              <w:rPr>
+                <w:rFonts w:ascii="Calibri" w:eastAsia="Times New Roman" w:hAnsi="Calibri" w:cs="Calibri"/>
+                <w:sz w:val="21"/>
+                <w:szCs w:val="21"/>
+              </w:rPr>
+              <w:t>8</w:t>
+            </w:r>
+          </w:p>
+        </w:tc>
+        <w:tc>
+          <w:tcPr>
+            <w:tcW w:w="2000" w:type="pct"/>
+            <w:tcBorders>
+              <w:top w:val="single" w:sz="6" w:space="0" w:color="8A8A8A"/>
+              <w:left w:val="single" w:sz="6" w:space="0" w:color="8A8A8A"/>
+              <w:bottom w:val="single" w:sz="6" w:space="0" w:color="8A8A8A"/>
+              <w:right w:val="single" w:sz="6" w:space="0" w:color="8A8A8A"/>
+            </w:tcBorders>
+            <w:tcMar>
+              <w:top w:w="80" w:type="dxa"/>
+              <w:left w:w="120" w:type="dxa"/>
+              <w:bottom w:w="80" w:type="dxa"/>
+              <w:right w:w="120" w:type="dxa"/>
+            </w:tcMar>
+            <w:hideMark/>
+          </w:tcPr>
+          <w:p>
+            <w:pPr>
+              <w:spacing w:before="120" w:after="120"/>
+              <w:rPr>
+                <w:rFonts w:ascii="Calibri" w:eastAsia="Times New Roman" w:hAnsi="Calibri" w:cs="Calibri"/>
+                <w:sz w:val="21"/>
+                <w:szCs w:val="21"/>
+              </w:rPr>
+            </w:pPr>
+            <w:r>
+              <w:rPr>
+                <w:rFonts w:ascii="Calibri" w:eastAsia="Times New Roman" w:hAnsi="Calibri" w:cs="Calibri"/>
+                <w:sz w:val="21"/>
+                <w:szCs w:val="21"/>
+              </w:rPr>
+              <w:t>Thinks about her needs, stage of life and strengths</w:t>
+            </w:r>
+          </w:p>
+        </w:tc>
+        <w:tc>
+          <w:tcPr>
+            <w:tcW w:w="0" w:type="auto"/>
+            <w:tcBorders>
+              <w:top w:val="single" w:sz="6" w:space="0" w:color="8A8A8A"/>
+              <w:left w:val="single" w:sz="6" w:space="0" w:color="8A8A8A"/>
+              <w:bottom w:val="single" w:sz="6" w:space="0" w:color="8A8A8A"/>
+              <w:right w:val="single" w:sz="6" w:space="0" w:color="8A8A8A"/>
+            </w:tcBorders>
+            <w:tcMar>
+              <w:top w:w="80" w:type="dxa"/>
+              <w:left w:w="120" w:type="dxa"/>
+              <w:bottom w:w="80" w:type="dxa"/>
+              <w:right w:w="120" w:type="dxa"/>
+            </w:tcMar>
+            <w:hideMark/>
+          </w:tcPr>
+          <w:p>
+            <w:pPr>
+              <w:spacing w:before="120" w:after="120"/>
+              <w:rPr>
+                <w:rFonts w:ascii="Calibri" w:eastAsia="Times New Roman" w:hAnsi="Calibri" w:cs="Calibri"/>
+                <w:sz w:val="21"/>
+                <w:szCs w:val="21"/>
+              </w:rPr>
+            </w:pPr>
+            <w:r>
+              <w:rPr>
+                <w:rFonts w:ascii="Calibri" w:eastAsia="Times New Roman" w:hAnsi="Calibri" w:cs="Calibri"/>
+                <w:sz w:val="21"/>
+                <w:szCs w:val="21"/>
+              </w:rPr>
+              <w:t>b</w:t>
+            </w:r>
+          </w:p>
+        </w:tc>
+      </w:tr>
+      <w:tr>
+        <w:tc>
+          <w:tcPr>
+            <w:tcW w:w="300" w:type="pct"/>
+            <w:tcBorders>
+              <w:top w:val="single" w:sz="6" w:space="0" w:color="8A8A8A"/>
+              <w:left w:val="single" w:sz="6" w:space="0" w:color="8A8A8A"/>
+              <w:bottom w:val="single" w:sz="6" w:space="0" w:color="8A8A8A"/>
+              <w:right w:val="single" w:sz="6" w:space="0" w:color="8A8A8A"/>
+            </w:tcBorders>
+            <w:tcMar>
+              <w:top w:w="80" w:type="dxa"/>
+              <w:left w:w="120" w:type="dxa"/>
+              <w:bottom w:w="80" w:type="dxa"/>
+              <w:right w:w="120" w:type="dxa"/>
+            </w:tcMar>
+            <w:hideMark/>
+          </w:tcPr>
+          <w:p>
+            <w:pPr>
+              <w:spacing w:before="120" w:after="120"/>
+              <w:rPr>
+                <w:rFonts w:ascii="Calibri" w:eastAsia="Times New Roman" w:hAnsi="Calibri" w:cs="Calibri"/>
+                <w:sz w:val="21"/>
+                <w:szCs w:val="21"/>
+              </w:rPr>
+            </w:pPr>
+            <w:r>
+              <w:rPr>
+                <w:rFonts w:ascii="Calibri" w:eastAsia="Times New Roman" w:hAnsi="Calibri" w:cs="Calibri"/>
+                <w:sz w:val="21"/>
+                <w:szCs w:val="21"/>
+              </w:rPr>
+              <w:t>9</w:t>
+            </w:r>
+          </w:p>
+        </w:tc>
+        <w:tc>
+          <w:tcPr>
+            <w:tcW w:w="2000" w:type="pct"/>
+            <w:tcBorders>
+              <w:top w:val="single" w:sz="6" w:space="0" w:color="8A8A8A"/>
+              <w:left w:val="single" w:sz="6" w:space="0" w:color="8A8A8A"/>
+              <w:bottom w:val="single" w:sz="6" w:space="0" w:color="8A8A8A"/>
+              <w:right w:val="single" w:sz="6" w:space="0" w:color="8A8A8A"/>
+            </w:tcBorders>
+            <w:tcMar>
+              <w:top w:w="80" w:type="dxa"/>
+              <w:left w:w="120" w:type="dxa"/>
+              <w:bottom w:w="80" w:type="dxa"/>
+              <w:right w:w="120" w:type="dxa"/>
+            </w:tcMar>
+            <w:hideMark/>
+          </w:tcPr>
+          <w:p>
+            <w:pPr>
+              <w:spacing w:before="120" w:after="120"/>
+              <w:rPr>
+                <w:rFonts w:ascii="Calibri" w:eastAsia="Times New Roman" w:hAnsi="Calibri" w:cs="Calibri"/>
+                <w:sz w:val="21"/>
+                <w:szCs w:val="21"/>
+              </w:rPr>
+            </w:pPr>
+            <w:r>
+              <w:rPr>
+                <w:rFonts w:ascii="Calibri" w:eastAsia="Times New Roman" w:hAnsi="Calibri" w:cs="Calibri"/>
+                <w:sz w:val="21"/>
+                <w:szCs w:val="21"/>
+              </w:rPr>
+              <w:t>Gently checks the money worry and signs of abuse</w:t>
+            </w:r>
+          </w:p>
+        </w:tc>
+        <w:tc>
+          <w:tcPr>
+            <w:tcW w:w="0" w:type="auto"/>
+            <w:tcBorders>
+              <w:top w:val="single" w:sz="6" w:space="0" w:color="8A8A8A"/>
+              <w:left w:val="single" w:sz="6" w:space="0" w:color="8A8A8A"/>
+              <w:bottom w:val="single" w:sz="6" w:space="0" w:color="8A8A8A"/>
+              <w:right w:val="single" w:sz="6" w:space="0" w:color="8A8A8A"/>
+            </w:tcBorders>
+            <w:tcMar>
+              <w:top w:w="80" w:type="dxa"/>
+              <w:left w:w="120" w:type="dxa"/>
+              <w:bottom w:w="80" w:type="dxa"/>
+              <w:right w:w="120" w:type="dxa"/>
+            </w:tcMar>
+            <w:hideMark/>
+          </w:tcPr>
+          <w:p>
+            <w:pPr>
+              <w:spacing w:before="120" w:after="120"/>
+              <w:rPr>
+                <w:rFonts w:ascii="Calibri" w:eastAsia="Times New Roman" w:hAnsi="Calibri" w:cs="Calibri"/>
+                <w:sz w:val="21"/>
+                <w:szCs w:val="21"/>
+              </w:rPr>
+            </w:pPr>
+            <w:r>
+              <w:rPr>
+                <w:rFonts w:ascii="Calibri" w:eastAsia="Times New Roman" w:hAnsi="Calibri" w:cs="Calibri"/>
+                <w:sz w:val="21"/>
+                <w:szCs w:val="21"/>
+              </w:rPr>
+              <w:t>Donna; online</w:t>
+            </w:r>
+          </w:p>
+        </w:tc>
+      </w:tr>
+      <w:tr>
+        <w:tc>
+          <w:tcPr>
+            <w:tcW w:w="300" w:type="pct"/>
+            <w:tcBorders>
+              <w:top w:val="single" w:sz="6" w:space="0" w:color="8A8A8A"/>
+              <w:left w:val="single" w:sz="6" w:space="0" w:color="8A8A8A"/>
+              <w:bottom w:val="single" w:sz="6" w:space="0" w:color="8A8A8A"/>
+              <w:right w:val="single" w:sz="6" w:space="0" w:color="8A8A8A"/>
+            </w:tcBorders>
+            <w:tcMar>
+              <w:top w:w="80" w:type="dxa"/>
+              <w:left w:w="120" w:type="dxa"/>
+              <w:bottom w:w="80" w:type="dxa"/>
+              <w:right w:w="120" w:type="dxa"/>
+            </w:tcMar>
+            <w:hideMark/>
+          </w:tcPr>
+          <w:p>
+            <w:pPr>
+              <w:spacing w:before="120" w:after="120"/>
+              <w:rPr>
+                <w:rFonts w:ascii="Calibri" w:eastAsia="Times New Roman" w:hAnsi="Calibri" w:cs="Calibri"/>
+                <w:sz w:val="21"/>
+                <w:szCs w:val="21"/>
+              </w:rPr>
+            </w:pPr>
+            <w:r>
+              <w:rPr>
+                <w:rFonts w:ascii="Calibri" w:eastAsia="Times New Roman" w:hAnsi="Calibri" w:cs="Calibri"/>
+                <w:sz w:val="21"/>
+                <w:szCs w:val="21"/>
+              </w:rPr>
+              <w:t>10</w:t>
+            </w:r>
+          </w:p>
+        </w:tc>
+        <w:tc>
+          <w:tcPr>
+            <w:tcW w:w="2000" w:type="pct"/>
+            <w:tcBorders>
+              <w:top w:val="single" w:sz="6" w:space="0" w:color="8A8A8A"/>
+              <w:left w:val="single" w:sz="6" w:space="0" w:color="8A8A8A"/>
+              <w:bottom w:val="single" w:sz="6" w:space="0" w:color="8A8A8A"/>
+              <w:right w:val="single" w:sz="6" w:space="0" w:color="8A8A8A"/>
+            </w:tcBorders>
+            <w:tcMar>
+              <w:top w:w="80" w:type="dxa"/>
+              <w:left w:w="120" w:type="dxa"/>
+              <w:bottom w:w="80" w:type="dxa"/>
+              <w:right w:w="120" w:type="dxa"/>
+            </w:tcMar>
+            <w:hideMark/>
+          </w:tcPr>
+          <w:p>
+            <w:pPr>
+              <w:spacing w:before="120" w:after="120"/>
+              <w:rPr>
+                <w:rFonts w:ascii="Calibri" w:eastAsia="Times New Roman" w:hAnsi="Calibri" w:cs="Calibri"/>
+                <w:sz w:val="21"/>
+                <w:szCs w:val="21"/>
+              </w:rPr>
+            </w:pPr>
+            <w:r>
+              <w:rPr>
+                <w:rFonts w:ascii="Calibri" w:eastAsia="Times New Roman" w:hAnsi="Calibri" w:cs="Calibri"/>
+                <w:sz w:val="21"/>
+                <w:szCs w:val="21"/>
+              </w:rPr>
+              <w:t>Notices needs that are not being met</w:t>
+            </w:r>
+          </w:p>
+        </w:tc>
+        <w:tc>
+          <w:tcPr>
+            <w:tcW w:w="0" w:type="auto"/>
+            <w:tcBorders>
+              <w:top w:val="single" w:sz="6" w:space="0" w:color="8A8A8A"/>
+              <w:left w:val="single" w:sz="6" w:space="0" w:color="8A8A8A"/>
+              <w:bottom w:val="single" w:sz="6" w:space="0" w:color="8A8A8A"/>
+              <w:right w:val="single" w:sz="6" w:space="0" w:color="8A8A8A"/>
+            </w:tcBorders>
+            <w:tcMar>
+              <w:top w:w="80" w:type="dxa"/>
+              <w:left w:w="120" w:type="dxa"/>
+              <w:bottom w:w="80" w:type="dxa"/>
+              <w:right w:w="120" w:type="dxa"/>
+            </w:tcMar>
+            <w:hideMark/>
+          </w:tcPr>
+          <w:p>
+            <w:pPr>
+              <w:spacing w:before="120" w:after="120"/>
+              <w:rPr>
+                <w:rFonts w:ascii="Calibri" w:eastAsia="Times New Roman" w:hAnsi="Calibri" w:cs="Calibri"/>
+                <w:sz w:val="21"/>
+                <w:szCs w:val="21"/>
+              </w:rPr>
+            </w:pPr>
+            <w:r>
+              <w:rPr>
+                <w:rFonts w:ascii="Calibri" w:eastAsia="Times New Roman" w:hAnsi="Calibri" w:cs="Calibri"/>
+                <w:sz w:val="21"/>
+                <w:szCs w:val="21"/>
+              </w:rPr>
+              <w:t>a</w:t>
+            </w:r>
+          </w:p>
+        </w:tc>
+      </w:tr>
+      <w:tr>
+        <w:tc>
+          <w:tcPr>
+            <w:tcW w:w="300" w:type="pct"/>
+            <w:tcBorders>
+              <w:top w:val="single" w:sz="6" w:space="0" w:color="8A8A8A"/>
+              <w:left w:val="single" w:sz="6" w:space="0" w:color="8A8A8A"/>
+              <w:bottom w:val="single" w:sz="6" w:space="0" w:color="8A8A8A"/>
+              <w:right w:val="single" w:sz="6" w:space="0" w:color="8A8A8A"/>
+            </w:tcBorders>
+            <w:tcMar>
+              <w:top w:w="80" w:type="dxa"/>
+              <w:left w:w="120" w:type="dxa"/>
+              <w:bottom w:w="80" w:type="dxa"/>
+              <w:right w:w="120" w:type="dxa"/>
+            </w:tcMar>
+            <w:hideMark/>
+          </w:tcPr>
+          <w:p>
+            <w:pPr>
+              <w:spacing w:before="120" w:after="120"/>
+              <w:rPr>
+                <w:rFonts w:ascii="Calibri" w:eastAsia="Times New Roman" w:hAnsi="Calibri" w:cs="Calibri"/>
+                <w:sz w:val="21"/>
+                <w:szCs w:val="21"/>
+              </w:rPr>
+            </w:pPr>
+            <w:r>
+              <w:rPr>
+                <w:rFonts w:ascii="Calibri" w:eastAsia="Times New Roman" w:hAnsi="Calibri" w:cs="Calibri"/>
+                <w:sz w:val="21"/>
+                <w:szCs w:val="21"/>
+              </w:rPr>
+              <w:t>11</w:t>
+            </w:r>
+          </w:p>
+        </w:tc>
+        <w:tc>
+          <w:tcPr>
+            <w:tcW w:w="2000" w:type="pct"/>
+            <w:tcBorders>
+              <w:top w:val="single" w:sz="6" w:space="0" w:color="8A8A8A"/>
+              <w:left w:val="single" w:sz="6" w:space="0" w:color="8A8A8A"/>
+              <w:bottom w:val="single" w:sz="6" w:space="0" w:color="8A8A8A"/>
+              <w:right w:val="single" w:sz="6" w:space="0" w:color="8A8A8A"/>
+            </w:tcBorders>
+            <w:tcMar>
+              <w:top w:w="80" w:type="dxa"/>
+              <w:left w:w="120" w:type="dxa"/>
+              <w:bottom w:w="80" w:type="dxa"/>
+              <w:right w:w="120" w:type="dxa"/>
+            </w:tcMar>
+            <w:hideMark/>
+          </w:tcPr>
+          <w:p>
+            <w:pPr>
+              <w:spacing w:before="120" w:after="120"/>
+              <w:rPr>
+                <w:rFonts w:ascii="Calibri" w:eastAsia="Times New Roman" w:hAnsi="Calibri" w:cs="Calibri"/>
+                <w:sz w:val="21"/>
+                <w:szCs w:val="21"/>
+              </w:rPr>
+            </w:pPr>
+            <w:r>
+              <w:rPr>
+                <w:rFonts w:ascii="Calibri" w:eastAsia="Times New Roman" w:hAnsi="Calibri" w:cs="Calibri"/>
+                <w:sz w:val="21"/>
+                <w:szCs w:val="21"/>
+              </w:rPr>
+              <w:t>Lets her make her own choices</w:t>
+            </w:r>
+          </w:p>
+        </w:tc>
+        <w:tc>
+          <w:tcPr>
+            <w:tcW w:w="0" w:type="auto"/>
+            <w:tcBorders>
+              <w:top w:val="single" w:sz="6" w:space="0" w:color="8A8A8A"/>
+              <w:left w:val="single" w:sz="6" w:space="0" w:color="8A8A8A"/>
+              <w:bottom w:val="single" w:sz="6" w:space="0" w:color="8A8A8A"/>
+              <w:right w:val="single" w:sz="6" w:space="0" w:color="8A8A8A"/>
+            </w:tcBorders>
+            <w:tcMar>
+              <w:top w:w="80" w:type="dxa"/>
+              <w:left w:w="120" w:type="dxa"/>
+              <w:bottom w:w="80" w:type="dxa"/>
+              <w:right w:w="120" w:type="dxa"/>
+            </w:tcMar>
+            <w:hideMark/>
+          </w:tcPr>
+          <w:p>
+            <w:pPr>
+              <w:spacing w:before="120" w:after="120"/>
+              <w:rPr>
+                <w:rFonts w:ascii="Calibri" w:eastAsia="Times New Roman" w:hAnsi="Calibri" w:cs="Calibri"/>
+                <w:sz w:val="21"/>
+                <w:szCs w:val="21"/>
+              </w:rPr>
+            </w:pPr>
+            <w:r>
+              <w:rPr>
+                <w:rFonts w:ascii="Calibri" w:eastAsia="Times New Roman" w:hAnsi="Calibri" w:cs="Calibri"/>
+                <w:sz w:val="21"/>
+                <w:szCs w:val="21"/>
+              </w:rPr>
+              <w:t>False</w:t>
+            </w:r>
+          </w:p>
+        </w:tc>
+      </w:tr>
+      <w:tr>
+        <w:tc>
+          <w:tcPr>
+            <w:tcW w:w="300" w:type="pct"/>
+            <w:tcBorders>
+              <w:top w:val="single" w:sz="6" w:space="0" w:color="8A8A8A"/>
+              <w:left w:val="single" w:sz="6" w:space="0" w:color="8A8A8A"/>
+              <w:bottom w:val="single" w:sz="6" w:space="0" w:color="8A8A8A"/>
+              <w:right w:val="single" w:sz="6" w:space="0" w:color="8A8A8A"/>
+            </w:tcBorders>
+            <w:tcMar>
+              <w:top w:w="80" w:type="dxa"/>
+              <w:left w:w="120" w:type="dxa"/>
+              <w:bottom w:w="80" w:type="dxa"/>
+              <w:right w:w="120" w:type="dxa"/>
+            </w:tcMar>
+            <w:hideMark/>
+          </w:tcPr>
+          <w:p>
+            <w:pPr>
+              <w:spacing w:before="120" w:after="120"/>
+              <w:rPr>
+                <w:rFonts w:ascii="Calibri" w:eastAsia="Times New Roman" w:hAnsi="Calibri" w:cs="Calibri"/>
+                <w:sz w:val="21"/>
+                <w:szCs w:val="21"/>
+              </w:rPr>
+            </w:pPr>
+            <w:r>
+              <w:rPr>
+                <w:rFonts w:ascii="Calibri" w:eastAsia="Times New Roman" w:hAnsi="Calibri" w:cs="Calibri"/>
+                <w:sz w:val="21"/>
+                <w:szCs w:val="21"/>
+              </w:rPr>
+              <w:t>12</w:t>
+            </w:r>
+          </w:p>
+        </w:tc>
+        <w:tc>
+          <w:tcPr>
+            <w:tcW w:w="2000" w:type="pct"/>
+            <w:tcBorders>
+              <w:top w:val="single" w:sz="6" w:space="0" w:color="8A8A8A"/>
+              <w:left w:val="single" w:sz="6" w:space="0" w:color="8A8A8A"/>
+              <w:bottom w:val="single" w:sz="6" w:space="0" w:color="8A8A8A"/>
+              <w:right w:val="single" w:sz="6" w:space="0" w:color="8A8A8A"/>
+            </w:tcBorders>
+            <w:tcMar>
+              <w:top w:w="80" w:type="dxa"/>
+              <w:left w:w="120" w:type="dxa"/>
+              <w:bottom w:w="80" w:type="dxa"/>
+              <w:right w:w="120" w:type="dxa"/>
+            </w:tcMar>
+            <w:hideMark/>
+          </w:tcPr>
+          <w:p>
+            <w:pPr>
+              <w:spacing w:before="120" w:after="120"/>
+              <w:rPr>
+                <w:rFonts w:ascii="Calibri" w:eastAsia="Times New Roman" w:hAnsi="Calibri" w:cs="Calibri"/>
+                <w:sz w:val="21"/>
+                <w:szCs w:val="21"/>
+              </w:rPr>
+            </w:pPr>
+            <w:r>
+              <w:rPr>
+                <w:rFonts w:ascii="Calibri" w:eastAsia="Times New Roman" w:hAnsi="Calibri" w:cs="Calibri"/>
+                <w:sz w:val="21"/>
+                <w:szCs w:val="21"/>
+              </w:rPr>
+              <w:t>Is person-centred, strengths-based and rights-based</w:t>
+            </w:r>
+          </w:p>
+        </w:tc>
+        <w:tc>
+          <w:tcPr>
+            <w:tcW w:w="0" w:type="auto"/>
+            <w:tcBorders>
+              <w:top w:val="single" w:sz="6" w:space="0" w:color="8A8A8A"/>
+              <w:left w:val="single" w:sz="6" w:space="0" w:color="8A8A8A"/>
+              <w:bottom w:val="single" w:sz="6" w:space="0" w:color="8A8A8A"/>
+              <w:right w:val="single" w:sz="6" w:space="0" w:color="8A8A8A"/>
+            </w:tcBorders>
+            <w:tcMar>
+              <w:top w:w="80" w:type="dxa"/>
+              <w:left w:w="120" w:type="dxa"/>
+              <w:bottom w:w="80" w:type="dxa"/>
+              <w:right w:w="120" w:type="dxa"/>
+            </w:tcMar>
+            <w:hideMark/>
+          </w:tcPr>
+          <w:p>
+            <w:pPr>
+              <w:spacing w:before="120" w:after="120"/>
+              <w:rPr>
+                <w:rFonts w:ascii="Calibri" w:eastAsia="Times New Roman" w:hAnsi="Calibri" w:cs="Calibri"/>
+                <w:sz w:val="21"/>
+                <w:szCs w:val="21"/>
+              </w:rPr>
+            </w:pPr>
+            <w:r>
+              <w:rPr>
+                <w:rFonts w:ascii="Calibri" w:eastAsia="Times New Roman" w:hAnsi="Calibri" w:cs="Calibri"/>
+                <w:sz w:val="21"/>
+                <w:szCs w:val="21"/>
+              </w:rPr>
+              <w:t>b</w:t>
+            </w:r>
+          </w:p>
+        </w:tc>
+      </w:tr>
+      <w:tr>
+        <w:tc>
+          <w:tcPr>
+            <w:tcW w:w="300" w:type="pct"/>
+            <w:tcBorders>
+              <w:top w:val="single" w:sz="6" w:space="0" w:color="8A8A8A"/>
+              <w:left w:val="single" w:sz="6" w:space="0" w:color="8A8A8A"/>
+              <w:bottom w:val="single" w:sz="6" w:space="0" w:color="8A8A8A"/>
+              <w:right w:val="single" w:sz="6" w:space="0" w:color="8A8A8A"/>
+            </w:tcBorders>
+            <w:tcMar>
+              <w:top w:w="80" w:type="dxa"/>
+              <w:left w:w="120" w:type="dxa"/>
+              <w:bottom w:w="80" w:type="dxa"/>
+              <w:right w:w="120" w:type="dxa"/>
+            </w:tcMar>
+            <w:hideMark/>
+          </w:tcPr>
+          <w:p>
+            <w:pPr>
+              <w:spacing w:before="120" w:after="120"/>
+              <w:rPr>
+                <w:rFonts w:ascii="Calibri" w:eastAsia="Times New Roman" w:hAnsi="Calibri" w:cs="Calibri"/>
+                <w:sz w:val="21"/>
+                <w:szCs w:val="21"/>
+              </w:rPr>
+            </w:pPr>
+            <w:r>
+              <w:rPr>
+                <w:rFonts w:ascii="Calibri" w:eastAsia="Times New Roman" w:hAnsi="Calibri" w:cs="Calibri"/>
+                <w:sz w:val="21"/>
+                <w:szCs w:val="21"/>
+              </w:rPr>
+              <w:t>13</w:t>
+            </w:r>
+          </w:p>
+        </w:tc>
+        <w:tc>
+          <w:tcPr>
+            <w:tcW w:w="2000" w:type="pct"/>
+            <w:tcBorders>
+              <w:top w:val="single" w:sz="6" w:space="0" w:color="8A8A8A"/>
+              <w:left w:val="single" w:sz="6" w:space="0" w:color="8A8A8A"/>
+              <w:bottom w:val="single" w:sz="6" w:space="0" w:color="8A8A8A"/>
+              <w:right w:val="single" w:sz="6" w:space="0" w:color="8A8A8A"/>
+            </w:tcBorders>
+            <w:tcMar>
+              <w:top w:w="80" w:type="dxa"/>
+              <w:left w:w="120" w:type="dxa"/>
+              <w:bottom w:w="80" w:type="dxa"/>
+              <w:right w:w="120" w:type="dxa"/>
+            </w:tcMar>
+            <w:hideMark/>
+          </w:tcPr>
+          <w:p>
+            <w:pPr>
+              <w:spacing w:before="120" w:after="120"/>
+              <w:rPr>
+                <w:rFonts w:ascii="Calibri" w:eastAsia="Times New Roman" w:hAnsi="Calibri" w:cs="Calibri"/>
+                <w:sz w:val="21"/>
+                <w:szCs w:val="21"/>
+              </w:rPr>
+            </w:pPr>
+            <w:r>
+              <w:rPr>
+                <w:rFonts w:ascii="Calibri" w:eastAsia="Times New Roman" w:hAnsi="Calibri" w:cs="Calibri"/>
+                <w:sz w:val="21"/>
+                <w:szCs w:val="21"/>
+              </w:rPr>
+              <w:t>Respects her right to take risks (dignity of risk)</w:t>
+            </w:r>
+          </w:p>
+        </w:tc>
+        <w:tc>
+          <w:tcPr>
+            <w:tcW w:w="0" w:type="auto"/>
+            <w:tcBorders>
+              <w:top w:val="single" w:sz="6" w:space="0" w:color="8A8A8A"/>
+              <w:left w:val="single" w:sz="6" w:space="0" w:color="8A8A8A"/>
+              <w:bottom w:val="single" w:sz="6" w:space="0" w:color="8A8A8A"/>
+              <w:right w:val="single" w:sz="6" w:space="0" w:color="8A8A8A"/>
+            </w:tcBorders>
+            <w:tcMar>
+              <w:top w:w="80" w:type="dxa"/>
+              <w:left w:w="120" w:type="dxa"/>
+              <w:bottom w:w="80" w:type="dxa"/>
+              <w:right w:w="120" w:type="dxa"/>
+            </w:tcMar>
+            <w:hideMark/>
+          </w:tcPr>
+          <w:p>
+            <w:pPr>
+              <w:spacing w:before="120" w:after="120"/>
+              <w:rPr>
+                <w:rFonts w:ascii="Calibri" w:eastAsia="Times New Roman" w:hAnsi="Calibri" w:cs="Calibri"/>
+                <w:sz w:val="21"/>
+                <w:szCs w:val="21"/>
+              </w:rPr>
+            </w:pPr>
+            <w:r>
+              <w:rPr>
+                <w:rFonts w:ascii="Calibri" w:eastAsia="Times New Roman" w:hAnsi="Calibri" w:cs="Calibri"/>
+                <w:sz w:val="21"/>
+                <w:szCs w:val="21"/>
+              </w:rPr>
+              <w:t>True</w:t>
+            </w:r>
+          </w:p>
+        </w:tc>
+      </w:tr>
+      <w:tr>
+        <w:tc>
+          <w:tcPr>
+            <w:tcW w:w="300" w:type="pct"/>
+            <w:tcBorders>
+              <w:top w:val="single" w:sz="6" w:space="0" w:color="8A8A8A"/>
+              <w:left w:val="single" w:sz="6" w:space="0" w:color="8A8A8A"/>
+              <w:bottom w:val="single" w:sz="6" w:space="0" w:color="8A8A8A"/>
+              <w:right w:val="single" w:sz="6" w:space="0" w:color="8A8A8A"/>
+            </w:tcBorders>
+            <w:tcMar>
+              <w:top w:w="80" w:type="dxa"/>
+              <w:left w:w="120" w:type="dxa"/>
+              <w:bottom w:w="80" w:type="dxa"/>
+              <w:right w:w="120" w:type="dxa"/>
+            </w:tcMar>
+            <w:hideMark/>
+          </w:tcPr>
+          <w:p>
+            <w:pPr>
+              <w:spacing w:before="120" w:after="120"/>
+              <w:rPr>
+                <w:rFonts w:ascii="Calibri" w:eastAsia="Times New Roman" w:hAnsi="Calibri" w:cs="Calibri"/>
+                <w:sz w:val="21"/>
+                <w:szCs w:val="21"/>
+              </w:rPr>
+            </w:pPr>
+            <w:r>
+              <w:rPr>
+                <w:rFonts w:ascii="Calibri" w:eastAsia="Times New Roman" w:hAnsi="Calibri" w:cs="Calibri"/>
+                <w:sz w:val="21"/>
+                <w:szCs w:val="21"/>
+              </w:rPr>
+              <w:t>14</w:t>
+            </w:r>
+          </w:p>
+        </w:tc>
+        <w:tc>
+          <w:tcPr>
+            <w:tcW w:w="2000" w:type="pct"/>
+            <w:tcBorders>
+              <w:top w:val="single" w:sz="6" w:space="0" w:color="8A8A8A"/>
+              <w:left w:val="single" w:sz="6" w:space="0" w:color="8A8A8A"/>
+              <w:bottom w:val="single" w:sz="6" w:space="0" w:color="8A8A8A"/>
+              <w:right w:val="single" w:sz="6" w:space="0" w:color="8A8A8A"/>
+            </w:tcBorders>
+            <w:tcMar>
+              <w:top w:w="80" w:type="dxa"/>
+              <w:left w:w="120" w:type="dxa"/>
+              <w:bottom w:w="80" w:type="dxa"/>
+              <w:right w:w="120" w:type="dxa"/>
+            </w:tcMar>
+            <w:hideMark/>
+          </w:tcPr>
+          <w:p>
+            <w:pPr>
+              <w:spacing w:before="120" w:after="120"/>
+              <w:rPr>
+                <w:rFonts w:ascii="Calibri" w:eastAsia="Times New Roman" w:hAnsi="Calibri" w:cs="Calibri"/>
+                <w:sz w:val="21"/>
+                <w:szCs w:val="21"/>
+              </w:rPr>
+            </w:pPr>
+            <w:r>
+              <w:rPr>
+                <w:rFonts w:ascii="Calibri" w:eastAsia="Times New Roman" w:hAnsi="Calibri" w:cs="Calibri"/>
+                <w:sz w:val="21"/>
+                <w:szCs w:val="21"/>
+              </w:rPr>
+              <w:t>Keeps her dignity, privacy and confidentiality</w:t>
+            </w:r>
+          </w:p>
+        </w:tc>
+        <w:tc>
+          <w:tcPr>
+            <w:tcW w:w="0" w:type="auto"/>
+            <w:tcBorders>
+              <w:top w:val="single" w:sz="6" w:space="0" w:color="8A8A8A"/>
+              <w:left w:val="single" w:sz="6" w:space="0" w:color="8A8A8A"/>
+              <w:bottom w:val="single" w:sz="6" w:space="0" w:color="8A8A8A"/>
+              <w:right w:val="single" w:sz="6" w:space="0" w:color="8A8A8A"/>
+            </w:tcBorders>
+            <w:tcMar>
+              <w:top w:w="80" w:type="dxa"/>
+              <w:left w:w="120" w:type="dxa"/>
+              <w:bottom w:w="80" w:type="dxa"/>
+              <w:right w:w="120" w:type="dxa"/>
+            </w:tcMar>
+            <w:hideMark/>
+          </w:tcPr>
+          <w:p>
+            <w:pPr>
+              <w:spacing w:before="120" w:after="120"/>
+              <w:rPr>
+                <w:rFonts w:ascii="Calibri" w:eastAsia="Times New Roman" w:hAnsi="Calibri" w:cs="Calibri"/>
+                <w:sz w:val="21"/>
+                <w:szCs w:val="21"/>
+              </w:rPr>
+            </w:pPr>
+            <w:r>
+              <w:rPr>
+                <w:rFonts w:ascii="Calibri" w:eastAsia="Times New Roman" w:hAnsi="Calibri" w:cs="Calibri"/>
+                <w:sz w:val="21"/>
+                <w:szCs w:val="21"/>
+              </w:rPr>
+              <w:t>b</w:t>
+            </w:r>
+          </w:p>
+        </w:tc>
+      </w:tr>
+      <w:tr>
+        <w:tc>
+          <w:tcPr>
+            <w:tcW w:w="300" w:type="pct"/>
+            <w:tcBorders>
+              <w:top w:val="single" w:sz="6" w:space="0" w:color="8A8A8A"/>
+              <w:left w:val="single" w:sz="6" w:space="0" w:color="8A8A8A"/>
+              <w:bottom w:val="single" w:sz="6" w:space="0" w:color="8A8A8A"/>
+              <w:right w:val="single" w:sz="6" w:space="0" w:color="8A8A8A"/>
+            </w:tcBorders>
+            <w:tcMar>
+              <w:top w:w="80" w:type="dxa"/>
+              <w:left w:w="120" w:type="dxa"/>
+              <w:bottom w:w="80" w:type="dxa"/>
+              <w:right w:w="120" w:type="dxa"/>
+            </w:tcMar>
+            <w:hideMark/>
+          </w:tcPr>
+          <w:p>
+            <w:pPr>
+              <w:spacing w:before="120" w:after="120"/>
+              <w:rPr>
+                <w:rFonts w:ascii="Calibri" w:eastAsia="Times New Roman" w:hAnsi="Calibri" w:cs="Calibri"/>
+                <w:sz w:val="21"/>
+                <w:szCs w:val="21"/>
+              </w:rPr>
+            </w:pPr>
+            <w:r>
+              <w:rPr>
+                <w:rFonts w:ascii="Calibri" w:eastAsia="Times New Roman" w:hAnsi="Calibri" w:cs="Calibri"/>
+                <w:sz w:val="21"/>
+                <w:szCs w:val="21"/>
+              </w:rPr>
+              <w:t>15</w:t>
+            </w:r>
+          </w:p>
+        </w:tc>
+        <w:tc>
+          <w:tcPr>
+            <w:tcW w:w="2000" w:type="pct"/>
+            <w:tcBorders>
+              <w:top w:val="single" w:sz="6" w:space="0" w:color="8A8A8A"/>
+              <w:left w:val="single" w:sz="6" w:space="0" w:color="8A8A8A"/>
+              <w:bottom w:val="single" w:sz="6" w:space="0" w:color="8A8A8A"/>
+              <w:right w:val="single" w:sz="6" w:space="0" w:color="8A8A8A"/>
+            </w:tcBorders>
+            <w:tcMar>
+              <w:top w:w="80" w:type="dxa"/>
+              <w:left w:w="120" w:type="dxa"/>
+              <w:bottom w:w="80" w:type="dxa"/>
+              <w:right w:w="120" w:type="dxa"/>
+            </w:tcMar>
+            <w:hideMark/>
+          </w:tcPr>
+          <w:p>
+            <w:pPr>
+              <w:spacing w:before="120" w:after="120"/>
+              <w:rPr>
+                <w:rFonts w:ascii="Calibri" w:eastAsia="Times New Roman" w:hAnsi="Calibri" w:cs="Calibri"/>
+                <w:sz w:val="21"/>
+                <w:szCs w:val="21"/>
+              </w:rPr>
+            </w:pPr>
+            <w:r>
+              <w:rPr>
+                <w:rFonts w:ascii="Calibri" w:eastAsia="Times New Roman" w:hAnsi="Calibri" w:cs="Calibri"/>
+                <w:sz w:val="21"/>
+                <w:szCs w:val="21"/>
+              </w:rPr>
+              <w:t>Meets your duty of care</w:t>
+            </w:r>
+          </w:p>
+        </w:tc>
+        <w:tc>
+          <w:tcPr>
+            <w:tcW w:w="0" w:type="auto"/>
+            <w:tcBorders>
+              <w:top w:val="single" w:sz="6" w:space="0" w:color="8A8A8A"/>
+              <w:left w:val="single" w:sz="6" w:space="0" w:color="8A8A8A"/>
+              <w:bottom w:val="single" w:sz="6" w:space="0" w:color="8A8A8A"/>
+              <w:right w:val="single" w:sz="6" w:space="0" w:color="8A8A8A"/>
+            </w:tcBorders>
+            <w:tcMar>
+              <w:top w:w="80" w:type="dxa"/>
+              <w:left w:w="120" w:type="dxa"/>
+              <w:bottom w:w="80" w:type="dxa"/>
+              <w:right w:w="120" w:type="dxa"/>
+            </w:tcMar>
+            <w:hideMark/>
+          </w:tcPr>
+          <w:p>
+            <w:pPr>
+              <w:spacing w:before="120" w:after="120"/>
+              <w:rPr>
+                <w:rFonts w:ascii="Calibri" w:eastAsia="Times New Roman" w:hAnsi="Calibri" w:cs="Calibri"/>
+                <w:sz w:val="21"/>
+                <w:szCs w:val="21"/>
+              </w:rPr>
+            </w:pPr>
+            <w:r>
+              <w:rPr>
+                <w:rFonts w:ascii="Calibri" w:eastAsia="Times New Roman" w:hAnsi="Calibri" w:cs="Calibri"/>
+                <w:sz w:val="21"/>
+                <w:szCs w:val="21"/>
+              </w:rPr>
+              <w:t>False</w:t>
+            </w:r>
+          </w:p>
+        </w:tc>
+      </w:tr>
+      <w:tr>
+        <w:tc>
+          <w:tcPr>
+            <w:tcW w:w="300" w:type="pct"/>
+            <w:tcBorders>
+              <w:top w:val="single" w:sz="6" w:space="0" w:color="8A8A8A"/>
+              <w:left w:val="single" w:sz="6" w:space="0" w:color="8A8A8A"/>
+              <w:bottom w:val="single" w:sz="6" w:space="0" w:color="8A8A8A"/>
+              <w:right w:val="single" w:sz="6" w:space="0" w:color="8A8A8A"/>
+            </w:tcBorders>
+            <w:tcMar>
+              <w:top w:w="80" w:type="dxa"/>
+              <w:left w:w="120" w:type="dxa"/>
+              <w:bottom w:w="80" w:type="dxa"/>
+              <w:right w:w="120" w:type="dxa"/>
+            </w:tcMar>
+            <w:hideMark/>
+          </w:tcPr>
+          <w:p>
+            <w:pPr>
+              <w:spacing w:before="120" w:after="120"/>
+              <w:rPr>
+                <w:rFonts w:ascii="Calibri" w:eastAsia="Times New Roman" w:hAnsi="Calibri" w:cs="Calibri"/>
+                <w:sz w:val="21"/>
+                <w:szCs w:val="21"/>
+              </w:rPr>
+            </w:pPr>
+            <w:r>
+              <w:rPr>
+                <w:rFonts w:ascii="Calibri" w:eastAsia="Times New Roman" w:hAnsi="Calibri" w:cs="Calibri"/>
+                <w:sz w:val="21"/>
+                <w:szCs w:val="21"/>
+              </w:rPr>
+              <w:t>16</w:t>
+            </w:r>
+          </w:p>
+        </w:tc>
+        <w:tc>
+          <w:tcPr>
+            <w:tcW w:w="2000" w:type="pct"/>
+            <w:tcBorders>
+              <w:top w:val="single" w:sz="6" w:space="0" w:color="8A8A8A"/>
+              <w:left w:val="single" w:sz="6" w:space="0" w:color="8A8A8A"/>
+              <w:bottom w:val="single" w:sz="6" w:space="0" w:color="8A8A8A"/>
+              <w:right w:val="single" w:sz="6" w:space="0" w:color="8A8A8A"/>
+            </w:tcBorders>
+            <w:tcMar>
+              <w:top w:w="80" w:type="dxa"/>
+              <w:left w:w="120" w:type="dxa"/>
+              <w:bottom w:w="80" w:type="dxa"/>
+              <w:right w:w="120" w:type="dxa"/>
+            </w:tcMar>
+            <w:hideMark/>
+          </w:tcPr>
+          <w:p>
+            <w:pPr>
+              <w:spacing w:before="120" w:after="120"/>
+              <w:rPr>
+                <w:rFonts w:ascii="Calibri" w:eastAsia="Times New Roman" w:hAnsi="Calibri" w:cs="Calibri"/>
+                <w:sz w:val="21"/>
+                <w:szCs w:val="21"/>
+              </w:rPr>
+            </w:pPr>
+            <w:r>
+              <w:rPr>
+                <w:rFonts w:ascii="Calibri" w:eastAsia="Times New Roman" w:hAnsi="Calibri" w:cs="Calibri"/>
+                <w:sz w:val="21"/>
+                <w:szCs w:val="21"/>
+              </w:rPr>
+              <w:t>Help her reach support services</w:t>
+            </w:r>
+          </w:p>
+        </w:tc>
+        <w:tc>
+          <w:tcPr>
+            <w:tcW w:w="0" w:type="auto"/>
+            <w:tcBorders>
+              <w:top w:val="single" w:sz="6" w:space="0" w:color="8A8A8A"/>
+              <w:left w:val="single" w:sz="6" w:space="0" w:color="8A8A8A"/>
+              <w:bottom w:val="single" w:sz="6" w:space="0" w:color="8A8A8A"/>
+              <w:right w:val="single" w:sz="6" w:space="0" w:color="8A8A8A"/>
+            </w:tcBorders>
+            <w:tcMar>
+              <w:top w:w="80" w:type="dxa"/>
+              <w:left w:w="120" w:type="dxa"/>
+              <w:bottom w:w="80" w:type="dxa"/>
+              <w:right w:w="120" w:type="dxa"/>
+            </w:tcMar>
+            <w:hideMark/>
+          </w:tcPr>
+          <w:p>
+            <w:pPr>
+              <w:spacing w:before="120" w:after="120"/>
+              <w:rPr>
+                <w:rFonts w:ascii="Calibri" w:eastAsia="Times New Roman" w:hAnsi="Calibri" w:cs="Calibri"/>
+                <w:sz w:val="21"/>
+                <w:szCs w:val="21"/>
+              </w:rPr>
+            </w:pPr>
+            <w:r>
+              <w:rPr>
+                <w:rFonts w:ascii="Calibri" w:eastAsia="Times New Roman" w:hAnsi="Calibri" w:cs="Calibri"/>
+                <w:sz w:val="21"/>
+                <w:szCs w:val="21"/>
+              </w:rPr>
+              <w:t>ten (10)</w:t>
+            </w:r>
+            <w:r>
+              <w:rPr>
+                <w:rFonts w:ascii="Calibri" w:eastAsia="Times New Roman" w:hAnsi="Calibri" w:cs="Calibri"/>
+                <w:sz w:val="21"/>
+                <w:szCs w:val="21"/>
+              </w:rPr>
+              <w:br/>
+              <w:t>OPAN (Older Persons Advocacy Network), or another suitable service the class used</w:t>
+            </w:r>
+            <w:r>
+              <w:rPr>
+                <w:rFonts w:ascii="Calibri" w:eastAsia="Times New Roman" w:hAnsi="Calibri" w:cs="Calibri"/>
+                <w:sz w:val="21"/>
+                <w:szCs w:val="21"/>
+              </w:rPr>
+              <w:br/>
+              <w:t>1800 700 600 for OPAN</w:t>
+            </w:r>
+          </w:p>
+        </w:tc>
+      </w:tr>
+      <w:tr>
+        <w:tc>
+          <w:tcPr>
+            <w:tcW w:w="300" w:type="pct"/>
+            <w:tcBorders>
+              <w:top w:val="single" w:sz="6" w:space="0" w:color="8A8A8A"/>
+              <w:left w:val="single" w:sz="6" w:space="0" w:color="8A8A8A"/>
+              <w:bottom w:val="single" w:sz="6" w:space="0" w:color="8A8A8A"/>
+              <w:right w:val="single" w:sz="6" w:space="0" w:color="8A8A8A"/>
+            </w:tcBorders>
+            <w:tcMar>
+              <w:top w:w="80" w:type="dxa"/>
+              <w:left w:w="120" w:type="dxa"/>
+              <w:bottom w:w="80" w:type="dxa"/>
+              <w:right w:w="120" w:type="dxa"/>
+            </w:tcMar>
+            <w:hideMark/>
+          </w:tcPr>
+          <w:p>
+            <w:pPr>
+              <w:spacing w:before="120" w:after="120"/>
+              <w:rPr>
+                <w:rFonts w:ascii="Calibri" w:eastAsia="Times New Roman" w:hAnsi="Calibri" w:cs="Calibri"/>
+                <w:sz w:val="21"/>
+                <w:szCs w:val="21"/>
+              </w:rPr>
+            </w:pPr>
+            <w:r>
+              <w:rPr>
+                <w:rFonts w:ascii="Calibri" w:eastAsia="Times New Roman" w:hAnsi="Calibri" w:cs="Calibri"/>
+                <w:sz w:val="21"/>
+                <w:szCs w:val="21"/>
+              </w:rPr>
+              <w:t>17</w:t>
+            </w:r>
+          </w:p>
+        </w:tc>
+        <w:tc>
+          <w:tcPr>
+            <w:tcW w:w="2000" w:type="pct"/>
+            <w:tcBorders>
+              <w:top w:val="single" w:sz="6" w:space="0" w:color="8A8A8A"/>
+              <w:left w:val="single" w:sz="6" w:space="0" w:color="8A8A8A"/>
+              <w:bottom w:val="single" w:sz="6" w:space="0" w:color="8A8A8A"/>
+              <w:right w:val="single" w:sz="6" w:space="0" w:color="8A8A8A"/>
+            </w:tcBorders>
+            <w:tcMar>
+              <w:top w:w="80" w:type="dxa"/>
+              <w:left w:w="120" w:type="dxa"/>
+              <w:bottom w:w="80" w:type="dxa"/>
+              <w:right w:w="120" w:type="dxa"/>
+            </w:tcMar>
+            <w:hideMark/>
+          </w:tcPr>
+          <w:p>
+            <w:pPr>
+              <w:spacing w:before="120" w:after="120"/>
+              <w:rPr>
+                <w:rFonts w:ascii="Calibri" w:eastAsia="Times New Roman" w:hAnsi="Calibri" w:cs="Calibri"/>
+                <w:sz w:val="21"/>
+                <w:szCs w:val="21"/>
+              </w:rPr>
+            </w:pPr>
+            <w:r>
+              <w:rPr>
+                <w:rFonts w:ascii="Calibri" w:eastAsia="Times New Roman" w:hAnsi="Calibri" w:cs="Calibri"/>
+                <w:sz w:val="21"/>
+                <w:szCs w:val="21"/>
+              </w:rPr>
+              <w:t>Help her do what she can herself</w:t>
+            </w:r>
+          </w:p>
+        </w:tc>
+        <w:tc>
+          <w:tcPr>
+            <w:tcW w:w="0" w:type="auto"/>
+            <w:tcBorders>
+              <w:top w:val="single" w:sz="6" w:space="0" w:color="8A8A8A"/>
+              <w:left w:val="single" w:sz="6" w:space="0" w:color="8A8A8A"/>
+              <w:bottom w:val="single" w:sz="6" w:space="0" w:color="8A8A8A"/>
+              <w:right w:val="single" w:sz="6" w:space="0" w:color="8A8A8A"/>
+            </w:tcBorders>
+            <w:tcMar>
+              <w:top w:w="80" w:type="dxa"/>
+              <w:left w:w="120" w:type="dxa"/>
+              <w:bottom w:w="80" w:type="dxa"/>
+              <w:right w:w="120" w:type="dxa"/>
+            </w:tcMar>
+            <w:hideMark/>
+          </w:tcPr>
+          <w:p>
+            <w:pPr>
+              <w:spacing w:before="120" w:after="120"/>
+              <w:rPr>
+                <w:rFonts w:ascii="Calibri" w:eastAsia="Times New Roman" w:hAnsi="Calibri" w:cs="Calibri"/>
+                <w:sz w:val="21"/>
+                <w:szCs w:val="21"/>
+              </w:rPr>
+            </w:pPr>
+            <w:r>
+              <w:rPr>
+                <w:rFonts w:ascii="Calibri" w:eastAsia="Times New Roman" w:hAnsi="Calibri" w:cs="Calibri"/>
+                <w:sz w:val="21"/>
+                <w:szCs w:val="21"/>
+              </w:rPr>
+              <w:t>True</w:t>
+            </w:r>
+          </w:p>
+        </w:tc>
+      </w:tr>
+      <w:tr>
+        <w:tc>
+          <w:tcPr>
+            <w:tcW w:w="300" w:type="pct"/>
+            <w:tcBorders>
+              <w:top w:val="single" w:sz="6" w:space="0" w:color="8A8A8A"/>
+              <w:left w:val="single" w:sz="6" w:space="0" w:color="8A8A8A"/>
+              <w:bottom w:val="single" w:sz="6" w:space="0" w:color="8A8A8A"/>
+              <w:right w:val="single" w:sz="6" w:space="0" w:color="8A8A8A"/>
+            </w:tcBorders>
+            <w:tcMar>
+              <w:top w:w="80" w:type="dxa"/>
+              <w:left w:w="120" w:type="dxa"/>
+              <w:bottom w:w="80" w:type="dxa"/>
+              <w:right w:w="120" w:type="dxa"/>
+            </w:tcMar>
+            <w:hideMark/>
+          </w:tcPr>
+          <w:p>
+            <w:pPr>
+              <w:spacing w:before="120" w:after="120"/>
+              <w:rPr>
+                <w:rFonts w:ascii="Calibri" w:eastAsia="Times New Roman" w:hAnsi="Calibri" w:cs="Calibri"/>
+                <w:sz w:val="21"/>
+                <w:szCs w:val="21"/>
+              </w:rPr>
+            </w:pPr>
+            <w:r>
+              <w:rPr>
+                <w:rFonts w:ascii="Calibri" w:eastAsia="Times New Roman" w:hAnsi="Calibri" w:cs="Calibri"/>
+                <w:sz w:val="21"/>
+                <w:szCs w:val="21"/>
+              </w:rPr>
+              <w:t>18</w:t>
+            </w:r>
+          </w:p>
+        </w:tc>
+        <w:tc>
+          <w:tcPr>
+            <w:tcW w:w="2000" w:type="pct"/>
+            <w:tcBorders>
+              <w:top w:val="single" w:sz="6" w:space="0" w:color="8A8A8A"/>
+              <w:left w:val="single" w:sz="6" w:space="0" w:color="8A8A8A"/>
+              <w:bottom w:val="single" w:sz="6" w:space="0" w:color="8A8A8A"/>
+              <w:right w:val="single" w:sz="6" w:space="0" w:color="8A8A8A"/>
+            </w:tcBorders>
+            <w:tcMar>
+              <w:top w:w="80" w:type="dxa"/>
+              <w:left w:w="120" w:type="dxa"/>
+              <w:bottom w:w="80" w:type="dxa"/>
+              <w:right w:w="120" w:type="dxa"/>
+            </w:tcMar>
+            <w:hideMark/>
+          </w:tcPr>
+          <w:p>
+            <w:pPr>
+              <w:spacing w:before="120" w:after="120"/>
+              <w:rPr>
+                <w:rFonts w:ascii="Calibri" w:eastAsia="Times New Roman" w:hAnsi="Calibri" w:cs="Calibri"/>
+                <w:sz w:val="21"/>
+                <w:szCs w:val="21"/>
+              </w:rPr>
+            </w:pPr>
+            <w:r>
+              <w:rPr>
+                <w:rFonts w:ascii="Calibri" w:eastAsia="Times New Roman" w:hAnsi="Calibri" w:cs="Calibri"/>
+                <w:sz w:val="21"/>
+                <w:szCs w:val="21"/>
+              </w:rPr>
+              <w:t>Help her name her own strengths</w:t>
+            </w:r>
+          </w:p>
+        </w:tc>
+        <w:tc>
+          <w:tcPr>
+            <w:tcW w:w="0" w:type="auto"/>
+            <w:tcBorders>
+              <w:top w:val="single" w:sz="6" w:space="0" w:color="8A8A8A"/>
+              <w:left w:val="single" w:sz="6" w:space="0" w:color="8A8A8A"/>
+              <w:bottom w:val="single" w:sz="6" w:space="0" w:color="8A8A8A"/>
+              <w:right w:val="single" w:sz="6" w:space="0" w:color="8A8A8A"/>
+            </w:tcBorders>
+            <w:tcMar>
+              <w:top w:w="80" w:type="dxa"/>
+              <w:left w:w="120" w:type="dxa"/>
+              <w:bottom w:w="80" w:type="dxa"/>
+              <w:right w:w="120" w:type="dxa"/>
+            </w:tcMar>
+            <w:hideMark/>
+          </w:tcPr>
+          <w:p>
+            <w:pPr>
+              <w:spacing w:before="120" w:after="120"/>
+              <w:rPr>
+                <w:rFonts w:ascii="Calibri" w:eastAsia="Times New Roman" w:hAnsi="Calibri" w:cs="Calibri"/>
+                <w:sz w:val="21"/>
+                <w:szCs w:val="21"/>
+              </w:rPr>
+            </w:pPr>
+            <w:r>
+              <w:rPr>
+                <w:rFonts w:ascii="Calibri" w:eastAsia="Times New Roman" w:hAnsi="Calibri" w:cs="Calibri"/>
+                <w:sz w:val="21"/>
+                <w:szCs w:val="21"/>
+              </w:rPr>
+              <w:t>Any strength Cherry names: singing in the choir, knowing the story of every ornament, her faith</w:t>
+            </w:r>
+          </w:p>
+        </w:tc>
+      </w:tr>
+      <w:tr>
+        <w:tc>
+          <w:tcPr>
+            <w:tcW w:w="300" w:type="pct"/>
+            <w:tcBorders>
+              <w:top w:val="single" w:sz="6" w:space="0" w:color="8A8A8A"/>
+              <w:left w:val="single" w:sz="6" w:space="0" w:color="8A8A8A"/>
+              <w:bottom w:val="single" w:sz="6" w:space="0" w:color="8A8A8A"/>
+              <w:right w:val="single" w:sz="6" w:space="0" w:color="8A8A8A"/>
+            </w:tcBorders>
+            <w:tcMar>
+              <w:top w:w="80" w:type="dxa"/>
+              <w:left w:w="120" w:type="dxa"/>
+              <w:bottom w:w="80" w:type="dxa"/>
+              <w:right w:w="120" w:type="dxa"/>
+            </w:tcMar>
+            <w:hideMark/>
+          </w:tcPr>
+          <w:p>
+            <w:pPr>
+              <w:spacing w:before="120" w:after="120"/>
+              <w:rPr>
+                <w:rFonts w:ascii="Calibri" w:eastAsia="Times New Roman" w:hAnsi="Calibri" w:cs="Calibri"/>
+                <w:sz w:val="21"/>
+                <w:szCs w:val="21"/>
+              </w:rPr>
+            </w:pPr>
+            <w:r>
+              <w:rPr>
+                <w:rFonts w:ascii="Calibri" w:eastAsia="Times New Roman" w:hAnsi="Calibri" w:cs="Calibri"/>
+                <w:sz w:val="21"/>
+                <w:szCs w:val="21"/>
+              </w:rPr>
+              <w:t>19</w:t>
+            </w:r>
+          </w:p>
+        </w:tc>
+        <w:tc>
+          <w:tcPr>
+            <w:tcW w:w="2000" w:type="pct"/>
+            <w:tcBorders>
+              <w:top w:val="single" w:sz="6" w:space="0" w:color="8A8A8A"/>
+              <w:left w:val="single" w:sz="6" w:space="0" w:color="8A8A8A"/>
+              <w:bottom w:val="single" w:sz="6" w:space="0" w:color="8A8A8A"/>
+              <w:right w:val="single" w:sz="6" w:space="0" w:color="8A8A8A"/>
+            </w:tcBorders>
+            <w:tcMar>
+              <w:top w:w="80" w:type="dxa"/>
+              <w:left w:w="120" w:type="dxa"/>
+              <w:bottom w:w="80" w:type="dxa"/>
+              <w:right w:w="120" w:type="dxa"/>
+            </w:tcMar>
+            <w:hideMark/>
+          </w:tcPr>
+          <w:p>
+            <w:pPr>
+              <w:spacing w:before="120" w:after="120"/>
+              <w:rPr>
+                <w:rFonts w:ascii="Calibri" w:eastAsia="Times New Roman" w:hAnsi="Calibri" w:cs="Calibri"/>
+                <w:sz w:val="21"/>
+                <w:szCs w:val="21"/>
+              </w:rPr>
+            </w:pPr>
+            <w:r>
+              <w:rPr>
+                <w:rFonts w:ascii="Calibri" w:eastAsia="Times New Roman" w:hAnsi="Calibri" w:cs="Calibri"/>
+                <w:sz w:val="21"/>
+                <w:szCs w:val="21"/>
+              </w:rPr>
+              <w:t>Help her see what she can still do for herself</w:t>
+            </w:r>
+          </w:p>
+        </w:tc>
+        <w:tc>
+          <w:tcPr>
+            <w:tcW w:w="0" w:type="auto"/>
+            <w:tcBorders>
+              <w:top w:val="single" w:sz="6" w:space="0" w:color="8A8A8A"/>
+              <w:left w:val="single" w:sz="6" w:space="0" w:color="8A8A8A"/>
+              <w:bottom w:val="single" w:sz="6" w:space="0" w:color="8A8A8A"/>
+              <w:right w:val="single" w:sz="6" w:space="0" w:color="8A8A8A"/>
+            </w:tcBorders>
+            <w:tcMar>
+              <w:top w:w="80" w:type="dxa"/>
+              <w:left w:w="120" w:type="dxa"/>
+              <w:bottom w:w="80" w:type="dxa"/>
+              <w:right w:w="120" w:type="dxa"/>
+            </w:tcMar>
+            <w:hideMark/>
+          </w:tcPr>
+          <w:p>
+            <w:pPr>
+              <w:spacing w:before="120" w:after="120"/>
+              <w:rPr>
+                <w:rFonts w:ascii="Calibri" w:eastAsia="Times New Roman" w:hAnsi="Calibri" w:cs="Calibri"/>
+                <w:sz w:val="21"/>
+                <w:szCs w:val="21"/>
+              </w:rPr>
+            </w:pPr>
+            <w:r>
+              <w:rPr>
+                <w:rFonts w:ascii="Calibri" w:eastAsia="Times New Roman" w:hAnsi="Calibri" w:cs="Calibri"/>
+                <w:sz w:val="21"/>
+                <w:szCs w:val="21"/>
+              </w:rPr>
+              <w:t>b</w:t>
+            </w:r>
+          </w:p>
+        </w:tc>
+      </w:tr>
+      <w:tr>
+        <w:tc>
+          <w:tcPr>
+            <w:tcW w:w="300" w:type="pct"/>
+            <w:tcBorders>
+              <w:top w:val="single" w:sz="6" w:space="0" w:color="8A8A8A"/>
+              <w:left w:val="single" w:sz="6" w:space="0" w:color="8A8A8A"/>
+              <w:bottom w:val="single" w:sz="6" w:space="0" w:color="8A8A8A"/>
+              <w:right w:val="single" w:sz="6" w:space="0" w:color="8A8A8A"/>
+            </w:tcBorders>
+            <w:tcMar>
+              <w:top w:w="80" w:type="dxa"/>
+              <w:left w:w="120" w:type="dxa"/>
+              <w:bottom w:w="80" w:type="dxa"/>
+              <w:right w:w="120" w:type="dxa"/>
+            </w:tcMar>
+            <w:hideMark/>
+          </w:tcPr>
+          <w:p>
+            <w:pPr>
+              <w:spacing w:before="120" w:after="120"/>
+              <w:rPr>
+                <w:rFonts w:ascii="Calibri" w:eastAsia="Times New Roman" w:hAnsi="Calibri" w:cs="Calibri"/>
+                <w:sz w:val="21"/>
+                <w:szCs w:val="21"/>
+              </w:rPr>
+            </w:pPr>
+            <w:r>
+              <w:rPr>
+                <w:rFonts w:ascii="Calibri" w:eastAsia="Times New Roman" w:hAnsi="Calibri" w:cs="Calibri"/>
+                <w:sz w:val="21"/>
+                <w:szCs w:val="21"/>
+              </w:rPr>
+              <w:t>20</w:t>
+            </w:r>
+          </w:p>
+        </w:tc>
+        <w:tc>
+          <w:tcPr>
+            <w:tcW w:w="2000" w:type="pct"/>
+            <w:tcBorders>
+              <w:top w:val="single" w:sz="6" w:space="0" w:color="8A8A8A"/>
+              <w:left w:val="single" w:sz="6" w:space="0" w:color="8A8A8A"/>
+              <w:bottom w:val="single" w:sz="6" w:space="0" w:color="8A8A8A"/>
+              <w:right w:val="single" w:sz="6" w:space="0" w:color="8A8A8A"/>
+            </w:tcBorders>
+            <w:tcMar>
+              <w:top w:w="80" w:type="dxa"/>
+              <w:left w:w="120" w:type="dxa"/>
+              <w:bottom w:w="80" w:type="dxa"/>
+              <w:right w:w="120" w:type="dxa"/>
+            </w:tcMar>
+            <w:hideMark/>
+          </w:tcPr>
+          <w:p>
+            <w:pPr>
+              <w:spacing w:before="120" w:after="120"/>
+              <w:rPr>
+                <w:rFonts w:ascii="Calibri" w:eastAsia="Times New Roman" w:hAnsi="Calibri" w:cs="Calibri"/>
+                <w:sz w:val="21"/>
+                <w:szCs w:val="21"/>
+              </w:rPr>
+            </w:pPr>
+            <w:r>
+              <w:rPr>
+                <w:rFonts w:ascii="Calibri" w:eastAsia="Times New Roman" w:hAnsi="Calibri" w:cs="Calibri"/>
+                <w:sz w:val="21"/>
+                <w:szCs w:val="21"/>
+              </w:rPr>
+              <w:t>Do not push your own values</w:t>
+            </w:r>
+          </w:p>
+        </w:tc>
+        <w:tc>
+          <w:tcPr>
+            <w:tcW w:w="0" w:type="auto"/>
+            <w:tcBorders>
+              <w:top w:val="single" w:sz="6" w:space="0" w:color="8A8A8A"/>
+              <w:left w:val="single" w:sz="6" w:space="0" w:color="8A8A8A"/>
+              <w:bottom w:val="single" w:sz="6" w:space="0" w:color="8A8A8A"/>
+              <w:right w:val="single" w:sz="6" w:space="0" w:color="8A8A8A"/>
+            </w:tcBorders>
+            <w:tcMar>
+              <w:top w:w="80" w:type="dxa"/>
+              <w:left w:w="120" w:type="dxa"/>
+              <w:bottom w:w="80" w:type="dxa"/>
+              <w:right w:w="120" w:type="dxa"/>
+            </w:tcMar>
+            <w:hideMark/>
+          </w:tcPr>
+          <w:p>
+            <w:pPr>
+              <w:spacing w:before="120" w:after="120"/>
+              <w:rPr>
+                <w:rFonts w:ascii="Calibri" w:eastAsia="Times New Roman" w:hAnsi="Calibri" w:cs="Calibri"/>
+                <w:sz w:val="21"/>
+                <w:szCs w:val="21"/>
+              </w:rPr>
+            </w:pPr>
+            <w:r>
+              <w:rPr>
+                <w:rFonts w:ascii="Calibri" w:eastAsia="Times New Roman" w:hAnsi="Calibri" w:cs="Calibri"/>
+                <w:sz w:val="21"/>
+                <w:szCs w:val="21"/>
+              </w:rPr>
+              <w:t>False</w:t>
+            </w:r>
+          </w:p>
+        </w:tc>
+      </w:tr>
+      <w:tr>
+        <w:tc>
+          <w:tcPr>
+            <w:tcW w:w="300" w:type="pct"/>
+            <w:tcBorders>
+              <w:top w:val="single" w:sz="6" w:space="0" w:color="8A8A8A"/>
+              <w:left w:val="single" w:sz="6" w:space="0" w:color="8A8A8A"/>
+              <w:bottom w:val="single" w:sz="6" w:space="0" w:color="8A8A8A"/>
+              <w:right w:val="single" w:sz="6" w:space="0" w:color="8A8A8A"/>
+            </w:tcBorders>
+            <w:tcMar>
+              <w:top w:w="80" w:type="dxa"/>
+              <w:left w:w="120" w:type="dxa"/>
+              <w:bottom w:w="80" w:type="dxa"/>
+              <w:right w:w="120" w:type="dxa"/>
+            </w:tcMar>
+            <w:hideMark/>
+          </w:tcPr>
+          <w:p>
+            <w:pPr>
+              <w:spacing w:before="120" w:after="120"/>
+              <w:rPr>
+                <w:rFonts w:ascii="Calibri" w:eastAsia="Times New Roman" w:hAnsi="Calibri" w:cs="Calibri"/>
+                <w:sz w:val="21"/>
+                <w:szCs w:val="21"/>
+              </w:rPr>
+            </w:pPr>
+            <w:r>
+              <w:rPr>
+                <w:rFonts w:ascii="Calibri" w:eastAsia="Times New Roman" w:hAnsi="Calibri" w:cs="Calibri"/>
+                <w:sz w:val="21"/>
+                <w:szCs w:val="21"/>
+              </w:rPr>
+              <w:t>21</w:t>
+            </w:r>
+          </w:p>
+        </w:tc>
+        <w:tc>
+          <w:tcPr>
+            <w:tcW w:w="2000" w:type="pct"/>
+            <w:tcBorders>
+              <w:top w:val="single" w:sz="6" w:space="0" w:color="8A8A8A"/>
+              <w:left w:val="single" w:sz="6" w:space="0" w:color="8A8A8A"/>
+              <w:bottom w:val="single" w:sz="6" w:space="0" w:color="8A8A8A"/>
+              <w:right w:val="single" w:sz="6" w:space="0" w:color="8A8A8A"/>
+            </w:tcBorders>
+            <w:tcMar>
+              <w:top w:w="80" w:type="dxa"/>
+              <w:left w:w="120" w:type="dxa"/>
+              <w:bottom w:w="80" w:type="dxa"/>
+              <w:right w:w="120" w:type="dxa"/>
+            </w:tcMar>
+            <w:hideMark/>
+          </w:tcPr>
+          <w:p>
+            <w:pPr>
+              <w:spacing w:before="120" w:after="120"/>
+              <w:rPr>
+                <w:rFonts w:ascii="Calibri" w:eastAsia="Times New Roman" w:hAnsi="Calibri" w:cs="Calibri"/>
+                <w:sz w:val="21"/>
+                <w:szCs w:val="21"/>
+              </w:rPr>
+            </w:pPr>
+            <w:r>
+              <w:rPr>
+                <w:rFonts w:ascii="Calibri" w:eastAsia="Times New Roman" w:hAnsi="Calibri" w:cs="Calibri"/>
+                <w:sz w:val="21"/>
+                <w:szCs w:val="21"/>
+              </w:rPr>
+              <w:t>Her physical situation is affecting her wellbeing</w:t>
+            </w:r>
+          </w:p>
+        </w:tc>
+        <w:tc>
+          <w:tcPr>
+            <w:tcW w:w="0" w:type="auto"/>
+            <w:tcBorders>
+              <w:top w:val="single" w:sz="6" w:space="0" w:color="8A8A8A"/>
+              <w:left w:val="single" w:sz="6" w:space="0" w:color="8A8A8A"/>
+              <w:bottom w:val="single" w:sz="6" w:space="0" w:color="8A8A8A"/>
+              <w:right w:val="single" w:sz="6" w:space="0" w:color="8A8A8A"/>
+            </w:tcBorders>
+            <w:tcMar>
+              <w:top w:w="80" w:type="dxa"/>
+              <w:left w:w="120" w:type="dxa"/>
+              <w:bottom w:w="80" w:type="dxa"/>
+              <w:right w:w="120" w:type="dxa"/>
+            </w:tcMar>
+            <w:hideMark/>
+          </w:tcPr>
+          <w:p>
+            <w:pPr>
+              <w:spacing w:before="120" w:after="120"/>
+              <w:rPr>
+                <w:rFonts w:ascii="Calibri" w:eastAsia="Times New Roman" w:hAnsi="Calibri" w:cs="Calibri"/>
+                <w:sz w:val="21"/>
+                <w:szCs w:val="21"/>
+              </w:rPr>
+            </w:pPr>
+            <w:r>
+              <w:rPr>
+                <w:rFonts w:ascii="Calibri" w:eastAsia="Times New Roman" w:hAnsi="Calibri" w:cs="Calibri"/>
+                <w:sz w:val="21"/>
+                <w:szCs w:val="21"/>
+              </w:rPr>
+              <w:t>True</w:t>
+            </w:r>
+          </w:p>
+        </w:tc>
+      </w:tr>
+      <w:tr>
+        <w:tc>
+          <w:tcPr>
+            <w:tcW w:w="300" w:type="pct"/>
+            <w:tcBorders>
+              <w:top w:val="single" w:sz="6" w:space="0" w:color="8A8A8A"/>
+              <w:left w:val="single" w:sz="6" w:space="0" w:color="8A8A8A"/>
+              <w:bottom w:val="single" w:sz="6" w:space="0" w:color="8A8A8A"/>
+              <w:right w:val="single" w:sz="6" w:space="0" w:color="8A8A8A"/>
+            </w:tcBorders>
+            <w:tcMar>
+              <w:top w:w="80" w:type="dxa"/>
+              <w:left w:w="120" w:type="dxa"/>
+              <w:bottom w:w="80" w:type="dxa"/>
+              <w:right w:w="120" w:type="dxa"/>
+            </w:tcMar>
+            <w:hideMark/>
+          </w:tcPr>
+          <w:p>
+            <w:pPr>
+              <w:spacing w:before="120" w:after="120"/>
+              <w:rPr>
+                <w:rFonts w:ascii="Calibri" w:eastAsia="Times New Roman" w:hAnsi="Calibri" w:cs="Calibri"/>
+                <w:sz w:val="21"/>
+                <w:szCs w:val="21"/>
+              </w:rPr>
+            </w:pPr>
+            <w:r>
+              <w:rPr>
+                <w:rFonts w:ascii="Calibri" w:eastAsia="Times New Roman" w:hAnsi="Calibri" w:cs="Calibri"/>
+                <w:sz w:val="21"/>
+                <w:szCs w:val="21"/>
+              </w:rPr>
+              <w:t>22</w:t>
+            </w:r>
+          </w:p>
+        </w:tc>
+        <w:tc>
+          <w:tcPr>
+            <w:tcW w:w="2000" w:type="pct"/>
+            <w:tcBorders>
+              <w:top w:val="single" w:sz="6" w:space="0" w:color="8A8A8A"/>
+              <w:left w:val="single" w:sz="6" w:space="0" w:color="8A8A8A"/>
+              <w:bottom w:val="single" w:sz="6" w:space="0" w:color="8A8A8A"/>
+              <w:right w:val="single" w:sz="6" w:space="0" w:color="8A8A8A"/>
+            </w:tcBorders>
+            <w:tcMar>
+              <w:top w:w="80" w:type="dxa"/>
+              <w:left w:w="120" w:type="dxa"/>
+              <w:bottom w:w="80" w:type="dxa"/>
+              <w:right w:w="120" w:type="dxa"/>
+            </w:tcMar>
+            <w:hideMark/>
+          </w:tcPr>
+          <w:p>
+            <w:pPr>
+              <w:spacing w:before="120" w:after="120"/>
+              <w:rPr>
+                <w:rFonts w:ascii="Calibri" w:eastAsia="Times New Roman" w:hAnsi="Calibri" w:cs="Calibri"/>
+                <w:sz w:val="21"/>
+                <w:szCs w:val="21"/>
+              </w:rPr>
+            </w:pPr>
+            <w:r>
+              <w:rPr>
+                <w:rFonts w:ascii="Calibri" w:eastAsia="Times New Roman" w:hAnsi="Calibri" w:cs="Calibri"/>
+                <w:sz w:val="21"/>
+                <w:szCs w:val="21"/>
+              </w:rPr>
+              <w:t>Her wellbeing has changed</w:t>
+            </w:r>
+          </w:p>
+        </w:tc>
+        <w:tc>
+          <w:tcPr>
+            <w:tcW w:w="0" w:type="auto"/>
+            <w:tcBorders>
+              <w:top w:val="single" w:sz="6" w:space="0" w:color="8A8A8A"/>
+              <w:left w:val="single" w:sz="6" w:space="0" w:color="8A8A8A"/>
+              <w:bottom w:val="single" w:sz="6" w:space="0" w:color="8A8A8A"/>
+              <w:right w:val="single" w:sz="6" w:space="0" w:color="8A8A8A"/>
+            </w:tcBorders>
+            <w:tcMar>
+              <w:top w:w="80" w:type="dxa"/>
+              <w:left w:w="120" w:type="dxa"/>
+              <w:bottom w:w="80" w:type="dxa"/>
+              <w:right w:w="120" w:type="dxa"/>
+            </w:tcMar>
+            <w:hideMark/>
+          </w:tcPr>
+          <w:p>
+            <w:pPr>
+              <w:spacing w:before="120" w:after="120"/>
+              <w:rPr>
+                <w:rFonts w:ascii="Calibri" w:eastAsia="Times New Roman" w:hAnsi="Calibri" w:cs="Calibri"/>
+                <w:sz w:val="21"/>
+                <w:szCs w:val="21"/>
+              </w:rPr>
+            </w:pPr>
+            <w:r>
+              <w:rPr>
+                <w:rFonts w:ascii="Calibri" w:eastAsia="Times New Roman" w:hAnsi="Calibri" w:cs="Calibri"/>
+                <w:sz w:val="21"/>
+                <w:szCs w:val="21"/>
+              </w:rPr>
+              <w:t>True</w:t>
+            </w:r>
+          </w:p>
+        </w:tc>
+      </w:tr>
+      <w:tr>
+        <w:tc>
+          <w:tcPr>
+            <w:tcW w:w="300" w:type="pct"/>
+            <w:tcBorders>
+              <w:top w:val="single" w:sz="6" w:space="0" w:color="8A8A8A"/>
+              <w:left w:val="single" w:sz="6" w:space="0" w:color="8A8A8A"/>
+              <w:bottom w:val="single" w:sz="6" w:space="0" w:color="8A8A8A"/>
+              <w:right w:val="single" w:sz="6" w:space="0" w:color="8A8A8A"/>
+            </w:tcBorders>
+            <w:tcMar>
+              <w:top w:w="80" w:type="dxa"/>
+              <w:left w:w="120" w:type="dxa"/>
+              <w:bottom w:w="80" w:type="dxa"/>
+              <w:right w:w="120" w:type="dxa"/>
+            </w:tcMar>
+            <w:hideMark/>
+          </w:tcPr>
+          <w:p>
+            <w:pPr>
+              <w:spacing w:before="120" w:after="120"/>
+              <w:rPr>
+                <w:rFonts w:ascii="Calibri" w:eastAsia="Times New Roman" w:hAnsi="Calibri" w:cs="Calibri"/>
+                <w:sz w:val="21"/>
+                <w:szCs w:val="21"/>
+              </w:rPr>
+            </w:pPr>
+            <w:r>
+              <w:rPr>
+                <w:rFonts w:ascii="Calibri" w:eastAsia="Times New Roman" w:hAnsi="Calibri" w:cs="Calibri"/>
+                <w:sz w:val="21"/>
+                <w:szCs w:val="21"/>
+              </w:rPr>
+              <w:t>23</w:t>
+            </w:r>
+          </w:p>
+        </w:tc>
+        <w:tc>
+          <w:tcPr>
+            <w:tcW w:w="2000" w:type="pct"/>
+            <w:tcBorders>
+              <w:top w:val="single" w:sz="6" w:space="0" w:color="8A8A8A"/>
+              <w:left w:val="single" w:sz="6" w:space="0" w:color="8A8A8A"/>
+              <w:bottom w:val="single" w:sz="6" w:space="0" w:color="8A8A8A"/>
+              <w:right w:val="single" w:sz="6" w:space="0" w:color="8A8A8A"/>
+            </w:tcBorders>
+            <w:tcMar>
+              <w:top w:w="80" w:type="dxa"/>
+              <w:left w:w="120" w:type="dxa"/>
+              <w:bottom w:w="80" w:type="dxa"/>
+              <w:right w:w="120" w:type="dxa"/>
+            </w:tcMar>
+            <w:hideMark/>
+          </w:tcPr>
+          <w:p>
+            <w:pPr>
+              <w:spacing w:before="120" w:after="120"/>
+              <w:rPr>
+                <w:rFonts w:ascii="Calibri" w:eastAsia="Times New Roman" w:hAnsi="Calibri" w:cs="Calibri"/>
+                <w:sz w:val="21"/>
+                <w:szCs w:val="21"/>
+              </w:rPr>
+            </w:pPr>
+            <w:r>
+              <w:rPr>
+                <w:rFonts w:ascii="Calibri" w:eastAsia="Times New Roman" w:hAnsi="Calibri" w:cs="Calibri"/>
+                <w:sz w:val="21"/>
+                <w:szCs w:val="21"/>
+              </w:rPr>
+              <w:t>Some things are outside your job</w:t>
+            </w:r>
+          </w:p>
+        </w:tc>
+        <w:tc>
+          <w:tcPr>
+            <w:tcW w:w="0" w:type="auto"/>
+            <w:tcBorders>
+              <w:top w:val="single" w:sz="6" w:space="0" w:color="8A8A8A"/>
+              <w:left w:val="single" w:sz="6" w:space="0" w:color="8A8A8A"/>
+              <w:bottom w:val="single" w:sz="6" w:space="0" w:color="8A8A8A"/>
+              <w:right w:val="single" w:sz="6" w:space="0" w:color="8A8A8A"/>
+            </w:tcBorders>
+            <w:tcMar>
+              <w:top w:w="80" w:type="dxa"/>
+              <w:left w:w="120" w:type="dxa"/>
+              <w:bottom w:w="80" w:type="dxa"/>
+              <w:right w:w="120" w:type="dxa"/>
+            </w:tcMar>
+            <w:hideMark/>
+          </w:tcPr>
+          <w:p>
+            <w:pPr>
+              <w:spacing w:before="120" w:after="120"/>
+              <w:rPr>
+                <w:rFonts w:ascii="Calibri" w:eastAsia="Times New Roman" w:hAnsi="Calibri" w:cs="Calibri"/>
+                <w:sz w:val="21"/>
+                <w:szCs w:val="21"/>
+              </w:rPr>
+            </w:pPr>
+            <w:r>
+              <w:rPr>
+                <w:rFonts w:ascii="Calibri" w:eastAsia="Times New Roman" w:hAnsi="Calibri" w:cs="Calibri"/>
+                <w:sz w:val="21"/>
+                <w:szCs w:val="21"/>
+              </w:rPr>
+              <w:t>b</w:t>
+            </w:r>
+          </w:p>
+        </w:tc>
+      </w:tr>
+      <w:tr>
+        <w:tc>
+          <w:tcPr>
+            <w:tcW w:w="300" w:type="pct"/>
+            <w:tcBorders>
+              <w:top w:val="single" w:sz="6" w:space="0" w:color="8A8A8A"/>
+              <w:left w:val="single" w:sz="6" w:space="0" w:color="8A8A8A"/>
+              <w:bottom w:val="single" w:sz="6" w:space="0" w:color="8A8A8A"/>
+              <w:right w:val="single" w:sz="6" w:space="0" w:color="8A8A8A"/>
+            </w:tcBorders>
+            <w:tcMar>
+              <w:top w:w="80" w:type="dxa"/>
+              <w:left w:w="120" w:type="dxa"/>
+              <w:bottom w:w="80" w:type="dxa"/>
+              <w:right w:w="120" w:type="dxa"/>
+            </w:tcMar>
+            <w:hideMark/>
+          </w:tcPr>
+          <w:p>
+            <w:pPr>
+              <w:spacing w:before="120" w:after="120"/>
+              <w:rPr>
+                <w:rFonts w:ascii="Calibri" w:eastAsia="Times New Roman" w:hAnsi="Calibri" w:cs="Calibri"/>
+                <w:sz w:val="21"/>
+                <w:szCs w:val="21"/>
+              </w:rPr>
+            </w:pPr>
+            <w:r>
+              <w:rPr>
+                <w:rFonts w:ascii="Calibri" w:eastAsia="Times New Roman" w:hAnsi="Calibri" w:cs="Calibri"/>
+                <w:sz w:val="21"/>
+                <w:szCs w:val="21"/>
+              </w:rPr>
+              <w:t>24</w:t>
+            </w:r>
+          </w:p>
+        </w:tc>
+        <w:tc>
+          <w:tcPr>
+            <w:tcW w:w="2000" w:type="pct"/>
+            <w:tcBorders>
+              <w:top w:val="single" w:sz="6" w:space="0" w:color="8A8A8A"/>
+              <w:left w:val="single" w:sz="6" w:space="0" w:color="8A8A8A"/>
+              <w:bottom w:val="single" w:sz="6" w:space="0" w:color="8A8A8A"/>
+              <w:right w:val="single" w:sz="6" w:space="0" w:color="8A8A8A"/>
+            </w:tcBorders>
+            <w:tcMar>
+              <w:top w:w="80" w:type="dxa"/>
+              <w:left w:w="120" w:type="dxa"/>
+              <w:bottom w:w="80" w:type="dxa"/>
+              <w:right w:w="120" w:type="dxa"/>
+            </w:tcMar>
+            <w:hideMark/>
+          </w:tcPr>
+          <w:p>
+            <w:pPr>
+              <w:spacing w:before="120" w:after="120"/>
+              <w:rPr>
+                <w:rFonts w:ascii="Calibri" w:eastAsia="Times New Roman" w:hAnsi="Calibri" w:cs="Calibri"/>
+                <w:sz w:val="21"/>
+                <w:szCs w:val="21"/>
+              </w:rPr>
+            </w:pPr>
+            <w:r>
+              <w:rPr>
+                <w:rFonts w:ascii="Calibri" w:eastAsia="Times New Roman" w:hAnsi="Calibri" w:cs="Calibri"/>
+                <w:sz w:val="21"/>
+                <w:szCs w:val="21"/>
+              </w:rPr>
+              <w:t>There are signs of risk</w:t>
+            </w:r>
+          </w:p>
+        </w:tc>
+        <w:tc>
+          <w:tcPr>
+            <w:tcW w:w="0" w:type="auto"/>
+            <w:tcBorders>
+              <w:top w:val="single" w:sz="6" w:space="0" w:color="8A8A8A"/>
+              <w:left w:val="single" w:sz="6" w:space="0" w:color="8A8A8A"/>
+              <w:bottom w:val="single" w:sz="6" w:space="0" w:color="8A8A8A"/>
+              <w:right w:val="single" w:sz="6" w:space="0" w:color="8A8A8A"/>
+            </w:tcBorders>
+            <w:tcMar>
+              <w:top w:w="80" w:type="dxa"/>
+              <w:left w:w="120" w:type="dxa"/>
+              <w:bottom w:w="80" w:type="dxa"/>
+              <w:right w:w="120" w:type="dxa"/>
+            </w:tcMar>
+            <w:hideMark/>
+          </w:tcPr>
+          <w:p>
+            <w:pPr>
+              <w:spacing w:before="120" w:after="120"/>
+              <w:rPr>
+                <w:rFonts w:ascii="Calibri" w:eastAsia="Times New Roman" w:hAnsi="Calibri" w:cs="Calibri"/>
+                <w:sz w:val="21"/>
+                <w:szCs w:val="21"/>
+              </w:rPr>
+            </w:pPr>
+            <w:r>
+              <w:rPr>
+                <w:rFonts w:ascii="Calibri" w:eastAsia="Times New Roman" w:hAnsi="Calibri" w:cs="Calibri"/>
+                <w:sz w:val="21"/>
+                <w:szCs w:val="21"/>
+              </w:rPr>
+              <w:t>True</w:t>
+            </w:r>
+          </w:p>
+        </w:tc>
+      </w:tr>
+      <w:tr>
+        <w:tc>
+          <w:tcPr>
+            <w:tcW w:w="300" w:type="pct"/>
+            <w:tcBorders>
+              <w:top w:val="single" w:sz="6" w:space="0" w:color="8A8A8A"/>
+              <w:left w:val="single" w:sz="6" w:space="0" w:color="8A8A8A"/>
+              <w:bottom w:val="single" w:sz="6" w:space="0" w:color="8A8A8A"/>
+              <w:right w:val="single" w:sz="6" w:space="0" w:color="8A8A8A"/>
+            </w:tcBorders>
+            <w:tcMar>
+              <w:top w:w="80" w:type="dxa"/>
+              <w:left w:w="120" w:type="dxa"/>
+              <w:bottom w:w="80" w:type="dxa"/>
+              <w:right w:w="120" w:type="dxa"/>
+            </w:tcMar>
+            <w:hideMark/>
+          </w:tcPr>
+          <w:p>
+            <w:pPr>
+              <w:spacing w:before="120" w:after="120"/>
+              <w:rPr>
+                <w:rFonts w:ascii="Calibri" w:eastAsia="Times New Roman" w:hAnsi="Calibri" w:cs="Calibri"/>
+                <w:sz w:val="21"/>
+                <w:szCs w:val="21"/>
+              </w:rPr>
+            </w:pPr>
+            <w:r>
+              <w:rPr>
+                <w:rFonts w:ascii="Calibri" w:eastAsia="Times New Roman" w:hAnsi="Calibri" w:cs="Calibri"/>
+                <w:sz w:val="21"/>
+                <w:szCs w:val="21"/>
+              </w:rPr>
+              <w:t>25</w:t>
+            </w:r>
+          </w:p>
+        </w:tc>
+        <w:tc>
+          <w:tcPr>
+            <w:tcW w:w="2000" w:type="pct"/>
+            <w:tcBorders>
+              <w:top w:val="single" w:sz="6" w:space="0" w:color="8A8A8A"/>
+              <w:left w:val="single" w:sz="6" w:space="0" w:color="8A8A8A"/>
+              <w:bottom w:val="single" w:sz="6" w:space="0" w:color="8A8A8A"/>
+              <w:right w:val="single" w:sz="6" w:space="0" w:color="8A8A8A"/>
+            </w:tcBorders>
+            <w:tcMar>
+              <w:top w:w="80" w:type="dxa"/>
+              <w:left w:w="120" w:type="dxa"/>
+              <w:bottom w:w="80" w:type="dxa"/>
+              <w:right w:w="120" w:type="dxa"/>
+            </w:tcMar>
+            <w:hideMark/>
+          </w:tcPr>
+          <w:p>
+            <w:pPr>
+              <w:spacing w:before="120" w:after="120"/>
+              <w:rPr>
+                <w:rFonts w:ascii="Calibri" w:eastAsia="Times New Roman" w:hAnsi="Calibri" w:cs="Calibri"/>
+                <w:sz w:val="21"/>
+                <w:szCs w:val="21"/>
+              </w:rPr>
+            </w:pPr>
+            <w:r>
+              <w:rPr>
+                <w:rFonts w:ascii="Calibri" w:eastAsia="Times New Roman" w:hAnsi="Calibri" w:cs="Calibri"/>
+                <w:sz w:val="21"/>
+                <w:szCs w:val="21"/>
+              </w:rPr>
+              <w:t>There are signs of possible abuse</w:t>
+            </w:r>
+          </w:p>
+        </w:tc>
+        <w:tc>
+          <w:tcPr>
+            <w:tcW w:w="0" w:type="auto"/>
+            <w:tcBorders>
+              <w:top w:val="single" w:sz="6" w:space="0" w:color="8A8A8A"/>
+              <w:left w:val="single" w:sz="6" w:space="0" w:color="8A8A8A"/>
+              <w:bottom w:val="single" w:sz="6" w:space="0" w:color="8A8A8A"/>
+              <w:right w:val="single" w:sz="6" w:space="0" w:color="8A8A8A"/>
+            </w:tcBorders>
+            <w:tcMar>
+              <w:top w:w="80" w:type="dxa"/>
+              <w:left w:w="120" w:type="dxa"/>
+              <w:bottom w:w="80" w:type="dxa"/>
+              <w:right w:w="120" w:type="dxa"/>
+            </w:tcMar>
+            <w:hideMark/>
+          </w:tcPr>
+          <w:p>
+            <w:pPr>
+              <w:spacing w:before="120" w:after="120"/>
+              <w:rPr>
+                <w:rFonts w:ascii="Calibri" w:eastAsia="Times New Roman" w:hAnsi="Calibri" w:cs="Calibri"/>
+                <w:sz w:val="21"/>
+                <w:szCs w:val="21"/>
+              </w:rPr>
+            </w:pPr>
+            <w:r>
+              <w:rPr>
+                <w:rFonts w:ascii="Calibri" w:eastAsia="Times New Roman" w:hAnsi="Calibri" w:cs="Calibri"/>
+                <w:sz w:val="21"/>
+                <w:szCs w:val="21"/>
+              </w:rPr>
+              <w:t>a</w:t>
+            </w:r>
+          </w:p>
+        </w:tc>
+      </w:tr>
+      <w:tr>
+        <w:tc>
+          <w:tcPr>
+            <w:tcW w:w="300" w:type="pct"/>
+            <w:tcBorders>
+              <w:top w:val="single" w:sz="6" w:space="0" w:color="8A8A8A"/>
+              <w:left w:val="single" w:sz="6" w:space="0" w:color="8A8A8A"/>
+              <w:bottom w:val="single" w:sz="6" w:space="0" w:color="8A8A8A"/>
+              <w:right w:val="single" w:sz="6" w:space="0" w:color="8A8A8A"/>
+            </w:tcBorders>
+            <w:tcMar>
+              <w:top w:w="80" w:type="dxa"/>
+              <w:left w:w="120" w:type="dxa"/>
+              <w:bottom w:w="80" w:type="dxa"/>
+              <w:right w:w="120" w:type="dxa"/>
+            </w:tcMar>
+            <w:hideMark/>
+          </w:tcPr>
+          <w:p>
+            <w:pPr>
+              <w:spacing w:before="120" w:after="120"/>
+              <w:rPr>
+                <w:rFonts w:ascii="Calibri" w:eastAsia="Times New Roman" w:hAnsi="Calibri" w:cs="Calibri"/>
+                <w:sz w:val="21"/>
+                <w:szCs w:val="21"/>
+              </w:rPr>
+            </w:pPr>
+            <w:r>
+              <w:rPr>
+                <w:rFonts w:ascii="Calibri" w:eastAsia="Times New Roman" w:hAnsi="Calibri" w:cs="Calibri"/>
+                <w:sz w:val="21"/>
+                <w:szCs w:val="21"/>
+              </w:rPr>
+              <w:t>26</w:t>
+            </w:r>
+          </w:p>
+        </w:tc>
+        <w:tc>
+          <w:tcPr>
+            <w:tcW w:w="2000" w:type="pct"/>
+            <w:tcBorders>
+              <w:top w:val="single" w:sz="6" w:space="0" w:color="8A8A8A"/>
+              <w:left w:val="single" w:sz="6" w:space="0" w:color="8A8A8A"/>
+              <w:bottom w:val="single" w:sz="6" w:space="0" w:color="8A8A8A"/>
+              <w:right w:val="single" w:sz="6" w:space="0" w:color="8A8A8A"/>
+            </w:tcBorders>
+            <w:tcMar>
+              <w:top w:w="80" w:type="dxa"/>
+              <w:left w:w="120" w:type="dxa"/>
+              <w:bottom w:w="80" w:type="dxa"/>
+              <w:right w:w="120" w:type="dxa"/>
+            </w:tcMar>
+            <w:hideMark/>
+          </w:tcPr>
+          <w:p>
+            <w:pPr>
+              <w:spacing w:before="120" w:after="120"/>
+              <w:rPr>
+                <w:rFonts w:ascii="Calibri" w:eastAsia="Times New Roman" w:hAnsi="Calibri" w:cs="Calibri"/>
+                <w:sz w:val="21"/>
+                <w:szCs w:val="21"/>
+              </w:rPr>
+            </w:pPr>
+            <w:r>
+              <w:rPr>
+                <w:rFonts w:ascii="Calibri" w:eastAsia="Times New Roman" w:hAnsi="Calibri" w:cs="Calibri"/>
+                <w:sz w:val="21"/>
+                <w:szCs w:val="21"/>
+              </w:rPr>
+              <w:t>There are signs of mental ill-health</w:t>
+            </w:r>
+          </w:p>
+        </w:tc>
+        <w:tc>
+          <w:tcPr>
+            <w:tcW w:w="0" w:type="auto"/>
+            <w:tcBorders>
+              <w:top w:val="single" w:sz="6" w:space="0" w:color="8A8A8A"/>
+              <w:left w:val="single" w:sz="6" w:space="0" w:color="8A8A8A"/>
+              <w:bottom w:val="single" w:sz="6" w:space="0" w:color="8A8A8A"/>
+              <w:right w:val="single" w:sz="6" w:space="0" w:color="8A8A8A"/>
+            </w:tcBorders>
+            <w:tcMar>
+              <w:top w:w="80" w:type="dxa"/>
+              <w:left w:w="120" w:type="dxa"/>
+              <w:bottom w:w="80" w:type="dxa"/>
+              <w:right w:w="120" w:type="dxa"/>
+            </w:tcMar>
+            <w:hideMark/>
+          </w:tcPr>
+          <w:p>
+            <w:pPr>
+              <w:spacing w:before="120" w:after="120"/>
+              <w:rPr>
+                <w:rFonts w:ascii="Calibri" w:eastAsia="Times New Roman" w:hAnsi="Calibri" w:cs="Calibri"/>
+                <w:sz w:val="21"/>
+                <w:szCs w:val="21"/>
+              </w:rPr>
+            </w:pPr>
+            <w:r>
+              <w:rPr>
+                <w:rFonts w:ascii="Calibri" w:eastAsia="Times New Roman" w:hAnsi="Calibri" w:cs="Calibri"/>
+                <w:sz w:val="21"/>
+                <w:szCs w:val="21"/>
+              </w:rPr>
+              <w:t>bed; no one</w:t>
+            </w:r>
+          </w:p>
+        </w:tc>
+      </w:tr>
+      <w:tr>
+        <w:tc>
+          <w:tcPr>
+            <w:tcW w:w="300" w:type="pct"/>
+            <w:tcBorders>
+              <w:top w:val="single" w:sz="6" w:space="0" w:color="8A8A8A"/>
+              <w:left w:val="single" w:sz="6" w:space="0" w:color="8A8A8A"/>
+              <w:bottom w:val="single" w:sz="6" w:space="0" w:color="8A8A8A"/>
+              <w:right w:val="single" w:sz="6" w:space="0" w:color="8A8A8A"/>
+            </w:tcBorders>
+            <w:tcMar>
+              <w:top w:w="80" w:type="dxa"/>
+              <w:left w:w="120" w:type="dxa"/>
+              <w:bottom w:w="80" w:type="dxa"/>
+              <w:right w:w="120" w:type="dxa"/>
+            </w:tcMar>
+            <w:hideMark/>
+          </w:tcPr>
+          <w:p>
+            <w:pPr>
+              <w:spacing w:before="120" w:after="120"/>
+              <w:rPr>
+                <w:rFonts w:ascii="Calibri" w:eastAsia="Times New Roman" w:hAnsi="Calibri" w:cs="Calibri"/>
+                <w:sz w:val="21"/>
+                <w:szCs w:val="21"/>
+              </w:rPr>
+            </w:pPr>
+            <w:r>
+              <w:rPr>
+                <w:rFonts w:ascii="Calibri" w:eastAsia="Times New Roman" w:hAnsi="Calibri" w:cs="Calibri"/>
+                <w:sz w:val="21"/>
+                <w:szCs w:val="21"/>
+              </w:rPr>
+              <w:t>27</w:t>
+            </w:r>
+          </w:p>
+        </w:tc>
+        <w:tc>
+          <w:tcPr>
+            <w:tcW w:w="2000" w:type="pct"/>
+            <w:tcBorders>
+              <w:top w:val="single" w:sz="6" w:space="0" w:color="8A8A8A"/>
+              <w:left w:val="single" w:sz="6" w:space="0" w:color="8A8A8A"/>
+              <w:bottom w:val="single" w:sz="6" w:space="0" w:color="8A8A8A"/>
+              <w:right w:val="single" w:sz="6" w:space="0" w:color="8A8A8A"/>
+            </w:tcBorders>
+            <w:tcMar>
+              <w:top w:w="80" w:type="dxa"/>
+              <w:left w:w="120" w:type="dxa"/>
+              <w:bottom w:w="80" w:type="dxa"/>
+              <w:right w:w="120" w:type="dxa"/>
+            </w:tcMar>
+            <w:hideMark/>
+          </w:tcPr>
+          <w:p>
+            <w:pPr>
+              <w:spacing w:before="120" w:after="120"/>
+              <w:rPr>
+                <w:rFonts w:ascii="Calibri" w:eastAsia="Times New Roman" w:hAnsi="Calibri" w:cs="Calibri"/>
+                <w:sz w:val="21"/>
+                <w:szCs w:val="21"/>
+              </w:rPr>
+            </w:pPr>
+            <w:r>
+              <w:rPr>
+                <w:rFonts w:ascii="Calibri" w:eastAsia="Times New Roman" w:hAnsi="Calibri" w:cs="Calibri"/>
+                <w:sz w:val="21"/>
+                <w:szCs w:val="21"/>
+              </w:rPr>
+              <w:t>Show that Cherry is in charge of her own life</w:t>
+            </w:r>
+          </w:p>
+        </w:tc>
+        <w:tc>
+          <w:tcPr>
+            <w:tcW w:w="0" w:type="auto"/>
+            <w:tcBorders>
+              <w:top w:val="single" w:sz="6" w:space="0" w:color="8A8A8A"/>
+              <w:left w:val="single" w:sz="6" w:space="0" w:color="8A8A8A"/>
+              <w:bottom w:val="single" w:sz="6" w:space="0" w:color="8A8A8A"/>
+              <w:right w:val="single" w:sz="6" w:space="0" w:color="8A8A8A"/>
+            </w:tcBorders>
+            <w:tcMar>
+              <w:top w:w="80" w:type="dxa"/>
+              <w:left w:w="120" w:type="dxa"/>
+              <w:bottom w:w="80" w:type="dxa"/>
+              <w:right w:w="120" w:type="dxa"/>
+            </w:tcMar>
+            <w:hideMark/>
+          </w:tcPr>
+          <w:p>
+            <w:pPr>
+              <w:spacing w:before="120" w:after="120"/>
+              <w:rPr>
+                <w:rFonts w:ascii="Calibri" w:eastAsia="Times New Roman" w:hAnsi="Calibri" w:cs="Calibri"/>
+                <w:sz w:val="21"/>
+                <w:szCs w:val="21"/>
+              </w:rPr>
+            </w:pPr>
+            <w:r>
+              <w:rPr>
+                <w:rFonts w:ascii="Calibri" w:eastAsia="Times New Roman" w:hAnsi="Calibri" w:cs="Calibri"/>
+                <w:sz w:val="21"/>
+                <w:szCs w:val="21"/>
+              </w:rPr>
+              <w:t>True</w:t>
+            </w:r>
+          </w:p>
+        </w:tc>
+      </w:tr>
+      <w:tr>
+        <w:tc>
+          <w:tcPr>
+            <w:tcW w:w="300" w:type="pct"/>
+            <w:tcBorders>
+              <w:top w:val="single" w:sz="6" w:space="0" w:color="8A8A8A"/>
+              <w:left w:val="single" w:sz="6" w:space="0" w:color="8A8A8A"/>
+              <w:bottom w:val="single" w:sz="6" w:space="0" w:color="8A8A8A"/>
+              <w:right w:val="single" w:sz="6" w:space="0" w:color="8A8A8A"/>
+            </w:tcBorders>
+            <w:tcMar>
+              <w:top w:w="80" w:type="dxa"/>
+              <w:left w:w="120" w:type="dxa"/>
+              <w:bottom w:w="80" w:type="dxa"/>
+              <w:right w:w="120" w:type="dxa"/>
+            </w:tcMar>
+            <w:hideMark/>
+          </w:tcPr>
+          <w:p>
+            <w:pPr>
+              <w:spacing w:before="120" w:after="120"/>
+              <w:rPr>
+                <w:rFonts w:ascii="Calibri" w:eastAsia="Times New Roman" w:hAnsi="Calibri" w:cs="Calibri"/>
+                <w:sz w:val="21"/>
+                <w:szCs w:val="21"/>
+              </w:rPr>
+            </w:pPr>
+            <w:r>
+              <w:rPr>
+                <w:rFonts w:ascii="Calibri" w:eastAsia="Times New Roman" w:hAnsi="Calibri" w:cs="Calibri"/>
+                <w:sz w:val="21"/>
+                <w:szCs w:val="21"/>
+              </w:rPr>
+              <w:t>28</w:t>
+            </w:r>
+          </w:p>
+        </w:tc>
+        <w:tc>
+          <w:tcPr>
+            <w:tcW w:w="2000" w:type="pct"/>
+            <w:tcBorders>
+              <w:top w:val="single" w:sz="6" w:space="0" w:color="8A8A8A"/>
+              <w:left w:val="single" w:sz="6" w:space="0" w:color="8A8A8A"/>
+              <w:bottom w:val="single" w:sz="6" w:space="0" w:color="8A8A8A"/>
+              <w:right w:val="single" w:sz="6" w:space="0" w:color="8A8A8A"/>
+            </w:tcBorders>
+            <w:tcMar>
+              <w:top w:w="80" w:type="dxa"/>
+              <w:left w:w="120" w:type="dxa"/>
+              <w:bottom w:w="80" w:type="dxa"/>
+              <w:right w:w="120" w:type="dxa"/>
+            </w:tcMar>
+            <w:hideMark/>
+          </w:tcPr>
+          <w:p>
+            <w:pPr>
+              <w:spacing w:before="120" w:after="120"/>
+              <w:rPr>
+                <w:rFonts w:ascii="Calibri" w:eastAsia="Times New Roman" w:hAnsi="Calibri" w:cs="Calibri"/>
+                <w:sz w:val="21"/>
+                <w:szCs w:val="21"/>
+              </w:rPr>
+            </w:pPr>
+            <w:r>
+              <w:rPr>
+                <w:rFonts w:ascii="Calibri" w:eastAsia="Times New Roman" w:hAnsi="Calibri" w:cs="Calibri"/>
+                <w:sz w:val="21"/>
+                <w:szCs w:val="21"/>
+              </w:rPr>
+              <w:t>Report the problems, risks and signs of abuse, following policy</w:t>
+            </w:r>
+          </w:p>
+        </w:tc>
+        <w:tc>
+          <w:tcPr>
+            <w:tcW w:w="0" w:type="auto"/>
+            <w:tcBorders>
+              <w:top w:val="single" w:sz="6" w:space="0" w:color="8A8A8A"/>
+              <w:left w:val="single" w:sz="6" w:space="0" w:color="8A8A8A"/>
+              <w:bottom w:val="single" w:sz="6" w:space="0" w:color="8A8A8A"/>
+              <w:right w:val="single" w:sz="6" w:space="0" w:color="8A8A8A"/>
+            </w:tcBorders>
+            <w:tcMar>
+              <w:top w:w="80" w:type="dxa"/>
+              <w:left w:w="120" w:type="dxa"/>
+              <w:bottom w:w="80" w:type="dxa"/>
+              <w:right w:w="120" w:type="dxa"/>
+            </w:tcMar>
+            <w:hideMark/>
+          </w:tcPr>
+          <w:p>
+            <w:pPr>
+              <w:spacing w:before="120" w:after="120"/>
+              <w:rPr>
+                <w:rFonts w:ascii="Calibri" w:eastAsia="Times New Roman" w:hAnsi="Calibri" w:cs="Calibri"/>
+                <w:sz w:val="21"/>
+                <w:szCs w:val="21"/>
+              </w:rPr>
+            </w:pPr>
+            <w:r>
+              <w:rPr>
+                <w:rFonts w:ascii="Calibri" w:eastAsia="Times New Roman" w:hAnsi="Calibri" w:cs="Calibri"/>
+                <w:sz w:val="21"/>
+                <w:szCs w:val="21"/>
+              </w:rPr>
+              <w:t>b</w:t>
+            </w:r>
+          </w:p>
+        </w:tc>
+      </w:tr>
+      <w:tr>
+        <w:tc>
+          <w:tcPr>
+            <w:tcW w:w="300" w:type="pct"/>
+            <w:tcBorders>
+              <w:top w:val="single" w:sz="6" w:space="0" w:color="8A8A8A"/>
+              <w:left w:val="single" w:sz="6" w:space="0" w:color="8A8A8A"/>
+              <w:bottom w:val="single" w:sz="6" w:space="0" w:color="8A8A8A"/>
+              <w:right w:val="single" w:sz="6" w:space="0" w:color="8A8A8A"/>
+            </w:tcBorders>
+            <w:tcMar>
+              <w:top w:w="80" w:type="dxa"/>
+              <w:left w:w="120" w:type="dxa"/>
+              <w:bottom w:w="80" w:type="dxa"/>
+              <w:right w:w="120" w:type="dxa"/>
+            </w:tcMar>
+            <w:hideMark/>
+          </w:tcPr>
+          <w:p>
+            <w:pPr>
+              <w:spacing w:before="120" w:after="120"/>
+              <w:rPr>
+                <w:rFonts w:ascii="Calibri" w:eastAsia="Times New Roman" w:hAnsi="Calibri" w:cs="Calibri"/>
+                <w:sz w:val="21"/>
+                <w:szCs w:val="21"/>
+              </w:rPr>
+            </w:pPr>
+            <w:r>
+              <w:rPr>
+                <w:rFonts w:ascii="Calibri" w:eastAsia="Times New Roman" w:hAnsi="Calibri" w:cs="Calibri"/>
+                <w:sz w:val="21"/>
+                <w:szCs w:val="21"/>
+              </w:rPr>
+              <w:t>29</w:t>
+            </w:r>
+          </w:p>
+        </w:tc>
+        <w:tc>
+          <w:tcPr>
+            <w:tcW w:w="2000" w:type="pct"/>
+            <w:tcBorders>
+              <w:top w:val="single" w:sz="6" w:space="0" w:color="8A8A8A"/>
+              <w:left w:val="single" w:sz="6" w:space="0" w:color="8A8A8A"/>
+              <w:bottom w:val="single" w:sz="6" w:space="0" w:color="8A8A8A"/>
+              <w:right w:val="single" w:sz="6" w:space="0" w:color="8A8A8A"/>
+            </w:tcBorders>
+            <w:tcMar>
+              <w:top w:w="80" w:type="dxa"/>
+              <w:left w:w="120" w:type="dxa"/>
+              <w:bottom w:w="80" w:type="dxa"/>
+              <w:right w:w="120" w:type="dxa"/>
+            </w:tcMar>
+            <w:hideMark/>
+          </w:tcPr>
+          <w:p>
+            <w:pPr>
+              <w:spacing w:before="120" w:after="120"/>
+              <w:rPr>
+                <w:rFonts w:ascii="Calibri" w:eastAsia="Times New Roman" w:hAnsi="Calibri" w:cs="Calibri"/>
+                <w:sz w:val="21"/>
+                <w:szCs w:val="21"/>
+              </w:rPr>
+            </w:pPr>
+            <w:r>
+              <w:rPr>
+                <w:rFonts w:ascii="Calibri" w:eastAsia="Times New Roman" w:hAnsi="Calibri" w:cs="Calibri"/>
+                <w:sz w:val="21"/>
+                <w:szCs w:val="21"/>
+              </w:rPr>
+              <w:t>Report signs of mental ill-health, and risk and protective factors</w:t>
+            </w:r>
+          </w:p>
+        </w:tc>
+        <w:tc>
+          <w:tcPr>
+            <w:tcW w:w="0" w:type="auto"/>
+            <w:tcBorders>
+              <w:top w:val="single" w:sz="6" w:space="0" w:color="8A8A8A"/>
+              <w:left w:val="single" w:sz="6" w:space="0" w:color="8A8A8A"/>
+              <w:bottom w:val="single" w:sz="6" w:space="0" w:color="8A8A8A"/>
+              <w:right w:val="single" w:sz="6" w:space="0" w:color="8A8A8A"/>
+            </w:tcBorders>
+            <w:tcMar>
+              <w:top w:w="80" w:type="dxa"/>
+              <w:left w:w="120" w:type="dxa"/>
+              <w:bottom w:w="80" w:type="dxa"/>
+              <w:right w:w="120" w:type="dxa"/>
+            </w:tcMar>
+            <w:hideMark/>
+          </w:tcPr>
+          <w:p>
+            <w:pPr>
+              <w:spacing w:before="120" w:after="120"/>
+              <w:rPr>
+                <w:rFonts w:ascii="Calibri" w:eastAsia="Times New Roman" w:hAnsi="Calibri" w:cs="Calibri"/>
+                <w:sz w:val="21"/>
+                <w:szCs w:val="21"/>
+              </w:rPr>
+            </w:pPr>
+            <w:r>
+              <w:rPr>
+                <w:rFonts w:ascii="Calibri" w:eastAsia="Times New Roman" w:hAnsi="Calibri" w:cs="Calibri"/>
+                <w:sz w:val="21"/>
+                <w:szCs w:val="21"/>
+              </w:rPr>
+              <w:t>For example: crying, low mood, wants to stay in bed, talk to no one, not eating or sleeping</w:t>
+            </w:r>
+            <w:r>
+              <w:rPr>
+                <w:rFonts w:ascii="Calibri" w:eastAsia="Times New Roman" w:hAnsi="Calibri" w:cs="Calibri"/>
+                <w:sz w:val="21"/>
+                <w:szCs w:val="21"/>
+              </w:rPr>
+              <w:br/>
+              <w:t>For example: grief, possible financial abuse, not eating or sleeping, pulling away from people, depends on Donna</w:t>
+            </w:r>
+            <w:r>
+              <w:rPr>
+                <w:rFonts w:ascii="Calibri" w:eastAsia="Times New Roman" w:hAnsi="Calibri" w:cs="Calibri"/>
+                <w:sz w:val="21"/>
+                <w:szCs w:val="21"/>
+              </w:rPr>
+              <w:br/>
+              <w:t>For example: her faith and the Minister, the support worker, OPAN, her friends, her strengths</w:t>
+            </w:r>
+          </w:p>
+        </w:tc>
+      </w:tr>
+      <w:tr>
+        <w:tc>
+          <w:tcPr>
+            <w:tcW w:w="300" w:type="pct"/>
+            <w:tcBorders>
+              <w:top w:val="single" w:sz="6" w:space="0" w:color="8A8A8A"/>
+              <w:left w:val="single" w:sz="6" w:space="0" w:color="8A8A8A"/>
+              <w:bottom w:val="single" w:sz="6" w:space="0" w:color="8A8A8A"/>
+              <w:right w:val="single" w:sz="6" w:space="0" w:color="8A8A8A"/>
+            </w:tcBorders>
+            <w:tcMar>
+              <w:top w:w="80" w:type="dxa"/>
+              <w:left w:w="120" w:type="dxa"/>
+              <w:bottom w:w="80" w:type="dxa"/>
+              <w:right w:w="120" w:type="dxa"/>
+            </w:tcMar>
+            <w:hideMark/>
+          </w:tcPr>
+          <w:p>
+            <w:pPr>
+              <w:spacing w:before="120" w:after="120"/>
+              <w:rPr>
+                <w:rFonts w:ascii="Calibri" w:eastAsia="Times New Roman" w:hAnsi="Calibri" w:cs="Calibri"/>
+                <w:sz w:val="21"/>
+                <w:szCs w:val="21"/>
+              </w:rPr>
+            </w:pPr>
+            <w:r>
+              <w:rPr>
+                <w:rFonts w:ascii="Calibri" w:eastAsia="Times New Roman" w:hAnsi="Calibri" w:cs="Calibri"/>
+                <w:sz w:val="21"/>
+                <w:szCs w:val="21"/>
+              </w:rPr>
+              <w:t>30</w:t>
+            </w:r>
+          </w:p>
+        </w:tc>
+        <w:tc>
+          <w:tcPr>
+            <w:tcW w:w="2000" w:type="pct"/>
+            <w:tcBorders>
+              <w:top w:val="single" w:sz="6" w:space="0" w:color="8A8A8A"/>
+              <w:left w:val="single" w:sz="6" w:space="0" w:color="8A8A8A"/>
+              <w:bottom w:val="single" w:sz="6" w:space="0" w:color="8A8A8A"/>
+              <w:right w:val="single" w:sz="6" w:space="0" w:color="8A8A8A"/>
+            </w:tcBorders>
+            <w:tcMar>
+              <w:top w:w="80" w:type="dxa"/>
+              <w:left w:w="120" w:type="dxa"/>
+              <w:bottom w:w="80" w:type="dxa"/>
+              <w:right w:w="120" w:type="dxa"/>
+            </w:tcMar>
+            <w:hideMark/>
+          </w:tcPr>
+          <w:p>
+            <w:pPr>
+              <w:spacing w:before="120" w:after="120"/>
+              <w:rPr>
+                <w:rFonts w:ascii="Calibri" w:eastAsia="Times New Roman" w:hAnsi="Calibri" w:cs="Calibri"/>
+                <w:sz w:val="21"/>
+                <w:szCs w:val="21"/>
+              </w:rPr>
+            </w:pPr>
+            <w:r>
+              <w:rPr>
+                <w:rFonts w:ascii="Calibri" w:eastAsia="Times New Roman" w:hAnsi="Calibri" w:cs="Calibri"/>
+                <w:sz w:val="21"/>
+                <w:szCs w:val="21"/>
+              </w:rPr>
+              <w:t>Write the progress note from the Word document</w:t>
+            </w:r>
+          </w:p>
+        </w:tc>
+        <w:tc>
+          <w:tcPr>
+            <w:tcW w:w="0" w:type="auto"/>
+            <w:tcBorders>
+              <w:top w:val="single" w:sz="6" w:space="0" w:color="8A8A8A"/>
+              <w:left w:val="single" w:sz="6" w:space="0" w:color="8A8A8A"/>
+              <w:bottom w:val="single" w:sz="6" w:space="0" w:color="8A8A8A"/>
+              <w:right w:val="single" w:sz="6" w:space="0" w:color="8A8A8A"/>
+            </w:tcBorders>
+            <w:tcMar>
+              <w:top w:w="80" w:type="dxa"/>
+              <w:left w:w="120" w:type="dxa"/>
+              <w:bottom w:w="80" w:type="dxa"/>
+              <w:right w:w="120" w:type="dxa"/>
+            </w:tcMar>
+            <w:hideMark/>
+          </w:tcPr>
+          <w:p>
+            <w:pPr>
+              <w:spacing w:before="120" w:after="120"/>
+              <w:rPr>
+                <w:rFonts w:ascii="Calibri" w:eastAsia="Times New Roman" w:hAnsi="Calibri" w:cs="Calibri"/>
+                <w:sz w:val="21"/>
+                <w:szCs w:val="21"/>
+              </w:rPr>
+            </w:pPr>
+            <w:r>
+              <w:rPr>
+                <w:rFonts w:ascii="Calibri" w:eastAsia="Times New Roman" w:hAnsi="Calibri" w:cs="Calibri"/>
+                <w:sz w:val="21"/>
+                <w:szCs w:val="21"/>
+              </w:rPr>
+              <w:t>a</w:t>
+            </w:r>
+          </w:p>
+        </w:tc>
+      </w:tr>
+      <w:tr>
+        <w:tc>
+          <w:tcPr>
+            <w:tcW w:w="300" w:type="pct"/>
+            <w:tcBorders>
+              <w:top w:val="single" w:sz="6" w:space="0" w:color="8A8A8A"/>
+              <w:left w:val="single" w:sz="6" w:space="0" w:color="8A8A8A"/>
+              <w:bottom w:val="single" w:sz="6" w:space="0" w:color="8A8A8A"/>
+              <w:right w:val="single" w:sz="6" w:space="0" w:color="8A8A8A"/>
+            </w:tcBorders>
+            <w:tcMar>
+              <w:top w:w="80" w:type="dxa"/>
+              <w:left w:w="120" w:type="dxa"/>
+              <w:bottom w:w="80" w:type="dxa"/>
+              <w:right w:w="120" w:type="dxa"/>
+            </w:tcMar>
+            <w:hideMark/>
+          </w:tcPr>
+          <w:p>
+            <w:pPr>
+              <w:spacing w:before="120" w:after="120"/>
+              <w:rPr>
+                <w:rFonts w:ascii="Calibri" w:eastAsia="Times New Roman" w:hAnsi="Calibri" w:cs="Calibri"/>
+                <w:sz w:val="21"/>
+                <w:szCs w:val="21"/>
+              </w:rPr>
+            </w:pPr>
+            <w:r>
+              <w:rPr>
+                <w:rFonts w:ascii="Calibri" w:eastAsia="Times New Roman" w:hAnsi="Calibri" w:cs="Calibri"/>
+                <w:sz w:val="21"/>
+                <w:szCs w:val="21"/>
+              </w:rPr>
+              <w:t>31</w:t>
+            </w:r>
+          </w:p>
+        </w:tc>
+        <w:tc>
+          <w:tcPr>
+            <w:tcW w:w="2000" w:type="pct"/>
+            <w:tcBorders>
+              <w:top w:val="single" w:sz="6" w:space="0" w:color="8A8A8A"/>
+              <w:left w:val="single" w:sz="6" w:space="0" w:color="8A8A8A"/>
+              <w:bottom w:val="single" w:sz="6" w:space="0" w:color="8A8A8A"/>
+              <w:right w:val="single" w:sz="6" w:space="0" w:color="8A8A8A"/>
+            </w:tcBorders>
+            <w:tcMar>
+              <w:top w:w="80" w:type="dxa"/>
+              <w:left w:w="120" w:type="dxa"/>
+              <w:bottom w:w="80" w:type="dxa"/>
+              <w:right w:w="120" w:type="dxa"/>
+            </w:tcMar>
+            <w:hideMark/>
+          </w:tcPr>
+          <w:p>
+            <w:pPr>
+              <w:spacing w:before="120" w:after="120"/>
+              <w:rPr>
+                <w:rFonts w:ascii="Calibri" w:eastAsia="Times New Roman" w:hAnsi="Calibri" w:cs="Calibri"/>
+                <w:sz w:val="21"/>
+                <w:szCs w:val="21"/>
+              </w:rPr>
+            </w:pPr>
+            <w:r>
+              <w:rPr>
+                <w:rFonts w:ascii="Calibri" w:eastAsia="Times New Roman" w:hAnsi="Calibri" w:cs="Calibri"/>
+                <w:sz w:val="21"/>
+                <w:szCs w:val="21"/>
+              </w:rPr>
+              <w:t>Reflect on how you went</w:t>
+            </w:r>
+          </w:p>
+        </w:tc>
+        <w:tc>
+          <w:tcPr>
+            <w:tcW w:w="0" w:type="auto"/>
+            <w:tcBorders>
+              <w:top w:val="single" w:sz="6" w:space="0" w:color="8A8A8A"/>
+              <w:left w:val="single" w:sz="6" w:space="0" w:color="8A8A8A"/>
+              <w:bottom w:val="single" w:sz="6" w:space="0" w:color="8A8A8A"/>
+              <w:right w:val="single" w:sz="6" w:space="0" w:color="8A8A8A"/>
+            </w:tcBorders>
+            <w:tcMar>
+              <w:top w:w="80" w:type="dxa"/>
+              <w:left w:w="120" w:type="dxa"/>
+              <w:bottom w:w="80" w:type="dxa"/>
+              <w:right w:w="120" w:type="dxa"/>
+            </w:tcMar>
+            <w:hideMark/>
+          </w:tcPr>
+          <w:p>
+            <w:pPr>
+              <w:spacing w:before="120" w:after="120"/>
+              <w:rPr>
+                <w:rFonts w:ascii="Calibri" w:eastAsia="Times New Roman" w:hAnsi="Calibri" w:cs="Calibri"/>
+                <w:sz w:val="21"/>
+                <w:szCs w:val="21"/>
+              </w:rPr>
+            </w:pPr>
+            <w:r>
+              <w:rPr>
+                <w:rFonts w:ascii="Calibri" w:eastAsia="Times New Roman" w:hAnsi="Calibri" w:cs="Calibri"/>
+                <w:sz w:val="21"/>
+                <w:szCs w:val="21"/>
+              </w:rPr>
+              <w:t>Own words</w:t>
             </w:r>
           </w:p>
         </w:tc>
@@ -8608,7 +13789,7 @@
       <w:pPr>
         <w:numPr>
           <w:ilvl w:val="0"/>
-          <w:numId w:val="8"/>
+          <w:numId w:val="9"/>
         </w:numPr>
         <w:spacing w:before="100" w:beforeAutospacing="1" w:after="100" w:afterAutospacing="1"/>
         <w:rPr>
@@ -8630,7 +13811,7 @@
       <w:pPr>
         <w:numPr>
           <w:ilvl w:val="0"/>
-          <w:numId w:val="8"/>
+          <w:numId w:val="9"/>
         </w:numPr>
         <w:spacing w:before="100" w:beforeAutospacing="1" w:after="100" w:afterAutospacing="1"/>
         <w:rPr>
@@ -8652,7 +13833,7 @@
       <w:pPr>
         <w:numPr>
           <w:ilvl w:val="0"/>
-          <w:numId w:val="8"/>
+          <w:numId w:val="9"/>
         </w:numPr>
         <w:spacing w:before="100" w:beforeAutospacing="1" w:after="100" w:afterAutospacing="1"/>
         <w:rPr>
@@ -8710,7 +13891,7 @@
       <w:pPr>
         <w:numPr>
           <w:ilvl w:val="0"/>
-          <w:numId w:val="8"/>
+          <w:numId w:val="9"/>
         </w:numPr>
         <w:spacing w:before="100" w:beforeAutospacing="1" w:after="100" w:afterAutospacing="1"/>
         <w:rPr>
@@ -8732,7 +13913,7 @@
       <w:pPr>
         <w:numPr>
           <w:ilvl w:val="0"/>
-          <w:numId w:val="8"/>
+          <w:numId w:val="9"/>
         </w:numPr>
         <w:spacing w:before="100" w:beforeAutospacing="1" w:after="100" w:afterAutospacing="1"/>
         <w:rPr>
@@ -8763,9 +13944,9 @@
 <file path=word/numbering.xml><?xml version="1.0" encoding="utf-8"?>
 <w:numbering xmlns:wpc="http://schemas.microsoft.com/office/word/2010/wordprocessingCanvas" xmlns:cx="http://schemas.microsoft.com/office/drawing/2014/chartex" xmlns:cx1="http://schemas.microsoft.com/office/drawing/2015/9/8/chartex" xmlns:cx2="http://schemas.microsoft.com/office/drawing/2015/10/21/chartex" xmlns:cx3="http://schemas.microsoft.com/office/drawing/2016/5/9/chartex" xmlns:cx4="http://schemas.microsoft.com/office/drawing/2016/5/10/chartex" xmlns:cx5="http://schemas.microsoft.com/office/drawing/2016/5/11/chartex" xmlns:cx6="http://schemas.microsoft.com/office/drawing/2016/5/12/chartex" xmlns:cx7="http://schemas.microsoft.com/office/drawing/2016/5/13/chartex" xmlns:cx8="http://schemas.microsoft.com/office/drawing/2016/5/14/chartex" xmlns:mc="http://schemas.openxmlformats.org/markup-compatibility/2006" xmlns:aink="http://schemas.microsoft.com/office/drawing/2016/ink" xmlns:am3d="http://schemas.microsoft.com/office/drawing/2017/model3d" xmlns:o="urn:schemas-microsoft-com:office:office" xmlns:oel="http://schemas.microsoft.com/office/2019/extlst" xmlns:r="http://schemas.openxmlformats.org/officeDocument/2006/relationships" xmlns:m="http://schemas.openxmlformats.org/officeDocument/2006/math" xmlns:v="urn:schemas-microsoft-com:vml" xmlns:wp14="http://schemas.microsoft.com/office/word/2010/wordprocessingDrawing" xmlns:wp="http://schemas.openxmlformats.org/drawingml/2006/wordprocessingDrawing" xmlns:w10="urn:schemas-microsoft-com:office:word" xmlns:w="http://schemas.openxmlformats.org/wordprocessingml/2006/main" xmlns:w14="http://schemas.microsoft.com/office/word/2010/wordml" xmlns:w15="http://schemas.microsoft.com/office/word/2012/wordml" xmlns:w16cex="http://schemas.microsoft.com/office/word/2018/wordml/cex" xmlns:w16cid="http://schemas.microsoft.com/office/word/2016/wordml/cid" xmlns:w16="http://schemas.microsoft.com/office/word/2018/wordml" xmlns:w16du="http://schemas.microsoft.com/office/word/2023/wordml/word16du" xmlns:w16sdtdh="http://schemas.microsoft.com/office/word/2020/wordml/sdtdatahash" xmlns:w16sdtfl="http://schemas.microsoft.com/office/word/2024/wordml/sdtformatlock" xmlns:w16se="http://schemas.microsoft.com/office/word/2015/wordml/symex" xmlns:wpg="http://schemas.microsoft.com/office/word/2010/wordprocessingGroup" xmlns:wpi="http://schemas.microsoft.com/office/word/2010/wordprocessingInk" xmlns:wne="http://schemas.microsoft.com/office/word/2006/wordml" xmlns:wps="http://schemas.microsoft.com/office/word/2010/wordprocessingShape" mc:Ignorable="w14 w15 w16se w16cid w16 w16cex w16sdtdh w16sdtfl w16du wp14">
   <w:abstractNum w:abstractNumId="0" w15:restartNumberingAfterBreak="0">
-    <w:nsid w:val="04AD1148"/>
+    <w:nsid w:val="1632217D"/>
     <w:multiLevelType w:val="multilevel"/>
-    <w:tmpl w:val="5F2A3982"/>
+    <w:tmpl w:val="EC0C49B4"/>
     <w:lvl w:ilvl="0">
       <w:start w:val="1"/>
       <w:numFmt w:val="bullet"/>
@@ -8912,122 +14093,9 @@
     </w:lvl>
   </w:abstractNum>
   <w:abstractNum w:abstractNumId="1" w15:restartNumberingAfterBreak="0">
-    <w:nsid w:val="33F160D9"/>
+    <w:nsid w:val="1DAF763F"/>
     <w:multiLevelType w:val="multilevel"/>
-    <w:tmpl w:val="8370CD88"/>
-    <w:lvl w:ilvl="0">
-      <w:start w:val="1"/>
-      <w:numFmt w:val="decimal"/>
-      <w:lvlText w:val="%1."/>
-      <w:lvlJc w:val="left"/>
-      <w:pPr>
-        <w:tabs>
-          <w:tab w:val="num" w:pos="720"/>
-        </w:tabs>
-        <w:ind w:left="720" w:hanging="360"/>
-      </w:pPr>
-    </w:lvl>
-    <w:lvl w:ilvl="1" w:tentative="1">
-      <w:start w:val="1"/>
-      <w:numFmt w:val="decimal"/>
-      <w:lvlText w:val="%2."/>
-      <w:lvlJc w:val="left"/>
-      <w:pPr>
-        <w:tabs>
-          <w:tab w:val="num" w:pos="1440"/>
-        </w:tabs>
-        <w:ind w:left="1440" w:hanging="360"/>
-      </w:pPr>
-    </w:lvl>
-    <w:lvl w:ilvl="2" w:tentative="1">
-      <w:start w:val="1"/>
-      <w:numFmt w:val="decimal"/>
-      <w:lvlText w:val="%3."/>
-      <w:lvlJc w:val="left"/>
-      <w:pPr>
-        <w:tabs>
-          <w:tab w:val="num" w:pos="2160"/>
-        </w:tabs>
-        <w:ind w:left="2160" w:hanging="360"/>
-      </w:pPr>
-    </w:lvl>
-    <w:lvl w:ilvl="3" w:tentative="1">
-      <w:start w:val="1"/>
-      <w:numFmt w:val="decimal"/>
-      <w:lvlText w:val="%4."/>
-      <w:lvlJc w:val="left"/>
-      <w:pPr>
-        <w:tabs>
-          <w:tab w:val="num" w:pos="2880"/>
-        </w:tabs>
-        <w:ind w:left="2880" w:hanging="360"/>
-      </w:pPr>
-    </w:lvl>
-    <w:lvl w:ilvl="4" w:tentative="1">
-      <w:start w:val="1"/>
-      <w:numFmt w:val="decimal"/>
-      <w:lvlText w:val="%5."/>
-      <w:lvlJc w:val="left"/>
-      <w:pPr>
-        <w:tabs>
-          <w:tab w:val="num" w:pos="3600"/>
-        </w:tabs>
-        <w:ind w:left="3600" w:hanging="360"/>
-      </w:pPr>
-    </w:lvl>
-    <w:lvl w:ilvl="5" w:tentative="1">
-      <w:start w:val="1"/>
-      <w:numFmt w:val="decimal"/>
-      <w:lvlText w:val="%6."/>
-      <w:lvlJc w:val="left"/>
-      <w:pPr>
-        <w:tabs>
-          <w:tab w:val="num" w:pos="4320"/>
-        </w:tabs>
-        <w:ind w:left="4320" w:hanging="360"/>
-      </w:pPr>
-    </w:lvl>
-    <w:lvl w:ilvl="6" w:tentative="1">
-      <w:start w:val="1"/>
-      <w:numFmt w:val="decimal"/>
-      <w:lvlText w:val="%7."/>
-      <w:lvlJc w:val="left"/>
-      <w:pPr>
-        <w:tabs>
-          <w:tab w:val="num" w:pos="5040"/>
-        </w:tabs>
-        <w:ind w:left="5040" w:hanging="360"/>
-      </w:pPr>
-    </w:lvl>
-    <w:lvl w:ilvl="7" w:tentative="1">
-      <w:start w:val="1"/>
-      <w:numFmt w:val="decimal"/>
-      <w:lvlText w:val="%8."/>
-      <w:lvlJc w:val="left"/>
-      <w:pPr>
-        <w:tabs>
-          <w:tab w:val="num" w:pos="5760"/>
-        </w:tabs>
-        <w:ind w:left="5760" w:hanging="360"/>
-      </w:pPr>
-    </w:lvl>
-    <w:lvl w:ilvl="8" w:tentative="1">
-      <w:start w:val="1"/>
-      <w:numFmt w:val="decimal"/>
-      <w:lvlText w:val="%9."/>
-      <w:lvlJc w:val="left"/>
-      <w:pPr>
-        <w:tabs>
-          <w:tab w:val="num" w:pos="6480"/>
-        </w:tabs>
-        <w:ind w:left="6480" w:hanging="360"/>
-      </w:pPr>
-    </w:lvl>
-  </w:abstractNum>
-  <w:abstractNum w:abstractNumId="2" w15:restartNumberingAfterBreak="0">
-    <w:nsid w:val="49CF40EC"/>
-    <w:multiLevelType w:val="multilevel"/>
-    <w:tmpl w:val="BDCCD6A4"/>
+    <w:tmpl w:val="26D29CE0"/>
     <w:lvl w:ilvl="0">
       <w:start w:val="1"/>
       <w:numFmt w:val="bullet"/>
@@ -9173,10 +14241,10 @@
       </w:rPr>
     </w:lvl>
   </w:abstractNum>
-  <w:abstractNum w:abstractNumId="3" w15:restartNumberingAfterBreak="0">
-    <w:nsid w:val="4FEA1749"/>
+  <w:abstractNum w:abstractNumId="2" w15:restartNumberingAfterBreak="0">
+    <w:nsid w:val="1EDA4AF3"/>
     <w:multiLevelType w:val="multilevel"/>
-    <w:tmpl w:val="1820EF60"/>
+    <w:tmpl w:val="03005F4A"/>
     <w:lvl w:ilvl="0">
       <w:start w:val="1"/>
       <w:numFmt w:val="bullet"/>
@@ -9322,10 +14390,123 @@
       </w:rPr>
     </w:lvl>
   </w:abstractNum>
+  <w:abstractNum w:abstractNumId="3" w15:restartNumberingAfterBreak="0">
+    <w:nsid w:val="26F00F2B"/>
+    <w:multiLevelType w:val="multilevel"/>
+    <w:tmpl w:val="2B54952C"/>
+    <w:lvl w:ilvl="0">
+      <w:start w:val="1"/>
+      <w:numFmt w:val="decimal"/>
+      <w:lvlText w:val="%1."/>
+      <w:lvlJc w:val="left"/>
+      <w:pPr>
+        <w:tabs>
+          <w:tab w:val="num" w:pos="720"/>
+        </w:tabs>
+        <w:ind w:left="720" w:hanging="360"/>
+      </w:pPr>
+    </w:lvl>
+    <w:lvl w:ilvl="1" w:tentative="1">
+      <w:start w:val="1"/>
+      <w:numFmt w:val="decimal"/>
+      <w:lvlText w:val="%2."/>
+      <w:lvlJc w:val="left"/>
+      <w:pPr>
+        <w:tabs>
+          <w:tab w:val="num" w:pos="1440"/>
+        </w:tabs>
+        <w:ind w:left="1440" w:hanging="360"/>
+      </w:pPr>
+    </w:lvl>
+    <w:lvl w:ilvl="2" w:tentative="1">
+      <w:start w:val="1"/>
+      <w:numFmt w:val="decimal"/>
+      <w:lvlText w:val="%3."/>
+      <w:lvlJc w:val="left"/>
+      <w:pPr>
+        <w:tabs>
+          <w:tab w:val="num" w:pos="2160"/>
+        </w:tabs>
+        <w:ind w:left="2160" w:hanging="360"/>
+      </w:pPr>
+    </w:lvl>
+    <w:lvl w:ilvl="3" w:tentative="1">
+      <w:start w:val="1"/>
+      <w:numFmt w:val="decimal"/>
+      <w:lvlText w:val="%4."/>
+      <w:lvlJc w:val="left"/>
+      <w:pPr>
+        <w:tabs>
+          <w:tab w:val="num" w:pos="2880"/>
+        </w:tabs>
+        <w:ind w:left="2880" w:hanging="360"/>
+      </w:pPr>
+    </w:lvl>
+    <w:lvl w:ilvl="4" w:tentative="1">
+      <w:start w:val="1"/>
+      <w:numFmt w:val="decimal"/>
+      <w:lvlText w:val="%5."/>
+      <w:lvlJc w:val="left"/>
+      <w:pPr>
+        <w:tabs>
+          <w:tab w:val="num" w:pos="3600"/>
+        </w:tabs>
+        <w:ind w:left="3600" w:hanging="360"/>
+      </w:pPr>
+    </w:lvl>
+    <w:lvl w:ilvl="5" w:tentative="1">
+      <w:start w:val="1"/>
+      <w:numFmt w:val="decimal"/>
+      <w:lvlText w:val="%6."/>
+      <w:lvlJc w:val="left"/>
+      <w:pPr>
+        <w:tabs>
+          <w:tab w:val="num" w:pos="4320"/>
+        </w:tabs>
+        <w:ind w:left="4320" w:hanging="360"/>
+      </w:pPr>
+    </w:lvl>
+    <w:lvl w:ilvl="6" w:tentative="1">
+      <w:start w:val="1"/>
+      <w:numFmt w:val="decimal"/>
+      <w:lvlText w:val="%7."/>
+      <w:lvlJc w:val="left"/>
+      <w:pPr>
+        <w:tabs>
+          <w:tab w:val="num" w:pos="5040"/>
+        </w:tabs>
+        <w:ind w:left="5040" w:hanging="360"/>
+      </w:pPr>
+    </w:lvl>
+    <w:lvl w:ilvl="7" w:tentative="1">
+      <w:start w:val="1"/>
+      <w:numFmt w:val="decimal"/>
+      <w:lvlText w:val="%8."/>
+      <w:lvlJc w:val="left"/>
+      <w:pPr>
+        <w:tabs>
+          <w:tab w:val="num" w:pos="5760"/>
+        </w:tabs>
+        <w:ind w:left="5760" w:hanging="360"/>
+      </w:pPr>
+    </w:lvl>
+    <w:lvl w:ilvl="8" w:tentative="1">
+      <w:start w:val="1"/>
+      <w:numFmt w:val="decimal"/>
+      <w:lvlText w:val="%9."/>
+      <w:lvlJc w:val="left"/>
+      <w:pPr>
+        <w:tabs>
+          <w:tab w:val="num" w:pos="6480"/>
+        </w:tabs>
+        <w:ind w:left="6480" w:hanging="360"/>
+      </w:pPr>
+    </w:lvl>
+  </w:abstractNum>
   <w:abstractNum w:abstractNumId="4" w15:restartNumberingAfterBreak="0">
-    <w:nsid w:val="69B91D40"/>
+    <w:nsid w:val="327E3AFD"/>
     <w:multiLevelType w:val="multilevel"/>
-    <w:tmpl w:val="C5FAB17A"/>
+    <w:tmpl w:val="7638BD62"/>
     <w:lvl w:ilvl="0">
       <w:start w:val="1"/>
       <w:numFmt w:val="bullet"/>
@@ -9472,9 +14653,9 @@
     </w:lvl>
   </w:abstractNum>
   <w:abstractNum w:abstractNumId="5" w15:restartNumberingAfterBreak="0">
-    <w:nsid w:val="6A2E438C"/>
+    <w:nsid w:val="35757CE5"/>
     <w:multiLevelType w:val="multilevel"/>
-    <w:tmpl w:val="16DC5294"/>
+    <w:tmpl w:val="58A2A274"/>
     <w:lvl w:ilvl="0">
       <w:start w:val="1"/>
       <w:numFmt w:val="bullet"/>
@@ -9621,9 +14802,9 @@
     </w:lvl>
   </w:abstractNum>
   <w:abstractNum w:abstractNumId="6" w15:restartNumberingAfterBreak="0">
-    <w:nsid w:val="6EB15A18"/>
+    <w:nsid w:val="5A5A7AC5"/>
     <w:multiLevelType w:val="multilevel"/>
-    <w:tmpl w:val="322AEA82"/>
+    <w:tmpl w:val="35822C1C"/>
     <w:lvl w:ilvl="0">
       <w:start w:val="1"/>
       <w:numFmt w:val="bullet"/>
@@ -9770,9 +14951,9 @@
     </w:lvl>
   </w:abstractNum>
   <w:abstractNum w:abstractNumId="7" w15:restartNumberingAfterBreak="0">
-    <w:nsid w:val="76B95D90"/>
+    <w:nsid w:val="5D735444"/>
     <w:multiLevelType w:val="multilevel"/>
-    <w:tmpl w:val="4A0ABBC8"/>
+    <w:tmpl w:val="1BAE5654"/>
     <w:lvl w:ilvl="0">
       <w:start w:val="1"/>
       <w:numFmt w:val="bullet"/>
@@ -9918,29 +15099,181 @@
       </w:rPr>
     </w:lvl>
   </w:abstractNum>
-  <w:num w:numId="1" w16cid:durableId="1211303092">
+  <w:abstractNum w:abstractNumId="8" w15:restartNumberingAfterBreak="0">
+    <w:nsid w:val="7D4E5B1D"/>
+    <w:multiLevelType w:val="multilevel"/>
+    <w:tmpl w:val="54D6263A"/>
+    <w:lvl w:ilvl="0">
+      <w:start w:val="1"/>
+      <w:numFmt w:val="bullet"/>
+      <w:lvlText w:val=""/>
+      <w:lvlJc w:val="left"/>
+      <w:pPr>
+        <w:tabs>
+          <w:tab w:val="num" w:pos="720"/>
+        </w:tabs>
+        <w:ind w:left="720" w:hanging="360"/>
+      </w:pPr>
+      <w:rPr>
+        <w:rFonts w:ascii="Symbol" w:hAnsi="Symbol" w:hint="default"/>
+        <w:sz w:val="20"/>
+      </w:rPr>
+    </w:lvl>
+    <w:lvl w:ilvl="1" w:tentative="1">
+      <w:start w:val="1"/>
+      <w:numFmt w:val="bullet"/>
+      <w:lvlText w:val="o"/>
+      <w:lvlJc w:val="left"/>
+      <w:pPr>
+        <w:tabs>
+          <w:tab w:val="num" w:pos="1440"/>
+        </w:tabs>
+        <w:ind w:left="1440" w:hanging="360"/>
+      </w:pPr>
+      <w:rPr>
+        <w:rFonts w:ascii="Courier New" w:hAnsi="Courier New" w:hint="default"/>
+        <w:sz w:val="20"/>
+      </w:rPr>
+    </w:lvl>
+    <w:lvl w:ilvl="2" w:tentative="1">
+      <w:start w:val="1"/>
+      <w:numFmt w:val="bullet"/>
+      <w:lvlText w:val=""/>
+      <w:lvlJc w:val="left"/>
+      <w:pPr>
+        <w:tabs>
+          <w:tab w:val="num" w:pos="2160"/>
+        </w:tabs>
+        <w:ind w:left="2160" w:hanging="360"/>
+      </w:pPr>
+      <w:rPr>
+        <w:rFonts w:ascii="Wingdings" w:hAnsi="Wingdings" w:hint="default"/>
+        <w:sz w:val="20"/>
+      </w:rPr>
+    </w:lvl>
+    <w:lvl w:ilvl="3" w:tentative="1">
+      <w:start w:val="1"/>
+      <w:numFmt w:val="bullet"/>
+      <w:lvlText w:val=""/>
+      <w:lvlJc w:val="left"/>
+      <w:pPr>
+        <w:tabs>
+          <w:tab w:val="num" w:pos="2880"/>
+        </w:tabs>
+        <w:ind w:left="2880" w:hanging="360"/>
+      </w:pPr>
+      <w:rPr>
+        <w:rFonts w:ascii="Wingdings" w:hAnsi="Wingdings" w:hint="default"/>
+        <w:sz w:val="20"/>
+      </w:rPr>
+    </w:lvl>
+    <w:lvl w:ilvl="4" w:tentative="1">
+      <w:start w:val="1"/>
+      <w:numFmt w:val="bullet"/>
+      <w:lvlText w:val=""/>
+      <w:lvlJc w:val="left"/>
+      <w:pPr>
+        <w:tabs>
+          <w:tab w:val="num" w:pos="3600"/>
+        </w:tabs>
+        <w:ind w:left="3600" w:hanging="360"/>
+      </w:pPr>
+      <w:rPr>
+        <w:rFonts w:ascii="Wingdings" w:hAnsi="Wingdings" w:hint="default"/>
+        <w:sz w:val="20"/>
+      </w:rPr>
+    </w:lvl>
+    <w:lvl w:ilvl="5" w:tentative="1">
+      <w:start w:val="1"/>
+      <w:numFmt w:val="bullet"/>
+      <w:lvlText w:val=""/>
+      <w:lvlJc w:val="left"/>
+      <w:pPr>
+        <w:tabs>
+          <w:tab w:val="num" w:pos="4320"/>
+        </w:tabs>
+        <w:ind w:left="4320" w:hanging="360"/>
+      </w:pPr>
+      <w:rPr>
+        <w:rFonts w:ascii="Wingdings" w:hAnsi="Wingdings" w:hint="default"/>
+        <w:sz w:val="20"/>
+      </w:rPr>
+    </w:lvl>
+    <w:lvl w:ilvl="6" w:tentative="1">
+      <w:start w:val="1"/>
+      <w:numFmt w:val="bullet"/>
+      <w:lvlText w:val=""/>
+      <w:lvlJc w:val="left"/>
+      <w:pPr>
+        <w:tabs>
+          <w:tab w:val="num" w:pos="5040"/>
+        </w:tabs>
+        <w:ind w:left="5040" w:hanging="360"/>
+      </w:pPr>
+      <w:rPr>
+        <w:rFonts w:ascii="Wingdings" w:hAnsi="Wingdings" w:hint="default"/>
+        <w:sz w:val="20"/>
+      </w:rPr>
+    </w:lvl>
+    <w:lvl w:ilvl="7" w:tentative="1">
+      <w:start w:val="1"/>
+      <w:numFmt w:val="bullet"/>
+      <w:lvlText w:val=""/>
+      <w:lvlJc w:val="left"/>
+      <w:pPr>
+        <w:tabs>
+          <w:tab w:val="num" w:pos="5760"/>
+        </w:tabs>
+        <w:ind w:left="5760" w:hanging="360"/>
+      </w:pPr>
+      <w:rPr>
+        <w:rFonts w:ascii="Wingdings" w:hAnsi="Wingdings" w:hint="default"/>
+        <w:sz w:val="20"/>
+      </w:rPr>
+    </w:lvl>
+    <w:lvl w:ilvl="8" w:tentative="1">
+      <w:start w:val="1"/>
+      <w:numFmt w:val="bullet"/>
+      <w:lvlText w:val=""/>
+      <w:lvlJc w:val="left"/>
+      <w:pPr>
+        <w:tabs>
+          <w:tab w:val="num" w:pos="6480"/>
+        </w:tabs>
+        <w:ind w:left="6480" w:hanging="360"/>
+      </w:pPr>
+      <w:rPr>
+        <w:rFonts w:ascii="Wingdings" w:hAnsi="Wingdings" w:hint="default"/>
+        <w:sz w:val="20"/>
+      </w:rPr>
+    </w:lvl>
+  </w:abstractNum>
+  <w:num w:numId="1" w16cid:durableId="412825669">
+    <w:abstractNumId w:val="3"/>
+  </w:num>
+  <w:num w:numId="2" w16cid:durableId="1444955926">
     <w:abstractNumId w:val="1"/>
   </w:num>
-  <w:num w:numId="2" w16cid:durableId="1971327916">
+  <w:num w:numId="3" w16cid:durableId="490104152">
+    <w:abstractNumId w:val="7"/>
+  </w:num>
+  <w:num w:numId="4" w16cid:durableId="1583371133">
+    <w:abstractNumId w:val="5"/>
+  </w:num>
+  <w:num w:numId="5" w16cid:durableId="1909338912">
+    <w:abstractNumId w:val="8"/>
+  </w:num>
+  <w:num w:numId="6" w16cid:durableId="89930393">
+    <w:abstractNumId w:val="0"/>
+  </w:num>
+  <w:num w:numId="7" w16cid:durableId="424158832">
     <w:abstractNumId w:val="2"/>
   </w:num>
-  <w:num w:numId="3" w16cid:durableId="333606766">
+  <w:num w:numId="8" w16cid:durableId="1057823189">
     <w:abstractNumId w:val="6"/>
   </w:num>
-  <w:num w:numId="4" w16cid:durableId="540940802">
+  <w:num w:numId="9" w16cid:durableId="1728840324">
     <w:abstractNumId w:val="4"/>
-  </w:num>
-  <w:num w:numId="5" w16cid:durableId="876116245">
-    <w:abstractNumId w:val="7"/>
-  </w:num>
-  <w:num w:numId="6" w16cid:durableId="1538854180">
-    <w:abstractNumId w:val="0"/>
-  </w:num>
-  <w:num w:numId="7" w16cid:durableId="1985506905">
-    <w:abstractNumId w:val="3"/>
-  </w:num>
-  <w:num w:numId="8" w16cid:durableId="976255709">
-    <w:abstractNumId w:val="5"/>
   </w:num>
 </w:numbering>
 </file>
@@ -10369,7 +15702,7 @@
     <w:uiPriority w:val="9"/>
     <w:qFormat/>
     <w:pPr>
-      <w:spacing w:before="320" w:after="100" w:afterAutospacing="1"/>
+      <w:spacing w:before="280" w:after="100" w:afterAutospacing="1"/>
       <w:outlineLvl w:val="1"/>
     </w:pPr>
     <w:rPr>
@@ -10505,11 +15838,23 @@
     <w:name w:val="q"/>
     <w:basedOn w:val="Normal"/>
     <w:pPr>
-      <w:spacing w:before="180" w:after="100" w:afterAutospacing="1"/>
+      <w:spacing w:before="160" w:after="100" w:afterAutospacing="1"/>
     </w:pPr>
     <w:rPr>
       <w:b/>
       <w:bCs/>
+    </w:rPr>
+  </w:style>
+  <w:style w:type="paragraph" w:customStyle="1" w:styleId="pt">
+    <w:name w:val="pt"/>
+    <w:basedOn w:val="Normal"/>
+    <w:pPr>
+      <w:spacing w:before="100" w:beforeAutospacing="1" w:after="100" w:afterAutospacing="1"/>
+    </w:pPr>
+    <w:rPr>
+      <w:color w:val="6B6B6B"/>
+      <w:sz w:val="19"/>
+      <w:szCs w:val="19"/>
     </w:rPr>
   </w:style>
   <w:style w:type="paragraph" w:customStyle="1" w:styleId="opt">
@@ -10517,8 +15862,31 @@
     <w:basedOn w:val="Normal"/>
     <w:pPr>
       <w:spacing w:before="20"/>
-      <w:ind w:left="360"/>
+      <w:ind w:left="400"/>
     </w:pPr>
+  </w:style>
+  <w:style w:type="paragraph" w:customStyle="1" w:styleId="do">
+    <w:name w:val="do"/>
+    <w:basedOn w:val="Normal"/>
+    <w:pPr>
+      <w:shd w:val="clear" w:color="auto" w:fill="E9DCC0"/>
+      <w:spacing w:before="100" w:beforeAutospacing="1" w:after="100" w:afterAutospacing="1"/>
+    </w:pPr>
+    <w:rPr>
+      <w:b/>
+      <w:bCs/>
+      <w:color w:val="6B5423"/>
+    </w:rPr>
+  </w:style>
+  <w:style w:type="character" w:customStyle="1" w:styleId="do1">
+    <w:name w:val="do1"/>
+    <w:basedOn w:val="DefaultParagraphFont"/>
+    <w:rPr>
+      <w:b/>
+      <w:bCs/>
+      <w:color w:val="6B5423"/>
+      <w:shd w:val="clear" w:color="auto" w:fill="E9DCC0"/>
+    </w:rPr>
   </w:style>
   <w:style w:type="character" w:customStyle="1" w:styleId="sub1">
     <w:name w:val="sub1"/>

--- a/docs/Cherry_Wilkes_Teacher_Guide.docx
+++ b/docs/Cherry_Wilkes_Teacher_Guide.docx
@@ -79,8 +79,8 @@
         <w:tblLook w:val="04A0" w:firstRow="1" w:lastRow="0" w:firstColumn="1" w:lastColumn="0" w:noHBand="0" w:noVBand="1"/>
       </w:tblPr>
       <w:tblGrid>
-        <w:gridCol w:w="3306"/>
-        <w:gridCol w:w="5704"/>
+        <w:gridCol w:w="3647"/>
+        <w:gridCol w:w="5363"/>
       </w:tblGrid>
       <w:tr>
         <w:tc>
@@ -401,7 +401,81 @@
                 <w:sz w:val="21"/>
                 <w:szCs w:val="21"/>
               </w:rPr>
-              <w:t>One per student, printed before class. One question for each of the 31 checklist points: circle an answer, true or false, or write a word. Students fill it in as the visit goes, so they keep listening. You mark it afterwards (answers in section 10).</w:t>
+              <w:t>One per student, printed before class. One question for each of the 31 checklist points: tick a box, tick True or False, or write a word. The numbers match the checklist on the screen, and the number flashes in big red when a question is reached. Students fill it in as the visit goes, so they keep listening. You mark it afterwards.</w:t>
+            </w:r>
+          </w:p>
+        </w:tc>
+      </w:tr>
+      <w:tr>
+        <w:tc>
+          <w:tcPr>
+            <w:tcW w:w="0" w:type="auto"/>
+            <w:tcBorders>
+              <w:top w:val="single" w:sz="6" w:space="0" w:color="8A8A8A"/>
+              <w:left w:val="single" w:sz="6" w:space="0" w:color="8A8A8A"/>
+              <w:bottom w:val="single" w:sz="6" w:space="0" w:color="8A8A8A"/>
+              <w:right w:val="single" w:sz="6" w:space="0" w:color="8A8A8A"/>
+            </w:tcBorders>
+            <w:tcMar>
+              <w:top w:w="80" w:type="dxa"/>
+              <w:left w:w="120" w:type="dxa"/>
+              <w:bottom w:w="80" w:type="dxa"/>
+              <w:right w:w="120" w:type="dxa"/>
+            </w:tcMar>
+            <w:hideMark/>
+          </w:tcPr>
+          <w:p>
+            <w:pPr>
+              <w:spacing w:before="120" w:after="120"/>
+              <w:rPr>
+                <w:rFonts w:ascii="Calibri" w:eastAsia="Times New Roman" w:hAnsi="Calibri" w:cs="Calibri"/>
+                <w:sz w:val="21"/>
+                <w:szCs w:val="21"/>
+              </w:rPr>
+            </w:pPr>
+            <w:r>
+              <w:rPr>
+                <w:rFonts w:ascii="Calibri" w:eastAsia="Times New Roman" w:hAnsi="Calibri" w:cs="Calibri"/>
+                <w:sz w:val="21"/>
+                <w:szCs w:val="21"/>
+              </w:rPr>
+              <w:t>Cherry_Wilkes_Observer_Quiz_BA.docx</w:t>
+            </w:r>
+          </w:p>
+        </w:tc>
+        <w:tc>
+          <w:tcPr>
+            <w:tcW w:w="0" w:type="auto"/>
+            <w:tcBorders>
+              <w:top w:val="single" w:sz="6" w:space="0" w:color="8A8A8A"/>
+              <w:left w:val="single" w:sz="6" w:space="0" w:color="8A8A8A"/>
+              <w:bottom w:val="single" w:sz="6" w:space="0" w:color="8A8A8A"/>
+              <w:right w:val="single" w:sz="6" w:space="0" w:color="8A8A8A"/>
+            </w:tcBorders>
+            <w:tcMar>
+              <w:top w:w="80" w:type="dxa"/>
+              <w:left w:w="120" w:type="dxa"/>
+              <w:bottom w:w="80" w:type="dxa"/>
+              <w:right w:w="120" w:type="dxa"/>
+            </w:tcMar>
+            <w:hideMark/>
+          </w:tcPr>
+          <w:p>
+            <w:pPr>
+              <w:spacing w:before="120" w:after="120"/>
+              <w:rPr>
+                <w:rFonts w:ascii="Calibri" w:eastAsia="Times New Roman" w:hAnsi="Calibri" w:cs="Calibri"/>
+                <w:sz w:val="21"/>
+                <w:szCs w:val="21"/>
+              </w:rPr>
+            </w:pPr>
+            <w:r>
+              <w:rPr>
+                <w:rFonts w:ascii="Calibri" w:eastAsia="Times New Roman" w:hAnsi="Calibri" w:cs="Calibri"/>
+                <w:sz w:val="21"/>
+                <w:szCs w:val="21"/>
+              </w:rPr>
+              <w:t>The Benchmark Answers for marking the quiz: the same questions with the correct boxes ticked and the answers in red.</w:t>
             </w:r>
           </w:p>
         </w:tc>
@@ -731,6 +805,7 @@
                 <w:sz w:val="21"/>
                 <w:szCs w:val="21"/>
               </w:rPr>
+              <w:lastRenderedPageBreak/>
               <w:t>Time</w:t>
             </w:r>
           </w:p>
@@ -851,7 +926,6 @@
                 <w:sz w:val="21"/>
                 <w:szCs w:val="21"/>
               </w:rPr>
-              <w:lastRenderedPageBreak/>
               <w:t>5 min</w:t>
             </w:r>
           </w:p>
@@ -924,7 +998,7 @@
                 <w:sz w:val="21"/>
                 <w:szCs w:val="21"/>
               </w:rPr>
-              <w:t xml:space="preserve">Explain </w:t>
+              <w:t xml:space="preserve">Show the class the name box: each student types their first name at the start of their turn (or presses Skip). Explain </w:t>
             </w:r>
             <w:r>
               <w:rPr>
@@ -960,15 +1034,7 @@
                 <w:sz w:val="21"/>
                 <w:szCs w:val="21"/>
               </w:rPr>
-              <w:t xml:space="preserve"> </w:t>
-            </w:r>
-            <w:r>
-              <w:rPr>
-                <w:rFonts w:ascii="Calibri" w:eastAsia="Times New Roman" w:hAnsi="Calibri" w:cs="Calibri"/>
-                <w:sz w:val="21"/>
-                <w:szCs w:val="21"/>
-              </w:rPr>
-              <w:t>(something you do, for example "I sit down next to her"). Show the Do tags on the checklist. Typing is always fine.</w:t>
+              <w:t xml:space="preserve"> (something you do, for example "I sit down next to her"). Show the Do tags on the checklist. Typing is always fine.</w:t>
             </w:r>
           </w:p>
         </w:tc>
@@ -1078,7 +1144,7 @@
                 <w:sz w:val="21"/>
                 <w:szCs w:val="21"/>
               </w:rPr>
-              <w:t>. The checklist on the right turns green. "Still to show" and the hints sheet help the next student choose what to do. Everyone fills in the quiz as they listen.</w:t>
+              <w:t>. The checklist on the right turns green. "Still to show" and the hints sheet help the next student choose what to do. Everyone fills in the quiz as they listen. When a quiz question is reached, its number flashes in big red, and it is added to "Quiz questions reached so far" above the checklist.</w:t>
             </w:r>
           </w:p>
         </w:tc>
@@ -1344,51 +1410,51 @@
                 <w:sz w:val="21"/>
                 <w:szCs w:val="21"/>
               </w:rPr>
-              <w:t>Download session (Word)</w:t>
-            </w:r>
-            <w:r>
-              <w:rPr>
-                <w:rFonts w:ascii="Calibri" w:eastAsia="Times New Roman" w:hAnsi="Calibri" w:cs="Calibri"/>
-                <w:sz w:val="21"/>
-                <w:szCs w:val="21"/>
-              </w:rPr>
-              <w:t>.</w:t>
-            </w:r>
-          </w:p>
-        </w:tc>
-        <w:tc>
-          <w:tcPr>
-            <w:tcW w:w="0" w:type="auto"/>
-            <w:tcBorders>
-              <w:top w:val="single" w:sz="6" w:space="0" w:color="8A8A8A"/>
-              <w:left w:val="single" w:sz="6" w:space="0" w:color="8A8A8A"/>
-              <w:bottom w:val="single" w:sz="6" w:space="0" w:color="8A8A8A"/>
-              <w:right w:val="single" w:sz="6" w:space="0" w:color="8A8A8A"/>
-            </w:tcBorders>
-            <w:tcMar>
-              <w:top w:w="80" w:type="dxa"/>
-              <w:left w:w="120" w:type="dxa"/>
-              <w:bottom w:w="80" w:type="dxa"/>
-              <w:right w:w="120" w:type="dxa"/>
-            </w:tcMar>
-            <w:hideMark/>
-          </w:tcPr>
-          <w:p>
-            <w:pPr>
-              <w:spacing w:before="120" w:after="120"/>
-              <w:rPr>
-                <w:rFonts w:ascii="Calibri" w:eastAsia="Times New Roman" w:hAnsi="Calibri" w:cs="Calibri"/>
-                <w:sz w:val="21"/>
-                <w:szCs w:val="21"/>
-              </w:rPr>
-            </w:pPr>
-            <w:r>
-              <w:rPr>
-                <w:rFonts w:ascii="Calibri" w:eastAsia="Times New Roman" w:hAnsi="Calibri" w:cs="Calibri"/>
-                <w:sz w:val="21"/>
-                <w:szCs w:val="21"/>
-              </w:rPr>
-              <w:t xml:space="preserve">In Teacher notes press </w:t>
+              <w:t>Session for students (Word)</w:t>
+            </w:r>
+            <w:r>
+              <w:rPr>
+                <w:rFonts w:ascii="Calibri" w:eastAsia="Times New Roman" w:hAnsi="Calibri" w:cs="Calibri"/>
+                <w:sz w:val="21"/>
+                <w:szCs w:val="21"/>
+              </w:rPr>
+              <w:t xml:space="preserve"> for the class (no names).</w:t>
+            </w:r>
+          </w:p>
+        </w:tc>
+        <w:tc>
+          <w:tcPr>
+            <w:tcW w:w="0" w:type="auto"/>
+            <w:tcBorders>
+              <w:top w:val="single" w:sz="6" w:space="0" w:color="8A8A8A"/>
+              <w:left w:val="single" w:sz="6" w:space="0" w:color="8A8A8A"/>
+              <w:bottom w:val="single" w:sz="6" w:space="0" w:color="8A8A8A"/>
+              <w:right w:val="single" w:sz="6" w:space="0" w:color="8A8A8A"/>
+            </w:tcBorders>
+            <w:tcMar>
+              <w:top w:w="80" w:type="dxa"/>
+              <w:left w:w="120" w:type="dxa"/>
+              <w:bottom w:w="80" w:type="dxa"/>
+              <w:right w:w="120" w:type="dxa"/>
+            </w:tcMar>
+            <w:hideMark/>
+          </w:tcPr>
+          <w:p>
+            <w:pPr>
+              <w:spacing w:before="120" w:after="120"/>
+              <w:rPr>
+                <w:rFonts w:ascii="Calibri" w:eastAsia="Times New Roman" w:hAnsi="Calibri" w:cs="Calibri"/>
+                <w:sz w:val="21"/>
+                <w:szCs w:val="21"/>
+              </w:rPr>
+            </w:pPr>
+            <w:r>
+              <w:rPr>
+                <w:rFonts w:ascii="Calibri" w:eastAsia="Times New Roman" w:hAnsi="Calibri" w:cs="Calibri"/>
+                <w:sz w:val="21"/>
+                <w:szCs w:val="21"/>
+              </w:rPr>
+              <w:t xml:space="preserve">Press </w:t>
             </w:r>
             <w:r>
               <w:rPr>
@@ -1398,15 +1464,15 @@
                 <w:sz w:val="21"/>
                 <w:szCs w:val="21"/>
               </w:rPr>
-              <w:t>Download checklist with evidence (Word)</w:t>
-            </w:r>
-            <w:r>
-              <w:rPr>
-                <w:rFonts w:ascii="Calibri" w:eastAsia="Times New Roman" w:hAnsi="Calibri" w:cs="Calibri"/>
-                <w:sz w:val="21"/>
-                <w:szCs w:val="21"/>
-              </w:rPr>
-              <w:t xml:space="preserve"> for your own records.</w:t>
+              <w:t>Teacher copy with names (Word)</w:t>
+            </w:r>
+            <w:r>
+              <w:rPr>
+                <w:rFonts w:ascii="Calibri" w:eastAsia="Times New Roman" w:hAnsi="Calibri" w:cs="Calibri"/>
+                <w:sz w:val="21"/>
+                <w:szCs w:val="21"/>
+              </w:rPr>
+              <w:t xml:space="preserve"> for your marking. Do this before Reset.</w:t>
             </w:r>
           </w:p>
         </w:tc>
@@ -2652,43 +2718,265 @@
                 <w:sz w:val="21"/>
                 <w:szCs w:val="21"/>
               </w:rPr>
-              <w:t>Download session (Word)</w:t>
-            </w:r>
-          </w:p>
-        </w:tc>
-        <w:tc>
-          <w:tcPr>
-            <w:tcW w:w="0" w:type="auto"/>
-            <w:tcBorders>
-              <w:top w:val="single" w:sz="6" w:space="0" w:color="8A8A8A"/>
-              <w:left w:val="single" w:sz="6" w:space="0" w:color="8A8A8A"/>
-              <w:bottom w:val="single" w:sz="6" w:space="0" w:color="8A8A8A"/>
-              <w:right w:val="single" w:sz="6" w:space="0" w:color="8A8A8A"/>
-            </w:tcBorders>
-            <w:tcMar>
-              <w:top w:w="80" w:type="dxa"/>
-              <w:left w:w="120" w:type="dxa"/>
-              <w:bottom w:w="80" w:type="dxa"/>
-              <w:right w:w="120" w:type="dxa"/>
-            </w:tcMar>
-            <w:hideMark/>
-          </w:tcPr>
-          <w:p>
-            <w:pPr>
-              <w:spacing w:before="120" w:after="120"/>
-              <w:rPr>
-                <w:rFonts w:ascii="Calibri" w:eastAsia="Times New Roman" w:hAnsi="Calibri" w:cs="Calibri"/>
-                <w:sz w:val="21"/>
-                <w:szCs w:val="21"/>
-              </w:rPr>
-            </w:pPr>
-            <w:r>
-              <w:rPr>
-                <w:rFonts w:ascii="Calibri" w:eastAsia="Times New Roman" w:hAnsi="Calibri" w:cs="Calibri"/>
-                <w:sz w:val="21"/>
-                <w:szCs w:val="21"/>
-              </w:rPr>
-              <w:t>Everything said and done with Cherry and Lance, what you could see, and an empty progress note table.</w:t>
+              <w:t>Name box</w:t>
+            </w:r>
+          </w:p>
+        </w:tc>
+        <w:tc>
+          <w:tcPr>
+            <w:tcW w:w="0" w:type="auto"/>
+            <w:tcBorders>
+              <w:top w:val="single" w:sz="6" w:space="0" w:color="8A8A8A"/>
+              <w:left w:val="single" w:sz="6" w:space="0" w:color="8A8A8A"/>
+              <w:bottom w:val="single" w:sz="6" w:space="0" w:color="8A8A8A"/>
+              <w:right w:val="single" w:sz="6" w:space="0" w:color="8A8A8A"/>
+            </w:tcBorders>
+            <w:tcMar>
+              <w:top w:w="80" w:type="dxa"/>
+              <w:left w:w="120" w:type="dxa"/>
+              <w:bottom w:w="80" w:type="dxa"/>
+              <w:right w:w="120" w:type="dxa"/>
+            </w:tcMar>
+            <w:hideMark/>
+          </w:tcPr>
+          <w:p>
+            <w:pPr>
+              <w:spacing w:before="120" w:after="120"/>
+              <w:rPr>
+                <w:rFonts w:ascii="Calibri" w:eastAsia="Times New Roman" w:hAnsi="Calibri" w:cs="Calibri"/>
+                <w:sz w:val="21"/>
+                <w:szCs w:val="21"/>
+              </w:rPr>
+            </w:pPr>
+            <w:r>
+              <w:rPr>
+                <w:rFonts w:ascii="Calibri" w:eastAsia="Times New Roman" w:hAnsi="Calibri" w:cs="Calibri"/>
+                <w:sz w:val="21"/>
+                <w:szCs w:val="21"/>
+              </w:rPr>
+              <w:t>Appears at the start of each turn. The student types their first name, or presses Skip. The name shows on the screen and in the teacher copy only. It is never sent to the AI or read aloud, and Reset clears it.</w:t>
+            </w:r>
+          </w:p>
+        </w:tc>
+      </w:tr>
+      <w:tr>
+        <w:tc>
+          <w:tcPr>
+            <w:tcW w:w="0" w:type="auto"/>
+            <w:tcBorders>
+              <w:top w:val="single" w:sz="6" w:space="0" w:color="8A8A8A"/>
+              <w:left w:val="single" w:sz="6" w:space="0" w:color="8A8A8A"/>
+              <w:bottom w:val="single" w:sz="6" w:space="0" w:color="8A8A8A"/>
+              <w:right w:val="single" w:sz="6" w:space="0" w:color="8A8A8A"/>
+            </w:tcBorders>
+            <w:tcMar>
+              <w:top w:w="80" w:type="dxa"/>
+              <w:left w:w="120" w:type="dxa"/>
+              <w:bottom w:w="80" w:type="dxa"/>
+              <w:right w:w="120" w:type="dxa"/>
+            </w:tcMar>
+            <w:hideMark/>
+          </w:tcPr>
+          <w:p>
+            <w:pPr>
+              <w:spacing w:before="120" w:after="120"/>
+              <w:rPr>
+                <w:rFonts w:ascii="Calibri" w:eastAsia="Times New Roman" w:hAnsi="Calibri" w:cs="Calibri"/>
+                <w:sz w:val="21"/>
+                <w:szCs w:val="21"/>
+              </w:rPr>
+            </w:pPr>
+            <w:r>
+              <w:rPr>
+                <w:rFonts w:ascii="Calibri" w:eastAsia="Times New Roman" w:hAnsi="Calibri" w:cs="Calibri"/>
+                <w:sz w:val="21"/>
+                <w:szCs w:val="21"/>
+              </w:rPr>
+              <w:t>Quiz numbers</w:t>
+            </w:r>
+          </w:p>
+        </w:tc>
+        <w:tc>
+          <w:tcPr>
+            <w:tcW w:w="0" w:type="auto"/>
+            <w:tcBorders>
+              <w:top w:val="single" w:sz="6" w:space="0" w:color="8A8A8A"/>
+              <w:left w:val="single" w:sz="6" w:space="0" w:color="8A8A8A"/>
+              <w:bottom w:val="single" w:sz="6" w:space="0" w:color="8A8A8A"/>
+              <w:right w:val="single" w:sz="6" w:space="0" w:color="8A8A8A"/>
+            </w:tcBorders>
+            <w:tcMar>
+              <w:top w:w="80" w:type="dxa"/>
+              <w:left w:w="120" w:type="dxa"/>
+              <w:bottom w:w="80" w:type="dxa"/>
+              <w:right w:w="120" w:type="dxa"/>
+            </w:tcMar>
+            <w:hideMark/>
+          </w:tcPr>
+          <w:p>
+            <w:pPr>
+              <w:spacing w:before="120" w:after="120"/>
+              <w:rPr>
+                <w:rFonts w:ascii="Calibri" w:eastAsia="Times New Roman" w:hAnsi="Calibri" w:cs="Calibri"/>
+                <w:sz w:val="21"/>
+                <w:szCs w:val="21"/>
+              </w:rPr>
+            </w:pPr>
+            <w:r>
+              <w:rPr>
+                <w:rFonts w:ascii="Calibri" w:eastAsia="Times New Roman" w:hAnsi="Calibri" w:cs="Calibri"/>
+                <w:sz w:val="21"/>
+                <w:szCs w:val="21"/>
+              </w:rPr>
+              <w:t>Each checklist point has a number that matches the Observer Quiz and the hints sheet. When a point is shown, or Cherry says something a quiz question asks about (for example the missing swan), the number flashes in big red for a few seconds. "Quiz questions reached so far" above the checklist keeps the list for anyone who missed it.</w:t>
+            </w:r>
+          </w:p>
+        </w:tc>
+      </w:tr>
+      <w:tr>
+        <w:tc>
+          <w:tcPr>
+            <w:tcW w:w="0" w:type="auto"/>
+            <w:tcBorders>
+              <w:top w:val="single" w:sz="6" w:space="0" w:color="8A8A8A"/>
+              <w:left w:val="single" w:sz="6" w:space="0" w:color="8A8A8A"/>
+              <w:bottom w:val="single" w:sz="6" w:space="0" w:color="8A8A8A"/>
+              <w:right w:val="single" w:sz="6" w:space="0" w:color="8A8A8A"/>
+            </w:tcBorders>
+            <w:tcMar>
+              <w:top w:w="80" w:type="dxa"/>
+              <w:left w:w="120" w:type="dxa"/>
+              <w:bottom w:w="80" w:type="dxa"/>
+              <w:right w:w="120" w:type="dxa"/>
+            </w:tcMar>
+            <w:hideMark/>
+          </w:tcPr>
+          <w:p>
+            <w:pPr>
+              <w:spacing w:before="120" w:after="120"/>
+              <w:rPr>
+                <w:rFonts w:ascii="Calibri" w:eastAsia="Times New Roman" w:hAnsi="Calibri" w:cs="Calibri"/>
+                <w:sz w:val="21"/>
+                <w:szCs w:val="21"/>
+              </w:rPr>
+            </w:pPr>
+            <w:r>
+              <w:rPr>
+                <w:rFonts w:ascii="Calibri" w:eastAsia="Times New Roman" w:hAnsi="Calibri" w:cs="Calibri"/>
+                <w:sz w:val="21"/>
+                <w:szCs w:val="21"/>
+              </w:rPr>
+              <w:t>Session for students (Word)</w:t>
+            </w:r>
+          </w:p>
+        </w:tc>
+        <w:tc>
+          <w:tcPr>
+            <w:tcW w:w="0" w:type="auto"/>
+            <w:tcBorders>
+              <w:top w:val="single" w:sz="6" w:space="0" w:color="8A8A8A"/>
+              <w:left w:val="single" w:sz="6" w:space="0" w:color="8A8A8A"/>
+              <w:bottom w:val="single" w:sz="6" w:space="0" w:color="8A8A8A"/>
+              <w:right w:val="single" w:sz="6" w:space="0" w:color="8A8A8A"/>
+            </w:tcBorders>
+            <w:tcMar>
+              <w:top w:w="80" w:type="dxa"/>
+              <w:left w:w="120" w:type="dxa"/>
+              <w:bottom w:w="80" w:type="dxa"/>
+              <w:right w:w="120" w:type="dxa"/>
+            </w:tcMar>
+            <w:hideMark/>
+          </w:tcPr>
+          <w:p>
+            <w:pPr>
+              <w:spacing w:before="120" w:after="120"/>
+              <w:rPr>
+                <w:rFonts w:ascii="Calibri" w:eastAsia="Times New Roman" w:hAnsi="Calibri" w:cs="Calibri"/>
+                <w:sz w:val="21"/>
+                <w:szCs w:val="21"/>
+              </w:rPr>
+            </w:pPr>
+            <w:r>
+              <w:rPr>
+                <w:rFonts w:ascii="Calibri" w:eastAsia="Times New Roman" w:hAnsi="Calibri" w:cs="Calibri"/>
+                <w:sz w:val="21"/>
+                <w:szCs w:val="21"/>
+              </w:rPr>
+              <w:t>Everything said and done with Cherry and Lance, what you could see, and an empty progress note table. No student names.</w:t>
+            </w:r>
+          </w:p>
+        </w:tc>
+      </w:tr>
+      <w:tr>
+        <w:tc>
+          <w:tcPr>
+            <w:tcW w:w="0" w:type="auto"/>
+            <w:tcBorders>
+              <w:top w:val="single" w:sz="6" w:space="0" w:color="8A8A8A"/>
+              <w:left w:val="single" w:sz="6" w:space="0" w:color="8A8A8A"/>
+              <w:bottom w:val="single" w:sz="6" w:space="0" w:color="8A8A8A"/>
+              <w:right w:val="single" w:sz="6" w:space="0" w:color="8A8A8A"/>
+            </w:tcBorders>
+            <w:tcMar>
+              <w:top w:w="80" w:type="dxa"/>
+              <w:left w:w="120" w:type="dxa"/>
+              <w:bottom w:w="80" w:type="dxa"/>
+              <w:right w:w="120" w:type="dxa"/>
+            </w:tcMar>
+            <w:hideMark/>
+          </w:tcPr>
+          <w:p>
+            <w:pPr>
+              <w:spacing w:before="120" w:after="120"/>
+              <w:rPr>
+                <w:rFonts w:ascii="Calibri" w:eastAsia="Times New Roman" w:hAnsi="Calibri" w:cs="Calibri"/>
+                <w:sz w:val="21"/>
+                <w:szCs w:val="21"/>
+              </w:rPr>
+            </w:pPr>
+            <w:r>
+              <w:rPr>
+                <w:rFonts w:ascii="Calibri" w:eastAsia="Times New Roman" w:hAnsi="Calibri" w:cs="Calibri"/>
+                <w:sz w:val="21"/>
+                <w:szCs w:val="21"/>
+              </w:rPr>
+              <w:t>Teacher copy with names (Word)</w:t>
+            </w:r>
+          </w:p>
+        </w:tc>
+        <w:tc>
+          <w:tcPr>
+            <w:tcW w:w="0" w:type="auto"/>
+            <w:tcBorders>
+              <w:top w:val="single" w:sz="6" w:space="0" w:color="8A8A8A"/>
+              <w:left w:val="single" w:sz="6" w:space="0" w:color="8A8A8A"/>
+              <w:bottom w:val="single" w:sz="6" w:space="0" w:color="8A8A8A"/>
+              <w:right w:val="single" w:sz="6" w:space="0" w:color="8A8A8A"/>
+            </w:tcBorders>
+            <w:tcMar>
+              <w:top w:w="80" w:type="dxa"/>
+              <w:left w:w="120" w:type="dxa"/>
+              <w:bottom w:w="80" w:type="dxa"/>
+              <w:right w:w="120" w:type="dxa"/>
+            </w:tcMar>
+            <w:hideMark/>
+          </w:tcPr>
+          <w:p>
+            <w:pPr>
+              <w:spacing w:before="120" w:after="120"/>
+              <w:rPr>
+                <w:rFonts w:ascii="Calibri" w:eastAsia="Times New Roman" w:hAnsi="Calibri" w:cs="Calibri"/>
+                <w:sz w:val="21"/>
+                <w:szCs w:val="21"/>
+              </w:rPr>
+            </w:pPr>
+            <w:r>
+              <w:rPr>
+                <w:rFonts w:ascii="Calibri" w:eastAsia="Times New Roman" w:hAnsi="Calibri" w:cs="Calibri"/>
+                <w:sz w:val="21"/>
+                <w:szCs w:val="21"/>
+              </w:rPr>
+              <w:t>For your marking: a table of students with what each one said and did and which checklist points they showed (the numbers match the quiz), the checklist with evidence, and the whole conversation with names. Keep it private.</w:t>
             </w:r>
           </w:p>
         </w:tc>
@@ -10154,6 +10442,42 @@
           <w:sz w:val="22"/>
           <w:szCs w:val="22"/>
         </w:rPr>
+        <w:t xml:space="preserve">The full Benchmark Answers are in </w:t>
+      </w:r>
+      <w:r>
+        <w:rPr>
+          <w:rFonts w:ascii="Calibri" w:hAnsi="Calibri" w:cs="Calibri"/>
+          <w:b/>
+          <w:bCs/>
+          <w:sz w:val="22"/>
+          <w:szCs w:val="22"/>
+        </w:rPr>
+        <w:t>Cherry_Wilkes_Observer_Quiz_BA.docx</w:t>
+      </w:r>
+      <w:r>
+        <w:rPr>
+          <w:rFonts w:ascii="Calibri" w:hAnsi="Calibri" w:cs="Calibri"/>
+          <w:sz w:val="22"/>
+          <w:szCs w:val="22"/>
+        </w:rPr>
+        <w:t>. The quick key is below.</w:t>
+      </w:r>
+    </w:p>
+    <w:p>
+      <w:pPr>
+        <w:pStyle w:val="NormalWeb"/>
+        <w:rPr>
+          <w:rFonts w:ascii="Calibri" w:hAnsi="Calibri" w:cs="Calibri"/>
+          <w:sz w:val="22"/>
+          <w:szCs w:val="22"/>
+        </w:rPr>
+      </w:pPr>
+      <w:r>
+        <w:rPr>
+          <w:rFonts w:ascii="Calibri" w:hAnsi="Calibri" w:cs="Calibri"/>
+          <w:sz w:val="22"/>
+          <w:szCs w:val="22"/>
+        </w:rPr>
         <w:t>One mark per question, 31 marks. For "write" questions, accept the student's own words when the meaning is right. Some answers depend on what happened in your session (for example the service the class chose).</w:t>
       </w:r>
     </w:p>
@@ -10843,15 +11167,7 @@
                 <w:sz w:val="21"/>
                 <w:szCs w:val="21"/>
               </w:rPr>
-              <w:t>Any warm, hopeful words, for example "</w:t>
-            </w:r>
-            <w:r>
-              <w:rPr>
-                <w:rFonts w:ascii="Calibri" w:eastAsia="Times New Roman" w:hAnsi="Calibri" w:cs="Calibri"/>
-                <w:sz w:val="21"/>
-                <w:szCs w:val="21"/>
-              </w:rPr>
-              <w:t>We can work this out together."</w:t>
+              <w:t>Any warm, hopeful words, for example "We can work this out together."</w:t>
             </w:r>
           </w:p>
         </w:tc>
@@ -13826,7 +14142,7 @@
           <w:sz w:val="22"/>
           <w:szCs w:val="22"/>
         </w:rPr>
-        <w:t>Do not say or type student names. The page calls them Student 1, Student 2 and so on.</w:t>
+        <w:t>Students type only their first name, in the name box. Those names stay in this browser: they are never sent to the AI or read aloud, and Reset clears them. Do not say or type student names in questions, because questions go to the AI.</w:t>
       </w:r>
     </w:p>
     <w:p>
@@ -13848,6 +14164,28 @@
           <w:sz w:val="22"/>
           <w:szCs w:val="22"/>
         </w:rPr>
+        <w:t>The teacher copy has names. Store it like any other marking record.</w:t>
+      </w:r>
+    </w:p>
+    <w:p>
+      <w:pPr>
+        <w:numPr>
+          <w:ilvl w:val="0"/>
+          <w:numId w:val="9"/>
+        </w:numPr>
+        <w:spacing w:before="100" w:beforeAutospacing="1" w:after="100" w:afterAutospacing="1"/>
+        <w:rPr>
+          <w:rFonts w:ascii="Calibri" w:eastAsia="Times New Roman" w:hAnsi="Calibri" w:cs="Calibri"/>
+          <w:sz w:val="22"/>
+          <w:szCs w:val="22"/>
+        </w:rPr>
+      </w:pPr>
+      <w:r>
+        <w:rPr>
+          <w:rFonts w:ascii="Calibri" w:eastAsia="Times New Roman" w:hAnsi="Calibri" w:cs="Calibri"/>
+          <w:sz w:val="22"/>
+          <w:szCs w:val="22"/>
+        </w:rPr>
         <w:t xml:space="preserve">If the AI misses a point the class clearly showed: Teacher notes, </w:t>
       </w:r>
       <w:r>
@@ -13928,7 +14266,7 @@
           <w:sz w:val="22"/>
           <w:szCs w:val="22"/>
         </w:rPr>
-        <w:t>Reset (press twice) clears the session before the next class. Download the session first.</w:t>
+        <w:t>Reset (press twice) clears the session and the names before the next class. Download both copies first.</w:t>
       </w:r>
     </w:p>
     <w:sectPr>
@@ -13944,9 +14282,122 @@
 <file path=word/numbering.xml><?xml version="1.0" encoding="utf-8"?>
 <w:numbering xmlns:wpc="http://schemas.microsoft.com/office/word/2010/wordprocessingCanvas" xmlns:cx="http://schemas.microsoft.com/office/drawing/2014/chartex" xmlns:cx1="http://schemas.microsoft.com/office/drawing/2015/9/8/chartex" xmlns:cx2="http://schemas.microsoft.com/office/drawing/2015/10/21/chartex" xmlns:cx3="http://schemas.microsoft.com/office/drawing/2016/5/9/chartex" xmlns:cx4="http://schemas.microsoft.com/office/drawing/2016/5/10/chartex" xmlns:cx5="http://schemas.microsoft.com/office/drawing/2016/5/11/chartex" xmlns:cx6="http://schemas.microsoft.com/office/drawing/2016/5/12/chartex" xmlns:cx7="http://schemas.microsoft.com/office/drawing/2016/5/13/chartex" xmlns:cx8="http://schemas.microsoft.com/office/drawing/2016/5/14/chartex" xmlns:mc="http://schemas.openxmlformats.org/markup-compatibility/2006" xmlns:aink="http://schemas.microsoft.com/office/drawing/2016/ink" xmlns:am3d="http://schemas.microsoft.com/office/drawing/2017/model3d" xmlns:o="urn:schemas-microsoft-com:office:office" xmlns:oel="http://schemas.microsoft.com/office/2019/extlst" xmlns:r="http://schemas.openxmlformats.org/officeDocument/2006/relationships" xmlns:m="http://schemas.openxmlformats.org/officeDocument/2006/math" xmlns:v="urn:schemas-microsoft-com:vml" xmlns:wp14="http://schemas.microsoft.com/office/word/2010/wordprocessingDrawing" xmlns:wp="http://schemas.openxmlformats.org/drawingml/2006/wordprocessingDrawing" xmlns:w10="urn:schemas-microsoft-com:office:word" xmlns:w="http://schemas.openxmlformats.org/wordprocessingml/2006/main" xmlns:w14="http://schemas.microsoft.com/office/word/2010/wordml" xmlns:w15="http://schemas.microsoft.com/office/word/2012/wordml" xmlns:w16cex="http://schemas.microsoft.com/office/word/2018/wordml/cex" xmlns:w16cid="http://schemas.microsoft.com/office/word/2016/wordml/cid" xmlns:w16="http://schemas.microsoft.com/office/word/2018/wordml" xmlns:w16du="http://schemas.microsoft.com/office/word/2023/wordml/word16du" xmlns:w16sdtdh="http://schemas.microsoft.com/office/word/2020/wordml/sdtdatahash" xmlns:w16sdtfl="http://schemas.microsoft.com/office/word/2024/wordml/sdtformatlock" xmlns:w16se="http://schemas.microsoft.com/office/word/2015/wordml/symex" xmlns:wpg="http://schemas.microsoft.com/office/word/2010/wordprocessingGroup" xmlns:wpi="http://schemas.microsoft.com/office/word/2010/wordprocessingInk" xmlns:wne="http://schemas.microsoft.com/office/word/2006/wordml" xmlns:wps="http://schemas.microsoft.com/office/word/2010/wordprocessingShape" mc:Ignorable="w14 w15 w16se w16cid w16 w16cex w16sdtdh w16sdtfl w16du wp14">
   <w:abstractNum w:abstractNumId="0" w15:restartNumberingAfterBreak="0">
-    <w:nsid w:val="1632217D"/>
+    <w:nsid w:val="1EF14476"/>
     <w:multiLevelType w:val="multilevel"/>
-    <w:tmpl w:val="EC0C49B4"/>
+    <w:tmpl w:val="218C4E2A"/>
+    <w:lvl w:ilvl="0">
+      <w:start w:val="1"/>
+      <w:numFmt w:val="decimal"/>
+      <w:lvlText w:val="%1."/>
+      <w:lvlJc w:val="left"/>
+      <w:pPr>
+        <w:tabs>
+          <w:tab w:val="num" w:pos="720"/>
+        </w:tabs>
+        <w:ind w:left="720" w:hanging="360"/>
+      </w:pPr>
+    </w:lvl>
+    <w:lvl w:ilvl="1" w:tentative="1">
+      <w:start w:val="1"/>
+      <w:numFmt w:val="decimal"/>
+      <w:lvlText w:val="%2."/>
+      <w:lvlJc w:val="left"/>
+      <w:pPr>
+        <w:tabs>
+          <w:tab w:val="num" w:pos="1440"/>
+        </w:tabs>
+        <w:ind w:left="1440" w:hanging="360"/>
+      </w:pPr>
+    </w:lvl>
+    <w:lvl w:ilvl="2" w:tentative="1">
+      <w:start w:val="1"/>
+      <w:numFmt w:val="decimal"/>
+      <w:lvlText w:val="%3."/>
+      <w:lvlJc w:val="left"/>
+      <w:pPr>
+        <w:tabs>
+          <w:tab w:val="num" w:pos="2160"/>
+        </w:tabs>
+        <w:ind w:left="2160" w:hanging="360"/>
+      </w:pPr>
+    </w:lvl>
+    <w:lvl w:ilvl="3" w:tentative="1">
+      <w:start w:val="1"/>
+      <w:numFmt w:val="decimal"/>
+      <w:lvlText w:val="%4."/>
+      <w:lvlJc w:val="left"/>
+      <w:pPr>
+        <w:tabs>
+          <w:tab w:val="num" w:pos="2880"/>
+        </w:tabs>
+        <w:ind w:left="2880" w:hanging="360"/>
+      </w:pPr>
+    </w:lvl>
+    <w:lvl w:ilvl="4" w:tentative="1">
+      <w:start w:val="1"/>
+      <w:numFmt w:val="decimal"/>
+      <w:lvlText w:val="%5."/>
+      <w:lvlJc w:val="left"/>
+      <w:pPr>
+        <w:tabs>
+          <w:tab w:val="num" w:pos="3600"/>
+        </w:tabs>
+        <w:ind w:left="3600" w:hanging="360"/>
+      </w:pPr>
+    </w:lvl>
+    <w:lvl w:ilvl="5" w:tentative="1">
+      <w:start w:val="1"/>
+      <w:numFmt w:val="decimal"/>
+      <w:lvlText w:val="%6."/>
+      <w:lvlJc w:val="left"/>
+      <w:pPr>
+        <w:tabs>
+          <w:tab w:val="num" w:pos="4320"/>
+        </w:tabs>
+        <w:ind w:left="4320" w:hanging="360"/>
+      </w:pPr>
+    </w:lvl>
+    <w:lvl w:ilvl="6" w:tentative="1">
+      <w:start w:val="1"/>
+      <w:numFmt w:val="decimal"/>
+      <w:lvlText w:val="%7."/>
+      <w:lvlJc w:val="left"/>
+      <w:pPr>
+        <w:tabs>
+          <w:tab w:val="num" w:pos="5040"/>
+        </w:tabs>
+        <w:ind w:left="5040" w:hanging="360"/>
+      </w:pPr>
+    </w:lvl>
+    <w:lvl w:ilvl="7" w:tentative="1">
+      <w:start w:val="1"/>
+      <w:numFmt w:val="decimal"/>
+      <w:lvlText w:val="%8."/>
+      <w:lvlJc w:val="left"/>
+      <w:pPr>
+        <w:tabs>
+          <w:tab w:val="num" w:pos="5760"/>
+        </w:tabs>
+        <w:ind w:left="5760" w:hanging="360"/>
+      </w:pPr>
+    </w:lvl>
+    <w:lvl w:ilvl="8" w:tentative="1">
+      <w:start w:val="1"/>
+      <w:numFmt w:val="decimal"/>
+      <w:lvlText w:val="%9."/>
+      <w:lvlJc w:val="left"/>
+      <w:pPr>
+        <w:tabs>
+          <w:tab w:val="num" w:pos="6480"/>
+        </w:tabs>
+        <w:ind w:left="6480" w:hanging="360"/>
+      </w:pPr>
+    </w:lvl>
+  </w:abstractNum>
+  <w:abstractNum w:abstractNumId="1" w15:restartNumberingAfterBreak="0">
+    <w:nsid w:val="201171E9"/>
+    <w:multiLevelType w:val="multilevel"/>
+    <w:tmpl w:val="7A44E8F4"/>
     <w:lvl w:ilvl="0">
       <w:start w:val="1"/>
       <w:numFmt w:val="bullet"/>
@@ -14092,10 +14543,10 @@
       </w:rPr>
     </w:lvl>
   </w:abstractNum>
-  <w:abstractNum w:abstractNumId="1" w15:restartNumberingAfterBreak="0">
-    <w:nsid w:val="1DAF763F"/>
+  <w:abstractNum w:abstractNumId="2" w15:restartNumberingAfterBreak="0">
+    <w:nsid w:val="26D57B32"/>
     <w:multiLevelType w:val="multilevel"/>
-    <w:tmpl w:val="26D29CE0"/>
+    <w:tmpl w:val="22800F1A"/>
     <w:lvl w:ilvl="0">
       <w:start w:val="1"/>
       <w:numFmt w:val="bullet"/>
@@ -14241,10 +14692,10 @@
       </w:rPr>
     </w:lvl>
   </w:abstractNum>
-  <w:abstractNum w:abstractNumId="2" w15:restartNumberingAfterBreak="0">
-    <w:nsid w:val="1EDA4AF3"/>
+  <w:abstractNum w:abstractNumId="3" w15:restartNumberingAfterBreak="0">
+    <w:nsid w:val="2BB62700"/>
     <w:multiLevelType w:val="multilevel"/>
-    <w:tmpl w:val="03005F4A"/>
+    <w:tmpl w:val="DB280DAA"/>
     <w:lvl w:ilvl="0">
       <w:start w:val="1"/>
       <w:numFmt w:val="bullet"/>
@@ -14390,123 +14841,10 @@
       </w:rPr>
     </w:lvl>
   </w:abstractNum>
-  <w:abstractNum w:abstractNumId="3" w15:restartNumberingAfterBreak="0">
-    <w:nsid w:val="26F00F2B"/>
+  <w:abstractNum w:abstractNumId="4" w15:restartNumberingAfterBreak="0">
+    <w:nsid w:val="31CC2ECE"/>
     <w:multiLevelType w:val="multilevel"/>
-    <w:tmpl w:val="2B54952C"/>
-    <w:lvl w:ilvl="0">
-      <w:start w:val="1"/>
-      <w:numFmt w:val="decimal"/>
-      <w:lvlText w:val="%1."/>
-      <w:lvlJc w:val="left"/>
-      <w:pPr>
-        <w:tabs>
-          <w:tab w:val="num" w:pos="720"/>
-        </w:tabs>
-        <w:ind w:left="720" w:hanging="360"/>
-      </w:pPr>
-    </w:lvl>
-    <w:lvl w:ilvl="1" w:tentative="1">
-      <w:start w:val="1"/>
-      <w:numFmt w:val="decimal"/>
-      <w:lvlText w:val="%2."/>
-      <w:lvlJc w:val="left"/>
-      <w:pPr>
-        <w:tabs>
-          <w:tab w:val="num" w:pos="1440"/>
-        </w:tabs>
-        <w:ind w:left="1440" w:hanging="360"/>
-      </w:pPr>
-    </w:lvl>
-    <w:lvl w:ilvl="2" w:tentative="1">
-      <w:start w:val="1"/>
-      <w:numFmt w:val="decimal"/>
-      <w:lvlText w:val="%3."/>
-      <w:lvlJc w:val="left"/>
-      <w:pPr>
-        <w:tabs>
-          <w:tab w:val="num" w:pos="2160"/>
-        </w:tabs>
-        <w:ind w:left="2160" w:hanging="360"/>
-      </w:pPr>
-    </w:lvl>
-    <w:lvl w:ilvl="3" w:tentative="1">
-      <w:start w:val="1"/>
-      <w:numFmt w:val="decimal"/>
-      <w:lvlText w:val="%4."/>
-      <w:lvlJc w:val="left"/>
-      <w:pPr>
-        <w:tabs>
-          <w:tab w:val="num" w:pos="2880"/>
-        </w:tabs>
-        <w:ind w:left="2880" w:hanging="360"/>
-      </w:pPr>
-    </w:lvl>
-    <w:lvl w:ilvl="4" w:tentative="1">
-      <w:start w:val="1"/>
-      <w:numFmt w:val="decimal"/>
-      <w:lvlText w:val="%5."/>
-      <w:lvlJc w:val="left"/>
-      <w:pPr>
-        <w:tabs>
-          <w:tab w:val="num" w:pos="3600"/>
-        </w:tabs>
-        <w:ind w:left="3600" w:hanging="360"/>
-      </w:pPr>
-    </w:lvl>
-    <w:lvl w:ilvl="5" w:tentative="1">
-      <w:start w:val="1"/>
-      <w:numFmt w:val="decimal"/>
-      <w:lvlText w:val="%6."/>
-      <w:lvlJc w:val="left"/>
-      <w:pPr>
-        <w:tabs>
-          <w:tab w:val="num" w:pos="4320"/>
-        </w:tabs>
-        <w:ind w:left="4320" w:hanging="360"/>
-      </w:pPr>
-    </w:lvl>
-    <w:lvl w:ilvl="6" w:tentative="1">
-      <w:start w:val="1"/>
-      <w:numFmt w:val="decimal"/>
-      <w:lvlText w:val="%7."/>
-      <w:lvlJc w:val="left"/>
-      <w:pPr>
-        <w:tabs>
-          <w:tab w:val="num" w:pos="5040"/>
-        </w:tabs>
-        <w:ind w:left="5040" w:hanging="360"/>
-      </w:pPr>
-    </w:lvl>
-    <w:lvl w:ilvl="7" w:tentative="1">
-      <w:start w:val="1"/>
-      <w:numFmt w:val="decimal"/>
-      <w:lvlText w:val="%8."/>
-      <w:lvlJc w:val="left"/>
-      <w:pPr>
-        <w:tabs>
-          <w:tab w:val="num" w:pos="5760"/>
-        </w:tabs>
-        <w:ind w:left="5760" w:hanging="360"/>
-      </w:pPr>
-    </w:lvl>
-    <w:lvl w:ilvl="8" w:tentative="1">
-      <w:start w:val="1"/>
-      <w:numFmt w:val="decimal"/>
-      <w:lvlText w:val="%9."/>
-      <w:lvlJc w:val="left"/>
-      <w:pPr>
-        <w:tabs>
-          <w:tab w:val="num" w:pos="6480"/>
-        </w:tabs>
-        <w:ind w:left="6480" w:hanging="360"/>
-      </w:pPr>
-    </w:lvl>
-  </w:abstractNum>
-  <w:abstractNum w:abstractNumId="4" w15:restartNumberingAfterBreak="0">
-    <w:nsid w:val="327E3AFD"/>
-    <w:multiLevelType w:val="multilevel"/>
-    <w:tmpl w:val="7638BD62"/>
+    <w:tmpl w:val="AC62B9F6"/>
     <w:lvl w:ilvl="0">
       <w:start w:val="1"/>
       <w:numFmt w:val="bullet"/>
@@ -14653,9 +14991,9 @@
     </w:lvl>
   </w:abstractNum>
   <w:abstractNum w:abstractNumId="5" w15:restartNumberingAfterBreak="0">
-    <w:nsid w:val="35757CE5"/>
+    <w:nsid w:val="37766DE9"/>
     <w:multiLevelType w:val="multilevel"/>
-    <w:tmpl w:val="58A2A274"/>
+    <w:tmpl w:val="85E4E2CC"/>
     <w:lvl w:ilvl="0">
       <w:start w:val="1"/>
       <w:numFmt w:val="bullet"/>
@@ -14802,9 +15140,9 @@
     </w:lvl>
   </w:abstractNum>
   <w:abstractNum w:abstractNumId="6" w15:restartNumberingAfterBreak="0">
-    <w:nsid w:val="5A5A7AC5"/>
+    <w:nsid w:val="4F2F7A31"/>
     <w:multiLevelType w:val="multilevel"/>
-    <w:tmpl w:val="35822C1C"/>
+    <w:tmpl w:val="1C008A1A"/>
     <w:lvl w:ilvl="0">
       <w:start w:val="1"/>
       <w:numFmt w:val="bullet"/>
@@ -14951,9 +15289,9 @@
     </w:lvl>
   </w:abstractNum>
   <w:abstractNum w:abstractNumId="7" w15:restartNumberingAfterBreak="0">
-    <w:nsid w:val="5D735444"/>
+    <w:nsid w:val="57007072"/>
     <w:multiLevelType w:val="multilevel"/>
-    <w:tmpl w:val="1BAE5654"/>
+    <w:tmpl w:val="1FBE0E92"/>
     <w:lvl w:ilvl="0">
       <w:start w:val="1"/>
       <w:numFmt w:val="bullet"/>
@@ -15100,9 +15438,9 @@
     </w:lvl>
   </w:abstractNum>
   <w:abstractNum w:abstractNumId="8" w15:restartNumberingAfterBreak="0">
-    <w:nsid w:val="7D4E5B1D"/>
+    <w:nsid w:val="60BB3FFB"/>
     <w:multiLevelType w:val="multilevel"/>
-    <w:tmpl w:val="54D6263A"/>
+    <w:tmpl w:val="921A92DE"/>
     <w:lvl w:ilvl="0">
       <w:start w:val="1"/>
       <w:numFmt w:val="bullet"/>
@@ -15248,31 +15586,31 @@
       </w:rPr>
     </w:lvl>
   </w:abstractNum>
-  <w:num w:numId="1" w16cid:durableId="412825669">
+  <w:num w:numId="1" w16cid:durableId="19597829">
+    <w:abstractNumId w:val="0"/>
+  </w:num>
+  <w:num w:numId="2" w16cid:durableId="1834832775">
+    <w:abstractNumId w:val="2"/>
+  </w:num>
+  <w:num w:numId="3" w16cid:durableId="971129478">
+    <w:abstractNumId w:val="1"/>
+  </w:num>
+  <w:num w:numId="4" w16cid:durableId="1223982749">
+    <w:abstractNumId w:val="6"/>
+  </w:num>
+  <w:num w:numId="5" w16cid:durableId="1486512365">
+    <w:abstractNumId w:val="8"/>
+  </w:num>
+  <w:num w:numId="6" w16cid:durableId="491484517">
+    <w:abstractNumId w:val="5"/>
+  </w:num>
+  <w:num w:numId="7" w16cid:durableId="728771577">
+    <w:abstractNumId w:val="7"/>
+  </w:num>
+  <w:num w:numId="8" w16cid:durableId="1185827995">
     <w:abstractNumId w:val="3"/>
   </w:num>
-  <w:num w:numId="2" w16cid:durableId="1444955926">
-    <w:abstractNumId w:val="1"/>
-  </w:num>
-  <w:num w:numId="3" w16cid:durableId="490104152">
-    <w:abstractNumId w:val="7"/>
-  </w:num>
-  <w:num w:numId="4" w16cid:durableId="1583371133">
-    <w:abstractNumId w:val="5"/>
-  </w:num>
-  <w:num w:numId="5" w16cid:durableId="1909338912">
-    <w:abstractNumId w:val="8"/>
-  </w:num>
-  <w:num w:numId="6" w16cid:durableId="89930393">
-    <w:abstractNumId w:val="0"/>
-  </w:num>
-  <w:num w:numId="7" w16cid:durableId="424158832">
-    <w:abstractNumId w:val="2"/>
-  </w:num>
-  <w:num w:numId="8" w16cid:durableId="1057823189">
-    <w:abstractNumId w:val="6"/>
-  </w:num>
-  <w:num w:numId="9" w16cid:durableId="1728840324">
+  <w:num w:numId="9" w16cid:durableId="1664776987">
     <w:abstractNumId w:val="4"/>
   </w:num>
 </w:numbering>
